--- a/Maisteriprojektin dokumentaatio.docx
+++ b/Maisteriprojektin dokumentaatio.docx
@@ -229,7 +229,7 @@
         <w:p/>
         <w:p>
           <w:pPr>
-            <w:pStyle w:val="TOC1"/>
+            <w:pStyle w:val="Sisluet1"/>
             <w:rPr>
               <w:rFonts w:asciiTheme="minorHAnsi" w:eastAsiaTheme="minorEastAsia" w:hAnsiTheme="minorHAnsi" w:cstheme="minorBidi"/>
               <w:noProof/>
@@ -249,10 +249,10 @@
           <w:r>
             <w:fldChar w:fldCharType="separate"/>
           </w:r>
-          <w:hyperlink w:anchor="_Toc230346119" w:history="1">
-            <w:r>
-              <w:rPr>
-                <w:rStyle w:val="Hyperlink"/>
+          <w:hyperlink w:anchor="_Toc230596032" w:history="1">
+            <w:r>
+              <w:rPr>
+                <w:rStyle w:val="Hyperlinkki"/>
                 <w:noProof/>
               </w:rPr>
               <w:t>1</w:t>
@@ -271,7 +271,7 @@
             </w:r>
             <w:r>
               <w:rPr>
-                <w:rStyle w:val="Hyperlink"/>
+                <w:rStyle w:val="Hyperlinkki"/>
                 <w:noProof/>
               </w:rPr>
               <w:t>Johdanto</w:t>
@@ -295,7 +295,7 @@
                 <w:noProof/>
                 <w:webHidden/>
               </w:rPr>
-              <w:instrText xml:space="preserve"> PAGEREF _Toc230346119 \h </w:instrText>
+              <w:instrText xml:space="preserve"> PAGEREF _Toc230596032 \h </w:instrText>
             </w:r>
             <w:r>
               <w:rPr>
@@ -328,7 +328,7 @@
         </w:p>
         <w:p>
           <w:pPr>
-            <w:pStyle w:val="TOC1"/>
+            <w:pStyle w:val="Sisluet1"/>
             <w:rPr>
               <w:rFonts w:asciiTheme="minorHAnsi" w:eastAsiaTheme="minorEastAsia" w:hAnsiTheme="minorHAnsi" w:cstheme="minorBidi"/>
               <w:noProof/>
@@ -339,10 +339,10 @@
               <w14:ligatures w14:val="standardContextual"/>
             </w:rPr>
           </w:pPr>
-          <w:hyperlink w:anchor="_Toc230346120" w:history="1">
-            <w:r>
-              <w:rPr>
-                <w:rStyle w:val="Hyperlink"/>
+          <w:hyperlink w:anchor="_Toc230596033" w:history="1">
+            <w:r>
+              <w:rPr>
+                <w:rStyle w:val="Hyperlinkki"/>
                 <w:bCs/>
                 <w:noProof/>
               </w:rPr>
@@ -367,7 +367,7 @@
                 <w:noProof/>
                 <w:webHidden/>
               </w:rPr>
-              <w:instrText xml:space="preserve"> PAGEREF _Toc230346120 \h </w:instrText>
+              <w:instrText xml:space="preserve"> PAGEREF _Toc230596033 \h </w:instrText>
             </w:r>
             <w:r>
               <w:rPr>
@@ -400,7 +400,7 @@
         </w:p>
         <w:p>
           <w:pPr>
-            <w:pStyle w:val="TOC2"/>
+            <w:pStyle w:val="Sisluet2"/>
             <w:tabs>
               <w:tab w:val="left" w:pos="960"/>
             </w:tabs>
@@ -414,10 +414,10 @@
               <w14:ligatures w14:val="standardContextual"/>
             </w:rPr>
           </w:pPr>
-          <w:hyperlink w:anchor="_Toc230346121" w:history="1">
-            <w:r>
-              <w:rPr>
-                <w:rStyle w:val="Hyperlink"/>
+          <w:hyperlink w:anchor="_Toc230596034" w:history="1">
+            <w:r>
+              <w:rPr>
+                <w:rStyle w:val="Hyperlinkki"/>
                 <w:noProof/>
               </w:rPr>
               <w:t>1.1</w:t>
@@ -436,7 +436,7 @@
             </w:r>
             <w:r>
               <w:rPr>
-                <w:rStyle w:val="Hyperlink"/>
+                <w:rStyle w:val="Hyperlinkki"/>
                 <w:noProof/>
               </w:rPr>
               <w:t>Tutkimuksen tausta ja motivaatio</w:t>
@@ -460,7 +460,7 @@
                 <w:noProof/>
                 <w:webHidden/>
               </w:rPr>
-              <w:instrText xml:space="preserve"> PAGEREF _Toc230346121 \h </w:instrText>
+              <w:instrText xml:space="preserve"> PAGEREF _Toc230596034 \h </w:instrText>
             </w:r>
             <w:r>
               <w:rPr>
@@ -493,7 +493,7 @@
         </w:p>
         <w:p>
           <w:pPr>
-            <w:pStyle w:val="TOC2"/>
+            <w:pStyle w:val="Sisluet2"/>
             <w:tabs>
               <w:tab w:val="left" w:pos="960"/>
             </w:tabs>
@@ -507,10 +507,10 @@
               <w14:ligatures w14:val="standardContextual"/>
             </w:rPr>
           </w:pPr>
-          <w:hyperlink w:anchor="_Toc230346122" w:history="1">
-            <w:r>
-              <w:rPr>
-                <w:rStyle w:val="Hyperlink"/>
+          <w:hyperlink w:anchor="_Toc230596035" w:history="1">
+            <w:r>
+              <w:rPr>
+                <w:rStyle w:val="Hyperlinkki"/>
                 <w:noProof/>
               </w:rPr>
               <w:t>1.2</w:t>
@@ -529,7 +529,7 @@
             </w:r>
             <w:r>
               <w:rPr>
-                <w:rStyle w:val="Hyperlink"/>
+                <w:rStyle w:val="Hyperlinkki"/>
                 <w:noProof/>
               </w:rPr>
               <w:t>Tutkimustavoitteet</w:t>
@@ -553,7 +553,7 @@
                 <w:noProof/>
                 <w:webHidden/>
               </w:rPr>
-              <w:instrText xml:space="preserve"> PAGEREF _Toc230346122 \h </w:instrText>
+              <w:instrText xml:space="preserve"> PAGEREF _Toc230596035 \h </w:instrText>
             </w:r>
             <w:r>
               <w:rPr>
@@ -586,7 +586,7 @@
         </w:p>
         <w:p>
           <w:pPr>
-            <w:pStyle w:val="TOC2"/>
+            <w:pStyle w:val="Sisluet2"/>
             <w:tabs>
               <w:tab w:val="left" w:pos="960"/>
             </w:tabs>
@@ -600,10 +600,10 @@
               <w14:ligatures w14:val="standardContextual"/>
             </w:rPr>
           </w:pPr>
-          <w:hyperlink w:anchor="_Toc230346123" w:history="1">
-            <w:r>
-              <w:rPr>
-                <w:rStyle w:val="Hyperlink"/>
+          <w:hyperlink w:anchor="_Toc230596036" w:history="1">
+            <w:r>
+              <w:rPr>
+                <w:rStyle w:val="Hyperlinkki"/>
                 <w:noProof/>
               </w:rPr>
               <w:t>1.3</w:t>
@@ -622,7 +622,7 @@
             </w:r>
             <w:r>
               <w:rPr>
-                <w:rStyle w:val="Hyperlink"/>
+                <w:rStyle w:val="Hyperlinkki"/>
                 <w:noProof/>
               </w:rPr>
               <w:t>Tutkimuskysymykset</w:t>
@@ -646,7 +646,7 @@
                 <w:noProof/>
                 <w:webHidden/>
               </w:rPr>
-              <w:instrText xml:space="preserve"> PAGEREF _Toc230346123 \h </w:instrText>
+              <w:instrText xml:space="preserve"> PAGEREF _Toc230596036 \h </w:instrText>
             </w:r>
             <w:r>
               <w:rPr>
@@ -679,7 +679,7 @@
         </w:p>
         <w:p>
           <w:pPr>
-            <w:pStyle w:val="TOC2"/>
+            <w:pStyle w:val="Sisluet2"/>
             <w:tabs>
               <w:tab w:val="left" w:pos="960"/>
             </w:tabs>
@@ -693,10 +693,10 @@
               <w14:ligatures w14:val="standardContextual"/>
             </w:rPr>
           </w:pPr>
-          <w:hyperlink w:anchor="_Toc230346124" w:history="1">
-            <w:r>
-              <w:rPr>
-                <w:rStyle w:val="Hyperlink"/>
+          <w:hyperlink w:anchor="_Toc230596037" w:history="1">
+            <w:r>
+              <w:rPr>
+                <w:rStyle w:val="Hyperlinkki"/>
                 <w:noProof/>
               </w:rPr>
               <w:t>1.4</w:t>
@@ -715,7 +715,7 @@
             </w:r>
             <w:r>
               <w:rPr>
-                <w:rStyle w:val="Hyperlink"/>
+                <w:rStyle w:val="Hyperlinkki"/>
                 <w:noProof/>
               </w:rPr>
               <w:t>Työn rakenne</w:t>
@@ -739,7 +739,7 @@
                 <w:noProof/>
                 <w:webHidden/>
               </w:rPr>
-              <w:instrText xml:space="preserve"> PAGEREF _Toc230346124 \h </w:instrText>
+              <w:instrText xml:space="preserve"> PAGEREF _Toc230596037 \h </w:instrText>
             </w:r>
             <w:r>
               <w:rPr>
@@ -772,7 +772,7 @@
         </w:p>
         <w:p>
           <w:pPr>
-            <w:pStyle w:val="TOC1"/>
+            <w:pStyle w:val="Sisluet1"/>
             <w:rPr>
               <w:rFonts w:asciiTheme="minorHAnsi" w:eastAsiaTheme="minorEastAsia" w:hAnsiTheme="minorHAnsi" w:cstheme="minorBidi"/>
               <w:noProof/>
@@ -783,10 +783,10 @@
               <w14:ligatures w14:val="standardContextual"/>
             </w:rPr>
           </w:pPr>
-          <w:hyperlink w:anchor="_Toc230346125" w:history="1">
-            <w:r>
-              <w:rPr>
-                <w:rStyle w:val="Hyperlink"/>
+          <w:hyperlink w:anchor="_Toc230596038" w:history="1">
+            <w:r>
+              <w:rPr>
+                <w:rStyle w:val="Hyperlinkki"/>
                 <w:noProof/>
               </w:rPr>
               <w:t>2</w:t>
@@ -805,7 +805,7 @@
             </w:r>
             <w:r>
               <w:rPr>
-                <w:rStyle w:val="Hyperlink"/>
+                <w:rStyle w:val="Hyperlinkki"/>
                 <w:noProof/>
               </w:rPr>
               <w:t>Taustaa ja ongelma-analyysi</w:t>
@@ -829,7 +829,7 @@
                 <w:noProof/>
                 <w:webHidden/>
               </w:rPr>
-              <w:instrText xml:space="preserve"> PAGEREF _Toc230346125 \h </w:instrText>
+              <w:instrText xml:space="preserve"> PAGEREF _Toc230596038 \h </w:instrText>
             </w:r>
             <w:r>
               <w:rPr>
@@ -862,7 +862,7 @@
         </w:p>
         <w:p>
           <w:pPr>
-            <w:pStyle w:val="TOC2"/>
+            <w:pStyle w:val="Sisluet2"/>
             <w:tabs>
               <w:tab w:val="left" w:pos="960"/>
             </w:tabs>
@@ -876,10 +876,10 @@
               <w14:ligatures w14:val="standardContextual"/>
             </w:rPr>
           </w:pPr>
-          <w:hyperlink w:anchor="_Toc230346126" w:history="1">
-            <w:r>
-              <w:rPr>
-                <w:rStyle w:val="Hyperlink"/>
+          <w:hyperlink w:anchor="_Toc230596039" w:history="1">
+            <w:r>
+              <w:rPr>
+                <w:rStyle w:val="Hyperlinkki"/>
                 <w:noProof/>
               </w:rPr>
               <w:t>2.1</w:t>
@@ -898,7 +898,7 @@
             </w:r>
             <w:r>
               <w:rPr>
-                <w:rStyle w:val="Hyperlink"/>
+                <w:rStyle w:val="Hyperlinkki"/>
                 <w:noProof/>
               </w:rPr>
               <w:t>Pienten yritysten kirjanpidon haasteet</w:t>
@@ -922,7 +922,7 @@
                 <w:noProof/>
                 <w:webHidden/>
               </w:rPr>
-              <w:instrText xml:space="preserve"> PAGEREF _Toc230346126 \h </w:instrText>
+              <w:instrText xml:space="preserve"> PAGEREF _Toc230596039 \h </w:instrText>
             </w:r>
             <w:r>
               <w:rPr>
@@ -955,7 +955,7 @@
         </w:p>
         <w:p>
           <w:pPr>
-            <w:pStyle w:val="TOC2"/>
+            <w:pStyle w:val="Sisluet2"/>
             <w:tabs>
               <w:tab w:val="left" w:pos="960"/>
             </w:tabs>
@@ -969,10 +969,10 @@
               <w14:ligatures w14:val="standardContextual"/>
             </w:rPr>
           </w:pPr>
-          <w:hyperlink w:anchor="_Toc230346127" w:history="1">
-            <w:r>
-              <w:rPr>
-                <w:rStyle w:val="Hyperlink"/>
+          <w:hyperlink w:anchor="_Toc230596040" w:history="1">
+            <w:r>
+              <w:rPr>
+                <w:rStyle w:val="Hyperlinkki"/>
                 <w:noProof/>
               </w:rPr>
               <w:t>2.2</w:t>
@@ -991,7 +991,7 @@
             </w:r>
             <w:r>
               <w:rPr>
-                <w:rStyle w:val="Hyperlink"/>
+                <w:rStyle w:val="Hyperlinkki"/>
                 <w:noProof/>
               </w:rPr>
               <w:t>Tekoälyn mahdollisuudet kirjanpidon automatisoinnissa</w:t>
@@ -1015,7 +1015,7 @@
                 <w:noProof/>
                 <w:webHidden/>
               </w:rPr>
-              <w:instrText xml:space="preserve"> PAGEREF _Toc230346127 \h </w:instrText>
+              <w:instrText xml:space="preserve"> PAGEREF _Toc230596040 \h </w:instrText>
             </w:r>
             <w:r>
               <w:rPr>
@@ -1048,7 +1048,7 @@
         </w:p>
         <w:p>
           <w:pPr>
-            <w:pStyle w:val="TOC1"/>
+            <w:pStyle w:val="Sisluet1"/>
             <w:rPr>
               <w:rFonts w:asciiTheme="minorHAnsi" w:eastAsiaTheme="minorEastAsia" w:hAnsiTheme="minorHAnsi" w:cstheme="minorBidi"/>
               <w:noProof/>
@@ -1059,10 +1059,10 @@
               <w14:ligatures w14:val="standardContextual"/>
             </w:rPr>
           </w:pPr>
-          <w:hyperlink w:anchor="_Toc230346128" w:history="1">
-            <w:r>
-              <w:rPr>
-                <w:rStyle w:val="Hyperlink"/>
+          <w:hyperlink w:anchor="_Toc230596041" w:history="1">
+            <w:r>
+              <w:rPr>
+                <w:rStyle w:val="Hyperlinkki"/>
                 <w:noProof/>
               </w:rPr>
               <w:t>3</w:t>
@@ -1081,7 +1081,7 @@
             </w:r>
             <w:r>
               <w:rPr>
-                <w:rStyle w:val="Hyperlink"/>
+                <w:rStyle w:val="Hyperlinkki"/>
                 <w:noProof/>
               </w:rPr>
               <w:t>Tutkimusmenetelmät</w:t>
@@ -1105,7 +1105,7 @@
                 <w:noProof/>
                 <w:webHidden/>
               </w:rPr>
-              <w:instrText xml:space="preserve"> PAGEREF _Toc230346128 \h </w:instrText>
+              <w:instrText xml:space="preserve"> PAGEREF _Toc230596041 \h </w:instrText>
             </w:r>
             <w:r>
               <w:rPr>
@@ -1138,7 +1138,7 @@
         </w:p>
         <w:p>
           <w:pPr>
-            <w:pStyle w:val="TOC2"/>
+            <w:pStyle w:val="Sisluet2"/>
             <w:tabs>
               <w:tab w:val="left" w:pos="960"/>
             </w:tabs>
@@ -1152,10 +1152,10 @@
               <w14:ligatures w14:val="standardContextual"/>
             </w:rPr>
           </w:pPr>
-          <w:hyperlink w:anchor="_Toc230346129" w:history="1">
-            <w:r>
-              <w:rPr>
-                <w:rStyle w:val="Hyperlink"/>
+          <w:hyperlink w:anchor="_Toc230596042" w:history="1">
+            <w:r>
+              <w:rPr>
+                <w:rStyle w:val="Hyperlinkki"/>
                 <w:noProof/>
               </w:rPr>
               <w:t>3.1</w:t>
@@ -1174,7 +1174,7 @@
             </w:r>
             <w:r>
               <w:rPr>
-                <w:rStyle w:val="Hyperlink"/>
+                <w:rStyle w:val="Hyperlinkki"/>
                 <w:noProof/>
               </w:rPr>
               <w:t>Tutkimusstrategia ja lähestymistäpä</w:t>
@@ -1198,7 +1198,7 @@
                 <w:noProof/>
                 <w:webHidden/>
               </w:rPr>
-              <w:instrText xml:space="preserve"> PAGEREF _Toc230346129 \h </w:instrText>
+              <w:instrText xml:space="preserve"> PAGEREF _Toc230596042 \h </w:instrText>
             </w:r>
             <w:r>
               <w:rPr>
@@ -1231,7 +1231,7 @@
         </w:p>
         <w:p>
           <w:pPr>
-            <w:pStyle w:val="TOC2"/>
+            <w:pStyle w:val="Sisluet2"/>
             <w:tabs>
               <w:tab w:val="left" w:pos="960"/>
             </w:tabs>
@@ -1245,10 +1245,10 @@
               <w14:ligatures w14:val="standardContextual"/>
             </w:rPr>
           </w:pPr>
-          <w:hyperlink w:anchor="_Toc230346130" w:history="1">
-            <w:r>
-              <w:rPr>
-                <w:rStyle w:val="Hyperlink"/>
+          <w:hyperlink w:anchor="_Toc230596043" w:history="1">
+            <w:r>
+              <w:rPr>
+                <w:rStyle w:val="Hyperlinkki"/>
                 <w:noProof/>
               </w:rPr>
               <w:t>3.2</w:t>
@@ -1267,7 +1267,7 @@
             </w:r>
             <w:r>
               <w:rPr>
-                <w:rStyle w:val="Hyperlink"/>
+                <w:rStyle w:val="Hyperlinkki"/>
                 <w:noProof/>
               </w:rPr>
               <w:t>Design Science Research (DSR) -viitekehys</w:t>
@@ -1291,7 +1291,7 @@
                 <w:noProof/>
                 <w:webHidden/>
               </w:rPr>
-              <w:instrText xml:space="preserve"> PAGEREF _Toc230346130 \h </w:instrText>
+              <w:instrText xml:space="preserve"> PAGEREF _Toc230596043 \h </w:instrText>
             </w:r>
             <w:r>
               <w:rPr>
@@ -1324,7 +1324,7 @@
         </w:p>
         <w:p>
           <w:pPr>
-            <w:pStyle w:val="TOC2"/>
+            <w:pStyle w:val="Sisluet2"/>
             <w:tabs>
               <w:tab w:val="left" w:pos="960"/>
             </w:tabs>
@@ -1338,10 +1338,10 @@
               <w14:ligatures w14:val="standardContextual"/>
             </w:rPr>
           </w:pPr>
-          <w:hyperlink w:anchor="_Toc230346131" w:history="1">
-            <w:r>
-              <w:rPr>
-                <w:rStyle w:val="Hyperlink"/>
+          <w:hyperlink w:anchor="_Toc230596044" w:history="1">
+            <w:r>
+              <w:rPr>
+                <w:rStyle w:val="Hyperlinkki"/>
                 <w:noProof/>
               </w:rPr>
               <w:t>3.3</w:t>
@@ -1360,7 +1360,7 @@
             </w:r>
             <w:r>
               <w:rPr>
-                <w:rStyle w:val="Hyperlink"/>
+                <w:rStyle w:val="Hyperlinkki"/>
                 <w:noProof/>
               </w:rPr>
               <w:t>Kehitysmenetelmät</w:t>
@@ -1384,7 +1384,7 @@
                 <w:noProof/>
                 <w:webHidden/>
               </w:rPr>
-              <w:instrText xml:space="preserve"> PAGEREF _Toc230346131 \h </w:instrText>
+              <w:instrText xml:space="preserve"> PAGEREF _Toc230596044 \h </w:instrText>
             </w:r>
             <w:r>
               <w:rPr>
@@ -1417,7 +1417,7 @@
         </w:p>
         <w:p>
           <w:pPr>
-            <w:pStyle w:val="TOC1"/>
+            <w:pStyle w:val="Sisluet1"/>
             <w:rPr>
               <w:rFonts w:asciiTheme="minorHAnsi" w:eastAsiaTheme="minorEastAsia" w:hAnsiTheme="minorHAnsi" w:cstheme="minorBidi"/>
               <w:noProof/>
@@ -1428,10 +1428,10 @@
               <w14:ligatures w14:val="standardContextual"/>
             </w:rPr>
           </w:pPr>
-          <w:hyperlink w:anchor="_Toc230346132" w:history="1">
-            <w:r>
-              <w:rPr>
-                <w:rStyle w:val="Hyperlink"/>
+          <w:hyperlink w:anchor="_Toc230596045" w:history="1">
+            <w:r>
+              <w:rPr>
+                <w:rStyle w:val="Hyperlinkki"/>
                 <w:noProof/>
               </w:rPr>
               <w:t>4</w:t>
@@ -1450,7 +1450,7 @@
             </w:r>
             <w:r>
               <w:rPr>
-                <w:rStyle w:val="Hyperlink"/>
+                <w:rStyle w:val="Hyperlinkki"/>
                 <w:noProof/>
               </w:rPr>
               <w:t>Vaatimusmäärittely</w:t>
@@ -1474,7 +1474,7 @@
                 <w:noProof/>
                 <w:webHidden/>
               </w:rPr>
-              <w:instrText xml:space="preserve"> PAGEREF _Toc230346132 \h </w:instrText>
+              <w:instrText xml:space="preserve"> PAGEREF _Toc230596045 \h </w:instrText>
             </w:r>
             <w:r>
               <w:rPr>
@@ -1507,7 +1507,7 @@
         </w:p>
         <w:p>
           <w:pPr>
-            <w:pStyle w:val="TOC2"/>
+            <w:pStyle w:val="Sisluet2"/>
             <w:tabs>
               <w:tab w:val="left" w:pos="960"/>
             </w:tabs>
@@ -1521,10 +1521,10 @@
               <w14:ligatures w14:val="standardContextual"/>
             </w:rPr>
           </w:pPr>
-          <w:hyperlink w:anchor="_Toc230346133" w:history="1">
-            <w:r>
-              <w:rPr>
-                <w:rStyle w:val="Hyperlink"/>
+          <w:hyperlink w:anchor="_Toc230596046" w:history="1">
+            <w:r>
+              <w:rPr>
+                <w:rStyle w:val="Hyperlinkki"/>
                 <w:noProof/>
               </w:rPr>
               <w:t>4.1</w:t>
@@ -1543,7 +1543,7 @@
             </w:r>
             <w:r>
               <w:rPr>
-                <w:rStyle w:val="Hyperlink"/>
+                <w:rStyle w:val="Hyperlinkki"/>
                 <w:noProof/>
               </w:rPr>
               <w:t>Toiminnalliset vaatimukset</w:t>
@@ -1567,7 +1567,7 @@
                 <w:noProof/>
                 <w:webHidden/>
               </w:rPr>
-              <w:instrText xml:space="preserve"> PAGEREF _Toc230346133 \h </w:instrText>
+              <w:instrText xml:space="preserve"> PAGEREF _Toc230596046 \h </w:instrText>
             </w:r>
             <w:r>
               <w:rPr>
@@ -1600,7 +1600,7 @@
         </w:p>
         <w:p>
           <w:pPr>
-            <w:pStyle w:val="TOC3"/>
+            <w:pStyle w:val="Sisluet3"/>
             <w:rPr>
               <w:rFonts w:asciiTheme="minorHAnsi" w:eastAsiaTheme="minorEastAsia" w:hAnsiTheme="minorHAnsi" w:cstheme="minorBidi"/>
               <w:noProof/>
@@ -1611,10 +1611,10 @@
               <w14:ligatures w14:val="standardContextual"/>
             </w:rPr>
           </w:pPr>
-          <w:hyperlink w:anchor="_Toc230346134" w:history="1">
-            <w:r>
-              <w:rPr>
-                <w:rStyle w:val="Hyperlink"/>
+          <w:hyperlink w:anchor="_Toc230596047" w:history="1">
+            <w:r>
+              <w:rPr>
+                <w:rStyle w:val="Hyperlinkki"/>
                 <w:noProof/>
               </w:rPr>
               <w:t>4.1.1</w:t>
@@ -1633,7 +1633,7 @@
             </w:r>
             <w:r>
               <w:rPr>
-                <w:rStyle w:val="Hyperlink"/>
+                <w:rStyle w:val="Hyperlinkki"/>
                 <w:rFonts w:eastAsia="Arial"/>
                 <w:noProof/>
               </w:rPr>
@@ -1658,7 +1658,7 @@
                 <w:noProof/>
                 <w:webHidden/>
               </w:rPr>
-              <w:instrText xml:space="preserve"> PAGEREF _Toc230346134 \h </w:instrText>
+              <w:instrText xml:space="preserve"> PAGEREF _Toc230596047 \h </w:instrText>
             </w:r>
             <w:r>
               <w:rPr>
@@ -1691,7 +1691,7 @@
         </w:p>
         <w:p>
           <w:pPr>
-            <w:pStyle w:val="TOC3"/>
+            <w:pStyle w:val="Sisluet3"/>
             <w:rPr>
               <w:rFonts w:asciiTheme="minorHAnsi" w:eastAsiaTheme="minorEastAsia" w:hAnsiTheme="minorHAnsi" w:cstheme="minorBidi"/>
               <w:noProof/>
@@ -1702,10 +1702,10 @@
               <w14:ligatures w14:val="standardContextual"/>
             </w:rPr>
           </w:pPr>
-          <w:hyperlink w:anchor="_Toc230346135" w:history="1">
-            <w:r>
-              <w:rPr>
-                <w:rStyle w:val="Hyperlink"/>
+          <w:hyperlink w:anchor="_Toc230596048" w:history="1">
+            <w:r>
+              <w:rPr>
+                <w:rStyle w:val="Hyperlinkki"/>
                 <w:noProof/>
               </w:rPr>
               <w:t>4.1.2</w:t>
@@ -1724,7 +1724,7 @@
             </w:r>
             <w:r>
               <w:rPr>
-                <w:rStyle w:val="Hyperlink"/>
+                <w:rStyle w:val="Hyperlinkki"/>
                 <w:rFonts w:eastAsia="Arial"/>
                 <w:noProof/>
               </w:rPr>
@@ -1749,7 +1749,7 @@
                 <w:noProof/>
                 <w:webHidden/>
               </w:rPr>
-              <w:instrText xml:space="preserve"> PAGEREF _Toc230346135 \h </w:instrText>
+              <w:instrText xml:space="preserve"> PAGEREF _Toc230596048 \h </w:instrText>
             </w:r>
             <w:r>
               <w:rPr>
@@ -1782,7 +1782,7 @@
         </w:p>
         <w:p>
           <w:pPr>
-            <w:pStyle w:val="TOC3"/>
+            <w:pStyle w:val="Sisluet3"/>
             <w:rPr>
               <w:rFonts w:asciiTheme="minorHAnsi" w:eastAsiaTheme="minorEastAsia" w:hAnsiTheme="minorHAnsi" w:cstheme="minorBidi"/>
               <w:noProof/>
@@ -1793,10 +1793,10 @@
               <w14:ligatures w14:val="standardContextual"/>
             </w:rPr>
           </w:pPr>
-          <w:hyperlink w:anchor="_Toc230346136" w:history="1">
-            <w:r>
-              <w:rPr>
-                <w:rStyle w:val="Hyperlink"/>
+          <w:hyperlink w:anchor="_Toc230596049" w:history="1">
+            <w:r>
+              <w:rPr>
+                <w:rStyle w:val="Hyperlinkki"/>
                 <w:noProof/>
               </w:rPr>
               <w:t>4.1.3</w:t>
@@ -1815,7 +1815,7 @@
             </w:r>
             <w:r>
               <w:rPr>
-                <w:rStyle w:val="Hyperlink"/>
+                <w:rStyle w:val="Hyperlinkki"/>
                 <w:rFonts w:eastAsia="Arial"/>
                 <w:noProof/>
               </w:rPr>
@@ -1840,7 +1840,7 @@
                 <w:noProof/>
                 <w:webHidden/>
               </w:rPr>
-              <w:instrText xml:space="preserve"> PAGEREF _Toc230346136 \h </w:instrText>
+              <w:instrText xml:space="preserve"> PAGEREF _Toc230596049 \h </w:instrText>
             </w:r>
             <w:r>
               <w:rPr>
@@ -1873,7 +1873,7 @@
         </w:p>
         <w:p>
           <w:pPr>
-            <w:pStyle w:val="TOC3"/>
+            <w:pStyle w:val="Sisluet3"/>
             <w:rPr>
               <w:rFonts w:asciiTheme="minorHAnsi" w:eastAsiaTheme="minorEastAsia" w:hAnsiTheme="minorHAnsi" w:cstheme="minorBidi"/>
               <w:noProof/>
@@ -1884,10 +1884,10 @@
               <w14:ligatures w14:val="standardContextual"/>
             </w:rPr>
           </w:pPr>
-          <w:hyperlink w:anchor="_Toc230346137" w:history="1">
-            <w:r>
-              <w:rPr>
-                <w:rStyle w:val="Hyperlink"/>
+          <w:hyperlink w:anchor="_Toc230596050" w:history="1">
+            <w:r>
+              <w:rPr>
+                <w:rStyle w:val="Hyperlinkki"/>
                 <w:noProof/>
               </w:rPr>
               <w:t>4.1.4</w:t>
@@ -1906,7 +1906,7 @@
             </w:r>
             <w:r>
               <w:rPr>
-                <w:rStyle w:val="Hyperlink"/>
+                <w:rStyle w:val="Hyperlinkki"/>
                 <w:rFonts w:eastAsia="Arial"/>
                 <w:noProof/>
               </w:rPr>
@@ -1931,7 +1931,7 @@
                 <w:noProof/>
                 <w:webHidden/>
               </w:rPr>
-              <w:instrText xml:space="preserve"> PAGEREF _Toc230346137 \h </w:instrText>
+              <w:instrText xml:space="preserve"> PAGEREF _Toc230596050 \h </w:instrText>
             </w:r>
             <w:r>
               <w:rPr>
@@ -1964,7 +1964,7 @@
         </w:p>
         <w:p>
           <w:pPr>
-            <w:pStyle w:val="TOC3"/>
+            <w:pStyle w:val="Sisluet3"/>
             <w:rPr>
               <w:rFonts w:asciiTheme="minorHAnsi" w:eastAsiaTheme="minorEastAsia" w:hAnsiTheme="minorHAnsi" w:cstheme="minorBidi"/>
               <w:noProof/>
@@ -1975,10 +1975,10 @@
               <w14:ligatures w14:val="standardContextual"/>
             </w:rPr>
           </w:pPr>
-          <w:hyperlink w:anchor="_Toc230346138" w:history="1">
-            <w:r>
-              <w:rPr>
-                <w:rStyle w:val="Hyperlink"/>
+          <w:hyperlink w:anchor="_Toc230596051" w:history="1">
+            <w:r>
+              <w:rPr>
+                <w:rStyle w:val="Hyperlinkki"/>
                 <w:noProof/>
               </w:rPr>
               <w:t>4.1.5</w:t>
@@ -1997,7 +1997,7 @@
             </w:r>
             <w:r>
               <w:rPr>
-                <w:rStyle w:val="Hyperlink"/>
+                <w:rStyle w:val="Hyperlinkki"/>
                 <w:rFonts w:eastAsia="Arial"/>
                 <w:noProof/>
               </w:rPr>
@@ -2022,7 +2022,7 @@
                 <w:noProof/>
                 <w:webHidden/>
               </w:rPr>
-              <w:instrText xml:space="preserve"> PAGEREF _Toc230346138 \h </w:instrText>
+              <w:instrText xml:space="preserve"> PAGEREF _Toc230596051 \h </w:instrText>
             </w:r>
             <w:r>
               <w:rPr>
@@ -2055,7 +2055,7 @@
         </w:p>
         <w:p>
           <w:pPr>
-            <w:pStyle w:val="TOC3"/>
+            <w:pStyle w:val="Sisluet3"/>
             <w:rPr>
               <w:rFonts w:asciiTheme="minorHAnsi" w:eastAsiaTheme="minorEastAsia" w:hAnsiTheme="minorHAnsi" w:cstheme="minorBidi"/>
               <w:noProof/>
@@ -2066,10 +2066,10 @@
               <w14:ligatures w14:val="standardContextual"/>
             </w:rPr>
           </w:pPr>
-          <w:hyperlink w:anchor="_Toc230346139" w:history="1">
-            <w:r>
-              <w:rPr>
-                <w:rStyle w:val="Hyperlink"/>
+          <w:hyperlink w:anchor="_Toc230596052" w:history="1">
+            <w:r>
+              <w:rPr>
+                <w:rStyle w:val="Hyperlinkki"/>
                 <w:noProof/>
               </w:rPr>
               <w:t>4.1.6</w:t>
@@ -2088,7 +2088,7 @@
             </w:r>
             <w:r>
               <w:rPr>
-                <w:rStyle w:val="Hyperlink"/>
+                <w:rStyle w:val="Hyperlinkki"/>
                 <w:rFonts w:eastAsia="Arial"/>
                 <w:noProof/>
               </w:rPr>
@@ -2113,7 +2113,7 @@
                 <w:noProof/>
                 <w:webHidden/>
               </w:rPr>
-              <w:instrText xml:space="preserve"> PAGEREF _Toc230346139 \h </w:instrText>
+              <w:instrText xml:space="preserve"> PAGEREF _Toc230596052 \h </w:instrText>
             </w:r>
             <w:r>
               <w:rPr>
@@ -2133,7 +2133,7 @@
                 <w:noProof/>
                 <w:webHidden/>
               </w:rPr>
-              <w:t>12</w:t>
+              <w:t>13</w:t>
             </w:r>
             <w:r>
               <w:rPr>
@@ -2146,7 +2146,7 @@
         </w:p>
         <w:p>
           <w:pPr>
-            <w:pStyle w:val="TOC2"/>
+            <w:pStyle w:val="Sisluet2"/>
             <w:tabs>
               <w:tab w:val="left" w:pos="960"/>
             </w:tabs>
@@ -2160,10 +2160,10 @@
               <w14:ligatures w14:val="standardContextual"/>
             </w:rPr>
           </w:pPr>
-          <w:hyperlink w:anchor="_Toc230346140" w:history="1">
-            <w:r>
-              <w:rPr>
-                <w:rStyle w:val="Hyperlink"/>
+          <w:hyperlink w:anchor="_Toc230596053" w:history="1">
+            <w:r>
+              <w:rPr>
+                <w:rStyle w:val="Hyperlinkki"/>
                 <w:noProof/>
               </w:rPr>
               <w:t>4.2</w:t>
@@ -2182,7 +2182,7 @@
             </w:r>
             <w:r>
               <w:rPr>
-                <w:rStyle w:val="Hyperlink"/>
+                <w:rStyle w:val="Hyperlinkki"/>
                 <w:noProof/>
               </w:rPr>
               <w:t>Ei-toiminnalliset vaatimukset</w:t>
@@ -2206,7 +2206,7 @@
                 <w:noProof/>
                 <w:webHidden/>
               </w:rPr>
-              <w:instrText xml:space="preserve"> PAGEREF _Toc230346140 \h </w:instrText>
+              <w:instrText xml:space="preserve"> PAGEREF _Toc230596053 \h </w:instrText>
             </w:r>
             <w:r>
               <w:rPr>
@@ -2226,7 +2226,7 @@
                 <w:noProof/>
                 <w:webHidden/>
               </w:rPr>
-              <w:t>13</w:t>
+              <w:t>14</w:t>
             </w:r>
             <w:r>
               <w:rPr>
@@ -2239,7 +2239,7 @@
         </w:p>
         <w:p>
           <w:pPr>
-            <w:pStyle w:val="TOC2"/>
+            <w:pStyle w:val="Sisluet2"/>
             <w:tabs>
               <w:tab w:val="left" w:pos="960"/>
             </w:tabs>
@@ -2253,10 +2253,10 @@
               <w14:ligatures w14:val="standardContextual"/>
             </w:rPr>
           </w:pPr>
-          <w:hyperlink w:anchor="_Toc230346141" w:history="1">
-            <w:r>
-              <w:rPr>
-                <w:rStyle w:val="Hyperlink"/>
+          <w:hyperlink w:anchor="_Toc230596054" w:history="1">
+            <w:r>
+              <w:rPr>
+                <w:rStyle w:val="Hyperlinkki"/>
                 <w:noProof/>
               </w:rPr>
               <w:t>4.3</w:t>
@@ -2275,7 +2275,7 @@
             </w:r>
             <w:r>
               <w:rPr>
-                <w:rStyle w:val="Hyperlink"/>
+                <w:rStyle w:val="Hyperlinkki"/>
                 <w:noProof/>
               </w:rPr>
               <w:t>Käyttötapaukset</w:t>
@@ -2299,7 +2299,7 @@
                 <w:noProof/>
                 <w:webHidden/>
               </w:rPr>
-              <w:instrText xml:space="preserve"> PAGEREF _Toc230346141 \h </w:instrText>
+              <w:instrText xml:space="preserve"> PAGEREF _Toc230596054 \h </w:instrText>
             </w:r>
             <w:r>
               <w:rPr>
@@ -2319,7 +2319,7 @@
                 <w:noProof/>
                 <w:webHidden/>
               </w:rPr>
-              <w:t>14</w:t>
+              <w:t>15</w:t>
             </w:r>
             <w:r>
               <w:rPr>
@@ -2332,7 +2332,7 @@
         </w:p>
         <w:p>
           <w:pPr>
-            <w:pStyle w:val="TOC3"/>
+            <w:pStyle w:val="Sisluet3"/>
             <w:rPr>
               <w:rFonts w:asciiTheme="minorHAnsi" w:eastAsiaTheme="minorEastAsia" w:hAnsiTheme="minorHAnsi" w:cstheme="minorBidi"/>
               <w:noProof/>
@@ -2343,10 +2343,10 @@
               <w14:ligatures w14:val="standardContextual"/>
             </w:rPr>
           </w:pPr>
-          <w:hyperlink w:anchor="_Toc230346142" w:history="1">
-            <w:r>
-              <w:rPr>
-                <w:rStyle w:val="Hyperlink"/>
+          <w:hyperlink w:anchor="_Toc230596055" w:history="1">
+            <w:r>
+              <w:rPr>
+                <w:rStyle w:val="Hyperlinkki"/>
                 <w:noProof/>
               </w:rPr>
               <w:t>4.3.1</w:t>
@@ -2365,7 +2365,7 @@
             </w:r>
             <w:r>
               <w:rPr>
-                <w:rStyle w:val="Hyperlink"/>
+                <w:rStyle w:val="Hyperlinkki"/>
                 <w:rFonts w:eastAsia="Arial"/>
                 <w:noProof/>
               </w:rPr>
@@ -2390,7 +2390,7 @@
                 <w:noProof/>
                 <w:webHidden/>
               </w:rPr>
-              <w:instrText xml:space="preserve"> PAGEREF _Toc230346142 \h </w:instrText>
+              <w:instrText xml:space="preserve"> PAGEREF _Toc230596055 \h </w:instrText>
             </w:r>
             <w:r>
               <w:rPr>
@@ -2423,7 +2423,7 @@
         </w:p>
         <w:p>
           <w:pPr>
-            <w:pStyle w:val="TOC3"/>
+            <w:pStyle w:val="Sisluet3"/>
             <w:rPr>
               <w:rFonts w:asciiTheme="minorHAnsi" w:eastAsiaTheme="minorEastAsia" w:hAnsiTheme="minorHAnsi" w:cstheme="minorBidi"/>
               <w:noProof/>
@@ -2434,10 +2434,10 @@
               <w14:ligatures w14:val="standardContextual"/>
             </w:rPr>
           </w:pPr>
-          <w:hyperlink w:anchor="_Toc230346143" w:history="1">
-            <w:r>
-              <w:rPr>
-                <w:rStyle w:val="Hyperlink"/>
+          <w:hyperlink w:anchor="_Toc230596056" w:history="1">
+            <w:r>
+              <w:rPr>
+                <w:rStyle w:val="Hyperlinkki"/>
                 <w:noProof/>
               </w:rPr>
               <w:t>4.3.2</w:t>
@@ -2456,7 +2456,7 @@
             </w:r>
             <w:r>
               <w:rPr>
-                <w:rStyle w:val="Hyperlink"/>
+                <w:rStyle w:val="Hyperlinkki"/>
                 <w:rFonts w:eastAsia="Arial"/>
                 <w:noProof/>
               </w:rPr>
@@ -2481,7 +2481,7 @@
                 <w:noProof/>
                 <w:webHidden/>
               </w:rPr>
-              <w:instrText xml:space="preserve"> PAGEREF _Toc230346143 \h </w:instrText>
+              <w:instrText xml:space="preserve"> PAGEREF _Toc230596056 \h </w:instrText>
             </w:r>
             <w:r>
               <w:rPr>
@@ -2514,7 +2514,7 @@
         </w:p>
         <w:p>
           <w:pPr>
-            <w:pStyle w:val="TOC3"/>
+            <w:pStyle w:val="Sisluet3"/>
             <w:rPr>
               <w:rFonts w:asciiTheme="minorHAnsi" w:eastAsiaTheme="minorEastAsia" w:hAnsiTheme="minorHAnsi" w:cstheme="minorBidi"/>
               <w:noProof/>
@@ -2525,10 +2525,10 @@
               <w14:ligatures w14:val="standardContextual"/>
             </w:rPr>
           </w:pPr>
-          <w:hyperlink w:anchor="_Toc230346144" w:history="1">
-            <w:r>
-              <w:rPr>
-                <w:rStyle w:val="Hyperlink"/>
+          <w:hyperlink w:anchor="_Toc230596057" w:history="1">
+            <w:r>
+              <w:rPr>
+                <w:rStyle w:val="Hyperlinkki"/>
                 <w:noProof/>
               </w:rPr>
               <w:t>4.3.3</w:t>
@@ -2547,7 +2547,7 @@
             </w:r>
             <w:r>
               <w:rPr>
-                <w:rStyle w:val="Hyperlink"/>
+                <w:rStyle w:val="Hyperlinkki"/>
                 <w:rFonts w:eastAsia="Arial"/>
                 <w:noProof/>
               </w:rPr>
@@ -2572,7 +2572,7 @@
                 <w:noProof/>
                 <w:webHidden/>
               </w:rPr>
-              <w:instrText xml:space="preserve"> PAGEREF _Toc230346144 \h </w:instrText>
+              <w:instrText xml:space="preserve"> PAGEREF _Toc230596057 \h </w:instrText>
             </w:r>
             <w:r>
               <w:rPr>
@@ -2592,7 +2592,7 @@
                 <w:noProof/>
                 <w:webHidden/>
               </w:rPr>
-              <w:t>18</w:t>
+              <w:t>19</w:t>
             </w:r>
             <w:r>
               <w:rPr>
@@ -2605,7 +2605,7 @@
         </w:p>
         <w:p>
           <w:pPr>
-            <w:pStyle w:val="TOC3"/>
+            <w:pStyle w:val="Sisluet3"/>
             <w:rPr>
               <w:rFonts w:asciiTheme="minorHAnsi" w:eastAsiaTheme="minorEastAsia" w:hAnsiTheme="minorHAnsi" w:cstheme="minorBidi"/>
               <w:noProof/>
@@ -2616,10 +2616,10 @@
               <w14:ligatures w14:val="standardContextual"/>
             </w:rPr>
           </w:pPr>
-          <w:hyperlink w:anchor="_Toc230346145" w:history="1">
-            <w:r>
-              <w:rPr>
-                <w:rStyle w:val="Hyperlink"/>
+          <w:hyperlink w:anchor="_Toc230596058" w:history="1">
+            <w:r>
+              <w:rPr>
+                <w:rStyle w:val="Hyperlinkki"/>
                 <w:noProof/>
               </w:rPr>
               <w:t>4.3.4</w:t>
@@ -2638,7 +2638,7 @@
             </w:r>
             <w:r>
               <w:rPr>
-                <w:rStyle w:val="Hyperlink"/>
+                <w:rStyle w:val="Hyperlinkki"/>
                 <w:rFonts w:eastAsia="Arial"/>
                 <w:noProof/>
               </w:rPr>
@@ -2663,7 +2663,7 @@
                 <w:noProof/>
                 <w:webHidden/>
               </w:rPr>
-              <w:instrText xml:space="preserve"> PAGEREF _Toc230346145 \h </w:instrText>
+              <w:instrText xml:space="preserve"> PAGEREF _Toc230596058 \h </w:instrText>
             </w:r>
             <w:r>
               <w:rPr>
@@ -2683,7 +2683,7 @@
                 <w:noProof/>
                 <w:webHidden/>
               </w:rPr>
-              <w:t>19</w:t>
+              <w:t>20</w:t>
             </w:r>
             <w:r>
               <w:rPr>
@@ -2696,7 +2696,7 @@
         </w:p>
         <w:p>
           <w:pPr>
-            <w:pStyle w:val="TOC3"/>
+            <w:pStyle w:val="Sisluet3"/>
             <w:rPr>
               <w:rFonts w:asciiTheme="minorHAnsi" w:eastAsiaTheme="minorEastAsia" w:hAnsiTheme="minorHAnsi" w:cstheme="minorBidi"/>
               <w:noProof/>
@@ -2707,10 +2707,10 @@
               <w14:ligatures w14:val="standardContextual"/>
             </w:rPr>
           </w:pPr>
-          <w:hyperlink w:anchor="_Toc230346146" w:history="1">
-            <w:r>
-              <w:rPr>
-                <w:rStyle w:val="Hyperlink"/>
+          <w:hyperlink w:anchor="_Toc230596059" w:history="1">
+            <w:r>
+              <w:rPr>
+                <w:rStyle w:val="Hyperlinkki"/>
                 <w:noProof/>
               </w:rPr>
               <w:t>4.3.5</w:t>
@@ -2729,7 +2729,7 @@
             </w:r>
             <w:r>
               <w:rPr>
-                <w:rStyle w:val="Hyperlink"/>
+                <w:rStyle w:val="Hyperlinkki"/>
                 <w:rFonts w:eastAsia="Arial"/>
                 <w:noProof/>
               </w:rPr>
@@ -2754,7 +2754,7 @@
                 <w:noProof/>
                 <w:webHidden/>
               </w:rPr>
-              <w:instrText xml:space="preserve"> PAGEREF _Toc230346146 \h </w:instrText>
+              <w:instrText xml:space="preserve"> PAGEREF _Toc230596059 \h </w:instrText>
             </w:r>
             <w:r>
               <w:rPr>
@@ -2774,7 +2774,7 @@
                 <w:noProof/>
                 <w:webHidden/>
               </w:rPr>
-              <w:t>20</w:t>
+              <w:t>21</w:t>
             </w:r>
             <w:r>
               <w:rPr>
@@ -2787,7 +2787,7 @@
         </w:p>
         <w:p>
           <w:pPr>
-            <w:pStyle w:val="TOC3"/>
+            <w:pStyle w:val="Sisluet3"/>
             <w:rPr>
               <w:rFonts w:asciiTheme="minorHAnsi" w:eastAsiaTheme="minorEastAsia" w:hAnsiTheme="minorHAnsi" w:cstheme="minorBidi"/>
               <w:noProof/>
@@ -2798,10 +2798,10 @@
               <w14:ligatures w14:val="standardContextual"/>
             </w:rPr>
           </w:pPr>
-          <w:hyperlink w:anchor="_Toc230346147" w:history="1">
-            <w:r>
-              <w:rPr>
-                <w:rStyle w:val="Hyperlink"/>
+          <w:hyperlink w:anchor="_Toc230596060" w:history="1">
+            <w:r>
+              <w:rPr>
+                <w:rStyle w:val="Hyperlinkki"/>
                 <w:noProof/>
               </w:rPr>
               <w:t>4.3.6</w:t>
@@ -2820,7 +2820,7 @@
             </w:r>
             <w:r>
               <w:rPr>
-                <w:rStyle w:val="Hyperlink"/>
+                <w:rStyle w:val="Hyperlinkki"/>
                 <w:rFonts w:eastAsia="Arial"/>
                 <w:noProof/>
               </w:rPr>
@@ -2845,7 +2845,7 @@
                 <w:noProof/>
                 <w:webHidden/>
               </w:rPr>
-              <w:instrText xml:space="preserve"> PAGEREF _Toc230346147 \h </w:instrText>
+              <w:instrText xml:space="preserve"> PAGEREF _Toc230596060 \h </w:instrText>
             </w:r>
             <w:r>
               <w:rPr>
@@ -2865,7 +2865,7 @@
                 <w:noProof/>
                 <w:webHidden/>
               </w:rPr>
-              <w:t>20</w:t>
+              <w:t>22</w:t>
             </w:r>
             <w:r>
               <w:rPr>
@@ -2878,7 +2878,7 @@
         </w:p>
         <w:p>
           <w:pPr>
-            <w:pStyle w:val="TOC1"/>
+            <w:pStyle w:val="Sisluet1"/>
             <w:rPr>
               <w:rFonts w:asciiTheme="minorHAnsi" w:eastAsiaTheme="minorEastAsia" w:hAnsiTheme="minorHAnsi" w:cstheme="minorBidi"/>
               <w:noProof/>
@@ -2889,10 +2889,10 @@
               <w14:ligatures w14:val="standardContextual"/>
             </w:rPr>
           </w:pPr>
-          <w:hyperlink w:anchor="_Toc230346148" w:history="1">
-            <w:r>
-              <w:rPr>
-                <w:rStyle w:val="Hyperlink"/>
+          <w:hyperlink w:anchor="_Toc230596061" w:history="1">
+            <w:r>
+              <w:rPr>
+                <w:rStyle w:val="Hyperlinkki"/>
                 <w:noProof/>
               </w:rPr>
               <w:t>5</w:t>
@@ -2911,7 +2911,7 @@
             </w:r>
             <w:r>
               <w:rPr>
-                <w:rStyle w:val="Hyperlink"/>
+                <w:rStyle w:val="Hyperlinkki"/>
                 <w:noProof/>
               </w:rPr>
               <w:t>Järjestelmäsuunnittelu</w:t>
@@ -2935,7 +2935,7 @@
                 <w:noProof/>
                 <w:webHidden/>
               </w:rPr>
-              <w:instrText xml:space="preserve"> PAGEREF _Toc230346148 \h </w:instrText>
+              <w:instrText xml:space="preserve"> PAGEREF _Toc230596061 \h </w:instrText>
             </w:r>
             <w:r>
               <w:rPr>
@@ -2955,7 +2955,7 @@
                 <w:noProof/>
                 <w:webHidden/>
               </w:rPr>
-              <w:t>23</w:t>
+              <w:t>24</w:t>
             </w:r>
             <w:r>
               <w:rPr>
@@ -2968,7 +2968,7 @@
         </w:p>
         <w:p>
           <w:pPr>
-            <w:pStyle w:val="TOC2"/>
+            <w:pStyle w:val="Sisluet2"/>
             <w:tabs>
               <w:tab w:val="left" w:pos="960"/>
             </w:tabs>
@@ -2982,10 +2982,10 @@
               <w14:ligatures w14:val="standardContextual"/>
             </w:rPr>
           </w:pPr>
-          <w:hyperlink w:anchor="_Toc230346149" w:history="1">
-            <w:r>
-              <w:rPr>
-                <w:rStyle w:val="Hyperlink"/>
+          <w:hyperlink w:anchor="_Toc230596062" w:history="1">
+            <w:r>
+              <w:rPr>
+                <w:rStyle w:val="Hyperlinkki"/>
                 <w:noProof/>
               </w:rPr>
               <w:t>5.1</w:t>
@@ -3004,7 +3004,7 @@
             </w:r>
             <w:r>
               <w:rPr>
-                <w:rStyle w:val="Hyperlink"/>
+                <w:rStyle w:val="Hyperlinkki"/>
                 <w:noProof/>
               </w:rPr>
               <w:t>Arkkitehtuurimalli</w:t>
@@ -3028,7 +3028,7 @@
                 <w:noProof/>
                 <w:webHidden/>
               </w:rPr>
-              <w:instrText xml:space="preserve"> PAGEREF _Toc230346149 \h </w:instrText>
+              <w:instrText xml:space="preserve"> PAGEREF _Toc230596062 \h </w:instrText>
             </w:r>
             <w:r>
               <w:rPr>
@@ -3048,7 +3048,7 @@
                 <w:noProof/>
                 <w:webHidden/>
               </w:rPr>
-              <w:t>23</w:t>
+              <w:t>24</w:t>
             </w:r>
             <w:r>
               <w:rPr>
@@ -3061,7 +3061,7 @@
         </w:p>
         <w:p>
           <w:pPr>
-            <w:pStyle w:val="TOC2"/>
+            <w:pStyle w:val="Sisluet2"/>
             <w:tabs>
               <w:tab w:val="left" w:pos="960"/>
             </w:tabs>
@@ -3075,10 +3075,10 @@
               <w14:ligatures w14:val="standardContextual"/>
             </w:rPr>
           </w:pPr>
-          <w:hyperlink w:anchor="_Toc230346150" w:history="1">
-            <w:r>
-              <w:rPr>
-                <w:rStyle w:val="Hyperlink"/>
+          <w:hyperlink w:anchor="_Toc230596063" w:history="1">
+            <w:r>
+              <w:rPr>
+                <w:rStyle w:val="Hyperlinkki"/>
                 <w:noProof/>
               </w:rPr>
               <w:t>5.2</w:t>
@@ -3097,7 +3097,7 @@
             </w:r>
             <w:r>
               <w:rPr>
-                <w:rStyle w:val="Hyperlink"/>
+                <w:rStyle w:val="Hyperlinkki"/>
                 <w:noProof/>
               </w:rPr>
               <w:t>Kerrosarkkitehtuuri ja teknologiapino</w:t>
@@ -3121,7 +3121,7 @@
                 <w:noProof/>
                 <w:webHidden/>
               </w:rPr>
-              <w:instrText xml:space="preserve"> PAGEREF _Toc230346150 \h </w:instrText>
+              <w:instrText xml:space="preserve"> PAGEREF _Toc230596063 \h </w:instrText>
             </w:r>
             <w:r>
               <w:rPr>
@@ -3141,7 +3141,7 @@
                 <w:noProof/>
                 <w:webHidden/>
               </w:rPr>
-              <w:t>24</w:t>
+              <w:t>25</w:t>
             </w:r>
             <w:r>
               <w:rPr>
@@ -3154,7 +3154,7 @@
         </w:p>
         <w:p>
           <w:pPr>
-            <w:pStyle w:val="TOC2"/>
+            <w:pStyle w:val="Sisluet2"/>
             <w:tabs>
               <w:tab w:val="left" w:pos="960"/>
             </w:tabs>
@@ -3168,10 +3168,10 @@
               <w14:ligatures w14:val="standardContextual"/>
             </w:rPr>
           </w:pPr>
-          <w:hyperlink w:anchor="_Toc230346151" w:history="1">
-            <w:r>
-              <w:rPr>
-                <w:rStyle w:val="Hyperlink"/>
+          <w:hyperlink w:anchor="_Toc230596064" w:history="1">
+            <w:r>
+              <w:rPr>
+                <w:rStyle w:val="Hyperlinkki"/>
                 <w:noProof/>
               </w:rPr>
               <w:t>5.3</w:t>
@@ -3190,7 +3190,7 @@
             </w:r>
             <w:r>
               <w:rPr>
-                <w:rStyle w:val="Hyperlink"/>
+                <w:rStyle w:val="Hyperlinkki"/>
                 <w:noProof/>
               </w:rPr>
               <w:t>Arkkitehtuurikaavio</w:t>
@@ -3214,7 +3214,7 @@
                 <w:noProof/>
                 <w:webHidden/>
               </w:rPr>
-              <w:instrText xml:space="preserve"> PAGEREF _Toc230346151 \h </w:instrText>
+              <w:instrText xml:space="preserve"> PAGEREF _Toc230596064 \h </w:instrText>
             </w:r>
             <w:r>
               <w:rPr>
@@ -3234,7 +3234,7 @@
                 <w:noProof/>
                 <w:webHidden/>
               </w:rPr>
-              <w:t>25</w:t>
+              <w:t>26</w:t>
             </w:r>
             <w:r>
               <w:rPr>
@@ -3247,7 +3247,7 @@
         </w:p>
         <w:p>
           <w:pPr>
-            <w:pStyle w:val="TOC2"/>
+            <w:pStyle w:val="Sisluet2"/>
             <w:tabs>
               <w:tab w:val="left" w:pos="960"/>
             </w:tabs>
@@ -3261,10 +3261,10 @@
               <w14:ligatures w14:val="standardContextual"/>
             </w:rPr>
           </w:pPr>
-          <w:hyperlink w:anchor="_Toc230346152" w:history="1">
-            <w:r>
-              <w:rPr>
-                <w:rStyle w:val="Hyperlink"/>
+          <w:hyperlink w:anchor="_Toc230596065" w:history="1">
+            <w:r>
+              <w:rPr>
+                <w:rStyle w:val="Hyperlinkki"/>
                 <w:noProof/>
               </w:rPr>
               <w:t>5.4</w:t>
@@ -3283,7 +3283,7 @@
             </w:r>
             <w:r>
               <w:rPr>
-                <w:rStyle w:val="Hyperlink"/>
+                <w:rStyle w:val="Hyperlinkki"/>
                 <w:noProof/>
               </w:rPr>
               <w:t>Tietoturva-arkkitehtuuri lyhyesti</w:t>
@@ -3307,7 +3307,7 @@
                 <w:noProof/>
                 <w:webHidden/>
               </w:rPr>
-              <w:instrText xml:space="preserve"> PAGEREF _Toc230346152 \h </w:instrText>
+              <w:instrText xml:space="preserve"> PAGEREF _Toc230596065 \h </w:instrText>
             </w:r>
             <w:r>
               <w:rPr>
@@ -3327,7 +3327,7 @@
                 <w:noProof/>
                 <w:webHidden/>
               </w:rPr>
-              <w:t>25</w:t>
+              <w:t>26</w:t>
             </w:r>
             <w:r>
               <w:rPr>
@@ -3340,7 +3340,7 @@
         </w:p>
         <w:p>
           <w:pPr>
-            <w:pStyle w:val="TOC2"/>
+            <w:pStyle w:val="Sisluet2"/>
             <w:tabs>
               <w:tab w:val="left" w:pos="960"/>
             </w:tabs>
@@ -3354,10 +3354,10 @@
               <w14:ligatures w14:val="standardContextual"/>
             </w:rPr>
           </w:pPr>
-          <w:hyperlink w:anchor="_Toc230346153" w:history="1">
-            <w:r>
-              <w:rPr>
-                <w:rStyle w:val="Hyperlink"/>
+          <w:hyperlink w:anchor="_Toc230596066" w:history="1">
+            <w:r>
+              <w:rPr>
+                <w:rStyle w:val="Hyperlinkki"/>
                 <w:noProof/>
               </w:rPr>
               <w:t>5.5</w:t>
@@ -3376,7 +3376,7 @@
             </w:r>
             <w:r>
               <w:rPr>
-                <w:rStyle w:val="Hyperlink"/>
+                <w:rStyle w:val="Hyperlinkki"/>
                 <w:noProof/>
               </w:rPr>
               <w:t>AI-moduulin suunnittelu</w:t>
@@ -3400,7 +3400,7 @@
                 <w:noProof/>
                 <w:webHidden/>
               </w:rPr>
-              <w:instrText xml:space="preserve"> PAGEREF _Toc230346153 \h </w:instrText>
+              <w:instrText xml:space="preserve"> PAGEREF _Toc230596066 \h </w:instrText>
             </w:r>
             <w:r>
               <w:rPr>
@@ -3420,7 +3420,7 @@
                 <w:noProof/>
                 <w:webHidden/>
               </w:rPr>
-              <w:t>26</w:t>
+              <w:t>27</w:t>
             </w:r>
             <w:r>
               <w:rPr>
@@ -3433,7 +3433,7 @@
         </w:p>
         <w:p>
           <w:pPr>
-            <w:pStyle w:val="TOC2"/>
+            <w:pStyle w:val="Sisluet2"/>
             <w:tabs>
               <w:tab w:val="left" w:pos="960"/>
             </w:tabs>
@@ -3447,10 +3447,10 @@
               <w14:ligatures w14:val="standardContextual"/>
             </w:rPr>
           </w:pPr>
-          <w:hyperlink w:anchor="_Toc230346154" w:history="1">
-            <w:r>
-              <w:rPr>
-                <w:rStyle w:val="Hyperlink"/>
+          <w:hyperlink w:anchor="_Toc230596067" w:history="1">
+            <w:r>
+              <w:rPr>
+                <w:rStyle w:val="Hyperlinkki"/>
                 <w:noProof/>
               </w:rPr>
               <w:t>5.6</w:t>
@@ -3469,7 +3469,7 @@
             </w:r>
             <w:r>
               <w:rPr>
-                <w:rStyle w:val="Hyperlink"/>
+                <w:rStyle w:val="Hyperlinkki"/>
                 <w:noProof/>
               </w:rPr>
               <w:t>Tietokantasuunnittelu</w:t>
@@ -3493,7 +3493,7 @@
                 <w:noProof/>
                 <w:webHidden/>
               </w:rPr>
-              <w:instrText xml:space="preserve"> PAGEREF _Toc230346154 \h </w:instrText>
+              <w:instrText xml:space="preserve"> PAGEREF _Toc230596067 \h </w:instrText>
             </w:r>
             <w:r>
               <w:rPr>
@@ -3513,7 +3513,7 @@
                 <w:noProof/>
                 <w:webHidden/>
               </w:rPr>
-              <w:t>26</w:t>
+              <w:t>28</w:t>
             </w:r>
             <w:r>
               <w:rPr>
@@ -3526,7 +3526,97 @@
         </w:p>
         <w:p>
           <w:pPr>
-            <w:pStyle w:val="TOC2"/>
+            <w:pStyle w:val="Sisluet1"/>
+            <w:rPr>
+              <w:rFonts w:asciiTheme="minorHAnsi" w:eastAsiaTheme="minorEastAsia" w:hAnsiTheme="minorHAnsi" w:cstheme="minorBidi"/>
+              <w:noProof/>
+              <w:kern w:val="2"/>
+              <w:sz w:val="24"/>
+              <w:szCs w:val="24"/>
+              <w:lang w:eastAsia="fi-FI"/>
+              <w14:ligatures w14:val="standardContextual"/>
+            </w:rPr>
+          </w:pPr>
+          <w:hyperlink w:anchor="_Toc230596068" w:history="1">
+            <w:r>
+              <w:rPr>
+                <w:rStyle w:val="Hyperlinkki"/>
+                <w:noProof/>
+              </w:rPr>
+              <w:t>6</w:t>
+            </w:r>
+            <w:r>
+              <w:rPr>
+                <w:rFonts w:asciiTheme="minorHAnsi" w:eastAsiaTheme="minorEastAsia" w:hAnsiTheme="minorHAnsi" w:cstheme="minorBidi"/>
+                <w:noProof/>
+                <w:kern w:val="2"/>
+                <w:sz w:val="24"/>
+                <w:szCs w:val="24"/>
+                <w:lang w:eastAsia="fi-FI"/>
+                <w14:ligatures w14:val="standardContextual"/>
+              </w:rPr>
+              <w:tab/>
+            </w:r>
+            <w:r>
+              <w:rPr>
+                <w:rStyle w:val="Hyperlinkki"/>
+                <w:noProof/>
+              </w:rPr>
+              <w:t>Toteutus</w:t>
+            </w:r>
+            <w:r>
+              <w:rPr>
+                <w:noProof/>
+                <w:webHidden/>
+              </w:rPr>
+              <w:tab/>
+            </w:r>
+            <w:r>
+              <w:rPr>
+                <w:noProof/>
+                <w:webHidden/>
+              </w:rPr>
+              <w:fldChar w:fldCharType="begin"/>
+            </w:r>
+            <w:r>
+              <w:rPr>
+                <w:noProof/>
+                <w:webHidden/>
+              </w:rPr>
+              <w:instrText xml:space="preserve"> PAGEREF _Toc230596068 \h </w:instrText>
+            </w:r>
+            <w:r>
+              <w:rPr>
+                <w:noProof/>
+                <w:webHidden/>
+              </w:rPr>
+            </w:r>
+            <w:r>
+              <w:rPr>
+                <w:noProof/>
+                <w:webHidden/>
+              </w:rPr>
+              <w:fldChar w:fldCharType="separate"/>
+            </w:r>
+            <w:r>
+              <w:rPr>
+                <w:noProof/>
+                <w:webHidden/>
+              </w:rPr>
+              <w:t>31</w:t>
+            </w:r>
+            <w:r>
+              <w:rPr>
+                <w:noProof/>
+                <w:webHidden/>
+              </w:rPr>
+              <w:fldChar w:fldCharType="end"/>
+            </w:r>
+          </w:hyperlink>
+        </w:p>
+        <w:p>
+          <w:pPr>
+            <w:pStyle w:val="Sisluet2"/>
             <w:tabs>
               <w:tab w:val="left" w:pos="960"/>
             </w:tabs>
@@ -3540,13 +3630,13 @@
               <w14:ligatures w14:val="standardContextual"/>
             </w:rPr>
           </w:pPr>
-          <w:hyperlink w:anchor="_Toc230346155" w:history="1">
-            <w:r>
-              <w:rPr>
-                <w:rStyle w:val="Hyperlink"/>
-                <w:noProof/>
-              </w:rPr>
-              <w:t>5.7</w:t>
+          <w:hyperlink w:anchor="_Toc230596069" w:history="1">
+            <w:r>
+              <w:rPr>
+                <w:rStyle w:val="Hyperlinkki"/>
+                <w:noProof/>
+              </w:rPr>
+              <w:t>6.1</w:t>
             </w:r>
             <w:r>
               <w:rPr>
@@ -3562,10 +3652,10 @@
             </w:r>
             <w:r>
               <w:rPr>
-                <w:rStyle w:val="Hyperlink"/>
-                <w:noProof/>
-              </w:rPr>
-              <w:t>Backend-suunnittelu ja API rajapinnat</w:t>
+                <w:rStyle w:val="Hyperlinkki"/>
+                <w:noProof/>
+              </w:rPr>
+              <w:t>Teknologiavalinnat ja perustelu</w:t>
             </w:r>
             <w:r>
               <w:rPr>
@@ -3586,7 +3676,7 @@
                 <w:noProof/>
                 <w:webHidden/>
               </w:rPr>
-              <w:instrText xml:space="preserve"> PAGEREF _Toc230346155 \h </w:instrText>
+              <w:instrText xml:space="preserve"> PAGEREF _Toc230596069 \h </w:instrText>
             </w:r>
             <w:r>
               <w:rPr>
@@ -3606,7 +3696,7 @@
                 <w:noProof/>
                 <w:webHidden/>
               </w:rPr>
-              <w:t>28</w:t>
+              <w:t>31</w:t>
             </w:r>
             <w:r>
               <w:rPr>
@@ -3619,7 +3709,7 @@
         </w:p>
         <w:p>
           <w:pPr>
-            <w:pStyle w:val="TOC2"/>
+            <w:pStyle w:val="Sisluet2"/>
             <w:tabs>
               <w:tab w:val="left" w:pos="960"/>
             </w:tabs>
@@ -3633,13 +3723,13 @@
               <w14:ligatures w14:val="standardContextual"/>
             </w:rPr>
           </w:pPr>
-          <w:hyperlink w:anchor="_Toc230346156" w:history="1">
-            <w:r>
-              <w:rPr>
-                <w:rStyle w:val="Hyperlink"/>
-                <w:noProof/>
-              </w:rPr>
-              <w:t>5.8</w:t>
+          <w:hyperlink w:anchor="_Toc230596070" w:history="1">
+            <w:r>
+              <w:rPr>
+                <w:rStyle w:val="Hyperlinkki"/>
+                <w:noProof/>
+              </w:rPr>
+              <w:t>6.2</w:t>
             </w:r>
             <w:r>
               <w:rPr>
@@ -3655,10 +3745,10 @@
             </w:r>
             <w:r>
               <w:rPr>
-                <w:rStyle w:val="Hyperlink"/>
-                <w:noProof/>
-              </w:rPr>
-              <w:t>Frontend-suunnittelu ja UI/UX</w:t>
+                <w:rStyle w:val="Hyperlinkki"/>
+                <w:noProof/>
+              </w:rPr>
+              <w:t>AI-mallin valinta</w:t>
             </w:r>
             <w:r>
               <w:rPr>
@@ -3679,7 +3769,7 @@
                 <w:noProof/>
                 <w:webHidden/>
               </w:rPr>
-              <w:instrText xml:space="preserve"> PAGEREF _Toc230346156 \h </w:instrText>
+              <w:instrText xml:space="preserve"> PAGEREF _Toc230596070 \h </w:instrText>
             </w:r>
             <w:r>
               <w:rPr>
@@ -3699,7 +3789,7 @@
                 <w:noProof/>
                 <w:webHidden/>
               </w:rPr>
-              <w:t>28</w:t>
+              <w:t>31</w:t>
             </w:r>
             <w:r>
               <w:rPr>
@@ -3712,97 +3802,7 @@
         </w:p>
         <w:p>
           <w:pPr>
-            <w:pStyle w:val="TOC1"/>
-            <w:rPr>
-              <w:rFonts w:asciiTheme="minorHAnsi" w:eastAsiaTheme="minorEastAsia" w:hAnsiTheme="minorHAnsi" w:cstheme="minorBidi"/>
-              <w:noProof/>
-              <w:kern w:val="2"/>
-              <w:sz w:val="24"/>
-              <w:szCs w:val="24"/>
-              <w:lang w:eastAsia="fi-FI"/>
-              <w14:ligatures w14:val="standardContextual"/>
-            </w:rPr>
-          </w:pPr>
-          <w:hyperlink w:anchor="_Toc230346157" w:history="1">
-            <w:r>
-              <w:rPr>
-                <w:rStyle w:val="Hyperlink"/>
-                <w:noProof/>
-              </w:rPr>
-              <w:t>6</w:t>
-            </w:r>
-            <w:r>
-              <w:rPr>
-                <w:rFonts w:asciiTheme="minorHAnsi" w:eastAsiaTheme="minorEastAsia" w:hAnsiTheme="minorHAnsi" w:cstheme="minorBidi"/>
-                <w:noProof/>
-                <w:kern w:val="2"/>
-                <w:sz w:val="24"/>
-                <w:szCs w:val="24"/>
-                <w:lang w:eastAsia="fi-FI"/>
-                <w14:ligatures w14:val="standardContextual"/>
-              </w:rPr>
-              <w:tab/>
-            </w:r>
-            <w:r>
-              <w:rPr>
-                <w:rStyle w:val="Hyperlink"/>
-                <w:noProof/>
-              </w:rPr>
-              <w:t>Toteutus</w:t>
-            </w:r>
-            <w:r>
-              <w:rPr>
-                <w:noProof/>
-                <w:webHidden/>
-              </w:rPr>
-              <w:tab/>
-            </w:r>
-            <w:r>
-              <w:rPr>
-                <w:noProof/>
-                <w:webHidden/>
-              </w:rPr>
-              <w:fldChar w:fldCharType="begin"/>
-            </w:r>
-            <w:r>
-              <w:rPr>
-                <w:noProof/>
-                <w:webHidden/>
-              </w:rPr>
-              <w:instrText xml:space="preserve"> PAGEREF _Toc230346157 \h </w:instrText>
-            </w:r>
-            <w:r>
-              <w:rPr>
-                <w:noProof/>
-                <w:webHidden/>
-              </w:rPr>
-            </w:r>
-            <w:r>
-              <w:rPr>
-                <w:noProof/>
-                <w:webHidden/>
-              </w:rPr>
-              <w:fldChar w:fldCharType="separate"/>
-            </w:r>
-            <w:r>
-              <w:rPr>
-                <w:noProof/>
-                <w:webHidden/>
-              </w:rPr>
-              <w:t>29</w:t>
-            </w:r>
-            <w:r>
-              <w:rPr>
-                <w:noProof/>
-                <w:webHidden/>
-              </w:rPr>
-              <w:fldChar w:fldCharType="end"/>
-            </w:r>
-          </w:hyperlink>
-        </w:p>
-        <w:p>
-          <w:pPr>
-            <w:pStyle w:val="TOC2"/>
+            <w:pStyle w:val="Sisluet2"/>
             <w:tabs>
               <w:tab w:val="left" w:pos="960"/>
             </w:tabs>
@@ -3816,13 +3816,13 @@
               <w14:ligatures w14:val="standardContextual"/>
             </w:rPr>
           </w:pPr>
-          <w:hyperlink w:anchor="_Toc230346158" w:history="1">
-            <w:r>
-              <w:rPr>
-                <w:rStyle w:val="Hyperlink"/>
-                <w:noProof/>
-              </w:rPr>
-              <w:t>6.1</w:t>
+          <w:hyperlink w:anchor="_Toc230596071" w:history="1">
+            <w:r>
+              <w:rPr>
+                <w:rStyle w:val="Hyperlinkki"/>
+                <w:noProof/>
+              </w:rPr>
+              <w:t>6.3</w:t>
             </w:r>
             <w:r>
               <w:rPr>
@@ -3838,10 +3838,10 @@
             </w:r>
             <w:r>
               <w:rPr>
-                <w:rStyle w:val="Hyperlink"/>
-                <w:noProof/>
-              </w:rPr>
-              <w:t>Teknologiavalinnat ja perustelu</w:t>
+                <w:rStyle w:val="Hyperlinkki"/>
+                <w:noProof/>
+              </w:rPr>
+              <w:t>Backend-toteutus</w:t>
             </w:r>
             <w:r>
               <w:rPr>
@@ -3862,7 +3862,7 @@
                 <w:noProof/>
                 <w:webHidden/>
               </w:rPr>
-              <w:instrText xml:space="preserve"> PAGEREF _Toc230346158 \h </w:instrText>
+              <w:instrText xml:space="preserve"> PAGEREF _Toc230596071 \h </w:instrText>
             </w:r>
             <w:r>
               <w:rPr>
@@ -3882,7 +3882,7 @@
                 <w:noProof/>
                 <w:webHidden/>
               </w:rPr>
-              <w:t>29</w:t>
+              <w:t>31</w:t>
             </w:r>
             <w:r>
               <w:rPr>
@@ -3895,7 +3895,7 @@
         </w:p>
         <w:p>
           <w:pPr>
-            <w:pStyle w:val="TOC2"/>
+            <w:pStyle w:val="Sisluet2"/>
             <w:tabs>
               <w:tab w:val="left" w:pos="960"/>
             </w:tabs>
@@ -3909,13 +3909,13 @@
               <w14:ligatures w14:val="standardContextual"/>
             </w:rPr>
           </w:pPr>
-          <w:hyperlink w:anchor="_Toc230346159" w:history="1">
-            <w:r>
-              <w:rPr>
-                <w:rStyle w:val="Hyperlink"/>
-                <w:noProof/>
-              </w:rPr>
-              <w:t>6.2</w:t>
+          <w:hyperlink w:anchor="_Toc230596072" w:history="1">
+            <w:r>
+              <w:rPr>
+                <w:rStyle w:val="Hyperlinkki"/>
+                <w:noProof/>
+              </w:rPr>
+              <w:t>6.4</w:t>
             </w:r>
             <w:r>
               <w:rPr>
@@ -3931,10 +3931,10 @@
             </w:r>
             <w:r>
               <w:rPr>
-                <w:rStyle w:val="Hyperlink"/>
-                <w:noProof/>
-              </w:rPr>
-              <w:t>AI-mallin valinta</w:t>
+                <w:rStyle w:val="Hyperlinkki"/>
+                <w:noProof/>
+              </w:rPr>
+              <w:t>Frontend-toteutus</w:t>
             </w:r>
             <w:r>
               <w:rPr>
@@ -3955,7 +3955,7 @@
                 <w:noProof/>
                 <w:webHidden/>
               </w:rPr>
-              <w:instrText xml:space="preserve"> PAGEREF _Toc230346159 \h </w:instrText>
+              <w:instrText xml:space="preserve"> PAGEREF _Toc230596072 \h </w:instrText>
             </w:r>
             <w:r>
               <w:rPr>
@@ -3975,7 +3975,7 @@
                 <w:noProof/>
                 <w:webHidden/>
               </w:rPr>
-              <w:t>29</w:t>
+              <w:t>31</w:t>
             </w:r>
             <w:r>
               <w:rPr>
@@ -3988,7 +3988,7 @@
         </w:p>
         <w:p>
           <w:pPr>
-            <w:pStyle w:val="TOC2"/>
+            <w:pStyle w:val="Sisluet2"/>
             <w:tabs>
               <w:tab w:val="left" w:pos="960"/>
             </w:tabs>
@@ -4002,13 +4002,13 @@
               <w14:ligatures w14:val="standardContextual"/>
             </w:rPr>
           </w:pPr>
-          <w:hyperlink w:anchor="_Toc230346160" w:history="1">
-            <w:r>
-              <w:rPr>
-                <w:rStyle w:val="Hyperlink"/>
-                <w:noProof/>
-              </w:rPr>
-              <w:t>6.3</w:t>
+          <w:hyperlink w:anchor="_Toc230596073" w:history="1">
+            <w:r>
+              <w:rPr>
+                <w:rStyle w:val="Hyperlinkki"/>
+                <w:noProof/>
+              </w:rPr>
+              <w:t>6.5</w:t>
             </w:r>
             <w:r>
               <w:rPr>
@@ -4024,10 +4024,10 @@
             </w:r>
             <w:r>
               <w:rPr>
-                <w:rStyle w:val="Hyperlink"/>
-                <w:noProof/>
-              </w:rPr>
-              <w:t>Backend-toteutus</w:t>
+                <w:rStyle w:val="Hyperlinkki"/>
+                <w:noProof/>
+              </w:rPr>
+              <w:t>Kehityshaasteet ja ratkaisut</w:t>
             </w:r>
             <w:r>
               <w:rPr>
@@ -4048,7 +4048,7 @@
                 <w:noProof/>
                 <w:webHidden/>
               </w:rPr>
-              <w:instrText xml:space="preserve"> PAGEREF _Toc230346160 \h </w:instrText>
+              <w:instrText xml:space="preserve"> PAGEREF _Toc230596073 \h </w:instrText>
             </w:r>
             <w:r>
               <w:rPr>
@@ -4068,7 +4068,7 @@
                 <w:noProof/>
                 <w:webHidden/>
               </w:rPr>
-              <w:t>29</w:t>
+              <w:t>31</w:t>
             </w:r>
             <w:r>
               <w:rPr>
@@ -4081,10 +4081,7 @@
         </w:p>
         <w:p>
           <w:pPr>
-            <w:pStyle w:val="TOC2"/>
-            <w:tabs>
-              <w:tab w:val="left" w:pos="960"/>
-            </w:tabs>
+            <w:pStyle w:val="Sisluet1"/>
             <w:rPr>
               <w:rFonts w:asciiTheme="minorHAnsi" w:eastAsiaTheme="minorEastAsia" w:hAnsiTheme="minorHAnsi" w:cstheme="minorBidi"/>
               <w:noProof/>
@@ -4095,13 +4092,13 @@
               <w14:ligatures w14:val="standardContextual"/>
             </w:rPr>
           </w:pPr>
-          <w:hyperlink w:anchor="_Toc230346161" w:history="1">
-            <w:r>
-              <w:rPr>
-                <w:rStyle w:val="Hyperlink"/>
-                <w:noProof/>
-              </w:rPr>
-              <w:t>6.4</w:t>
+          <w:hyperlink w:anchor="_Toc230596074" w:history="1">
+            <w:r>
+              <w:rPr>
+                <w:rStyle w:val="Hyperlinkki"/>
+                <w:noProof/>
+              </w:rPr>
+              <w:t>7</w:t>
             </w:r>
             <w:r>
               <w:rPr>
@@ -4117,10 +4114,10 @@
             </w:r>
             <w:r>
               <w:rPr>
-                <w:rStyle w:val="Hyperlink"/>
-                <w:noProof/>
-              </w:rPr>
-              <w:t>Frontend-toteutus</w:t>
+                <w:rStyle w:val="Hyperlinkki"/>
+                <w:noProof/>
+              </w:rPr>
+              <w:t>Pohdinta</w:t>
             </w:r>
             <w:r>
               <w:rPr>
@@ -4141,7 +4138,7 @@
                 <w:noProof/>
                 <w:webHidden/>
               </w:rPr>
-              <w:instrText xml:space="preserve"> PAGEREF _Toc230346161 \h </w:instrText>
+              <w:instrText xml:space="preserve"> PAGEREF _Toc230596074 \h </w:instrText>
             </w:r>
             <w:r>
               <w:rPr>
@@ -4161,7 +4158,7 @@
                 <w:noProof/>
                 <w:webHidden/>
               </w:rPr>
-              <w:t>29</w:t>
+              <w:t>32</w:t>
             </w:r>
             <w:r>
               <w:rPr>
@@ -4174,10 +4171,7 @@
         </w:p>
         <w:p>
           <w:pPr>
-            <w:pStyle w:val="TOC2"/>
-            <w:tabs>
-              <w:tab w:val="left" w:pos="960"/>
-            </w:tabs>
+            <w:pStyle w:val="Sisluet1"/>
             <w:rPr>
               <w:rFonts w:asciiTheme="minorHAnsi" w:eastAsiaTheme="minorEastAsia" w:hAnsiTheme="minorHAnsi" w:cstheme="minorBidi"/>
               <w:noProof/>
@@ -4188,13 +4182,13 @@
               <w14:ligatures w14:val="standardContextual"/>
             </w:rPr>
           </w:pPr>
-          <w:hyperlink w:anchor="_Toc230346162" w:history="1">
-            <w:r>
-              <w:rPr>
-                <w:rStyle w:val="Hyperlink"/>
-                <w:noProof/>
-              </w:rPr>
-              <w:t>6.5</w:t>
+          <w:hyperlink w:anchor="_Toc230596075" w:history="1">
+            <w:r>
+              <w:rPr>
+                <w:rStyle w:val="Hyperlinkki"/>
+                <w:noProof/>
+              </w:rPr>
+              <w:t>8</w:t>
             </w:r>
             <w:r>
               <w:rPr>
@@ -4210,10 +4204,10 @@
             </w:r>
             <w:r>
               <w:rPr>
-                <w:rStyle w:val="Hyperlink"/>
-                <w:noProof/>
-              </w:rPr>
-              <w:t>Kehityshaasteet ja ratkaisut</w:t>
+                <w:rStyle w:val="Hyperlinkki"/>
+                <w:noProof/>
+              </w:rPr>
+              <w:t>Lähteet</w:t>
             </w:r>
             <w:r>
               <w:rPr>
@@ -4234,7 +4228,7 @@
                 <w:noProof/>
                 <w:webHidden/>
               </w:rPr>
-              <w:instrText xml:space="preserve"> PAGEREF _Toc230346162 \h </w:instrText>
+              <w:instrText xml:space="preserve"> PAGEREF _Toc230596075 \h </w:instrText>
             </w:r>
             <w:r>
               <w:rPr>
@@ -4254,7 +4248,7 @@
                 <w:noProof/>
                 <w:webHidden/>
               </w:rPr>
-              <w:t>29</w:t>
+              <w:t>33</w:t>
             </w:r>
             <w:r>
               <w:rPr>
@@ -4267,7 +4261,7 @@
         </w:p>
         <w:p>
           <w:pPr>
-            <w:pStyle w:val="TOC1"/>
+            <w:pStyle w:val="Sisluet1"/>
             <w:rPr>
               <w:rFonts w:asciiTheme="minorHAnsi" w:eastAsiaTheme="minorEastAsia" w:hAnsiTheme="minorHAnsi" w:cstheme="minorBidi"/>
               <w:noProof/>
@@ -4278,13 +4272,13 @@
               <w14:ligatures w14:val="standardContextual"/>
             </w:rPr>
           </w:pPr>
-          <w:hyperlink w:anchor="_Toc230346163" w:history="1">
-            <w:r>
-              <w:rPr>
-                <w:rStyle w:val="Hyperlink"/>
-                <w:noProof/>
-              </w:rPr>
-              <w:t>7</w:t>
+          <w:hyperlink w:anchor="_Toc230596076" w:history="1">
+            <w:r>
+              <w:rPr>
+                <w:rStyle w:val="Hyperlinkki"/>
+                <w:noProof/>
+              </w:rPr>
+              <w:t>9</w:t>
             </w:r>
             <w:r>
               <w:rPr>
@@ -4300,10 +4294,10 @@
             </w:r>
             <w:r>
               <w:rPr>
-                <w:rStyle w:val="Hyperlink"/>
-                <w:noProof/>
-              </w:rPr>
-              <w:t>Pohdinta</w:t>
+                <w:rStyle w:val="Hyperlinkki"/>
+                <w:noProof/>
+              </w:rPr>
+              <w:t>Liitteet</w:t>
             </w:r>
             <w:r>
               <w:rPr>
@@ -4324,7 +4318,7 @@
                 <w:noProof/>
                 <w:webHidden/>
               </w:rPr>
-              <w:instrText xml:space="preserve"> PAGEREF _Toc230346163 \h </w:instrText>
+              <w:instrText xml:space="preserve"> PAGEREF _Toc230596076 \h </w:instrText>
             </w:r>
             <w:r>
               <w:rPr>
@@ -4344,7 +4338,7 @@
                 <w:noProof/>
                 <w:webHidden/>
               </w:rPr>
-              <w:t>30</w:t>
+              <w:t>35</w:t>
             </w:r>
             <w:r>
               <w:rPr>
@@ -4364,12 +4358,12 @@
     </w:sdt>
     <w:p>
       <w:pPr>
-        <w:pStyle w:val="Heading1"/>
+        <w:pStyle w:val="Otsikko1"/>
       </w:pPr>
       <w:r>
         <w:br w:type="page"/>
       </w:r>
-      <w:bookmarkStart w:id="0" w:name="_Toc230346119"/>
+      <w:bookmarkStart w:id="0" w:name="_Toc230596032"/>
       <w:r>
         <w:lastRenderedPageBreak/>
         <w:t>Johdanto</w:t>
@@ -4378,7 +4372,7 @@
     </w:p>
     <w:p>
       <w:pPr>
-        <w:pStyle w:val="Heading1"/>
+        <w:pStyle w:val="Otsikko1"/>
         <w:numPr>
           <w:ilvl w:val="0"/>
           <w:numId w:val="0"/>
@@ -4390,7 +4384,7 @@
           <w:szCs w:val="22"/>
         </w:rPr>
       </w:pPr>
-      <w:bookmarkStart w:id="1" w:name="_Toc230346120"/>
+      <w:bookmarkStart w:id="1" w:name="_Toc230596033"/>
       <w:r>
         <w:rPr>
           <w:b w:val="0"/>
@@ -4404,9 +4398,9 @@
     </w:p>
     <w:p>
       <w:pPr>
-        <w:pStyle w:val="Heading2"/>
-      </w:pPr>
-      <w:bookmarkStart w:id="2" w:name="_Toc230346121"/>
+        <w:pStyle w:val="Otsikko2"/>
+      </w:pPr>
+      <w:bookmarkStart w:id="2" w:name="_Toc230596034"/>
       <w:r>
         <w:t>Tutkimuksen tausta ja motivaatio</w:t>
       </w:r>
@@ -4435,9 +4429,9 @@
     <w:p/>
     <w:p>
       <w:pPr>
-        <w:pStyle w:val="Heading2"/>
-      </w:pPr>
-      <w:bookmarkStart w:id="3" w:name="_Toc230346122"/>
+        <w:pStyle w:val="Otsikko2"/>
+      </w:pPr>
+      <w:bookmarkStart w:id="3" w:name="_Toc230596035"/>
       <w:r>
         <w:t>Tutkimustavoitteet</w:t>
       </w:r>
@@ -4453,7 +4447,7 @@
     </w:p>
     <w:p>
       <w:pPr>
-        <w:pStyle w:val="ListParagraph"/>
+        <w:pStyle w:val="Luettelokappale"/>
         <w:numPr>
           <w:ilvl w:val="0"/>
           <w:numId w:val="32"/>
@@ -4465,7 +4459,7 @@
     </w:p>
     <w:p>
       <w:pPr>
-        <w:pStyle w:val="ListParagraph"/>
+        <w:pStyle w:val="Luettelokappale"/>
         <w:numPr>
           <w:ilvl w:val="0"/>
           <w:numId w:val="32"/>
@@ -4477,7 +4471,7 @@
     </w:p>
     <w:p>
       <w:pPr>
-        <w:pStyle w:val="ListParagraph"/>
+        <w:pStyle w:val="Luettelokappale"/>
         <w:numPr>
           <w:ilvl w:val="0"/>
           <w:numId w:val="32"/>
@@ -4489,7 +4483,7 @@
     </w:p>
     <w:p>
       <w:pPr>
-        <w:pStyle w:val="ListParagraph"/>
+        <w:pStyle w:val="Luettelokappale"/>
         <w:numPr>
           <w:ilvl w:val="0"/>
           <w:numId w:val="32"/>
@@ -4501,7 +4495,7 @@
     </w:p>
     <w:p>
       <w:pPr>
-        <w:pStyle w:val="ListParagraph"/>
+        <w:pStyle w:val="Luettelokappale"/>
         <w:numPr>
           <w:ilvl w:val="0"/>
           <w:numId w:val="32"/>
@@ -4514,9 +4508,9 @@
     <w:p/>
     <w:p>
       <w:pPr>
-        <w:pStyle w:val="Heading2"/>
-      </w:pPr>
-      <w:bookmarkStart w:id="4" w:name="_Toc230346123"/>
+        <w:pStyle w:val="Otsikko2"/>
+      </w:pPr>
+      <w:bookmarkStart w:id="4" w:name="_Toc230596036"/>
       <w:r>
         <w:lastRenderedPageBreak/>
         <w:t>Tutkimuskysymykset</w:t>
@@ -4525,7 +4519,7 @@
     </w:p>
     <w:p>
       <w:pPr>
-        <w:pStyle w:val="ListParagraph"/>
+        <w:pStyle w:val="Luettelokappale"/>
         <w:numPr>
           <w:ilvl w:val="0"/>
           <w:numId w:val="33"/>
@@ -4537,7 +4531,7 @@
     </w:p>
     <w:p>
       <w:pPr>
-        <w:pStyle w:val="ListParagraph"/>
+        <w:pStyle w:val="Luettelokappale"/>
         <w:numPr>
           <w:ilvl w:val="0"/>
           <w:numId w:val="33"/>
@@ -4549,7 +4543,7 @@
     </w:p>
     <w:p>
       <w:pPr>
-        <w:pStyle w:val="ListParagraph"/>
+        <w:pStyle w:val="Luettelokappale"/>
         <w:numPr>
           <w:ilvl w:val="0"/>
           <w:numId w:val="33"/>
@@ -4566,9 +4560,9 @@
     </w:p>
     <w:p>
       <w:pPr>
-        <w:pStyle w:val="Heading2"/>
-      </w:pPr>
-      <w:bookmarkStart w:id="5" w:name="_Toc230346124"/>
+        <w:pStyle w:val="Otsikko2"/>
+      </w:pPr>
+      <w:bookmarkStart w:id="5" w:name="_Toc230596037"/>
       <w:r>
         <w:t>Työn rakenne</w:t>
       </w:r>
@@ -4629,9 +4623,9 @@
     </w:p>
     <w:p>
       <w:pPr>
-        <w:pStyle w:val="Heading1"/>
-      </w:pPr>
-      <w:bookmarkStart w:id="6" w:name="_Toc230346125"/>
+        <w:pStyle w:val="Otsikko1"/>
+      </w:pPr>
+      <w:bookmarkStart w:id="6" w:name="_Toc230596038"/>
       <w:r>
         <w:lastRenderedPageBreak/>
         <w:t>Taustaa ja ongelma</w:t>
@@ -4646,9 +4640,9 @@
     </w:p>
     <w:p>
       <w:pPr>
-        <w:pStyle w:val="Heading2"/>
-      </w:pPr>
-      <w:bookmarkStart w:id="7" w:name="_Toc230346126"/>
+        <w:pStyle w:val="Otsikko2"/>
+      </w:pPr>
+      <w:bookmarkStart w:id="7" w:name="_Toc230596039"/>
       <w:r>
         <w:t>Pienten yritysten kirjanpidon haasteet</w:t>
       </w:r>
@@ -4715,9 +4709,9 @@
     </w:p>
     <w:p>
       <w:pPr>
-        <w:pStyle w:val="Heading2"/>
-      </w:pPr>
-      <w:bookmarkStart w:id="8" w:name="_Toc230346127"/>
+        <w:pStyle w:val="Otsikko2"/>
+      </w:pPr>
+      <w:bookmarkStart w:id="8" w:name="_Toc230596040"/>
       <w:r>
         <w:t>Tekoälyn</w:t>
       </w:r>
@@ -4812,9 +4806,9 @@
     </w:p>
     <w:p>
       <w:pPr>
-        <w:pStyle w:val="Heading1"/>
-      </w:pPr>
-      <w:bookmarkStart w:id="9" w:name="_Toc230346128"/>
+        <w:pStyle w:val="Otsikko1"/>
+      </w:pPr>
+      <w:bookmarkStart w:id="9" w:name="_Toc230596041"/>
       <w:r>
         <w:lastRenderedPageBreak/>
         <w:t>Tutkimusmenetelmät</w:t>
@@ -4828,9 +4822,9 @@
     </w:p>
     <w:p>
       <w:pPr>
-        <w:pStyle w:val="Heading2"/>
-      </w:pPr>
-      <w:bookmarkStart w:id="10" w:name="_Toc230346129"/>
+        <w:pStyle w:val="Otsikko2"/>
+      </w:pPr>
+      <w:bookmarkStart w:id="10" w:name="_Toc230596042"/>
       <w:r>
         <w:t>Tutkimusstrategia ja lähestymistäpä</w:t>
       </w:r>
@@ -4919,9 +4913,9 @@
     </w:p>
     <w:p>
       <w:pPr>
-        <w:pStyle w:val="Heading2"/>
-      </w:pPr>
-      <w:bookmarkStart w:id="11" w:name="_Toc230346130"/>
+        <w:pStyle w:val="Otsikko2"/>
+      </w:pPr>
+      <w:bookmarkStart w:id="11" w:name="_Toc230596043"/>
       <w:r>
         <w:t>Design Science Research (DSR) -viitekehys</w:t>
       </w:r>
@@ -4985,9 +4979,9 @@
     <w:p/>
     <w:p>
       <w:pPr>
-        <w:pStyle w:val="Heading2"/>
-      </w:pPr>
-      <w:bookmarkStart w:id="12" w:name="_Toc230346131"/>
+        <w:pStyle w:val="Otsikko2"/>
+      </w:pPr>
+      <w:bookmarkStart w:id="12" w:name="_Toc230596044"/>
       <w:r>
         <w:t>Kehitysmenetelmät</w:t>
       </w:r>
@@ -5000,7 +4994,7 @@
     </w:p>
     <w:p>
       <w:pPr>
-        <w:pStyle w:val="ListParagraph"/>
+        <w:pStyle w:val="Luettelokappale"/>
         <w:numPr>
           <w:ilvl w:val="0"/>
           <w:numId w:val="38"/>
@@ -5012,7 +5006,7 @@
     </w:p>
     <w:p>
       <w:pPr>
-        <w:pStyle w:val="ListParagraph"/>
+        <w:pStyle w:val="Luettelokappale"/>
         <w:numPr>
           <w:ilvl w:val="0"/>
           <w:numId w:val="38"/>
@@ -5024,7 +5018,7 @@
     </w:p>
     <w:p>
       <w:pPr>
-        <w:pStyle w:val="ListParagraph"/>
+        <w:pStyle w:val="Luettelokappale"/>
         <w:numPr>
           <w:ilvl w:val="0"/>
           <w:numId w:val="38"/>
@@ -5050,9 +5044,9 @@
     </w:p>
     <w:p>
       <w:pPr>
-        <w:pStyle w:val="Heading1"/>
-      </w:pPr>
-      <w:bookmarkStart w:id="13" w:name="_Toc230346132"/>
+        <w:pStyle w:val="Otsikko1"/>
+      </w:pPr>
+      <w:bookmarkStart w:id="13" w:name="_Toc230596045"/>
       <w:r>
         <w:lastRenderedPageBreak/>
         <w:t>Vaatimusmäärittely</w:t>
@@ -5069,9 +5063,9 @@
     </w:p>
     <w:p>
       <w:pPr>
-        <w:pStyle w:val="Heading2"/>
-      </w:pPr>
-      <w:bookmarkStart w:id="14" w:name="_Toc230346133"/>
+        <w:pStyle w:val="Otsikko2"/>
+      </w:pPr>
+      <w:bookmarkStart w:id="14" w:name="_Toc230596046"/>
       <w:r>
         <w:t>Toiminnalliset vaatimukset</w:t>
       </w:r>
@@ -5091,9 +5085,9 @@
     <w:p/>
     <w:p>
       <w:pPr>
-        <w:pStyle w:val="Heading3"/>
-      </w:pPr>
-      <w:bookmarkStart w:id="15" w:name="_Toc230346134"/>
+        <w:pStyle w:val="Otsikko3"/>
+      </w:pPr>
+      <w:bookmarkStart w:id="15" w:name="_Toc230596047"/>
       <w:r>
         <w:rPr>
           <w:rFonts w:eastAsia="Arial"/>
@@ -5358,7 +5352,7 @@
           </w:tcPr>
           <w:p>
             <w:pPr>
-              <w:pStyle w:val="ListParagraph"/>
+              <w:pStyle w:val="Luettelokappale"/>
               <w:numPr>
                 <w:ilvl w:val="0"/>
                 <w:numId w:val="47"/>
@@ -5382,7 +5376,7 @@
           </w:p>
           <w:p>
             <w:pPr>
-              <w:pStyle w:val="ListParagraph"/>
+              <w:pStyle w:val="Luettelokappale"/>
               <w:numPr>
                 <w:ilvl w:val="0"/>
                 <w:numId w:val="47"/>
@@ -5406,7 +5400,7 @@
           </w:p>
           <w:p>
             <w:pPr>
-              <w:pStyle w:val="ListParagraph"/>
+              <w:pStyle w:val="Luettelokappale"/>
               <w:numPr>
                 <w:ilvl w:val="0"/>
                 <w:numId w:val="47"/>
@@ -5534,7 +5528,7 @@
           </w:tcPr>
           <w:p>
             <w:pPr>
-              <w:pStyle w:val="ListParagraph"/>
+              <w:pStyle w:val="Luettelokappale"/>
               <w:numPr>
                 <w:ilvl w:val="0"/>
                 <w:numId w:val="47"/>
@@ -5558,7 +5552,7 @@
           </w:p>
           <w:p>
             <w:pPr>
-              <w:pStyle w:val="ListParagraph"/>
+              <w:pStyle w:val="Luettelokappale"/>
               <w:numPr>
                 <w:ilvl w:val="0"/>
                 <w:numId w:val="47"/>
@@ -5686,7 +5680,7 @@
           </w:tcPr>
           <w:p>
             <w:pPr>
-              <w:pStyle w:val="ListParagraph"/>
+              <w:pStyle w:val="Luettelokappale"/>
               <w:numPr>
                 <w:ilvl w:val="0"/>
                 <w:numId w:val="47"/>
@@ -5710,7 +5704,7 @@
           </w:p>
           <w:p>
             <w:pPr>
-              <w:pStyle w:val="ListParagraph"/>
+              <w:pStyle w:val="Luettelokappale"/>
               <w:numPr>
                 <w:ilvl w:val="0"/>
                 <w:numId w:val="47"/>
@@ -5734,7 +5728,7 @@
           </w:p>
           <w:p>
             <w:pPr>
-              <w:pStyle w:val="ListParagraph"/>
+              <w:pStyle w:val="Luettelokappale"/>
               <w:numPr>
                 <w:ilvl w:val="0"/>
                 <w:numId w:val="47"/>
@@ -5766,9 +5760,9 @@
     </w:p>
     <w:p>
       <w:pPr>
-        <w:pStyle w:val="Heading3"/>
-      </w:pPr>
-      <w:bookmarkStart w:id="16" w:name="_Toc230346135"/>
+        <w:pStyle w:val="Otsikko3"/>
+      </w:pPr>
+      <w:bookmarkStart w:id="16" w:name="_Toc230596048"/>
       <w:r>
         <w:rPr>
           <w:rFonts w:eastAsia="Arial"/>
@@ -6034,7 +6028,7 @@
           </w:tcPr>
           <w:p>
             <w:pPr>
-              <w:pStyle w:val="ListParagraph"/>
+              <w:pStyle w:val="Luettelokappale"/>
               <w:numPr>
                 <w:ilvl w:val="0"/>
                 <w:numId w:val="47"/>
@@ -6058,7 +6052,7 @@
           </w:p>
           <w:p>
             <w:pPr>
-              <w:pStyle w:val="ListParagraph"/>
+              <w:pStyle w:val="Luettelokappale"/>
               <w:numPr>
                 <w:ilvl w:val="0"/>
                 <w:numId w:val="47"/>
@@ -6082,7 +6076,7 @@
           </w:p>
           <w:p>
             <w:pPr>
-              <w:pStyle w:val="ListParagraph"/>
+              <w:pStyle w:val="Luettelokappale"/>
               <w:numPr>
                 <w:ilvl w:val="0"/>
                 <w:numId w:val="47"/>
@@ -6210,7 +6204,7 @@
           </w:tcPr>
           <w:p>
             <w:pPr>
-              <w:pStyle w:val="ListParagraph"/>
+              <w:pStyle w:val="Luettelokappale"/>
               <w:numPr>
                 <w:ilvl w:val="0"/>
                 <w:numId w:val="47"/>
@@ -6234,7 +6228,7 @@
           </w:p>
           <w:p>
             <w:pPr>
-              <w:pStyle w:val="ListParagraph"/>
+              <w:pStyle w:val="Luettelokappale"/>
               <w:numPr>
                 <w:ilvl w:val="0"/>
                 <w:numId w:val="47"/>
@@ -6362,7 +6356,7 @@
           </w:tcPr>
           <w:p>
             <w:pPr>
-              <w:pStyle w:val="ListParagraph"/>
+              <w:pStyle w:val="Luettelokappale"/>
               <w:numPr>
                 <w:ilvl w:val="0"/>
                 <w:numId w:val="47"/>
@@ -6490,7 +6484,7 @@
           </w:tcPr>
           <w:p>
             <w:pPr>
-              <w:pStyle w:val="ListParagraph"/>
+              <w:pStyle w:val="Luettelokappale"/>
               <w:numPr>
                 <w:ilvl w:val="0"/>
                 <w:numId w:val="47"/>
@@ -6514,7 +6508,7 @@
           </w:p>
           <w:p>
             <w:pPr>
-              <w:pStyle w:val="ListParagraph"/>
+              <w:pStyle w:val="Luettelokappale"/>
               <w:numPr>
                 <w:ilvl w:val="0"/>
                 <w:numId w:val="47"/>
@@ -6538,7 +6532,7 @@
           </w:p>
           <w:p>
             <w:pPr>
-              <w:pStyle w:val="ListParagraph"/>
+              <w:pStyle w:val="Luettelokappale"/>
               <w:numPr>
                 <w:ilvl w:val="0"/>
                 <w:numId w:val="47"/>
@@ -6570,9 +6564,9 @@
     </w:p>
     <w:p>
       <w:pPr>
-        <w:pStyle w:val="Heading3"/>
-      </w:pPr>
-      <w:bookmarkStart w:id="17" w:name="_Toc230346136"/>
+        <w:pStyle w:val="Otsikko3"/>
+      </w:pPr>
+      <w:bookmarkStart w:id="17" w:name="_Toc230596049"/>
       <w:r>
         <w:rPr>
           <w:rFonts w:eastAsia="Arial"/>
@@ -6837,7 +6831,7 @@
           </w:tcPr>
           <w:p>
             <w:pPr>
-              <w:pStyle w:val="ListParagraph"/>
+              <w:pStyle w:val="Luettelokappale"/>
               <w:numPr>
                 <w:ilvl w:val="0"/>
                 <w:numId w:val="47"/>
@@ -6861,7 +6855,7 @@
           </w:p>
           <w:p>
             <w:pPr>
-              <w:pStyle w:val="ListParagraph"/>
+              <w:pStyle w:val="Luettelokappale"/>
               <w:numPr>
                 <w:ilvl w:val="0"/>
                 <w:numId w:val="47"/>
@@ -6989,7 +6983,7 @@
           </w:tcPr>
           <w:p>
             <w:pPr>
-              <w:pStyle w:val="ListParagraph"/>
+              <w:pStyle w:val="Luettelokappale"/>
               <w:numPr>
                 <w:ilvl w:val="0"/>
                 <w:numId w:val="47"/>
@@ -7013,7 +7007,7 @@
           </w:p>
           <w:p>
             <w:pPr>
-              <w:pStyle w:val="ListParagraph"/>
+              <w:pStyle w:val="Luettelokappale"/>
               <w:numPr>
                 <w:ilvl w:val="0"/>
                 <w:numId w:val="47"/>
@@ -7037,7 +7031,7 @@
           </w:p>
           <w:p>
             <w:pPr>
-              <w:pStyle w:val="ListParagraph"/>
+              <w:pStyle w:val="Luettelokappale"/>
               <w:numPr>
                 <w:ilvl w:val="0"/>
                 <w:numId w:val="47"/>
@@ -7061,7 +7055,7 @@
           </w:p>
           <w:p>
             <w:pPr>
-              <w:pStyle w:val="ListParagraph"/>
+              <w:pStyle w:val="Luettelokappale"/>
               <w:numPr>
                 <w:ilvl w:val="0"/>
                 <w:numId w:val="47"/>
@@ -7093,9 +7087,9 @@
     </w:p>
     <w:p>
       <w:pPr>
-        <w:pStyle w:val="Heading3"/>
-      </w:pPr>
-      <w:bookmarkStart w:id="18" w:name="_Toc230346137"/>
+        <w:pStyle w:val="Otsikko3"/>
+      </w:pPr>
+      <w:bookmarkStart w:id="18" w:name="_Toc230596050"/>
       <w:r>
         <w:rPr>
           <w:rFonts w:eastAsia="Arial"/>
@@ -7360,7 +7354,7 @@
           </w:tcPr>
           <w:p>
             <w:pPr>
-              <w:pStyle w:val="ListParagraph"/>
+              <w:pStyle w:val="Luettelokappale"/>
               <w:numPr>
                 <w:ilvl w:val="0"/>
                 <w:numId w:val="47"/>
@@ -7384,7 +7378,7 @@
           </w:p>
           <w:p>
             <w:pPr>
-              <w:pStyle w:val="ListParagraph"/>
+              <w:pStyle w:val="Luettelokappale"/>
               <w:numPr>
                 <w:ilvl w:val="0"/>
                 <w:numId w:val="47"/>
@@ -7408,7 +7402,7 @@
           </w:p>
           <w:p>
             <w:pPr>
-              <w:pStyle w:val="ListParagraph"/>
+              <w:pStyle w:val="Luettelokappale"/>
               <w:numPr>
                 <w:ilvl w:val="0"/>
                 <w:numId w:val="47"/>
@@ -7536,7 +7530,7 @@
           </w:tcPr>
           <w:p>
             <w:pPr>
-              <w:pStyle w:val="ListParagraph"/>
+              <w:pStyle w:val="Luettelokappale"/>
               <w:numPr>
                 <w:ilvl w:val="0"/>
                 <w:numId w:val="47"/>
@@ -7560,7 +7554,7 @@
           </w:p>
           <w:p>
             <w:pPr>
-              <w:pStyle w:val="ListParagraph"/>
+              <w:pStyle w:val="Luettelokappale"/>
               <w:numPr>
                 <w:ilvl w:val="0"/>
                 <w:numId w:val="47"/>
@@ -7584,7 +7578,7 @@
           </w:p>
           <w:p>
             <w:pPr>
-              <w:pStyle w:val="ListParagraph"/>
+              <w:pStyle w:val="Luettelokappale"/>
               <w:numPr>
                 <w:ilvl w:val="0"/>
                 <w:numId w:val="47"/>
@@ -7608,7 +7602,7 @@
           </w:p>
           <w:p>
             <w:pPr>
-              <w:pStyle w:val="ListParagraph"/>
+              <w:pStyle w:val="Luettelokappale"/>
               <w:numPr>
                 <w:ilvl w:val="0"/>
                 <w:numId w:val="47"/>
@@ -7632,7 +7626,7 @@
           </w:p>
           <w:p>
             <w:pPr>
-              <w:pStyle w:val="ListParagraph"/>
+              <w:pStyle w:val="Luettelokappale"/>
               <w:numPr>
                 <w:ilvl w:val="0"/>
                 <w:numId w:val="47"/>
@@ -7760,7 +7754,7 @@
           </w:tcPr>
           <w:p>
             <w:pPr>
-              <w:pStyle w:val="ListParagraph"/>
+              <w:pStyle w:val="Luettelokappale"/>
               <w:numPr>
                 <w:ilvl w:val="0"/>
                 <w:numId w:val="47"/>
@@ -7784,7 +7778,7 @@
           </w:p>
           <w:p>
             <w:pPr>
-              <w:pStyle w:val="ListParagraph"/>
+              <w:pStyle w:val="Luettelokappale"/>
               <w:numPr>
                 <w:ilvl w:val="0"/>
                 <w:numId w:val="47"/>
@@ -7812,9 +7806,9 @@
     <w:p/>
     <w:p>
       <w:pPr>
-        <w:pStyle w:val="Heading3"/>
-      </w:pPr>
-      <w:bookmarkStart w:id="19" w:name="_Toc230346138"/>
+        <w:pStyle w:val="Otsikko3"/>
+      </w:pPr>
+      <w:bookmarkStart w:id="19" w:name="_Toc230596051"/>
       <w:r>
         <w:rPr>
           <w:rFonts w:eastAsia="Arial"/>
@@ -8079,7 +8073,7 @@
           </w:tcPr>
           <w:p>
             <w:pPr>
-              <w:pStyle w:val="ListParagraph"/>
+              <w:pStyle w:val="Luettelokappale"/>
               <w:numPr>
                 <w:ilvl w:val="0"/>
                 <w:numId w:val="47"/>
@@ -8103,7 +8097,7 @@
           </w:p>
           <w:p>
             <w:pPr>
-              <w:pStyle w:val="ListParagraph"/>
+              <w:pStyle w:val="Luettelokappale"/>
               <w:numPr>
                 <w:ilvl w:val="0"/>
                 <w:numId w:val="47"/>
@@ -8127,7 +8121,7 @@
           </w:p>
           <w:p>
             <w:pPr>
-              <w:pStyle w:val="ListParagraph"/>
+              <w:pStyle w:val="Luettelokappale"/>
               <w:numPr>
                 <w:ilvl w:val="0"/>
                 <w:numId w:val="47"/>
@@ -8156,9 +8150,9 @@
     <w:p/>
     <w:p>
       <w:pPr>
-        <w:pStyle w:val="Heading3"/>
-      </w:pPr>
-      <w:bookmarkStart w:id="20" w:name="_Toc230346139"/>
+        <w:pStyle w:val="Otsikko3"/>
+      </w:pPr>
+      <w:bookmarkStart w:id="20" w:name="_Toc230596052"/>
       <w:r>
         <w:rPr>
           <w:rFonts w:eastAsia="Arial"/>
@@ -8423,7 +8417,7 @@
           </w:tcPr>
           <w:p>
             <w:pPr>
-              <w:pStyle w:val="ListParagraph"/>
+              <w:pStyle w:val="Luettelokappale"/>
               <w:numPr>
                 <w:ilvl w:val="0"/>
                 <w:numId w:val="47"/>
@@ -8447,7 +8441,7 @@
           </w:p>
           <w:p>
             <w:pPr>
-              <w:pStyle w:val="ListParagraph"/>
+              <w:pStyle w:val="Luettelokappale"/>
               <w:numPr>
                 <w:ilvl w:val="0"/>
                 <w:numId w:val="47"/>
@@ -8471,7 +8465,7 @@
           </w:p>
           <w:p>
             <w:pPr>
-              <w:pStyle w:val="ListParagraph"/>
+              <w:pStyle w:val="Luettelokappale"/>
               <w:numPr>
                 <w:ilvl w:val="0"/>
                 <w:numId w:val="47"/>
@@ -8599,7 +8593,7 @@
           </w:tcPr>
           <w:p>
             <w:pPr>
-              <w:pStyle w:val="ListParagraph"/>
+              <w:pStyle w:val="Luettelokappale"/>
               <w:numPr>
                 <w:ilvl w:val="0"/>
                 <w:numId w:val="47"/>
@@ -8623,7 +8617,7 @@
           </w:p>
           <w:p>
             <w:pPr>
-              <w:pStyle w:val="ListParagraph"/>
+              <w:pStyle w:val="Luettelokappale"/>
               <w:numPr>
                 <w:ilvl w:val="0"/>
                 <w:numId w:val="47"/>
@@ -8647,7 +8641,7 @@
           </w:p>
           <w:p>
             <w:pPr>
-              <w:pStyle w:val="ListParagraph"/>
+              <w:pStyle w:val="Luettelokappale"/>
               <w:numPr>
                 <w:ilvl w:val="0"/>
                 <w:numId w:val="47"/>
@@ -8671,7 +8665,7 @@
           </w:p>
           <w:p>
             <w:pPr>
-              <w:pStyle w:val="ListParagraph"/>
+              <w:pStyle w:val="Luettelokappale"/>
               <w:numPr>
                 <w:ilvl w:val="0"/>
                 <w:numId w:val="47"/>
@@ -8695,7 +8689,7 @@
           </w:p>
           <w:p>
             <w:pPr>
-              <w:pStyle w:val="ListParagraph"/>
+              <w:pStyle w:val="Luettelokappale"/>
               <w:numPr>
                 <w:ilvl w:val="0"/>
                 <w:numId w:val="47"/>
@@ -8823,7 +8817,7 @@
           </w:tcPr>
           <w:p>
             <w:pPr>
-              <w:pStyle w:val="ListParagraph"/>
+              <w:pStyle w:val="Luettelokappale"/>
               <w:numPr>
                 <w:ilvl w:val="0"/>
                 <w:numId w:val="47"/>
@@ -8847,7 +8841,7 @@
           </w:p>
           <w:p>
             <w:pPr>
-              <w:pStyle w:val="ListParagraph"/>
+              <w:pStyle w:val="Luettelokappale"/>
               <w:numPr>
                 <w:ilvl w:val="0"/>
                 <w:numId w:val="47"/>
@@ -8975,7 +8969,7 @@
           </w:tcPr>
           <w:p>
             <w:pPr>
-              <w:pStyle w:val="ListParagraph"/>
+              <w:pStyle w:val="Luettelokappale"/>
               <w:numPr>
                 <w:ilvl w:val="0"/>
                 <w:numId w:val="47"/>
@@ -8999,7 +8993,7 @@
           </w:p>
           <w:p>
             <w:pPr>
-              <w:pStyle w:val="ListParagraph"/>
+              <w:pStyle w:val="Luettelokappale"/>
               <w:numPr>
                 <w:ilvl w:val="0"/>
                 <w:numId w:val="47"/>
@@ -9023,7 +9017,7 @@
           </w:p>
           <w:p>
             <w:pPr>
-              <w:pStyle w:val="ListParagraph"/>
+              <w:pStyle w:val="Luettelokappale"/>
               <w:numPr>
                 <w:ilvl w:val="0"/>
                 <w:numId w:val="47"/>
@@ -9047,7 +9041,7 @@
           </w:p>
           <w:p>
             <w:pPr>
-              <w:pStyle w:val="ListParagraph"/>
+              <w:pStyle w:val="Luettelokappale"/>
               <w:numPr>
                 <w:ilvl w:val="0"/>
                 <w:numId w:val="47"/>
@@ -9075,9 +9069,9 @@
     <w:p/>
     <w:p>
       <w:pPr>
-        <w:pStyle w:val="Heading2"/>
-      </w:pPr>
-      <w:bookmarkStart w:id="21" w:name="_Toc230346140"/>
+        <w:pStyle w:val="Otsikko2"/>
+      </w:pPr>
+      <w:bookmarkStart w:id="21" w:name="_Toc230596053"/>
       <w:r>
         <w:lastRenderedPageBreak/>
         <w:t>Ei-toiminnalliset vaatimukset</w:t>
@@ -9346,7 +9340,7 @@
           </w:tcPr>
           <w:p>
             <w:pPr>
-              <w:pStyle w:val="ListParagraph"/>
+              <w:pStyle w:val="Luettelokappale"/>
               <w:numPr>
                 <w:ilvl w:val="0"/>
                 <w:numId w:val="47"/>
@@ -9370,7 +9364,7 @@
           </w:p>
           <w:p>
             <w:pPr>
-              <w:pStyle w:val="ListParagraph"/>
+              <w:pStyle w:val="Luettelokappale"/>
               <w:numPr>
                 <w:ilvl w:val="0"/>
                 <w:numId w:val="47"/>
@@ -9498,7 +9492,7 @@
           </w:tcPr>
           <w:p>
             <w:pPr>
-              <w:pStyle w:val="ListParagraph"/>
+              <w:pStyle w:val="Luettelokappale"/>
               <w:numPr>
                 <w:ilvl w:val="0"/>
                 <w:numId w:val="47"/>
@@ -9626,7 +9620,7 @@
           </w:tcPr>
           <w:p>
             <w:pPr>
-              <w:pStyle w:val="ListParagraph"/>
+              <w:pStyle w:val="Luettelokappale"/>
               <w:numPr>
                 <w:ilvl w:val="0"/>
                 <w:numId w:val="47"/>
@@ -9650,7 +9644,7 @@
           </w:p>
           <w:p>
             <w:pPr>
-              <w:pStyle w:val="ListParagraph"/>
+              <w:pStyle w:val="Luettelokappale"/>
               <w:numPr>
                 <w:ilvl w:val="0"/>
                 <w:numId w:val="47"/>
@@ -9778,7 +9772,7 @@
           </w:tcPr>
           <w:p>
             <w:pPr>
-              <w:pStyle w:val="ListParagraph"/>
+              <w:pStyle w:val="Luettelokappale"/>
               <w:numPr>
                 <w:ilvl w:val="0"/>
                 <w:numId w:val="47"/>
@@ -9802,7 +9796,7 @@
           </w:p>
           <w:p>
             <w:pPr>
-              <w:pStyle w:val="ListParagraph"/>
+              <w:pStyle w:val="Luettelokappale"/>
               <w:numPr>
                 <w:ilvl w:val="0"/>
                 <w:numId w:val="47"/>
@@ -9826,7 +9820,7 @@
           </w:p>
           <w:p>
             <w:pPr>
-              <w:pStyle w:val="ListParagraph"/>
+              <w:pStyle w:val="Luettelokappale"/>
               <w:numPr>
                 <w:ilvl w:val="0"/>
                 <w:numId w:val="47"/>
@@ -9954,7 +9948,7 @@
           </w:tcPr>
           <w:p>
             <w:pPr>
-              <w:pStyle w:val="ListParagraph"/>
+              <w:pStyle w:val="Luettelokappale"/>
               <w:numPr>
                 <w:ilvl w:val="0"/>
                 <w:numId w:val="47"/>
@@ -9978,7 +9972,7 @@
           </w:p>
           <w:p>
             <w:pPr>
-              <w:pStyle w:val="ListParagraph"/>
+              <w:pStyle w:val="Luettelokappale"/>
               <w:numPr>
                 <w:ilvl w:val="0"/>
                 <w:numId w:val="47"/>
@@ -10002,7 +9996,7 @@
           </w:p>
           <w:p>
             <w:pPr>
-              <w:pStyle w:val="ListParagraph"/>
+              <w:pStyle w:val="Luettelokappale"/>
               <w:numPr>
                 <w:ilvl w:val="0"/>
                 <w:numId w:val="47"/>
@@ -10130,7 +10124,7 @@
           </w:tcPr>
           <w:p>
             <w:pPr>
-              <w:pStyle w:val="ListParagraph"/>
+              <w:pStyle w:val="Luettelokappale"/>
               <w:numPr>
                 <w:ilvl w:val="0"/>
                 <w:numId w:val="47"/>
@@ -10154,7 +10148,7 @@
           </w:p>
           <w:p>
             <w:pPr>
-              <w:pStyle w:val="ListParagraph"/>
+              <w:pStyle w:val="Luettelokappale"/>
               <w:numPr>
                 <w:ilvl w:val="0"/>
                 <w:numId w:val="47"/>
@@ -10282,7 +10276,7 @@
           </w:tcPr>
           <w:p>
             <w:pPr>
-              <w:pStyle w:val="ListParagraph"/>
+              <w:pStyle w:val="Luettelokappale"/>
               <w:numPr>
                 <w:ilvl w:val="0"/>
                 <w:numId w:val="47"/>
@@ -10306,7 +10300,7 @@
           </w:p>
           <w:p>
             <w:pPr>
-              <w:pStyle w:val="ListParagraph"/>
+              <w:pStyle w:val="Luettelokappale"/>
               <w:numPr>
                 <w:ilvl w:val="0"/>
                 <w:numId w:val="47"/>
@@ -10444,7 +10438,7 @@
           </w:tcPr>
           <w:p>
             <w:pPr>
-              <w:pStyle w:val="ListParagraph"/>
+              <w:pStyle w:val="Luettelokappale"/>
               <w:numPr>
                 <w:ilvl w:val="0"/>
                 <w:numId w:val="47"/>
@@ -10468,7 +10462,7 @@
           </w:p>
           <w:p>
             <w:pPr>
-              <w:pStyle w:val="ListParagraph"/>
+              <w:pStyle w:val="Luettelokappale"/>
               <w:numPr>
                 <w:ilvl w:val="0"/>
                 <w:numId w:val="47"/>
@@ -10598,7 +10592,7 @@
           </w:tcPr>
           <w:p>
             <w:pPr>
-              <w:pStyle w:val="ListParagraph"/>
+              <w:pStyle w:val="Luettelokappale"/>
               <w:numPr>
                 <w:ilvl w:val="0"/>
                 <w:numId w:val="47"/>
@@ -10622,7 +10616,7 @@
           </w:p>
           <w:p>
             <w:pPr>
-              <w:pStyle w:val="ListParagraph"/>
+              <w:pStyle w:val="Luettelokappale"/>
               <w:numPr>
                 <w:ilvl w:val="0"/>
                 <w:numId w:val="47"/>
@@ -10750,7 +10744,7 @@
           </w:tcPr>
           <w:p>
             <w:pPr>
-              <w:pStyle w:val="ListParagraph"/>
+              <w:pStyle w:val="Luettelokappale"/>
               <w:numPr>
                 <w:ilvl w:val="0"/>
                 <w:numId w:val="47"/>
@@ -10774,7 +10768,7 @@
           </w:p>
           <w:p>
             <w:pPr>
-              <w:pStyle w:val="ListParagraph"/>
+              <w:pStyle w:val="Luettelokappale"/>
               <w:numPr>
                 <w:ilvl w:val="0"/>
                 <w:numId w:val="47"/>
@@ -10802,9 +10796,9 @@
     <w:p/>
     <w:p>
       <w:pPr>
-        <w:pStyle w:val="Heading2"/>
-      </w:pPr>
-      <w:bookmarkStart w:id="22" w:name="_Toc230346141"/>
+        <w:pStyle w:val="Otsikko2"/>
+      </w:pPr>
+      <w:bookmarkStart w:id="22" w:name="_Toc230596054"/>
       <w:r>
         <w:t>Käyttötapaukset</w:t>
       </w:r>
@@ -10818,9 +10812,9 @@
     <w:p/>
     <w:p>
       <w:pPr>
-        <w:pStyle w:val="Heading3"/>
-      </w:pPr>
-      <w:bookmarkStart w:id="23" w:name="_Toc230346142"/>
+        <w:pStyle w:val="Otsikko3"/>
+      </w:pPr>
+      <w:bookmarkStart w:id="23" w:name="_Toc230596055"/>
       <w:r>
         <w:rPr>
           <w:rFonts w:eastAsia="Arial"/>
@@ -11244,7 +11238,7 @@
           </w:tcPr>
           <w:p>
             <w:pPr>
-              <w:pStyle w:val="ListParagraph"/>
+              <w:pStyle w:val="Luettelokappale"/>
               <w:numPr>
                 <w:ilvl w:val="0"/>
                 <w:numId w:val="48"/>
@@ -11268,7 +11262,7 @@
           </w:p>
           <w:p>
             <w:pPr>
-              <w:pStyle w:val="ListParagraph"/>
+              <w:pStyle w:val="Luettelokappale"/>
               <w:numPr>
                 <w:ilvl w:val="0"/>
                 <w:numId w:val="48"/>
@@ -11346,7 +11340,7 @@
           </w:tcPr>
           <w:p>
             <w:pPr>
-              <w:pStyle w:val="ListParagraph"/>
+              <w:pStyle w:val="Luettelokappale"/>
               <w:numPr>
                 <w:ilvl w:val="0"/>
                 <w:numId w:val="49"/>
@@ -11370,7 +11364,7 @@
           </w:p>
           <w:p>
             <w:pPr>
-              <w:pStyle w:val="ListParagraph"/>
+              <w:pStyle w:val="Luettelokappale"/>
               <w:numPr>
                 <w:ilvl w:val="0"/>
                 <w:numId w:val="49"/>
@@ -11394,7 +11388,7 @@
           </w:p>
           <w:p>
             <w:pPr>
-              <w:pStyle w:val="ListParagraph"/>
+              <w:pStyle w:val="Luettelokappale"/>
               <w:numPr>
                 <w:ilvl w:val="0"/>
                 <w:numId w:val="49"/>
@@ -11418,7 +11412,7 @@
           </w:p>
           <w:p>
             <w:pPr>
-              <w:pStyle w:val="ListParagraph"/>
+              <w:pStyle w:val="Luettelokappale"/>
               <w:numPr>
                 <w:ilvl w:val="0"/>
                 <w:numId w:val="49"/>
@@ -11442,7 +11436,7 @@
           </w:p>
           <w:p>
             <w:pPr>
-              <w:pStyle w:val="ListParagraph"/>
+              <w:pStyle w:val="Luettelokappale"/>
               <w:numPr>
                 <w:ilvl w:val="0"/>
                 <w:numId w:val="49"/>
@@ -11520,7 +11514,7 @@
           </w:tcPr>
           <w:p>
             <w:pPr>
-              <w:pStyle w:val="ListParagraph"/>
+              <w:pStyle w:val="Luettelokappale"/>
               <w:numPr>
                 <w:ilvl w:val="0"/>
                 <w:numId w:val="49"/>
@@ -11544,7 +11538,7 @@
           </w:p>
           <w:p>
             <w:pPr>
-              <w:pStyle w:val="ListParagraph"/>
+              <w:pStyle w:val="Luettelokappale"/>
               <w:numPr>
                 <w:ilvl w:val="0"/>
                 <w:numId w:val="49"/>
@@ -11622,7 +11616,7 @@
           </w:tcPr>
           <w:p>
             <w:pPr>
-              <w:pStyle w:val="ListParagraph"/>
+              <w:pStyle w:val="Luettelokappale"/>
               <w:numPr>
                 <w:ilvl w:val="0"/>
                 <w:numId w:val="48"/>
@@ -11646,7 +11640,7 @@
           </w:p>
           <w:p>
             <w:pPr>
-              <w:pStyle w:val="ListParagraph"/>
+              <w:pStyle w:val="Luettelokappale"/>
               <w:numPr>
                 <w:ilvl w:val="0"/>
                 <w:numId w:val="48"/>
@@ -12154,7 +12148,7 @@
           </w:tcPr>
           <w:p>
             <w:pPr>
-              <w:pStyle w:val="ListParagraph"/>
+              <w:pStyle w:val="Luettelokappale"/>
               <w:numPr>
                 <w:ilvl w:val="0"/>
                 <w:numId w:val="48"/>
@@ -12178,7 +12172,7 @@
           </w:p>
           <w:p>
             <w:pPr>
-              <w:pStyle w:val="ListParagraph"/>
+              <w:pStyle w:val="Luettelokappale"/>
               <w:numPr>
                 <w:ilvl w:val="0"/>
                 <w:numId w:val="48"/>
@@ -12256,7 +12250,7 @@
           </w:tcPr>
           <w:p>
             <w:pPr>
-              <w:pStyle w:val="ListParagraph"/>
+              <w:pStyle w:val="Luettelokappale"/>
               <w:numPr>
                 <w:ilvl w:val="0"/>
                 <w:numId w:val="49"/>
@@ -12280,7 +12274,7 @@
           </w:p>
           <w:p>
             <w:pPr>
-              <w:pStyle w:val="ListParagraph"/>
+              <w:pStyle w:val="Luettelokappale"/>
               <w:numPr>
                 <w:ilvl w:val="0"/>
                 <w:numId w:val="49"/>
@@ -12304,7 +12298,7 @@
           </w:p>
           <w:p>
             <w:pPr>
-              <w:pStyle w:val="ListParagraph"/>
+              <w:pStyle w:val="Luettelokappale"/>
               <w:numPr>
                 <w:ilvl w:val="0"/>
                 <w:numId w:val="49"/>
@@ -12328,7 +12322,7 @@
           </w:p>
           <w:p>
             <w:pPr>
-              <w:pStyle w:val="ListParagraph"/>
+              <w:pStyle w:val="Luettelokappale"/>
               <w:numPr>
                 <w:ilvl w:val="0"/>
                 <w:numId w:val="49"/>
@@ -12352,7 +12346,7 @@
           </w:p>
           <w:p>
             <w:pPr>
-              <w:pStyle w:val="ListParagraph"/>
+              <w:pStyle w:val="Luettelokappale"/>
               <w:numPr>
                 <w:ilvl w:val="0"/>
                 <w:numId w:val="49"/>
@@ -12430,7 +12424,7 @@
           </w:tcPr>
           <w:p>
             <w:pPr>
-              <w:pStyle w:val="ListParagraph"/>
+              <w:pStyle w:val="Luettelokappale"/>
               <w:numPr>
                 <w:ilvl w:val="0"/>
                 <w:numId w:val="49"/>
@@ -12454,7 +12448,7 @@
           </w:p>
           <w:p>
             <w:pPr>
-              <w:pStyle w:val="ListParagraph"/>
+              <w:pStyle w:val="Luettelokappale"/>
               <w:numPr>
                 <w:ilvl w:val="0"/>
                 <w:numId w:val="49"/>
@@ -12534,7 +12528,7 @@
           </w:tcPr>
           <w:p>
             <w:pPr>
-              <w:pStyle w:val="ListParagraph"/>
+              <w:pStyle w:val="Luettelokappale"/>
               <w:numPr>
                 <w:ilvl w:val="0"/>
                 <w:numId w:val="48"/>
@@ -12558,7 +12552,7 @@
           </w:p>
           <w:p>
             <w:pPr>
-              <w:pStyle w:val="ListParagraph"/>
+              <w:pStyle w:val="Luettelokappale"/>
               <w:numPr>
                 <w:ilvl w:val="0"/>
                 <w:numId w:val="48"/>
@@ -13066,7 +13060,7 @@
           </w:tcPr>
           <w:p>
             <w:pPr>
-              <w:pStyle w:val="ListParagraph"/>
+              <w:pStyle w:val="Luettelokappale"/>
               <w:numPr>
                 <w:ilvl w:val="0"/>
                 <w:numId w:val="48"/>
@@ -13090,7 +13084,7 @@
           </w:p>
           <w:p>
             <w:pPr>
-              <w:pStyle w:val="ListParagraph"/>
+              <w:pStyle w:val="Luettelokappale"/>
               <w:numPr>
                 <w:ilvl w:val="0"/>
                 <w:numId w:val="48"/>
@@ -13168,7 +13162,7 @@
           </w:tcPr>
           <w:p>
             <w:pPr>
-              <w:pStyle w:val="ListParagraph"/>
+              <w:pStyle w:val="Luettelokappale"/>
               <w:numPr>
                 <w:ilvl w:val="0"/>
                 <w:numId w:val="49"/>
@@ -13192,7 +13186,7 @@
           </w:p>
           <w:p>
             <w:pPr>
-              <w:pStyle w:val="ListParagraph"/>
+              <w:pStyle w:val="Luettelokappale"/>
               <w:numPr>
                 <w:ilvl w:val="0"/>
                 <w:numId w:val="49"/>
@@ -13216,7 +13210,7 @@
           </w:p>
           <w:p>
             <w:pPr>
-              <w:pStyle w:val="ListParagraph"/>
+              <w:pStyle w:val="Luettelokappale"/>
               <w:numPr>
                 <w:ilvl w:val="0"/>
                 <w:numId w:val="49"/>
@@ -13240,7 +13234,7 @@
           </w:p>
           <w:p>
             <w:pPr>
-              <w:pStyle w:val="ListParagraph"/>
+              <w:pStyle w:val="Luettelokappale"/>
               <w:numPr>
                 <w:ilvl w:val="0"/>
                 <w:numId w:val="49"/>
@@ -13264,7 +13258,7 @@
           </w:p>
           <w:p>
             <w:pPr>
-              <w:pStyle w:val="ListParagraph"/>
+              <w:pStyle w:val="Luettelokappale"/>
               <w:numPr>
                 <w:ilvl w:val="0"/>
                 <w:numId w:val="49"/>
@@ -13342,7 +13336,7 @@
           </w:tcPr>
           <w:p>
             <w:pPr>
-              <w:pStyle w:val="ListParagraph"/>
+              <w:pStyle w:val="Luettelokappale"/>
               <w:numPr>
                 <w:ilvl w:val="0"/>
                 <w:numId w:val="49"/>
@@ -13420,7 +13414,7 @@
           </w:tcPr>
           <w:p>
             <w:pPr>
-              <w:pStyle w:val="ListParagraph"/>
+              <w:pStyle w:val="Luettelokappale"/>
               <w:numPr>
                 <w:ilvl w:val="0"/>
                 <w:numId w:val="48"/>
@@ -13444,7 +13438,7 @@
           </w:p>
           <w:p>
             <w:pPr>
-              <w:pStyle w:val="ListParagraph"/>
+              <w:pStyle w:val="Luettelokappale"/>
               <w:numPr>
                 <w:ilvl w:val="0"/>
                 <w:numId w:val="48"/>
@@ -13540,9 +13534,9 @@
     </w:p>
     <w:p>
       <w:pPr>
-        <w:pStyle w:val="Heading3"/>
-      </w:pPr>
-      <w:bookmarkStart w:id="24" w:name="_Toc230346143"/>
+        <w:pStyle w:val="Otsikko3"/>
+      </w:pPr>
+      <w:bookmarkStart w:id="24" w:name="_Toc230596056"/>
       <w:r>
         <w:rPr>
           <w:rFonts w:eastAsia="Arial"/>
@@ -13966,7 +13960,7 @@
           </w:tcPr>
           <w:p>
             <w:pPr>
-              <w:pStyle w:val="ListParagraph"/>
+              <w:pStyle w:val="Luettelokappale"/>
               <w:numPr>
                 <w:ilvl w:val="0"/>
                 <w:numId w:val="48"/>
@@ -13990,7 +13984,7 @@
           </w:p>
           <w:p>
             <w:pPr>
-              <w:pStyle w:val="ListParagraph"/>
+              <w:pStyle w:val="Luettelokappale"/>
               <w:numPr>
                 <w:ilvl w:val="0"/>
                 <w:numId w:val="48"/>
@@ -14068,7 +14062,7 @@
           </w:tcPr>
           <w:p>
             <w:pPr>
-              <w:pStyle w:val="ListParagraph"/>
+              <w:pStyle w:val="Luettelokappale"/>
               <w:numPr>
                 <w:ilvl w:val="0"/>
                 <w:numId w:val="49"/>
@@ -14092,7 +14086,7 @@
           </w:p>
           <w:p>
             <w:pPr>
-              <w:pStyle w:val="ListParagraph"/>
+              <w:pStyle w:val="Luettelokappale"/>
               <w:numPr>
                 <w:ilvl w:val="0"/>
                 <w:numId w:val="49"/>
@@ -14116,7 +14110,7 @@
           </w:p>
           <w:p>
             <w:pPr>
-              <w:pStyle w:val="ListParagraph"/>
+              <w:pStyle w:val="Luettelokappale"/>
               <w:numPr>
                 <w:ilvl w:val="0"/>
                 <w:numId w:val="49"/>
@@ -14140,7 +14134,7 @@
           </w:p>
           <w:p>
             <w:pPr>
-              <w:pStyle w:val="ListParagraph"/>
+              <w:pStyle w:val="Luettelokappale"/>
               <w:numPr>
                 <w:ilvl w:val="0"/>
                 <w:numId w:val="49"/>
@@ -14164,7 +14158,7 @@
           </w:p>
           <w:p>
             <w:pPr>
-              <w:pStyle w:val="ListParagraph"/>
+              <w:pStyle w:val="Luettelokappale"/>
               <w:numPr>
                 <w:ilvl w:val="0"/>
                 <w:numId w:val="49"/>
@@ -14242,7 +14236,7 @@
           </w:tcPr>
           <w:p>
             <w:pPr>
-              <w:pStyle w:val="ListParagraph"/>
+              <w:pStyle w:val="Luettelokappale"/>
               <w:numPr>
                 <w:ilvl w:val="0"/>
                 <w:numId w:val="49"/>
@@ -14266,7 +14260,7 @@
           </w:p>
           <w:p>
             <w:pPr>
-              <w:pStyle w:val="ListParagraph"/>
+              <w:pStyle w:val="Luettelokappale"/>
               <w:numPr>
                 <w:ilvl w:val="0"/>
                 <w:numId w:val="49"/>
@@ -14344,7 +14338,7 @@
           </w:tcPr>
           <w:p>
             <w:pPr>
-              <w:pStyle w:val="ListParagraph"/>
+              <w:pStyle w:val="Luettelokappale"/>
               <w:numPr>
                 <w:ilvl w:val="0"/>
                 <w:numId w:val="48"/>
@@ -14368,7 +14362,7 @@
           </w:p>
           <w:p>
             <w:pPr>
-              <w:pStyle w:val="ListParagraph"/>
+              <w:pStyle w:val="Luettelokappale"/>
               <w:numPr>
                 <w:ilvl w:val="0"/>
                 <w:numId w:val="48"/>
@@ -14877,7 +14871,7 @@
           </w:tcPr>
           <w:p>
             <w:pPr>
-              <w:pStyle w:val="ListParagraph"/>
+              <w:pStyle w:val="Luettelokappale"/>
               <w:numPr>
                 <w:ilvl w:val="0"/>
                 <w:numId w:val="48"/>
@@ -14901,7 +14895,7 @@
           </w:p>
           <w:p>
             <w:pPr>
-              <w:pStyle w:val="ListParagraph"/>
+              <w:pStyle w:val="Luettelokappale"/>
               <w:numPr>
                 <w:ilvl w:val="0"/>
                 <w:numId w:val="48"/>
@@ -14979,7 +14973,7 @@
           </w:tcPr>
           <w:p>
             <w:pPr>
-              <w:pStyle w:val="ListParagraph"/>
+              <w:pStyle w:val="Luettelokappale"/>
               <w:numPr>
                 <w:ilvl w:val="0"/>
                 <w:numId w:val="49"/>
@@ -15003,7 +14997,7 @@
           </w:p>
           <w:p>
             <w:pPr>
-              <w:pStyle w:val="ListParagraph"/>
+              <w:pStyle w:val="Luettelokappale"/>
               <w:numPr>
                 <w:ilvl w:val="0"/>
                 <w:numId w:val="49"/>
@@ -15027,7 +15021,7 @@
           </w:p>
           <w:p>
             <w:pPr>
-              <w:pStyle w:val="ListParagraph"/>
+              <w:pStyle w:val="Luettelokappale"/>
               <w:numPr>
                 <w:ilvl w:val="0"/>
                 <w:numId w:val="49"/>
@@ -15051,7 +15045,7 @@
           </w:p>
           <w:p>
             <w:pPr>
-              <w:pStyle w:val="ListParagraph"/>
+              <w:pStyle w:val="Luettelokappale"/>
               <w:numPr>
                 <w:ilvl w:val="0"/>
                 <w:numId w:val="49"/>
@@ -15129,7 +15123,7 @@
           </w:tcPr>
           <w:p>
             <w:pPr>
-              <w:pStyle w:val="ListParagraph"/>
+              <w:pStyle w:val="Luettelokappale"/>
               <w:numPr>
                 <w:ilvl w:val="0"/>
                 <w:numId w:val="49"/>
@@ -15153,7 +15147,7 @@
           </w:p>
           <w:p>
             <w:pPr>
-              <w:pStyle w:val="ListParagraph"/>
+              <w:pStyle w:val="Luettelokappale"/>
               <w:numPr>
                 <w:ilvl w:val="0"/>
                 <w:numId w:val="49"/>
@@ -15231,7 +15225,7 @@
           </w:tcPr>
           <w:p>
             <w:pPr>
-              <w:pStyle w:val="ListParagraph"/>
+              <w:pStyle w:val="Luettelokappale"/>
               <w:numPr>
                 <w:ilvl w:val="0"/>
                 <w:numId w:val="48"/>
@@ -15255,7 +15249,7 @@
           </w:p>
           <w:p>
             <w:pPr>
-              <w:pStyle w:val="ListParagraph"/>
+              <w:pStyle w:val="Luettelokappale"/>
               <w:numPr>
                 <w:ilvl w:val="0"/>
                 <w:numId w:val="48"/>
@@ -15351,9 +15345,9 @@
     </w:p>
     <w:p>
       <w:pPr>
-        <w:pStyle w:val="Heading3"/>
-      </w:pPr>
-      <w:bookmarkStart w:id="25" w:name="_Toc230346144"/>
+        <w:pStyle w:val="Otsikko3"/>
+      </w:pPr>
+      <w:bookmarkStart w:id="25" w:name="_Toc230596057"/>
       <w:r>
         <w:rPr>
           <w:rFonts w:eastAsia="Arial"/>
@@ -15777,7 +15771,7 @@
           </w:tcPr>
           <w:p>
             <w:pPr>
-              <w:pStyle w:val="ListParagraph"/>
+              <w:pStyle w:val="Luettelokappale"/>
               <w:numPr>
                 <w:ilvl w:val="0"/>
                 <w:numId w:val="48"/>
@@ -15801,7 +15795,7 @@
           </w:p>
           <w:p>
             <w:pPr>
-              <w:pStyle w:val="ListParagraph"/>
+              <w:pStyle w:val="Luettelokappale"/>
               <w:numPr>
                 <w:ilvl w:val="0"/>
                 <w:numId w:val="48"/>
@@ -15879,7 +15873,7 @@
           </w:tcPr>
           <w:p>
             <w:pPr>
-              <w:pStyle w:val="ListParagraph"/>
+              <w:pStyle w:val="Luettelokappale"/>
               <w:numPr>
                 <w:ilvl w:val="0"/>
                 <w:numId w:val="49"/>
@@ -15903,7 +15897,7 @@
           </w:p>
           <w:p>
             <w:pPr>
-              <w:pStyle w:val="ListParagraph"/>
+              <w:pStyle w:val="Luettelokappale"/>
               <w:numPr>
                 <w:ilvl w:val="0"/>
                 <w:numId w:val="49"/>
@@ -15927,7 +15921,7 @@
           </w:p>
           <w:p>
             <w:pPr>
-              <w:pStyle w:val="ListParagraph"/>
+              <w:pStyle w:val="Luettelokappale"/>
               <w:numPr>
                 <w:ilvl w:val="0"/>
                 <w:numId w:val="49"/>
@@ -15951,7 +15945,7 @@
           </w:p>
           <w:p>
             <w:pPr>
-              <w:pStyle w:val="ListParagraph"/>
+              <w:pStyle w:val="Luettelokappale"/>
               <w:numPr>
                 <w:ilvl w:val="0"/>
                 <w:numId w:val="49"/>
@@ -15975,7 +15969,7 @@
           </w:p>
           <w:p>
             <w:pPr>
-              <w:pStyle w:val="ListParagraph"/>
+              <w:pStyle w:val="Luettelokappale"/>
               <w:numPr>
                 <w:ilvl w:val="0"/>
                 <w:numId w:val="49"/>
@@ -16053,7 +16047,7 @@
           </w:tcPr>
           <w:p>
             <w:pPr>
-              <w:pStyle w:val="ListParagraph"/>
+              <w:pStyle w:val="Luettelokappale"/>
               <w:numPr>
                 <w:ilvl w:val="0"/>
                 <w:numId w:val="49"/>
@@ -16131,7 +16125,7 @@
           </w:tcPr>
           <w:p>
             <w:pPr>
-              <w:pStyle w:val="ListParagraph"/>
+              <w:pStyle w:val="Luettelokappale"/>
               <w:numPr>
                 <w:ilvl w:val="0"/>
                 <w:numId w:val="48"/>
@@ -16155,7 +16149,7 @@
           </w:p>
           <w:p>
             <w:pPr>
-              <w:pStyle w:val="ListParagraph"/>
+              <w:pStyle w:val="Luettelokappale"/>
               <w:numPr>
                 <w:ilvl w:val="0"/>
                 <w:numId w:val="48"/>
@@ -16251,9 +16245,9 @@
     </w:p>
     <w:p>
       <w:pPr>
-        <w:pStyle w:val="Heading3"/>
-      </w:pPr>
-      <w:bookmarkStart w:id="26" w:name="_Toc230346145"/>
+        <w:pStyle w:val="Otsikko3"/>
+      </w:pPr>
+      <w:bookmarkStart w:id="26" w:name="_Toc230596058"/>
       <w:r>
         <w:rPr>
           <w:rFonts w:eastAsia="Arial"/>
@@ -16676,7 +16670,7 @@
           </w:tcPr>
           <w:p>
             <w:pPr>
-              <w:pStyle w:val="ListParagraph"/>
+              <w:pStyle w:val="Luettelokappale"/>
               <w:numPr>
                 <w:ilvl w:val="0"/>
                 <w:numId w:val="48"/>
@@ -16700,7 +16694,7 @@
           </w:p>
           <w:p>
             <w:pPr>
-              <w:pStyle w:val="ListParagraph"/>
+              <w:pStyle w:val="Luettelokappale"/>
               <w:numPr>
                 <w:ilvl w:val="0"/>
                 <w:numId w:val="48"/>
@@ -16779,7 +16773,7 @@
           </w:tcPr>
           <w:p>
             <w:pPr>
-              <w:pStyle w:val="ListParagraph"/>
+              <w:pStyle w:val="Luettelokappale"/>
               <w:numPr>
                 <w:ilvl w:val="0"/>
                 <w:numId w:val="49"/>
@@ -16803,7 +16797,7 @@
           </w:p>
           <w:p>
             <w:pPr>
-              <w:pStyle w:val="ListParagraph"/>
+              <w:pStyle w:val="Luettelokappale"/>
               <w:numPr>
                 <w:ilvl w:val="0"/>
                 <w:numId w:val="49"/>
@@ -16827,7 +16821,7 @@
           </w:p>
           <w:p>
             <w:pPr>
-              <w:pStyle w:val="ListParagraph"/>
+              <w:pStyle w:val="Luettelokappale"/>
               <w:numPr>
                 <w:ilvl w:val="0"/>
                 <w:numId w:val="49"/>
@@ -16851,7 +16845,7 @@
           </w:p>
           <w:p>
             <w:pPr>
-              <w:pStyle w:val="ListParagraph"/>
+              <w:pStyle w:val="Luettelokappale"/>
               <w:numPr>
                 <w:ilvl w:val="0"/>
                 <w:numId w:val="49"/>
@@ -16875,7 +16869,7 @@
           </w:p>
           <w:p>
             <w:pPr>
-              <w:pStyle w:val="ListParagraph"/>
+              <w:pStyle w:val="Luettelokappale"/>
               <w:numPr>
                 <w:ilvl w:val="0"/>
                 <w:numId w:val="49"/>
@@ -16953,7 +16947,7 @@
           </w:tcPr>
           <w:p>
             <w:pPr>
-              <w:pStyle w:val="ListParagraph"/>
+              <w:pStyle w:val="Luettelokappale"/>
               <w:numPr>
                 <w:ilvl w:val="0"/>
                 <w:numId w:val="49"/>
@@ -17031,7 +17025,7 @@
           </w:tcPr>
           <w:p>
             <w:pPr>
-              <w:pStyle w:val="ListParagraph"/>
+              <w:pStyle w:val="Luettelokappale"/>
               <w:numPr>
                 <w:ilvl w:val="0"/>
                 <w:numId w:val="48"/>
@@ -17127,9 +17121,9 @@
     </w:p>
     <w:p>
       <w:pPr>
-        <w:pStyle w:val="Heading3"/>
-      </w:pPr>
-      <w:bookmarkStart w:id="27" w:name="_Toc230346146"/>
+        <w:pStyle w:val="Otsikko3"/>
+      </w:pPr>
+      <w:bookmarkStart w:id="27" w:name="_Toc230596059"/>
       <w:r>
         <w:rPr>
           <w:rFonts w:eastAsia="Arial"/>
@@ -17552,7 +17546,7 @@
           </w:tcPr>
           <w:p>
             <w:pPr>
-              <w:pStyle w:val="ListParagraph"/>
+              <w:pStyle w:val="Luettelokappale"/>
               <w:numPr>
                 <w:ilvl w:val="0"/>
                 <w:numId w:val="48"/>
@@ -17630,7 +17624,7 @@
           </w:tcPr>
           <w:p>
             <w:pPr>
-              <w:pStyle w:val="ListParagraph"/>
+              <w:pStyle w:val="Luettelokappale"/>
               <w:numPr>
                 <w:ilvl w:val="0"/>
                 <w:numId w:val="49"/>
@@ -17654,7 +17648,7 @@
           </w:p>
           <w:p>
             <w:pPr>
-              <w:pStyle w:val="ListParagraph"/>
+              <w:pStyle w:val="Luettelokappale"/>
               <w:numPr>
                 <w:ilvl w:val="0"/>
                 <w:numId w:val="49"/>
@@ -17678,7 +17672,7 @@
           </w:p>
           <w:p>
             <w:pPr>
-              <w:pStyle w:val="ListParagraph"/>
+              <w:pStyle w:val="Luettelokappale"/>
               <w:numPr>
                 <w:ilvl w:val="0"/>
                 <w:numId w:val="49"/>
@@ -17702,7 +17696,7 @@
           </w:p>
           <w:p>
             <w:pPr>
-              <w:pStyle w:val="ListParagraph"/>
+              <w:pStyle w:val="Luettelokappale"/>
               <w:numPr>
                 <w:ilvl w:val="0"/>
                 <w:numId w:val="49"/>
@@ -17726,7 +17720,7 @@
           </w:p>
           <w:p>
             <w:pPr>
-              <w:pStyle w:val="ListParagraph"/>
+              <w:pStyle w:val="Luettelokappale"/>
               <w:numPr>
                 <w:ilvl w:val="0"/>
                 <w:numId w:val="49"/>
@@ -17804,7 +17798,7 @@
           </w:tcPr>
           <w:p>
             <w:pPr>
-              <w:pStyle w:val="ListParagraph"/>
+              <w:pStyle w:val="Luettelokappale"/>
               <w:numPr>
                 <w:ilvl w:val="0"/>
                 <w:numId w:val="49"/>
@@ -17882,7 +17876,7 @@
           </w:tcPr>
           <w:p>
             <w:pPr>
-              <w:pStyle w:val="ListParagraph"/>
+              <w:pStyle w:val="Luettelokappale"/>
               <w:numPr>
                 <w:ilvl w:val="0"/>
                 <w:numId w:val="48"/>
@@ -17979,9 +17973,9 @@
     </w:p>
     <w:p>
       <w:pPr>
-        <w:pStyle w:val="Heading3"/>
-      </w:pPr>
-      <w:bookmarkStart w:id="28" w:name="_Toc230346147"/>
+        <w:pStyle w:val="Otsikko3"/>
+      </w:pPr>
+      <w:bookmarkStart w:id="28" w:name="_Toc230596060"/>
       <w:r>
         <w:rPr>
           <w:rFonts w:eastAsia="Arial"/>
@@ -18404,7 +18398,7 @@
           </w:tcPr>
           <w:p>
             <w:pPr>
-              <w:pStyle w:val="ListParagraph"/>
+              <w:pStyle w:val="Luettelokappale"/>
               <w:numPr>
                 <w:ilvl w:val="0"/>
                 <w:numId w:val="48"/>
@@ -18428,7 +18422,7 @@
           </w:p>
           <w:p>
             <w:pPr>
-              <w:pStyle w:val="ListParagraph"/>
+              <w:pStyle w:val="Luettelokappale"/>
               <w:numPr>
                 <w:ilvl w:val="0"/>
                 <w:numId w:val="48"/>
@@ -18506,7 +18500,7 @@
           </w:tcPr>
           <w:p>
             <w:pPr>
-              <w:pStyle w:val="ListParagraph"/>
+              <w:pStyle w:val="Luettelokappale"/>
               <w:numPr>
                 <w:ilvl w:val="0"/>
                 <w:numId w:val="49"/>
@@ -18530,7 +18524,7 @@
           </w:p>
           <w:p>
             <w:pPr>
-              <w:pStyle w:val="ListParagraph"/>
+              <w:pStyle w:val="Luettelokappale"/>
               <w:numPr>
                 <w:ilvl w:val="0"/>
                 <w:numId w:val="49"/>
@@ -18554,7 +18548,7 @@
           </w:p>
           <w:p>
             <w:pPr>
-              <w:pStyle w:val="ListParagraph"/>
+              <w:pStyle w:val="Luettelokappale"/>
               <w:numPr>
                 <w:ilvl w:val="0"/>
                 <w:numId w:val="49"/>
@@ -18578,7 +18572,7 @@
           </w:p>
           <w:p>
             <w:pPr>
-              <w:pStyle w:val="ListParagraph"/>
+              <w:pStyle w:val="Luettelokappale"/>
               <w:numPr>
                 <w:ilvl w:val="0"/>
                 <w:numId w:val="49"/>
@@ -18602,7 +18596,7 @@
           </w:p>
           <w:p>
             <w:pPr>
-              <w:pStyle w:val="ListParagraph"/>
+              <w:pStyle w:val="Luettelokappale"/>
               <w:numPr>
                 <w:ilvl w:val="0"/>
                 <w:numId w:val="49"/>
@@ -18626,7 +18620,7 @@
           </w:p>
           <w:p>
             <w:pPr>
-              <w:pStyle w:val="ListParagraph"/>
+              <w:pStyle w:val="Luettelokappale"/>
               <w:numPr>
                 <w:ilvl w:val="0"/>
                 <w:numId w:val="49"/>
@@ -18704,7 +18698,7 @@
           </w:tcPr>
           <w:p>
             <w:pPr>
-              <w:pStyle w:val="ListParagraph"/>
+              <w:pStyle w:val="Luettelokappale"/>
               <w:numPr>
                 <w:ilvl w:val="0"/>
                 <w:numId w:val="49"/>
@@ -18782,7 +18776,7 @@
           </w:tcPr>
           <w:p>
             <w:pPr>
-              <w:pStyle w:val="ListParagraph"/>
+              <w:pStyle w:val="Luettelokappale"/>
               <w:numPr>
                 <w:ilvl w:val="0"/>
                 <w:numId w:val="48"/>
@@ -18806,7 +18800,7 @@
           </w:p>
           <w:p>
             <w:pPr>
-              <w:pStyle w:val="ListParagraph"/>
+              <w:pStyle w:val="Luettelokappale"/>
               <w:numPr>
                 <w:ilvl w:val="0"/>
                 <w:numId w:val="48"/>
@@ -18830,7 +18824,7 @@
           </w:p>
           <w:p>
             <w:pPr>
-              <w:pStyle w:val="ListParagraph"/>
+              <w:pStyle w:val="Luettelokappale"/>
               <w:numPr>
                 <w:ilvl w:val="0"/>
                 <w:numId w:val="48"/>
@@ -19339,7 +19333,7 @@
           </w:tcPr>
           <w:p>
             <w:pPr>
-              <w:pStyle w:val="ListParagraph"/>
+              <w:pStyle w:val="Luettelokappale"/>
               <w:numPr>
                 <w:ilvl w:val="0"/>
                 <w:numId w:val="48"/>
@@ -19417,7 +19411,7 @@
           </w:tcPr>
           <w:p>
             <w:pPr>
-              <w:pStyle w:val="ListParagraph"/>
+              <w:pStyle w:val="Luettelokappale"/>
               <w:numPr>
                 <w:ilvl w:val="0"/>
                 <w:numId w:val="49"/>
@@ -19441,7 +19435,7 @@
           </w:p>
           <w:p>
             <w:pPr>
-              <w:pStyle w:val="ListParagraph"/>
+              <w:pStyle w:val="Luettelokappale"/>
               <w:numPr>
                 <w:ilvl w:val="0"/>
                 <w:numId w:val="49"/>
@@ -19465,7 +19459,7 @@
           </w:p>
           <w:p>
             <w:pPr>
-              <w:pStyle w:val="ListParagraph"/>
+              <w:pStyle w:val="Luettelokappale"/>
               <w:numPr>
                 <w:ilvl w:val="0"/>
                 <w:numId w:val="49"/>
@@ -19489,7 +19483,7 @@
           </w:p>
           <w:p>
             <w:pPr>
-              <w:pStyle w:val="ListParagraph"/>
+              <w:pStyle w:val="Luettelokappale"/>
               <w:numPr>
                 <w:ilvl w:val="0"/>
                 <w:numId w:val="49"/>
@@ -19567,7 +19561,7 @@
           </w:tcPr>
           <w:p>
             <w:pPr>
-              <w:pStyle w:val="ListParagraph"/>
+              <w:pStyle w:val="Luettelokappale"/>
               <w:numPr>
                 <w:ilvl w:val="0"/>
                 <w:numId w:val="49"/>
@@ -19645,7 +19639,7 @@
           </w:tcPr>
           <w:p>
             <w:pPr>
-              <w:pStyle w:val="ListParagraph"/>
+              <w:pStyle w:val="Luettelokappale"/>
               <w:numPr>
                 <w:ilvl w:val="0"/>
                 <w:numId w:val="48"/>
@@ -19669,7 +19663,7 @@
           </w:p>
           <w:p>
             <w:pPr>
-              <w:pStyle w:val="ListParagraph"/>
+              <w:pStyle w:val="Luettelokappale"/>
               <w:numPr>
                 <w:ilvl w:val="0"/>
                 <w:numId w:val="48"/>
@@ -19775,9 +19769,9 @@
     </w:p>
     <w:p>
       <w:pPr>
-        <w:pStyle w:val="Heading1"/>
-      </w:pPr>
-      <w:bookmarkStart w:id="29" w:name="_Toc230346148"/>
+        <w:pStyle w:val="Otsikko1"/>
+      </w:pPr>
+      <w:bookmarkStart w:id="29" w:name="_Toc230596061"/>
       <w:r>
         <w:lastRenderedPageBreak/>
         <w:t>Järjestelmäsuunnittelu</w:t>
@@ -19785,10 +19779,15 @@
       <w:bookmarkEnd w:id="29"/>
     </w:p>
     <w:p>
-      <w:pPr>
-        <w:pStyle w:val="Heading2"/>
-      </w:pPr>
-      <w:bookmarkStart w:id="30" w:name="_Toc230346149"/>
+      <w:r>
+        <w:t>Tämän luvun tarkoitus on antaa lukijalle selkeä kuva järjestelmän arkkitehtuurista sekä teknologiapinosta mitä projektissa käytetään. Ideana on myös, että luvun jälkeen lukija myös ymmärtää valinnat ja perustelut näiden teknologiavalintojen taustalla.</w:t>
+      </w:r>
+    </w:p>
+    <w:p>
+      <w:pPr>
+        <w:pStyle w:val="Otsikko2"/>
+      </w:pPr>
+      <w:bookmarkStart w:id="30" w:name="_Toc230596062"/>
       <w:r>
         <w:t>Arkkitehtuurimalli</w:t>
       </w:r>
@@ -19915,11 +19914,10 @@
     <w:p/>
     <w:p>
       <w:pPr>
-        <w:pStyle w:val="Heading2"/>
-      </w:pPr>
-      <w:bookmarkStart w:id="31" w:name="_Toc230346150"/>
-      <w:r>
-        <w:lastRenderedPageBreak/>
+        <w:pStyle w:val="Otsikko2"/>
+      </w:pPr>
+      <w:bookmarkStart w:id="31" w:name="_Toc230596063"/>
+      <w:r>
         <w:t>Kerrosarkkitehtuuri</w:t>
       </w:r>
       <w:r>
@@ -20090,7 +20088,11 @@
       </w:r>
       <w:proofErr w:type="spellEnd"/>
       <w:r>
-        <w:t>-integraation kautta, joka vastaa tilausten ja maksujen hallinnasta.</w:t>
+        <w:t xml:space="preserve">-integraation kautta, joka vastaa </w:t>
+      </w:r>
+      <w:r>
+        <w:lastRenderedPageBreak/>
+        <w:t>tilausten ja maksujen hallinnasta.</w:t>
       </w:r>
       <w:r>
         <w:t xml:space="preserve"> Dokumenttien tallennus puolestaan hoidetaan </w:t>
@@ -20114,11 +20116,10 @@
     </w:p>
     <w:p>
       <w:pPr>
-        <w:pStyle w:val="Heading2"/>
-      </w:pPr>
-      <w:bookmarkStart w:id="32" w:name="_Toc230346151"/>
-      <w:r>
-        <w:lastRenderedPageBreak/>
+        <w:pStyle w:val="Otsikko2"/>
+      </w:pPr>
+      <w:bookmarkStart w:id="32" w:name="_Toc230596064"/>
+      <w:r>
         <w:t>Arkkitehtuurikaavio</w:t>
       </w:r>
       <w:bookmarkEnd w:id="32"/>
@@ -20167,9 +20168,9 @@
     </w:p>
     <w:p>
       <w:pPr>
-        <w:pStyle w:val="Heading2"/>
-      </w:pPr>
-      <w:bookmarkStart w:id="33" w:name="_Toc230346152"/>
+        <w:pStyle w:val="Otsikko2"/>
+      </w:pPr>
+      <w:bookmarkStart w:id="33" w:name="_Toc230596065"/>
       <w:r>
         <w:t>Tietoturva-arkkitehtuuri lyhyesti</w:t>
       </w:r>
@@ -20188,7 +20189,11 @@
         <w:t xml:space="preserve">. </w:t>
       </w:r>
       <w:r>
-        <w:t>JWT on avoin standardi tiedon turvalliseen siirtämiseen osapuolten välillä JSON-objektina. Tieto voidaan varmentaa ja siihen voidaan luottaa, koska se on digitaalisesti allekirjoitettu joko salaisella avaimella (HMAC) tai julkinen/yksityinen avainparilla (RSA tai ECDSA)</w:t>
+        <w:t xml:space="preserve">JWT on avoin standardi tiedon turvalliseen siirtämiseen osapuolten välillä JSON-objektina. Tieto voidaan varmentaa ja siihen </w:t>
+      </w:r>
+      <w:r>
+        <w:lastRenderedPageBreak/>
+        <w:t>voidaan luottaa, koska se on digitaalisesti allekirjoitettu joko salaisella avaimella (HMAC) tai julkinen/yksityinen avainparilla (RSA tai ECDSA)</w:t>
       </w:r>
       <w:r>
         <w:t xml:space="preserve"> (</w:t>
@@ -20242,11 +20247,7 @@
       </w:r>
       <w:proofErr w:type="spellEnd"/>
       <w:r>
-        <w:t xml:space="preserve"> en siis joudu </w:t>
-      </w:r>
-      <w:r>
-        <w:lastRenderedPageBreak/>
-        <w:t xml:space="preserve">hallinnoimaan </w:t>
+        <w:t xml:space="preserve"> en siis joudu hallinnoimaan </w:t>
       </w:r>
       <w:proofErr w:type="spellStart"/>
       <w:r>
@@ -20335,20 +20336,156 @@
     </w:p>
     <w:p>
       <w:pPr>
-        <w:pStyle w:val="Heading2"/>
-      </w:pPr>
-      <w:bookmarkStart w:id="34" w:name="_Toc230346153"/>
+        <w:pStyle w:val="Otsikko2"/>
+      </w:pPr>
+      <w:bookmarkStart w:id="34" w:name="_Toc230596066"/>
       <w:r>
         <w:t>AI-moduulin suunnittelu</w:t>
       </w:r>
       <w:bookmarkEnd w:id="34"/>
+    </w:p>
+    <w:p>
+      <w:r>
+        <w:t>Järjestelmän ytimenä toimii AI-moduuli, joka erottaa sen selkeästi muista kirjanpito-ohjelmistoista. Suunniteltu AI-moduuli jakautuu kolmeen erilliseen komponenttiin, jotka muodostavat käyttäjälle yhtenäisen ja organisoidun kokonaisuuden. Nämä kolme komponenttia ovat OCR-</w:t>
+      </w:r>
+      <w:proofErr w:type="spellStart"/>
+      <w:r>
+        <w:t>pipeline</w:t>
+      </w:r>
+      <w:proofErr w:type="spellEnd"/>
+      <w:r>
+        <w:t>, automaattinen tiliöinti logiikka sekä LLM-integraatio.</w:t>
+      </w:r>
     </w:p>
     <w:p/>
     <w:p>
-      <w:pPr>
-        <w:pStyle w:val="Heading2"/>
-      </w:pPr>
-      <w:bookmarkStart w:id="35" w:name="_Toc230346154"/>
+      <w:r>
+        <w:t>OCR-</w:t>
+      </w:r>
+      <w:proofErr w:type="spellStart"/>
+      <w:r>
+        <w:t>pipeline</w:t>
+      </w:r>
+      <w:proofErr w:type="spellEnd"/>
+      <w:r>
+        <w:t xml:space="preserve"> on käytännössä koko sovelluksen ydin. Ideana on, että käyttäjä lataa puhelimella dokumentin sovellukseen joko ottamalla kuvan kuitista tai lataamalla sähköisen PDF-tiedoston kuitista sovellukseen. Kuva lähetetään </w:t>
+      </w:r>
+      <w:proofErr w:type="spellStart"/>
+      <w:r>
+        <w:t>Googel</w:t>
+      </w:r>
+      <w:proofErr w:type="spellEnd"/>
+      <w:r>
+        <w:t xml:space="preserve"> Vision </w:t>
+      </w:r>
+      <w:proofErr w:type="spellStart"/>
+      <w:r>
+        <w:t>API:lle</w:t>
+      </w:r>
+      <w:proofErr w:type="spellEnd"/>
+      <w:r>
+        <w:t xml:space="preserve">, josta API tunnistaa tekstit kuvasta käyttäen </w:t>
+      </w:r>
+      <w:r>
+        <w:t xml:space="preserve">Optical </w:t>
+      </w:r>
+      <w:proofErr w:type="spellStart"/>
+      <w:r>
+        <w:t>Character</w:t>
+      </w:r>
+      <w:proofErr w:type="spellEnd"/>
+      <w:r>
+        <w:t xml:space="preserve"> </w:t>
+      </w:r>
+      <w:proofErr w:type="spellStart"/>
+      <w:r>
+        <w:t>Recognition</w:t>
+      </w:r>
+      <w:proofErr w:type="spellEnd"/>
+      <w:r>
+        <w:t xml:space="preserve"> (OCR) -teknologia</w:t>
+      </w:r>
+      <w:r>
+        <w:t xml:space="preserve">a. </w:t>
+      </w:r>
+      <w:proofErr w:type="spellStart"/>
+      <w:r>
+        <w:t>Backend</w:t>
+      </w:r>
+      <w:proofErr w:type="spellEnd"/>
+      <w:r>
+        <w:t xml:space="preserve"> parsii tekstistä summan, päivämäärän, ALV:n ja myyjän. Tulokset vielä näytetään </w:t>
+      </w:r>
+      <w:proofErr w:type="spellStart"/>
+      <w:r>
+        <w:t>pipelinessä</w:t>
+      </w:r>
+      <w:proofErr w:type="spellEnd"/>
+      <w:r>
+        <w:t xml:space="preserve"> käyttäjälle, josta käyttäjä hyväksyy tai muokkaa tietoja. </w:t>
+      </w:r>
+    </w:p>
+    <w:p/>
+    <w:p>
+      <w:r>
+        <w:lastRenderedPageBreak/>
+        <w:t>Automaattinen tiliöinti logiikka on myös erittäin tärkeä ominaisuus. Ideana on, että OCR:n tunnistamien tietojen perusteella järjestelmä valitsee kategorian automaattisesti. Luokittelu perustuu muun muassa myyjän nimeen, summan suuruuteen</w:t>
+      </w:r>
+      <w:r>
+        <w:t xml:space="preserve"> ja aiempiin kirjauksiin. </w:t>
+      </w:r>
+    </w:p>
+    <w:p/>
+    <w:p>
+      <w:r>
+        <w:t xml:space="preserve">LLM-integraatiota käytetään sovelluksessa useammassa kohdassa, esimerkiksi automaattinen tiliöinti logiikka perustuu </w:t>
+      </w:r>
+      <w:proofErr w:type="spellStart"/>
+      <w:r>
+        <w:t>LLM:n</w:t>
+      </w:r>
+      <w:proofErr w:type="spellEnd"/>
+      <w:r>
+        <w:t xml:space="preserve"> kuten Clauden tai </w:t>
+      </w:r>
+      <w:proofErr w:type="spellStart"/>
+      <w:r>
+        <w:t>OpenAI:n</w:t>
+      </w:r>
+      <w:proofErr w:type="spellEnd"/>
+      <w:r>
+        <w:t xml:space="preserve"> valintoihin. Ohjelmistossa on kuitenkin mahdollisuus käyttää </w:t>
+      </w:r>
+      <w:proofErr w:type="spellStart"/>
+      <w:r>
+        <w:t>LLM:ää</w:t>
+      </w:r>
+      <w:proofErr w:type="spellEnd"/>
+      <w:r>
+        <w:t xml:space="preserve"> muissakin kohdissa. Esimerkiksi AI-</w:t>
+      </w:r>
+      <w:proofErr w:type="spellStart"/>
+      <w:r>
+        <w:t>assistent</w:t>
+      </w:r>
+      <w:proofErr w:type="spellEnd"/>
+      <w:r>
+        <w:t xml:space="preserve"> pohjainen chatti, jota käyttäjä voi käyttää. Käyttäjän kysymys lähetetään Claudelle tai </w:t>
+      </w:r>
+      <w:proofErr w:type="spellStart"/>
+      <w:r>
+        <w:t>OpenAI:lle</w:t>
+      </w:r>
+      <w:proofErr w:type="spellEnd"/>
+      <w:r>
+        <w:t xml:space="preserve"> sekä sisällytetään konteksti, jossa on käyttäjän kirjanpitodataa. Malli vastaa luonnollisella kielellä käyttäjälle. Keskusteluhistoria myös tallennetaan tietokantaan, jotta aiempiin keskusteluihin voi palata.</w:t>
+      </w:r>
+    </w:p>
+    <w:p>
+      <w:pPr>
+        <w:pStyle w:val="Otsikko2"/>
+      </w:pPr>
+      <w:bookmarkStart w:id="35" w:name="_Toc230596067"/>
       <w:r>
         <w:t>Tietokantasuunnittelu</w:t>
       </w:r>
@@ -20479,7 +20616,6 @@
           <w:sz w:val="22"/>
           <w:szCs w:val="22"/>
         </w:rPr>
-        <w:lastRenderedPageBreak/>
         <w:t xml:space="preserve">Suunniteltu tietokanta koostuu yhdeksästä erilaisesta taulusta. Taulut ovat: </w:t>
       </w:r>
       <w:proofErr w:type="spellStart"/>
@@ -20552,7 +20688,16 @@
           <w:sz w:val="22"/>
           <w:szCs w:val="22"/>
         </w:rPr>
-        <w:t xml:space="preserve"> taulu myös näyttää osoitteen johon tiedosto on tallennettu </w:t>
+        <w:t xml:space="preserve"> </w:t>
+      </w:r>
+      <w:r>
+        <w:rPr>
+          <w:rFonts w:asciiTheme="minorHAnsi" w:hAnsiTheme="minorHAnsi" w:cstheme="minorHAnsi"/>
+          <w:sz w:val="22"/>
+          <w:szCs w:val="22"/>
+        </w:rPr>
+        <w:lastRenderedPageBreak/>
+        <w:t xml:space="preserve">taulu myös näyttää osoitteen johon tiedosto on tallennettu </w:t>
       </w:r>
       <w:proofErr w:type="spellStart"/>
       <w:r>
@@ -21066,16 +21211,7 @@
           <w:sz w:val="22"/>
           <w:szCs w:val="22"/>
         </w:rPr>
-        <w:t xml:space="preserve">Luulen, että suunniteltu </w:t>
-      </w:r>
-      <w:r>
-        <w:rPr>
-          <w:rFonts w:asciiTheme="minorHAnsi" w:hAnsiTheme="minorHAnsi" w:cstheme="minorHAnsi"/>
-          <w:sz w:val="22"/>
-          <w:szCs w:val="22"/>
-        </w:rPr>
-        <w:lastRenderedPageBreak/>
-        <w:t>tietokantadokumentaatio auttaa hahmottamaan järjestelmän kokonaisarkkitehtuuria ja toimii hyvänä lähtökohtana kehitystyölle.</w:t>
+        <w:t>Luulen, että suunniteltu tietokantadokumentaatio auttaa hahmottamaan järjestelmän kokonaisarkkitehtuuria ja toimii hyvänä lähtökohtana kehitystyölle.</w:t>
       </w:r>
     </w:p>
     <w:p>
@@ -21101,14 +21237,12 @@
       <w:pPr>
         <w:pStyle w:val="font-claude-response-body"/>
         <w:spacing w:line="360" w:lineRule="auto"/>
-        <w:rPr>
-          <w:rFonts w:asciiTheme="minorHAnsi" w:hAnsiTheme="minorHAnsi" w:cstheme="minorHAnsi"/>
-        </w:rPr>
       </w:pPr>
       <w:r>
         <w:rPr>
           <w:noProof/>
         </w:rPr>
+        <w:lastRenderedPageBreak/>
         <w:drawing>
           <wp:inline distT="0" distB="0" distL="0" distR="0" wp14:anchorId="686864AA" wp14:editId="1933604E">
             <wp:extent cx="5648325" cy="4021748"/>
@@ -21148,28 +21282,297 @@
     </w:p>
     <w:p>
       <w:pPr>
-        <w:pStyle w:val="Heading2"/>
-      </w:pPr>
-      <w:bookmarkStart w:id="36" w:name="_Toc230346155"/>
+        <w:pStyle w:val="font-claude-response-body"/>
+        <w:spacing w:line="360" w:lineRule="auto"/>
+      </w:pPr>
+    </w:p>
+    <w:p>
+      <w:pPr>
+        <w:pStyle w:val="font-claude-response-body"/>
+        <w:spacing w:line="360" w:lineRule="auto"/>
+      </w:pPr>
+    </w:p>
+    <w:p>
+      <w:pPr>
+        <w:tabs>
+          <w:tab w:val="clear" w:pos="1304"/>
+          <w:tab w:val="clear" w:pos="2608"/>
+          <w:tab w:val="clear" w:pos="3912"/>
+        </w:tabs>
+        <w:spacing w:before="0" w:beforeAutospacing="0" w:after="0" w:afterAutospacing="0" w:line="240" w:lineRule="auto"/>
+        <w:contextualSpacing w:val="0"/>
+        <w:rPr>
+          <w:rFonts w:ascii="Times New Roman" w:eastAsia="Times New Roman" w:hAnsi="Times New Roman"/>
+          <w:sz w:val="24"/>
+          <w:szCs w:val="24"/>
+          <w:lang w:eastAsia="fi-FI"/>
+        </w:rPr>
+      </w:pPr>
+      <w:r>
+        <w:br w:type="page"/>
+      </w:r>
+    </w:p>
+    <w:p>
+      <w:pPr>
+        <w:pStyle w:val="Otsikko1"/>
+      </w:pPr>
+      <w:r>
+        <w:lastRenderedPageBreak/>
+        <w:t>Testaussuunnitelma</w:t>
+      </w:r>
+    </w:p>
+    <w:p>
+      <w:pPr>
+        <w:pStyle w:val="Otsikko2"/>
+      </w:pPr>
+      <w:r>
+        <w:t>Testausstrategia</w:t>
+      </w:r>
+      <w:r>
+        <w:t xml:space="preserve"> </w:t>
+      </w:r>
+    </w:p>
+    <w:p>
+      <w:r>
+        <w:t>Projektin aikana testaus on prosessi, jota tullaan tekemään jokaisen sprintin aikana. Erilaisia testausstrategioita</w:t>
+      </w:r>
+      <w:r>
+        <w:t xml:space="preserve"> ja menetelmiä on olemassa useita ja näitä tullaan hyödyntämään monipuolisesti projektin edetessä. Karkeasti sanottuna projektin testaus tulee jakautumaan viiteen eri osa-alueeseen, joita ovat yksikkötestaus, integraatiotestaus, </w:t>
+      </w:r>
       <w:proofErr w:type="spellStart"/>
       <w:r>
-        <w:t>Backend</w:t>
+        <w:t>end</w:t>
       </w:r>
       <w:proofErr w:type="spellEnd"/>
       <w:r>
-        <w:t>-suunnittelu ja API rajapinnat</w:t>
+        <w:t>-to-</w:t>
+      </w:r>
+      <w:proofErr w:type="spellStart"/>
+      <w:r>
+        <w:t>end</w:t>
+      </w:r>
+      <w:proofErr w:type="spellEnd"/>
+      <w:r>
+        <w:t xml:space="preserve"> testaus, AI-mallin </w:t>
+      </w:r>
+      <w:proofErr w:type="spellStart"/>
+      <w:r>
+        <w:t>arviointi</w:t>
+      </w:r>
+      <w:proofErr w:type="spellEnd"/>
+      <w:r>
+        <w:t xml:space="preserve"> sekä suorituskykytestausta. </w:t>
+      </w:r>
+    </w:p>
+    <w:p/>
+    <w:p>
+      <w:r>
+        <w:t>Yksikkötestauksella tullaan testaamaan ohjelmiston yleisimpiä komponentteja sekä yksittäisiä funktioita. Tavoitteena on varmistaa, että jokainen yksittäinen osa toimii oikein itsenäisesti ennen kuin se integroidaan osaksi laajempaa kokonaisuutta. Next.js-</w:t>
+      </w:r>
+      <w:proofErr w:type="spellStart"/>
+      <w:r>
+        <w:t>frontendissa</w:t>
+      </w:r>
+      <w:proofErr w:type="spellEnd"/>
+      <w:r>
+        <w:t xml:space="preserve"> yksikkötestaus kohdistuu yksittäisiin </w:t>
+      </w:r>
+      <w:proofErr w:type="spellStart"/>
+      <w:r>
+        <w:t>React</w:t>
+      </w:r>
+      <w:proofErr w:type="spellEnd"/>
+      <w:r>
+        <w:t>-komponentteihin ja Node.js-</w:t>
+      </w:r>
+      <w:proofErr w:type="spellStart"/>
+      <w:r>
+        <w:t>backendissa</w:t>
+      </w:r>
+      <w:proofErr w:type="spellEnd"/>
+      <w:r>
+        <w:t xml:space="preserve"> yksittäisiin API-funktioihin ja apufunktioihin.</w:t>
+      </w:r>
+    </w:p>
+    <w:p/>
+    <w:p>
+      <w:r>
+        <w:t xml:space="preserve">Integraatiotestaus puolestaan tarkoittaa, että testataan kuinka eri kerrokset toimivat keskenään. Esimerkkinä vaikka kuinka </w:t>
+      </w:r>
+      <w:proofErr w:type="spellStart"/>
+      <w:r>
+        <w:t>backend</w:t>
+      </w:r>
+      <w:proofErr w:type="spellEnd"/>
+      <w:r>
+        <w:t xml:space="preserve">-puolella kahden eri </w:t>
+      </w:r>
+      <w:proofErr w:type="spellStart"/>
+      <w:r>
+        <w:t>routin</w:t>
+      </w:r>
+      <w:proofErr w:type="spellEnd"/>
+      <w:r>
+        <w:t xml:space="preserve"> kommunikointi toimii keskenään, tai kuinka </w:t>
+      </w:r>
+      <w:proofErr w:type="spellStart"/>
+      <w:r>
+        <w:t>backend</w:t>
+      </w:r>
+      <w:proofErr w:type="spellEnd"/>
+      <w:r>
+        <w:t xml:space="preserve"> kommunikoi tietokannan kanssa Prisma </w:t>
+      </w:r>
+      <w:proofErr w:type="spellStart"/>
+      <w:r>
+        <w:t>ORM:n</w:t>
+      </w:r>
+      <w:proofErr w:type="spellEnd"/>
+      <w:r>
+        <w:t xml:space="preserve"> kautta. Integraatiotestauksessa varmistetaan myös ulkoisten palveluiden, kuten </w:t>
+      </w:r>
+      <w:proofErr w:type="spellStart"/>
+      <w:r>
+        <w:t>Stripe</w:t>
+      </w:r>
+      <w:proofErr w:type="spellEnd"/>
+      <w:r>
+        <w:t xml:space="preserve">-maksunvälittäjän ja Google Vision </w:t>
+      </w:r>
+      <w:proofErr w:type="spellStart"/>
+      <w:r>
+        <w:t>API:n</w:t>
+      </w:r>
+      <w:proofErr w:type="spellEnd"/>
+      <w:r>
+        <w:t xml:space="preserve"> integraatioiden toimivuus.</w:t>
+      </w:r>
+    </w:p>
+    <w:p/>
+    <w:p>
+      <w:proofErr w:type="spellStart"/>
+      <w:r>
+        <w:t>End</w:t>
+      </w:r>
+      <w:proofErr w:type="spellEnd"/>
+      <w:r>
+        <w:t>-to-</w:t>
+      </w:r>
+      <w:proofErr w:type="spellStart"/>
+      <w:r>
+        <w:t>end</w:t>
+      </w:r>
+      <w:proofErr w:type="spellEnd"/>
+      <w:r>
+        <w:t xml:space="preserve"> testausta puolestaan hyödynnetään, kun halutaan simuloida kokonainen käyttäjäpolku alusta loppuun. Esimerkiksi käyttäjä rekisteröityy järjestelmään, kirjautuu sisään, lataa kuitin, hyväksyy OCR:n tunnistamat tiedot ja generoi lopuksi ALV-yhteenvedon. Tämä testausmuoto on erityisen tärkeä kirjanpitosovelluksessa, koska virhe missä tahansa vaiheessa käyttäjäpolkua voi johtaa virheellisiin kirjanpitomerkintöihin.</w:t>
+      </w:r>
+    </w:p>
+    <w:p/>
+    <w:p>
+      <w:r>
+        <w:t xml:space="preserve">AI-mallin arviointi on tämän tutkimuksen kannalta kriittisin testauksen osa-alue, sillä se vastaa suoraan asetettuihin tutkimuskysymyksiin. OCR-tunnistuksen tarkkuutta arvioidaan testaamalla järjestelmää useilla kymmenillä erityyppisillä kuiteilla ja laskemalla kuinka suuri prosentti </w:t>
+      </w:r>
+      <w:r>
+        <w:lastRenderedPageBreak/>
+        <w:t xml:space="preserve">summista, päivämääristä ja myyjien nimistä tunnistetaan oikein. Tavoitteena on saavuttaa vähintään 95 % tarkkuus selkeistä kuiteista. Automaattisen tiliöinnin oikeellisuutta arvioidaan puolestaan vertaamalla </w:t>
+      </w:r>
+      <w:proofErr w:type="spellStart"/>
+      <w:r>
+        <w:t>AI:n</w:t>
+      </w:r>
+      <w:proofErr w:type="spellEnd"/>
+      <w:r>
+        <w:t xml:space="preserve"> ehdottamaa kategoriaa oikeaan tiliöintiin testiaineistolla.</w:t>
+      </w:r>
+    </w:p>
+    <w:p/>
+    <w:p>
+      <w:r>
+        <w:t>S</w:t>
+      </w:r>
+      <w:r>
+        <w:t>uorituskykytestauksessa varmistetaan, että sovellus täyttää ei-toiminnalliset vaatimukset suorituskyvyn osalta. Testattavia kohteita ovat muun muassa sivujen latausajat, ALV-yhteenvedon ja tuloslaskelman generointinopeus sekä järjestelmän toiminta samanaikaisten käyttäjien kuormituksessa.</w:t>
+      </w:r>
+    </w:p>
+    <w:p>
+      <w:pPr>
+        <w:pStyle w:val="Otsikko2"/>
+      </w:pPr>
+      <w:r>
+        <w:t>AI-mallien suorituskyvyn arviointi</w:t>
+      </w:r>
+    </w:p>
+    <w:p>
+      <w:pPr>
+        <w:pStyle w:val="Otsikko2"/>
+      </w:pPr>
+      <w:r>
+        <w:t>Käytettävyystestaus</w:t>
+      </w:r>
+      <w:r>
+        <w:br w:type="page"/>
+      </w:r>
+    </w:p>
+    <w:p>
+      <w:pPr>
+        <w:pStyle w:val="Otsikko1"/>
+      </w:pPr>
+      <w:bookmarkStart w:id="36" w:name="_Toc230596068"/>
+      <w:r>
+        <w:lastRenderedPageBreak/>
+        <w:t>Toteutus</w:t>
       </w:r>
       <w:bookmarkEnd w:id="36"/>
     </w:p>
     <w:p>
       <w:pPr>
-        <w:pStyle w:val="Heading2"/>
-      </w:pPr>
-      <w:bookmarkStart w:id="37" w:name="_Toc230346156"/>
-      <w:r>
-        <w:t>Frontend-suunnittelu ja UI/UX</w:t>
+        <w:pStyle w:val="Otsikko2"/>
+      </w:pPr>
+      <w:bookmarkStart w:id="37" w:name="_Toc230596069"/>
+      <w:r>
+        <w:t>Teknologiavalinnat ja perustelu</w:t>
       </w:r>
       <w:bookmarkEnd w:id="37"/>
+    </w:p>
+    <w:p>
+      <w:pPr>
+        <w:pStyle w:val="Otsikko2"/>
+      </w:pPr>
+      <w:bookmarkStart w:id="38" w:name="_Toc230596070"/>
+      <w:r>
+        <w:t>AI-mallin valinta</w:t>
+      </w:r>
+      <w:bookmarkEnd w:id="38"/>
+    </w:p>
+    <w:p>
+      <w:pPr>
+        <w:pStyle w:val="Otsikko2"/>
+      </w:pPr>
+      <w:bookmarkStart w:id="39" w:name="_Toc230596071"/>
+      <w:r>
+        <w:t>Backend-toteutus</w:t>
+      </w:r>
+      <w:bookmarkEnd w:id="39"/>
+    </w:p>
+    <w:p>
+      <w:pPr>
+        <w:pStyle w:val="Otsikko2"/>
+      </w:pPr>
+      <w:bookmarkStart w:id="40" w:name="_Toc230596072"/>
+      <w:r>
+        <w:t>Frontend-toteutus</w:t>
+      </w:r>
+      <w:bookmarkEnd w:id="40"/>
+    </w:p>
+    <w:p>
+      <w:pPr>
+        <w:pStyle w:val="Otsikko2"/>
+      </w:pPr>
+      <w:bookmarkStart w:id="41" w:name="_Toc230596073"/>
+      <w:r>
+        <w:t>Kehityshaasteet ja ratkaisut</w:t>
+      </w:r>
+      <w:bookmarkEnd w:id="41"/>
     </w:p>
     <w:p>
       <w:pPr>
@@ -21187,93 +21590,18 @@
     </w:p>
     <w:p>
       <w:pPr>
-        <w:pStyle w:val="Heading1"/>
-      </w:pPr>
-      <w:bookmarkStart w:id="38" w:name="_Toc230346157"/>
+        <w:pStyle w:val="Otsikko1"/>
+      </w:pPr>
+      <w:bookmarkStart w:id="42" w:name="_Toc230596074"/>
       <w:r>
         <w:lastRenderedPageBreak/>
-        <w:t>Toteutus</w:t>
-      </w:r>
-      <w:bookmarkEnd w:id="38"/>
-    </w:p>
-    <w:p>
-      <w:pPr>
-        <w:pStyle w:val="Heading2"/>
-      </w:pPr>
-      <w:bookmarkStart w:id="39" w:name="_Toc230346158"/>
-      <w:r>
-        <w:t>Teknologiavalinnat ja perustelu</w:t>
-      </w:r>
-      <w:bookmarkEnd w:id="39"/>
-    </w:p>
-    <w:p>
-      <w:pPr>
-        <w:pStyle w:val="Heading2"/>
-      </w:pPr>
-      <w:bookmarkStart w:id="40" w:name="_Toc230346159"/>
-      <w:r>
-        <w:t>AI-mallin valinta</w:t>
-      </w:r>
-      <w:bookmarkEnd w:id="40"/>
-    </w:p>
-    <w:p>
-      <w:pPr>
-        <w:pStyle w:val="Heading2"/>
-      </w:pPr>
-      <w:bookmarkStart w:id="41" w:name="_Toc230346160"/>
-      <w:r>
-        <w:t>Backend-toteutus</w:t>
-      </w:r>
-      <w:bookmarkEnd w:id="41"/>
-    </w:p>
-    <w:p>
-      <w:pPr>
-        <w:pStyle w:val="Heading2"/>
-      </w:pPr>
-      <w:bookmarkStart w:id="42" w:name="_Toc230346161"/>
-      <w:r>
-        <w:t>Frontend-toteutus</w:t>
+        <w:t>Pohdinta</w:t>
       </w:r>
       <w:bookmarkEnd w:id="42"/>
     </w:p>
     <w:p>
       <w:pPr>
-        <w:pStyle w:val="Heading2"/>
-      </w:pPr>
-      <w:bookmarkStart w:id="43" w:name="_Toc230346162"/>
-      <w:r>
-        <w:t>Kehityshaasteet ja ratkaisut</w:t>
-      </w:r>
-      <w:bookmarkEnd w:id="43"/>
-    </w:p>
-    <w:p>
-      <w:pPr>
-        <w:tabs>
-          <w:tab w:val="clear" w:pos="1304"/>
-          <w:tab w:val="clear" w:pos="2608"/>
-          <w:tab w:val="clear" w:pos="3912"/>
-        </w:tabs>
-        <w:spacing w:before="0" w:beforeAutospacing="0" w:after="0" w:afterAutospacing="0"/>
-        <w:contextualSpacing w:val="0"/>
-      </w:pPr>
-      <w:r>
-        <w:br w:type="page"/>
-      </w:r>
-    </w:p>
-    <w:p>
-      <w:pPr>
-        <w:pStyle w:val="Heading1"/>
-      </w:pPr>
-      <w:bookmarkStart w:id="44" w:name="_Toc230346163"/>
-      <w:r>
-        <w:lastRenderedPageBreak/>
-        <w:t>Pohdinta</w:t>
-      </w:r>
-      <w:bookmarkEnd w:id="44"/>
-    </w:p>
-    <w:p>
-      <w:pPr>
-        <w:pStyle w:val="Heading2"/>
+        <w:pStyle w:val="Otsikko2"/>
       </w:pPr>
       <w:r>
         <w:br w:type="page"/>
@@ -21299,12 +21627,13 @@
     </w:p>
     <w:p>
       <w:pPr>
-        <w:pStyle w:val="Otsikkoeisisllysluettelossa"/>
-        <w:spacing w:line="360" w:lineRule="auto"/>
-      </w:pPr>
+        <w:pStyle w:val="Otsikko1"/>
+      </w:pPr>
+      <w:bookmarkStart w:id="43" w:name="_Toc230596075"/>
       <w:r>
         <w:t>Lähteet</w:t>
       </w:r>
+      <w:bookmarkEnd w:id="43"/>
     </w:p>
     <w:p>
       <w:pPr>
@@ -21333,7 +21662,7 @@
       <w:hyperlink r:id="rId17" w:history="1">
         <w:r>
           <w:rPr>
-            <w:rStyle w:val="Hyperlink"/>
+            <w:rStyle w:val="Hyperlinkki"/>
           </w:rPr>
           <w:t>https://www.yrittajat.fi/tietoa-meista/tietoa-yrittajajarjestosta/yrittajyys-suomessa/</w:t>
         </w:r>
@@ -21453,7 +21782,7 @@
       <w:hyperlink r:id="rId18" w:history="1">
         <w:r>
           <w:rPr>
-            <w:rStyle w:val="Hyperlink"/>
+            <w:rStyle w:val="Hyperlinkki"/>
           </w:rPr>
           <w:t>https://www.ktcounter.fi/kirjanpito/kirjanpidon-hinta/</w:t>
         </w:r>
@@ -21509,7 +21838,7 @@
       <w:hyperlink r:id="rId19" w:history="1">
         <w:r>
           <w:rPr>
-            <w:rStyle w:val="Hyperlink"/>
+            <w:rStyle w:val="Hyperlinkki"/>
             <w:lang w:val="en-GB"/>
           </w:rPr>
           <w:t>https://aimultiple.com/ocr-accuracy</w:t>
@@ -21549,7 +21878,7 @@
       <w:hyperlink r:id="rId20" w:history="1">
         <w:r>
           <w:rPr>
-            <w:rStyle w:val="Hyperlink"/>
+            <w:rStyle w:val="Hyperlinkki"/>
           </w:rPr>
           <w:t>https://mindthegraph.com/blog/fi/kvalitatiivinen-vs-kvantitatiivinen-tutkimus/</w:t>
         </w:r>
@@ -21578,26 +21907,12 @@
         <w:rPr>
           <w:lang w:val="en-GB"/>
         </w:rPr>
-        <w:t>Siemon. D</w:t>
-      </w:r>
-      <w:proofErr w:type="gramStart"/>
-      <w:r>
-        <w:rPr>
-          <w:lang w:val="en-GB"/>
-        </w:rPr>
-        <w:t>, ”Design</w:t>
-      </w:r>
-      <w:proofErr w:type="gramEnd"/>
-      <w:r>
-        <w:rPr>
-          <w:lang w:val="en-GB"/>
-        </w:rPr>
-        <w:t xml:space="preserve"> Science Research”, </w:t>
+        <w:t xml:space="preserve">Siemon. D, ”Design Science Research”, </w:t>
       </w:r>
       <w:hyperlink r:id="rId21" w:history="1">
         <w:r>
           <w:rPr>
-            <w:rStyle w:val="Hyperlink"/>
+            <w:rStyle w:val="Hyperlinkki"/>
             <w:lang w:val="en-GB"/>
           </w:rPr>
           <w:t>https://www.softwareengineering.fi/wp-content/uploads/2024/11/FAST_introduction_to_DSR.pdf</w:t>
@@ -21797,7 +22112,6 @@
         <w:rPr>
           <w:lang w:val="en-GB"/>
         </w:rPr>
-        <w:lastRenderedPageBreak/>
         <w:t xml:space="preserve">Gupta, L. (2025). What Is REST? What is </w:t>
       </w:r>
       <w:proofErr w:type="gramStart"/>
@@ -21857,7 +22171,7 @@
       <w:hyperlink r:id="rId22" w:history="1">
         <w:r>
           <w:rPr>
-            <w:rStyle w:val="Hyperlink"/>
+            <w:rStyle w:val="Hyperlinkki"/>
             <w:lang w:val="en-GB"/>
           </w:rPr>
           <w:t>https://nextjs.org/</w:t>
@@ -21914,7 +22228,7 @@
       <w:hyperlink r:id="rId23" w:anchor="difference-decoding-encoding-jwt" w:history="1">
         <w:r>
           <w:rPr>
-            <w:rStyle w:val="Hyperlink"/>
+            <w:rStyle w:val="Hyperlinkki"/>
             <w:lang w:val="en-GB"/>
           </w:rPr>
           <w:t>https://www.jwt.io/introduction#difference-decoding-encoding-jwt</w:t>
@@ -21971,7 +22285,7 @@
       <w:hyperlink r:id="rId24" w:history="1">
         <w:r>
           <w:rPr>
-            <w:rStyle w:val="Hyperlink"/>
+            <w:rStyle w:val="Hyperlinkki"/>
             <w:lang w:val="en-GB"/>
           </w:rPr>
           <w:t>https://www.cloudflare.com/learning/ssl/what-is-https/</w:t>
@@ -22011,13 +22325,14 @@
     </w:p>
     <w:p>
       <w:pPr>
-        <w:pStyle w:val="Otsikkoeisisllysluettelossa"/>
-        <w:spacing w:line="360" w:lineRule="auto"/>
-      </w:pPr>
+        <w:pStyle w:val="Otsikko1"/>
+      </w:pPr>
+      <w:bookmarkStart w:id="44" w:name="_Toc230596076"/>
       <w:r>
         <w:lastRenderedPageBreak/>
         <w:t>Liitteet</w:t>
       </w:r>
+      <w:bookmarkEnd w:id="44"/>
     </w:p>
     <w:p/>
     <w:sectPr>
@@ -22086,7 +22401,7 @@
 <w:hdr xmlns:wpc="http://schemas.microsoft.com/office/word/2010/wordprocessingCanvas" xmlns:cx="http://schemas.microsoft.com/office/drawing/2014/chartex" xmlns:cx1="http://schemas.microsoft.com/office/drawing/2015/9/8/chartex" xmlns:cx2="http://schemas.microsoft.com/office/drawing/2015/10/21/chartex" xmlns:cx3="http://schemas.microsoft.com/office/drawing/2016/5/9/chartex" xmlns:cx4="http://schemas.microsoft.com/office/drawing/2016/5/10/chartex" xmlns:cx5="http://schemas.microsoft.com/office/drawing/2016/5/11/chartex" xmlns:cx6="http://schemas.microsoft.com/office/drawing/2016/5/12/chartex" xmlns:cx7="http://schemas.microsoft.com/office/drawing/2016/5/13/chartex" xmlns:cx8="http://schemas.microsoft.com/office/drawing/2016/5/14/chartex" xmlns:mc="http://schemas.openxmlformats.org/markup-compatibility/2006" xmlns:aink="http://schemas.microsoft.com/office/drawing/2016/ink" xmlns:am3d="http://schemas.microsoft.com/office/drawing/2017/model3d" xmlns:o="urn:schemas-microsoft-com:office:office" xmlns:oel="http://schemas.microsoft.com/office/2019/extlst" xmlns:r="http://schemas.openxmlformats.org/officeDocument/2006/relationships" xmlns:m="http://schemas.openxmlformats.org/officeDocument/2006/math" xmlns:v="urn:schemas-microsoft-com:vml" xmlns:wp14="http://schemas.microsoft.com/office/word/2010/wordprocessingDrawing" xmlns:wp="http://schemas.openxmlformats.org/drawingml/2006/wordprocessingDrawing" xmlns:w10="urn:schemas-microsoft-com:office:word" xmlns:w="http://schemas.openxmlformats.org/wordprocessingml/2006/main" xmlns:w14="http://schemas.microsoft.com/office/word/2010/wordml" xmlns:w15="http://schemas.microsoft.com/office/word/2012/wordml" xmlns:w16cex="http://schemas.microsoft.com/office/word/2018/wordml/cex" xmlns:w16cid="http://schemas.microsoft.com/office/word/2016/wordml/cid" xmlns:w16="http://schemas.microsoft.com/office/word/2018/wordml" xmlns:w16du="http://schemas.microsoft.com/office/word/2023/wordml/word16du" xmlns:w16sdtdh="http://schemas.microsoft.com/office/word/2020/wordml/sdtdatahash" xmlns:w16sdtfl="http://schemas.microsoft.com/office/word/2024/wordml/sdtformatlock" xmlns:w16se="http://schemas.microsoft.com/office/word/2015/wordml/symex" xmlns:wpg="http://schemas.microsoft.com/office/word/2010/wordprocessingGroup" xmlns:wpi="http://schemas.microsoft.com/office/word/2010/wordprocessingInk" xmlns:wne="http://schemas.microsoft.com/office/word/2006/wordml" xmlns:wps="http://schemas.microsoft.com/office/word/2010/wordprocessingShape" mc:Ignorable="w14 w15 w16se w16cid w16 w16cex w16sdtdh w16sdtfl w16du wp14">
   <w:p>
     <w:pPr>
-      <w:pStyle w:val="Header"/>
+      <w:pStyle w:val="Yltunniste"/>
       <w:tabs>
         <w:tab w:val="clear" w:pos="0"/>
         <w:tab w:val="clear" w:pos="1304"/>
@@ -22106,7 +22421,7 @@
   </w:p>
   <w:p>
     <w:pPr>
-      <w:pStyle w:val="Header"/>
+      <w:pStyle w:val="Yltunniste"/>
     </w:pPr>
   </w:p>
 </w:hdr>
@@ -22125,7 +22440,7 @@
     <w:sdtContent>
       <w:p>
         <w:pPr>
-          <w:pStyle w:val="Header"/>
+          <w:pStyle w:val="Yltunniste"/>
           <w:jc w:val="center"/>
         </w:pPr>
         <w:r>
@@ -22151,7 +22466,7 @@
   </w:sdt>
   <w:p>
     <w:pPr>
-      <w:pStyle w:val="Header"/>
+      <w:pStyle w:val="Yltunniste"/>
     </w:pPr>
   </w:p>
 </w:hdr>
@@ -22170,7 +22485,7 @@
     <w:sdtContent>
       <w:p>
         <w:pPr>
-          <w:pStyle w:val="Header"/>
+          <w:pStyle w:val="Yltunniste"/>
           <w:jc w:val="center"/>
         </w:pPr>
         <w:r>
@@ -22196,7 +22511,7 @@
   </w:sdt>
   <w:p>
     <w:pPr>
-      <w:pStyle w:val="Header"/>
+      <w:pStyle w:val="Yltunniste"/>
     </w:pPr>
   </w:p>
 </w:hdr>
@@ -22206,7 +22521,7 @@
 <w:hdr xmlns:wpc="http://schemas.microsoft.com/office/word/2010/wordprocessingCanvas" xmlns:cx="http://schemas.microsoft.com/office/drawing/2014/chartex" xmlns:cx1="http://schemas.microsoft.com/office/drawing/2015/9/8/chartex" xmlns:cx2="http://schemas.microsoft.com/office/drawing/2015/10/21/chartex" xmlns:cx3="http://schemas.microsoft.com/office/drawing/2016/5/9/chartex" xmlns:cx4="http://schemas.microsoft.com/office/drawing/2016/5/10/chartex" xmlns:cx5="http://schemas.microsoft.com/office/drawing/2016/5/11/chartex" xmlns:cx6="http://schemas.microsoft.com/office/drawing/2016/5/12/chartex" xmlns:cx7="http://schemas.microsoft.com/office/drawing/2016/5/13/chartex" xmlns:cx8="http://schemas.microsoft.com/office/drawing/2016/5/14/chartex" xmlns:mc="http://schemas.openxmlformats.org/markup-compatibility/2006" xmlns:aink="http://schemas.microsoft.com/office/drawing/2016/ink" xmlns:am3d="http://schemas.microsoft.com/office/drawing/2017/model3d" xmlns:o="urn:schemas-microsoft-com:office:office" xmlns:oel="http://schemas.microsoft.com/office/2019/extlst" xmlns:r="http://schemas.openxmlformats.org/officeDocument/2006/relationships" xmlns:m="http://schemas.openxmlformats.org/officeDocument/2006/math" xmlns:v="urn:schemas-microsoft-com:vml" xmlns:wp14="http://schemas.microsoft.com/office/word/2010/wordprocessingDrawing" xmlns:wp="http://schemas.openxmlformats.org/drawingml/2006/wordprocessingDrawing" xmlns:w10="urn:schemas-microsoft-com:office:word" xmlns:w="http://schemas.openxmlformats.org/wordprocessingml/2006/main" xmlns:w14="http://schemas.microsoft.com/office/word/2010/wordml" xmlns:w15="http://schemas.microsoft.com/office/word/2012/wordml" xmlns:w16cex="http://schemas.microsoft.com/office/word/2018/wordml/cex" xmlns:w16cid="http://schemas.microsoft.com/office/word/2016/wordml/cid" xmlns:w16="http://schemas.microsoft.com/office/word/2018/wordml" xmlns:w16du="http://schemas.microsoft.com/office/word/2023/wordml/word16du" xmlns:w16sdtdh="http://schemas.microsoft.com/office/word/2020/wordml/sdtdatahash" xmlns:w16sdtfl="http://schemas.microsoft.com/office/word/2024/wordml/sdtformatlock" xmlns:w16se="http://schemas.microsoft.com/office/word/2015/wordml/symex" xmlns:wpg="http://schemas.microsoft.com/office/word/2010/wordprocessingGroup" xmlns:wpi="http://schemas.microsoft.com/office/word/2010/wordprocessingInk" xmlns:wne="http://schemas.microsoft.com/office/word/2006/wordml" xmlns:wps="http://schemas.microsoft.com/office/word/2010/wordprocessingShape" mc:Ignorable="w14 w15 w16se w16cid w16 w16cex w16sdtdh w16sdtfl w16du wp14">
   <w:p>
     <w:pPr>
-      <w:pStyle w:val="Header"/>
+      <w:pStyle w:val="Yltunniste"/>
     </w:pPr>
   </w:p>
 </w:hdr>
@@ -22225,7 +22540,7 @@
     <w:sdtContent>
       <w:p>
         <w:pPr>
-          <w:pStyle w:val="Header"/>
+          <w:pStyle w:val="Yltunniste"/>
           <w:jc w:val="center"/>
         </w:pPr>
         <w:r>
@@ -22248,7 +22563,7 @@
   </w:sdt>
   <w:p>
     <w:pPr>
-      <w:pStyle w:val="Header"/>
+      <w:pStyle w:val="Yltunniste"/>
       <w:tabs>
         <w:tab w:val="clear" w:pos="0"/>
         <w:tab w:val="clear" w:pos="1304"/>
@@ -23242,7 +23557,7 @@
     <w:lvl w:ilvl="0" w:tplc="8BD87A38">
       <w:start w:val="1"/>
       <w:numFmt w:val="bullet"/>
-      <w:pStyle w:val="List"/>
+      <w:pStyle w:val="Luettelo"/>
       <w:lvlText w:val=""/>
       <w:lvlJc w:val="left"/>
       <w:pPr>
@@ -25334,7 +25649,7 @@
     <w:lvl w:ilvl="0">
       <w:start w:val="1"/>
       <w:numFmt w:val="decimal"/>
-      <w:pStyle w:val="Heading1"/>
+      <w:pStyle w:val="Otsikko1"/>
       <w:lvlText w:val="%1"/>
       <w:lvlJc w:val="left"/>
       <w:pPr>
@@ -25344,7 +25659,7 @@
     <w:lvl w:ilvl="1">
       <w:start w:val="1"/>
       <w:numFmt w:val="decimal"/>
-      <w:pStyle w:val="Heading2"/>
+      <w:pStyle w:val="Otsikko2"/>
       <w:lvlText w:val="%1.%2"/>
       <w:lvlJc w:val="left"/>
       <w:pPr>
@@ -25354,7 +25669,7 @@
     <w:lvl w:ilvl="2">
       <w:start w:val="1"/>
       <w:numFmt w:val="decimal"/>
-      <w:pStyle w:val="Heading3"/>
+      <w:pStyle w:val="Otsikko3"/>
       <w:lvlText w:val="%1.%2.%3"/>
       <w:lvlJc w:val="left"/>
       <w:pPr>
@@ -25364,7 +25679,7 @@
     <w:lvl w:ilvl="3">
       <w:start w:val="1"/>
       <w:numFmt w:val="decimal"/>
-      <w:pStyle w:val="Heading4"/>
+      <w:pStyle w:val="Otsikko4"/>
       <w:lvlText w:val="%1.%2.%3.%4"/>
       <w:lvlJc w:val="left"/>
       <w:pPr>
@@ -25374,7 +25689,7 @@
     <w:lvl w:ilvl="4">
       <w:start w:val="1"/>
       <w:numFmt w:val="decimal"/>
-      <w:pStyle w:val="Heading5"/>
+      <w:pStyle w:val="Otsikko5"/>
       <w:lvlText w:val="%1.%2.%3.%4.%5"/>
       <w:lvlJc w:val="left"/>
       <w:pPr>
@@ -25384,7 +25699,7 @@
     <w:lvl w:ilvl="5">
       <w:start w:val="1"/>
       <w:numFmt w:val="decimal"/>
-      <w:pStyle w:val="Heading6"/>
+      <w:pStyle w:val="Otsikko6"/>
       <w:lvlText w:val="%1.%2.%3.%4.%5.%6"/>
       <w:lvlJc w:val="left"/>
       <w:pPr>
@@ -25394,7 +25709,7 @@
     <w:lvl w:ilvl="6">
       <w:start w:val="1"/>
       <w:numFmt w:val="decimal"/>
-      <w:pStyle w:val="Heading7"/>
+      <w:pStyle w:val="Otsikko7"/>
       <w:lvlText w:val="%1.%2.%3.%4.%5.%6.%7"/>
       <w:lvlJc w:val="left"/>
       <w:pPr>
@@ -25404,7 +25719,7 @@
     <w:lvl w:ilvl="7">
       <w:start w:val="1"/>
       <w:numFmt w:val="decimal"/>
-      <w:pStyle w:val="Heading8"/>
+      <w:pStyle w:val="Otsikko8"/>
       <w:lvlText w:val="%1.%2.%3.%4.%5.%6.%7.%8"/>
       <w:lvlJc w:val="left"/>
       <w:pPr>
@@ -25414,7 +25729,7 @@
     <w:lvl w:ilvl="8">
       <w:start w:val="1"/>
       <w:numFmt w:val="decimal"/>
-      <w:pStyle w:val="Heading9"/>
+      <w:pStyle w:val="Otsikko9"/>
       <w:lvlText w:val="%1.%2.%3.%4.%5.%6.%7.%8.%9"/>
       <w:lvlJc w:val="left"/>
       <w:pPr>
@@ -27211,7 +27526,7 @@
     <w:lsdException w:name="Unresolved Mention" w:semiHidden="1" w:unhideWhenUsed="1"/>
     <w:lsdException w:name="Smart Link" w:semiHidden="1" w:unhideWhenUsed="1"/>
   </w:latentStyles>
-  <w:style w:type="paragraph" w:default="1" w:styleId="Normal">
+  <w:style w:type="paragraph" w:default="1" w:styleId="Normaali">
     <w:name w:val="Normal"/>
     <w:qFormat/>
     <w:rsid w:val="006048A9"/>
@@ -27229,11 +27544,11 @@
       <w:sz w:val="22"/>
     </w:rPr>
   </w:style>
-  <w:style w:type="paragraph" w:styleId="Heading1">
+  <w:style w:type="paragraph" w:styleId="Otsikko1">
     <w:name w:val="heading 1"/>
-    <w:basedOn w:val="Normal"/>
-    <w:next w:val="Normal"/>
-    <w:link w:val="Heading1Char"/>
+    <w:basedOn w:val="Normaali"/>
+    <w:next w:val="Normaali"/>
+    <w:link w:val="Otsikko1Char"/>
     <w:uiPriority w:val="9"/>
     <w:qFormat/>
     <w:rsid w:val="002B5E6F"/>
@@ -27254,11 +27569,11 @@
       <w:szCs w:val="32"/>
     </w:rPr>
   </w:style>
-  <w:style w:type="paragraph" w:styleId="Heading2">
+  <w:style w:type="paragraph" w:styleId="Otsikko2">
     <w:name w:val="heading 2"/>
-    <w:basedOn w:val="Normal"/>
-    <w:next w:val="Normal"/>
-    <w:link w:val="Heading2Char"/>
+    <w:basedOn w:val="Normaali"/>
+    <w:next w:val="Normaali"/>
+    <w:link w:val="Otsikko2Char"/>
     <w:uiPriority w:val="9"/>
     <w:unhideWhenUsed/>
     <w:qFormat/>
@@ -27281,11 +27596,11 @@
       <w:szCs w:val="26"/>
     </w:rPr>
   </w:style>
-  <w:style w:type="paragraph" w:styleId="Heading3">
+  <w:style w:type="paragraph" w:styleId="Otsikko3">
     <w:name w:val="heading 3"/>
-    <w:basedOn w:val="Normal"/>
-    <w:next w:val="Normal"/>
-    <w:link w:val="Heading3Char"/>
+    <w:basedOn w:val="Normaali"/>
+    <w:next w:val="Normaali"/>
+    <w:link w:val="Otsikko3Char"/>
     <w:uiPriority w:val="9"/>
     <w:unhideWhenUsed/>
     <w:qFormat/>
@@ -27306,11 +27621,11 @@
       <w:szCs w:val="24"/>
     </w:rPr>
   </w:style>
-  <w:style w:type="paragraph" w:styleId="Heading4">
+  <w:style w:type="paragraph" w:styleId="Otsikko4">
     <w:name w:val="heading 4"/>
-    <w:basedOn w:val="Normal"/>
-    <w:next w:val="Normal"/>
-    <w:link w:val="Heading4Char"/>
+    <w:basedOn w:val="Normaali"/>
+    <w:next w:val="Normaali"/>
+    <w:link w:val="Otsikko4Char"/>
     <w:uiPriority w:val="9"/>
     <w:semiHidden/>
     <w:unhideWhenUsed/>
@@ -27333,11 +27648,11 @@
       <w:color w:val="055D76" w:themeColor="accent1" w:themeShade="BF"/>
     </w:rPr>
   </w:style>
-  <w:style w:type="paragraph" w:styleId="Heading5">
+  <w:style w:type="paragraph" w:styleId="Otsikko5">
     <w:name w:val="heading 5"/>
-    <w:basedOn w:val="Normal"/>
-    <w:next w:val="Normal"/>
-    <w:link w:val="Heading5Char"/>
+    <w:basedOn w:val="Normaali"/>
+    <w:next w:val="Normaali"/>
+    <w:link w:val="Otsikko5Char"/>
     <w:uiPriority w:val="9"/>
     <w:semiHidden/>
     <w:unhideWhenUsed/>
@@ -27358,11 +27673,11 @@
       <w:color w:val="055D76" w:themeColor="accent1" w:themeShade="BF"/>
     </w:rPr>
   </w:style>
-  <w:style w:type="paragraph" w:styleId="Heading6">
+  <w:style w:type="paragraph" w:styleId="Otsikko6">
     <w:name w:val="heading 6"/>
-    <w:basedOn w:val="Normal"/>
-    <w:next w:val="Normal"/>
-    <w:link w:val="Heading6Char"/>
+    <w:basedOn w:val="Normaali"/>
+    <w:next w:val="Normaali"/>
+    <w:link w:val="Otsikko6Char"/>
     <w:uiPriority w:val="9"/>
     <w:semiHidden/>
     <w:unhideWhenUsed/>
@@ -27383,11 +27698,11 @@
       <w:color w:val="033E4E" w:themeColor="accent1" w:themeShade="7F"/>
     </w:rPr>
   </w:style>
-  <w:style w:type="paragraph" w:styleId="Heading7">
+  <w:style w:type="paragraph" w:styleId="Otsikko7">
     <w:name w:val="heading 7"/>
-    <w:basedOn w:val="Normal"/>
-    <w:next w:val="Normal"/>
-    <w:link w:val="Heading7Char"/>
+    <w:basedOn w:val="Normaali"/>
+    <w:next w:val="Normaali"/>
+    <w:link w:val="Otsikko7Char"/>
     <w:uiPriority w:val="9"/>
     <w:semiHidden/>
     <w:unhideWhenUsed/>
@@ -27410,11 +27725,11 @@
       <w:color w:val="033E4E" w:themeColor="accent1" w:themeShade="7F"/>
     </w:rPr>
   </w:style>
-  <w:style w:type="paragraph" w:styleId="Heading8">
+  <w:style w:type="paragraph" w:styleId="Otsikko8">
     <w:name w:val="heading 8"/>
-    <w:basedOn w:val="Normal"/>
-    <w:next w:val="Normal"/>
-    <w:link w:val="Heading8Char"/>
+    <w:basedOn w:val="Normaali"/>
+    <w:next w:val="Normaali"/>
+    <w:link w:val="Otsikko8Char"/>
     <w:uiPriority w:val="9"/>
     <w:semiHidden/>
     <w:unhideWhenUsed/>
@@ -27437,11 +27752,11 @@
       <w:szCs w:val="21"/>
     </w:rPr>
   </w:style>
-  <w:style w:type="paragraph" w:styleId="Heading9">
+  <w:style w:type="paragraph" w:styleId="Otsikko9">
     <w:name w:val="heading 9"/>
-    <w:basedOn w:val="Normal"/>
-    <w:next w:val="Normal"/>
-    <w:link w:val="Heading9Char"/>
+    <w:basedOn w:val="Normaali"/>
+    <w:next w:val="Normaali"/>
+    <w:link w:val="Otsikko9Char"/>
     <w:uiPriority w:val="9"/>
     <w:semiHidden/>
     <w:unhideWhenUsed/>
@@ -27466,13 +27781,12 @@
       <w:szCs w:val="21"/>
     </w:rPr>
   </w:style>
-  <w:style w:type="character" w:default="1" w:styleId="DefaultParagraphFont">
+  <w:style w:type="character" w:default="1" w:styleId="Kappaleenoletusfontti">
     <w:name w:val="Default Paragraph Font"/>
     <w:uiPriority w:val="1"/>
-    <w:semiHidden/>
     <w:unhideWhenUsed/>
   </w:style>
-  <w:style w:type="table" w:default="1" w:styleId="TableNormal">
+  <w:style w:type="table" w:default="1" w:styleId="Normaalitaulukko">
     <w:name w:val="Normal Table"/>
     <w:uiPriority w:val="99"/>
     <w:semiHidden/>
@@ -27487,16 +27801,16 @@
       </w:tblCellMar>
     </w:tblPr>
   </w:style>
-  <w:style w:type="numbering" w:default="1" w:styleId="NoList">
+  <w:style w:type="numbering" w:default="1" w:styleId="Eiluetteloa">
     <w:name w:val="No List"/>
     <w:uiPriority w:val="99"/>
     <w:semiHidden/>
     <w:unhideWhenUsed/>
   </w:style>
-  <w:style w:type="paragraph" w:styleId="Header">
+  <w:style w:type="paragraph" w:styleId="Yltunniste">
     <w:name w:val="header"/>
-    <w:basedOn w:val="Normal"/>
-    <w:link w:val="HeaderChar"/>
+    <w:basedOn w:val="Normaali"/>
+    <w:link w:val="YltunnisteChar"/>
     <w:uiPriority w:val="99"/>
     <w:unhideWhenUsed/>
     <w:rsid w:val="00CA3F7D"/>
@@ -27513,20 +27827,20 @@
       <w:sz w:val="20"/>
     </w:rPr>
   </w:style>
-  <w:style w:type="character" w:customStyle="1" w:styleId="HeaderChar">
-    <w:name w:val="Header Char"/>
-    <w:basedOn w:val="DefaultParagraphFont"/>
-    <w:link w:val="Header"/>
+  <w:style w:type="character" w:customStyle="1" w:styleId="YltunnisteChar">
+    <w:name w:val="Ylätunniste Char"/>
+    <w:basedOn w:val="Kappaleenoletusfontti"/>
+    <w:link w:val="Yltunniste"/>
     <w:uiPriority w:val="99"/>
     <w:rsid w:val="00CA3F7D"/>
     <w:rPr>
       <w:rFonts w:ascii="Open Sans" w:hAnsi="Open Sans"/>
     </w:rPr>
   </w:style>
-  <w:style w:type="paragraph" w:styleId="Footer">
+  <w:style w:type="paragraph" w:styleId="Alatunniste">
     <w:name w:val="footer"/>
-    <w:basedOn w:val="Normal"/>
-    <w:link w:val="FooterChar"/>
+    <w:basedOn w:val="Normaali"/>
+    <w:link w:val="AlatunnisteChar"/>
     <w:uiPriority w:val="99"/>
     <w:unhideWhenUsed/>
     <w:rsid w:val="006F78F3"/>
@@ -27541,20 +27855,20 @@
       <w:sz w:val="20"/>
     </w:rPr>
   </w:style>
-  <w:style w:type="character" w:customStyle="1" w:styleId="FooterChar">
-    <w:name w:val="Footer Char"/>
-    <w:basedOn w:val="DefaultParagraphFont"/>
-    <w:link w:val="Footer"/>
+  <w:style w:type="character" w:customStyle="1" w:styleId="AlatunnisteChar">
+    <w:name w:val="Alatunniste Char"/>
+    <w:basedOn w:val="Kappaleenoletusfontti"/>
+    <w:link w:val="Alatunniste"/>
     <w:uiPriority w:val="99"/>
     <w:rsid w:val="006F78F3"/>
     <w:rPr>
       <w:rFonts w:ascii="Open Sans" w:hAnsi="Open Sans"/>
     </w:rPr>
   </w:style>
-  <w:style w:type="character" w:customStyle="1" w:styleId="Heading1Char">
-    <w:name w:val="Heading 1 Char"/>
-    <w:basedOn w:val="DefaultParagraphFont"/>
-    <w:link w:val="Heading1"/>
+  <w:style w:type="character" w:customStyle="1" w:styleId="Otsikko1Char">
+    <w:name w:val="Otsikko 1 Char"/>
+    <w:basedOn w:val="Kappaleenoletusfontti"/>
+    <w:link w:val="Otsikko1"/>
     <w:uiPriority w:val="9"/>
     <w:rsid w:val="002B5E6F"/>
     <w:rPr>
@@ -27565,10 +27879,10 @@
       <w:szCs w:val="32"/>
     </w:rPr>
   </w:style>
-  <w:style w:type="character" w:customStyle="1" w:styleId="Heading2Char">
-    <w:name w:val="Heading 2 Char"/>
-    <w:basedOn w:val="DefaultParagraphFont"/>
-    <w:link w:val="Heading2"/>
+  <w:style w:type="character" w:customStyle="1" w:styleId="Otsikko2Char">
+    <w:name w:val="Otsikko 2 Char"/>
+    <w:basedOn w:val="Kappaleenoletusfontti"/>
+    <w:link w:val="Otsikko2"/>
     <w:uiPriority w:val="9"/>
     <w:rsid w:val="00AC5350"/>
     <w:rPr>
@@ -27579,10 +27893,10 @@
       <w:szCs w:val="26"/>
     </w:rPr>
   </w:style>
-  <w:style w:type="character" w:customStyle="1" w:styleId="Heading3Char">
-    <w:name w:val="Heading 3 Char"/>
-    <w:basedOn w:val="DefaultParagraphFont"/>
-    <w:link w:val="Heading3"/>
+  <w:style w:type="character" w:customStyle="1" w:styleId="Otsikko3Char">
+    <w:name w:val="Otsikko 3 Char"/>
+    <w:basedOn w:val="Kappaleenoletusfontti"/>
+    <w:link w:val="Otsikko3"/>
     <w:uiPriority w:val="9"/>
     <w:rsid w:val="002B5E6F"/>
     <w:rPr>
@@ -27592,10 +27906,10 @@
       <w:szCs w:val="24"/>
     </w:rPr>
   </w:style>
-  <w:style w:type="paragraph" w:styleId="BodyTextIndent">
+  <w:style w:type="paragraph" w:styleId="Sisennettyleipteksti">
     <w:name w:val="Body Text Indent"/>
-    <w:basedOn w:val="Normal"/>
-    <w:link w:val="BodyTextIndentChar"/>
+    <w:basedOn w:val="Normaali"/>
+    <w:link w:val="SisennettyleiptekstiChar"/>
     <w:uiPriority w:val="99"/>
     <w:unhideWhenUsed/>
     <w:rsid w:val="006048A9"/>
@@ -27603,9 +27917,9 @@
       <w:ind w:left="1304"/>
     </w:pPr>
   </w:style>
-  <w:style w:type="paragraph" w:styleId="List">
+  <w:style w:type="paragraph" w:styleId="Luettelo">
     <w:name w:val="List"/>
-    <w:basedOn w:val="Normal"/>
+    <w:basedOn w:val="Normaali"/>
     <w:uiPriority w:val="99"/>
     <w:unhideWhenUsed/>
     <w:rsid w:val="00207008"/>
@@ -27615,9 +27929,9 @@
       </w:numPr>
     </w:pPr>
   </w:style>
-  <w:style w:type="table" w:styleId="TableGrid">
+  <w:style w:type="table" w:styleId="TaulukkoRuudukko">
     <w:name w:val="Table Grid"/>
-    <w:basedOn w:val="TableNormal"/>
+    <w:basedOn w:val="Normaalitaulukko"/>
     <w:uiPriority w:val="39"/>
     <w:rsid w:val="00F978BB"/>
     <w:tblPr>
@@ -27633,14 +27947,14 @@
   </w:style>
   <w:style w:type="paragraph" w:customStyle="1" w:styleId="Kuvateksti">
     <w:name w:val="Kuvateksti"/>
-    <w:basedOn w:val="Normal"/>
+    <w:basedOn w:val="Normaali"/>
     <w:qFormat/>
     <w:rsid w:val="00207008"/>
   </w:style>
-  <w:style w:type="character" w:customStyle="1" w:styleId="BodyTextIndentChar">
-    <w:name w:val="Body Text Indent Char"/>
-    <w:basedOn w:val="DefaultParagraphFont"/>
-    <w:link w:val="BodyTextIndent"/>
+  <w:style w:type="character" w:customStyle="1" w:styleId="SisennettyleiptekstiChar">
+    <w:name w:val="Sisennetty leipäteksti Char"/>
+    <w:basedOn w:val="Kappaleenoletusfontti"/>
+    <w:link w:val="Sisennettyleipteksti"/>
     <w:uiPriority w:val="99"/>
     <w:rsid w:val="006048A9"/>
     <w:rPr>
@@ -27650,7 +27964,7 @@
   </w:style>
   <w:style w:type="paragraph" w:customStyle="1" w:styleId="Otsikkoeisisllysluettelossa">
     <w:name w:val="Otsikko ei sisällysluettelossa"/>
-    <w:next w:val="Normal"/>
+    <w:next w:val="Normaali"/>
     <w:link w:val="OtsikkoeisisllysluettelossaChar"/>
     <w:qFormat/>
     <w:rsid w:val="00400A26"/>
@@ -27662,9 +27976,9 @@
       <w:szCs w:val="32"/>
     </w:rPr>
   </w:style>
-  <w:style w:type="paragraph" w:styleId="ListParagraph">
+  <w:style w:type="paragraph" w:styleId="Luettelokappale">
     <w:name w:val="List Paragraph"/>
-    <w:basedOn w:val="Normal"/>
+    <w:basedOn w:val="Normaali"/>
     <w:qFormat/>
     <w:rsid w:val="00F4241D"/>
     <w:pPr>
@@ -27673,7 +27987,7 @@
   </w:style>
   <w:style w:type="character" w:customStyle="1" w:styleId="OtsikkoeisisllysluettelossaChar">
     <w:name w:val="Otsikko ei sisällysluettelossa Char"/>
-    <w:basedOn w:val="Heading1Char"/>
+    <w:basedOn w:val="Otsikko1Char"/>
     <w:link w:val="Otsikkoeisisllysluettelossa"/>
     <w:rsid w:val="00400A26"/>
     <w:rPr>
@@ -27684,10 +27998,10 @@
       <w:szCs w:val="32"/>
     </w:rPr>
   </w:style>
-  <w:style w:type="character" w:customStyle="1" w:styleId="Heading4Char">
-    <w:name w:val="Heading 4 Char"/>
-    <w:basedOn w:val="DefaultParagraphFont"/>
-    <w:link w:val="Heading4"/>
+  <w:style w:type="character" w:customStyle="1" w:styleId="Otsikko4Char">
+    <w:name w:val="Otsikko 4 Char"/>
+    <w:basedOn w:val="Kappaleenoletusfontti"/>
+    <w:link w:val="Otsikko4"/>
     <w:uiPriority w:val="9"/>
     <w:semiHidden/>
     <w:rsid w:val="00400A26"/>
@@ -27699,10 +28013,10 @@
       <w:sz w:val="22"/>
     </w:rPr>
   </w:style>
-  <w:style w:type="character" w:customStyle="1" w:styleId="Heading5Char">
-    <w:name w:val="Heading 5 Char"/>
-    <w:basedOn w:val="DefaultParagraphFont"/>
-    <w:link w:val="Heading5"/>
+  <w:style w:type="character" w:customStyle="1" w:styleId="Otsikko5Char">
+    <w:name w:val="Otsikko 5 Char"/>
+    <w:basedOn w:val="Kappaleenoletusfontti"/>
+    <w:link w:val="Otsikko5"/>
     <w:uiPriority w:val="9"/>
     <w:semiHidden/>
     <w:rsid w:val="00400A26"/>
@@ -27712,10 +28026,10 @@
       <w:sz w:val="22"/>
     </w:rPr>
   </w:style>
-  <w:style w:type="character" w:customStyle="1" w:styleId="Heading6Char">
-    <w:name w:val="Heading 6 Char"/>
-    <w:basedOn w:val="DefaultParagraphFont"/>
-    <w:link w:val="Heading6"/>
+  <w:style w:type="character" w:customStyle="1" w:styleId="Otsikko6Char">
+    <w:name w:val="Otsikko 6 Char"/>
+    <w:basedOn w:val="Kappaleenoletusfontti"/>
+    <w:link w:val="Otsikko6"/>
     <w:uiPriority w:val="9"/>
     <w:semiHidden/>
     <w:rsid w:val="00400A26"/>
@@ -27725,10 +28039,10 @@
       <w:sz w:val="22"/>
     </w:rPr>
   </w:style>
-  <w:style w:type="character" w:customStyle="1" w:styleId="Heading7Char">
-    <w:name w:val="Heading 7 Char"/>
-    <w:basedOn w:val="DefaultParagraphFont"/>
-    <w:link w:val="Heading7"/>
+  <w:style w:type="character" w:customStyle="1" w:styleId="Otsikko7Char">
+    <w:name w:val="Otsikko 7 Char"/>
+    <w:basedOn w:val="Kappaleenoletusfontti"/>
+    <w:link w:val="Otsikko7"/>
     <w:uiPriority w:val="9"/>
     <w:semiHidden/>
     <w:rsid w:val="00400A26"/>
@@ -27740,10 +28054,10 @@
       <w:sz w:val="22"/>
     </w:rPr>
   </w:style>
-  <w:style w:type="character" w:customStyle="1" w:styleId="Heading8Char">
-    <w:name w:val="Heading 8 Char"/>
-    <w:basedOn w:val="DefaultParagraphFont"/>
-    <w:link w:val="Heading8"/>
+  <w:style w:type="character" w:customStyle="1" w:styleId="Otsikko8Char">
+    <w:name w:val="Otsikko 8 Char"/>
+    <w:basedOn w:val="Kappaleenoletusfontti"/>
+    <w:link w:val="Otsikko8"/>
     <w:uiPriority w:val="9"/>
     <w:semiHidden/>
     <w:rsid w:val="00400A26"/>
@@ -27754,10 +28068,10 @@
       <w:szCs w:val="21"/>
     </w:rPr>
   </w:style>
-  <w:style w:type="character" w:customStyle="1" w:styleId="Heading9Char">
-    <w:name w:val="Heading 9 Char"/>
-    <w:basedOn w:val="DefaultParagraphFont"/>
-    <w:link w:val="Heading9"/>
+  <w:style w:type="character" w:customStyle="1" w:styleId="Otsikko9Char">
+    <w:name w:val="Otsikko 9 Char"/>
+    <w:basedOn w:val="Kappaleenoletusfontti"/>
+    <w:link w:val="Otsikko9"/>
     <w:uiPriority w:val="9"/>
     <w:semiHidden/>
     <w:rsid w:val="00400A26"/>
@@ -27770,9 +28084,9 @@
       <w:szCs w:val="21"/>
     </w:rPr>
   </w:style>
-  <w:style w:type="character" w:styleId="Hyperlink">
+  <w:style w:type="character" w:styleId="Hyperlinkki">
     <w:name w:val="Hyperlink"/>
-    <w:basedOn w:val="DefaultParagraphFont"/>
+    <w:basedOn w:val="Kappaleenoletusfontti"/>
     <w:uiPriority w:val="99"/>
     <w:unhideWhenUsed/>
     <w:rsid w:val="00A265A3"/>
@@ -27783,7 +28097,7 @@
   </w:style>
   <w:style w:type="character" w:customStyle="1" w:styleId="Ratkaisematonmaininta1">
     <w:name w:val="Ratkaisematon maininta1"/>
-    <w:basedOn w:val="DefaultParagraphFont"/>
+    <w:basedOn w:val="Kappaleenoletusfontti"/>
     <w:uiPriority w:val="99"/>
     <w:semiHidden/>
     <w:unhideWhenUsed/>
@@ -27793,9 +28107,9 @@
       <w:shd w:val="clear" w:color="auto" w:fill="E1DFDD"/>
     </w:rPr>
   </w:style>
-  <w:style w:type="character" w:styleId="FollowedHyperlink">
+  <w:style w:type="character" w:styleId="AvattuHyperlinkki">
     <w:name w:val="FollowedHyperlink"/>
-    <w:basedOn w:val="DefaultParagraphFont"/>
+    <w:basedOn w:val="Kappaleenoletusfontti"/>
     <w:uiPriority w:val="99"/>
     <w:semiHidden/>
     <w:unhideWhenUsed/>
@@ -27805,9 +28119,9 @@
       <w:u w:val="single"/>
     </w:rPr>
   </w:style>
-  <w:style w:type="table" w:styleId="GridTable1Light">
+  <w:style w:type="table" w:styleId="Vaalearuudukkotaulukko1">
     <w:name w:val="Grid Table 1 Light"/>
-    <w:basedOn w:val="TableNormal"/>
+    <w:basedOn w:val="Normaalitaulukko"/>
     <w:uiPriority w:val="46"/>
     <w:rsid w:val="00D94C90"/>
     <w:tblPr>
@@ -27859,9 +28173,9 @@
       </w:rPr>
     </w:tblStylePr>
   </w:style>
-  <w:style w:type="table" w:styleId="ListTable1Light">
+  <w:style w:type="table" w:styleId="Vaalealuettelotaulukko1">
     <w:name w:val="List Table 1 Light"/>
-    <w:basedOn w:val="TableNormal"/>
+    <w:basedOn w:val="Normaalitaulukko"/>
     <w:uiPriority w:val="46"/>
     <w:rsid w:val="00AC600F"/>
     <w:tblPr>
@@ -27917,10 +28231,10 @@
       </w:tcPr>
     </w:tblStylePr>
   </w:style>
-  <w:style w:type="paragraph" w:styleId="TOCHeading">
+  <w:style w:type="paragraph" w:styleId="Sisllysluettelonotsikko">
     <w:name w:val="TOC Heading"/>
-    <w:basedOn w:val="Heading1"/>
-    <w:next w:val="Normal"/>
+    <w:basedOn w:val="Otsikko1"/>
+    <w:next w:val="Normaali"/>
     <w:uiPriority w:val="39"/>
     <w:unhideWhenUsed/>
     <w:qFormat/>
@@ -27945,10 +28259,10 @@
       <w:lang w:eastAsia="fi-FI"/>
     </w:rPr>
   </w:style>
-  <w:style w:type="paragraph" w:styleId="TOC1">
+  <w:style w:type="paragraph" w:styleId="Sisluet1">
     <w:name w:val="toc 1"/>
-    <w:basedOn w:val="Normal"/>
-    <w:next w:val="Normal"/>
+    <w:basedOn w:val="Normaali"/>
+    <w:next w:val="Normaali"/>
     <w:autoRedefine/>
     <w:uiPriority w:val="39"/>
     <w:unhideWhenUsed/>
@@ -27964,10 +28278,10 @@
       </w:tabs>
     </w:pPr>
   </w:style>
-  <w:style w:type="paragraph" w:styleId="TOC2">
+  <w:style w:type="paragraph" w:styleId="Sisluet2">
     <w:name w:val="toc 2"/>
-    <w:basedOn w:val="Normal"/>
-    <w:next w:val="Normal"/>
+    <w:basedOn w:val="Normaali"/>
+    <w:next w:val="Normaali"/>
     <w:autoRedefine/>
     <w:uiPriority w:val="39"/>
     <w:unhideWhenUsed/>
@@ -27982,10 +28296,10 @@
       <w:ind w:left="220"/>
     </w:pPr>
   </w:style>
-  <w:style w:type="paragraph" w:styleId="TOC3">
+  <w:style w:type="paragraph" w:styleId="Sisluet3">
     <w:name w:val="toc 3"/>
-    <w:basedOn w:val="Normal"/>
-    <w:next w:val="Normal"/>
+    <w:basedOn w:val="Normaali"/>
+    <w:next w:val="Normaali"/>
     <w:autoRedefine/>
     <w:uiPriority w:val="39"/>
     <w:unhideWhenUsed/>
@@ -28001,9 +28315,9 @@
       <w:ind w:left="442"/>
     </w:pPr>
   </w:style>
-  <w:style w:type="character" w:styleId="CommentReference">
+  <w:style w:type="character" w:styleId="Kommentinviite">
     <w:name w:val="annotation reference"/>
-    <w:basedOn w:val="DefaultParagraphFont"/>
+    <w:basedOn w:val="Kappaleenoletusfontti"/>
     <w:uiPriority w:val="99"/>
     <w:semiHidden/>
     <w:unhideWhenUsed/>
@@ -28013,10 +28327,10 @@
       <w:szCs w:val="16"/>
     </w:rPr>
   </w:style>
-  <w:style w:type="paragraph" w:styleId="CommentText">
+  <w:style w:type="paragraph" w:styleId="Kommentinteksti">
     <w:name w:val="annotation text"/>
-    <w:basedOn w:val="Normal"/>
-    <w:link w:val="CommentTextChar"/>
+    <w:basedOn w:val="Normaali"/>
+    <w:link w:val="KommentintekstiChar"/>
     <w:uiPriority w:val="99"/>
     <w:semiHidden/>
     <w:unhideWhenUsed/>
@@ -28028,10 +28342,10 @@
       <w:sz w:val="20"/>
     </w:rPr>
   </w:style>
-  <w:style w:type="character" w:customStyle="1" w:styleId="CommentTextChar">
-    <w:name w:val="Comment Text Char"/>
-    <w:basedOn w:val="DefaultParagraphFont"/>
-    <w:link w:val="CommentText"/>
+  <w:style w:type="character" w:customStyle="1" w:styleId="KommentintekstiChar">
+    <w:name w:val="Kommentin teksti Char"/>
+    <w:basedOn w:val="Kappaleenoletusfontti"/>
+    <w:link w:val="Kommentinteksti"/>
     <w:uiPriority w:val="99"/>
     <w:semiHidden/>
     <w:rsid w:val="00C66231"/>
@@ -28039,11 +28353,11 @@
       <w:rFonts w:ascii="Open Sans" w:hAnsi="Open Sans"/>
     </w:rPr>
   </w:style>
-  <w:style w:type="paragraph" w:styleId="CommentSubject">
+  <w:style w:type="paragraph" w:styleId="Kommentinotsikko">
     <w:name w:val="annotation subject"/>
-    <w:basedOn w:val="CommentText"/>
-    <w:next w:val="CommentText"/>
-    <w:link w:val="CommentSubjectChar"/>
+    <w:basedOn w:val="Kommentinteksti"/>
+    <w:next w:val="Kommentinteksti"/>
+    <w:link w:val="KommentinotsikkoChar"/>
     <w:uiPriority w:val="99"/>
     <w:semiHidden/>
     <w:unhideWhenUsed/>
@@ -28053,10 +28367,10 @@
       <w:bCs/>
     </w:rPr>
   </w:style>
-  <w:style w:type="character" w:customStyle="1" w:styleId="CommentSubjectChar">
-    <w:name w:val="Comment Subject Char"/>
-    <w:basedOn w:val="CommentTextChar"/>
-    <w:link w:val="CommentSubject"/>
+  <w:style w:type="character" w:customStyle="1" w:styleId="KommentinotsikkoChar">
+    <w:name w:val="Kommentin otsikko Char"/>
+    <w:basedOn w:val="KommentintekstiChar"/>
+    <w:link w:val="Kommentinotsikko"/>
     <w:uiPriority w:val="99"/>
     <w:semiHidden/>
     <w:rsid w:val="00C66231"/>
@@ -28066,10 +28380,10 @@
       <w:bCs/>
     </w:rPr>
   </w:style>
-  <w:style w:type="paragraph" w:styleId="BalloonText">
+  <w:style w:type="paragraph" w:styleId="Seliteteksti">
     <w:name w:val="Balloon Text"/>
-    <w:basedOn w:val="Normal"/>
-    <w:link w:val="BalloonTextChar"/>
+    <w:basedOn w:val="Normaali"/>
+    <w:link w:val="SelitetekstiChar"/>
     <w:uiPriority w:val="99"/>
     <w:semiHidden/>
     <w:unhideWhenUsed/>
@@ -28083,10 +28397,10 @@
       <w:szCs w:val="18"/>
     </w:rPr>
   </w:style>
-  <w:style w:type="character" w:customStyle="1" w:styleId="BalloonTextChar">
-    <w:name w:val="Balloon Text Char"/>
-    <w:basedOn w:val="DefaultParagraphFont"/>
-    <w:link w:val="BalloonText"/>
+  <w:style w:type="character" w:customStyle="1" w:styleId="SelitetekstiChar">
+    <w:name w:val="Seliteteksti Char"/>
+    <w:basedOn w:val="Kappaleenoletusfontti"/>
+    <w:link w:val="Seliteteksti"/>
     <w:uiPriority w:val="99"/>
     <w:semiHidden/>
     <w:rsid w:val="00C66231"/>
@@ -28096,10 +28410,10 @@
       <w:szCs w:val="18"/>
     </w:rPr>
   </w:style>
-  <w:style w:type="paragraph" w:styleId="FootnoteText">
+  <w:style w:type="paragraph" w:styleId="Alaviitteenteksti">
     <w:name w:val="footnote text"/>
-    <w:basedOn w:val="Normal"/>
-    <w:link w:val="FootnoteTextChar"/>
+    <w:basedOn w:val="Normaali"/>
+    <w:link w:val="AlaviitteentekstiChar"/>
     <w:uiPriority w:val="99"/>
     <w:semiHidden/>
     <w:unhideWhenUsed/>
@@ -28111,10 +28425,10 @@
       <w:sz w:val="20"/>
     </w:rPr>
   </w:style>
-  <w:style w:type="character" w:customStyle="1" w:styleId="FootnoteTextChar">
-    <w:name w:val="Footnote Text Char"/>
-    <w:basedOn w:val="DefaultParagraphFont"/>
-    <w:link w:val="FootnoteText"/>
+  <w:style w:type="character" w:customStyle="1" w:styleId="AlaviitteentekstiChar">
+    <w:name w:val="Alaviitteen teksti Char"/>
+    <w:basedOn w:val="Kappaleenoletusfontti"/>
+    <w:link w:val="Alaviitteenteksti"/>
     <w:uiPriority w:val="99"/>
     <w:semiHidden/>
     <w:rsid w:val="00763C38"/>
@@ -28122,9 +28436,9 @@
       <w:rFonts w:ascii="Open Sans" w:hAnsi="Open Sans"/>
     </w:rPr>
   </w:style>
-  <w:style w:type="character" w:styleId="FootnoteReference">
+  <w:style w:type="character" w:styleId="Alaviitteenviite">
     <w:name w:val="footnote reference"/>
-    <w:basedOn w:val="DefaultParagraphFont"/>
+    <w:basedOn w:val="Kappaleenoletusfontti"/>
     <w:uiPriority w:val="99"/>
     <w:semiHidden/>
     <w:unhideWhenUsed/>
@@ -28133,9 +28447,9 @@
       <w:vertAlign w:val="superscript"/>
     </w:rPr>
   </w:style>
-  <w:style w:type="table" w:styleId="TableGridLight">
+  <w:style w:type="table" w:styleId="Vaaleataulukkoruudukko">
     <w:name w:val="Grid Table Light"/>
-    <w:basedOn w:val="TableNormal"/>
+    <w:basedOn w:val="Normaalitaulukko"/>
     <w:uiPriority w:val="40"/>
     <w:rsid w:val="000406B5"/>
     <w:tblPr>
@@ -28151,7 +28465,7 @@
   </w:style>
   <w:style w:type="table" w:customStyle="1" w:styleId="UEFtaulukko">
     <w:name w:val="UEF taulukko"/>
-    <w:basedOn w:val="TableNormal"/>
+    <w:basedOn w:val="Normaalitaulukko"/>
     <w:uiPriority w:val="99"/>
     <w:rsid w:val="00E15A3F"/>
     <w:pPr>
@@ -28176,9 +28490,9 @@
       <w:vAlign w:val="center"/>
     </w:tcPr>
   </w:style>
-  <w:style w:type="character" w:styleId="UnresolvedMention">
+  <w:style w:type="character" w:styleId="Ratkaisematonmaininta">
     <w:name w:val="Unresolved Mention"/>
-    <w:basedOn w:val="DefaultParagraphFont"/>
+    <w:basedOn w:val="Kappaleenoletusfontti"/>
     <w:uiPriority w:val="99"/>
     <w:semiHidden/>
     <w:unhideWhenUsed/>
@@ -28190,7 +28504,7 @@
   </w:style>
   <w:style w:type="paragraph" w:customStyle="1" w:styleId="font-claude-response-body">
     <w:name w:val="font-claude-response-body"/>
-    <w:basedOn w:val="Normal"/>
+    <w:basedOn w:val="Normaali"/>
     <w:rsid w:val="00301F52"/>
     <w:pPr>
       <w:tabs>
@@ -28413,59 +28727,6 @@
 </file>
 
 <file path=customXml/item1.xml><?xml version="1.0" encoding="utf-8"?>
-<p:properties xmlns:p="http://schemas.microsoft.com/office/2006/metadata/properties" xmlns:xsi="http://www.w3.org/2001/XMLSchema-instance" xmlns:pc="http://schemas.microsoft.com/office/infopath/2007/PartnerControls">
-  <documentManagement>
-    <SharedWithUsers xmlns="7d26d664-4dda-4346-9a57-49cc55cf7a56">
-      <UserInfo>
-        <DisplayName>Julia Kellosaari</DisplayName>
-        <AccountId>4053</AccountId>
-        <AccountType/>
-      </UserInfo>
-      <UserInfo>
-        <DisplayName>Jasmin Sallinen</DisplayName>
-        <AccountId>4556</AccountId>
-        <AccountType/>
-      </UserInfo>
-      <UserInfo>
-        <DisplayName>Ida Virenius</DisplayName>
-        <AccountId>2853</AccountId>
-        <AccountType/>
-      </UserInfo>
-      <UserInfo>
-        <DisplayName>Niko Ruotanen</DisplayName>
-        <AccountId>19979</AccountId>
-        <AccountType/>
-      </UserInfo>
-      <UserInfo>
-        <DisplayName>Pyry Korhonen</DisplayName>
-        <AccountId>22368</AccountId>
-        <AccountType/>
-      </UserInfo>
-      <UserInfo>
-        <DisplayName>Hilkka Hirvi</DisplayName>
-        <AccountId>22193</AccountId>
-        <AccountType/>
-      </UserInfo>
-      <UserInfo>
-        <DisplayName>Mauri Veikkola</DisplayName>
-        <AccountId>19624</AccountId>
-        <AccountType/>
-      </UserInfo>
-    </SharedWithUsers>
-    <adwb xmlns="abaa4e83-2b59-4bd8-ac4e-1b9f5ceb6895">
-      <UserInfo>
-        <DisplayName/>
-        <AccountId xsi:nil="true"/>
-        <AccountType/>
-      </UserInfo>
-    </adwb>
-    <Kohde xmlns="abaa4e83-2b59-4bd8-ac4e-1b9f5ceb6895">Ajankohtaista</Kohde>
-    <Kieli xmlns="abaa4e83-2b59-4bd8-ac4e-1b9f5ceb6895">FI</Kieli>
-  </documentManagement>
-</p:properties>
-</file>
-
-<file path=customXml/item2.xml><?xml version="1.0" encoding="utf-8"?>
 <ct:contentTypeSchema xmlns:ct="http://schemas.microsoft.com/office/2006/metadata/contentType" xmlns:ma="http://schemas.microsoft.com/office/2006/metadata/properties/metaAttributes" ct:_="" ma:_="" ma:contentTypeName="Document" ma:contentTypeID="0x01010025FAD4460542BA45BD6BFA3801BBC4E4" ma:contentTypeVersion="15" ma:contentTypeDescription="Create a new document." ma:contentTypeScope="" ma:versionID="94839b4fa3e8e789438ad84309564f07">
   <xsd:schema xmlns:xsd="http://www.w3.org/2001/XMLSchema" xmlns:xs="http://www.w3.org/2001/XMLSchema" xmlns:p="http://schemas.microsoft.com/office/2006/metadata/properties" xmlns:ns2="abaa4e83-2b59-4bd8-ac4e-1b9f5ceb6895" xmlns:ns3="7d26d664-4dda-4346-9a57-49cc55cf7a56" targetNamespace="http://schemas.microsoft.com/office/2006/metadata/properties" ma:root="true" ma:fieldsID="ae4ade9ca644a978f032e82c984279d3" ns2:_="" ns3:_="">
     <xsd:import namespace="abaa4e83-2b59-4bd8-ac4e-1b9f5ceb6895"/>
@@ -28724,11 +28985,60 @@
 </ct:contentTypeSchema>
 </file>
 
-<file path=customXml/item3.xml><?xml version="1.0" encoding="utf-8"?>
-<b:Sources xmlns:b="http://schemas.openxmlformats.org/officeDocument/2006/bibliography" xmlns="http://schemas.openxmlformats.org/officeDocument/2006/bibliography" SelectedStyle="\APASixthEditionOfficeOnline.xsl" StyleName="APA" Version="6"/>
+<file path=customXml/item2.xml><?xml version="1.0" encoding="utf-8"?>
+<p:properties xmlns:p="http://schemas.microsoft.com/office/2006/metadata/properties" xmlns:xsi="http://www.w3.org/2001/XMLSchema-instance" xmlns:pc="http://schemas.microsoft.com/office/infopath/2007/PartnerControls">
+  <documentManagement>
+    <SharedWithUsers xmlns="7d26d664-4dda-4346-9a57-49cc55cf7a56">
+      <UserInfo>
+        <DisplayName>Julia Kellosaari</DisplayName>
+        <AccountId>4053</AccountId>
+        <AccountType/>
+      </UserInfo>
+      <UserInfo>
+        <DisplayName>Jasmin Sallinen</DisplayName>
+        <AccountId>4556</AccountId>
+        <AccountType/>
+      </UserInfo>
+      <UserInfo>
+        <DisplayName>Ida Virenius</DisplayName>
+        <AccountId>2853</AccountId>
+        <AccountType/>
+      </UserInfo>
+      <UserInfo>
+        <DisplayName>Niko Ruotanen</DisplayName>
+        <AccountId>19979</AccountId>
+        <AccountType/>
+      </UserInfo>
+      <UserInfo>
+        <DisplayName>Pyry Korhonen</DisplayName>
+        <AccountId>22368</AccountId>
+        <AccountType/>
+      </UserInfo>
+      <UserInfo>
+        <DisplayName>Hilkka Hirvi</DisplayName>
+        <AccountId>22193</AccountId>
+        <AccountType/>
+      </UserInfo>
+      <UserInfo>
+        <DisplayName>Mauri Veikkola</DisplayName>
+        <AccountId>19624</AccountId>
+        <AccountType/>
+      </UserInfo>
+    </SharedWithUsers>
+    <adwb xmlns="abaa4e83-2b59-4bd8-ac4e-1b9f5ceb6895">
+      <UserInfo>
+        <DisplayName/>
+        <AccountId xsi:nil="true"/>
+        <AccountType/>
+      </UserInfo>
+    </adwb>
+    <Kohde xmlns="abaa4e83-2b59-4bd8-ac4e-1b9f5ceb6895">Ajankohtaista</Kohde>
+    <Kieli xmlns="abaa4e83-2b59-4bd8-ac4e-1b9f5ceb6895">FI</Kieli>
+  </documentManagement>
+</p:properties>
 </file>
 
-<file path=customXml/item4.xml><?xml version="1.0" encoding="utf-8"?>
+<file path=customXml/item3.xml><?xml version="1.0" encoding="utf-8"?>
 <?mso-contentType ?>
 <FormTemplates xmlns="http://schemas.microsoft.com/sharepoint/v3/contenttype/forms">
   <Display>DocumentLibraryForm</Display>
@@ -28737,18 +29047,11 @@
 </FormTemplates>
 </file>
 
-<file path=customXml/itemProps1.xml><?xml version="1.0" encoding="utf-8"?>
-<ds:datastoreItem xmlns:ds="http://schemas.openxmlformats.org/officeDocument/2006/customXml" ds:itemID="{C38452B0-A4A8-46CB-AF96-AD77C1D3D932}">
-  <ds:schemaRefs>
-    <ds:schemaRef ds:uri="http://schemas.microsoft.com/office/2006/metadata/properties"/>
-    <ds:schemaRef ds:uri="http://schemas.microsoft.com/office/infopath/2007/PartnerControls"/>
-    <ds:schemaRef ds:uri="7d26d664-4dda-4346-9a57-49cc55cf7a56"/>
-    <ds:schemaRef ds:uri="abaa4e83-2b59-4bd8-ac4e-1b9f5ceb6895"/>
-  </ds:schemaRefs>
-</ds:datastoreItem>
+<file path=customXml/item4.xml><?xml version="1.0" encoding="utf-8"?>
+<b:Sources xmlns:b="http://schemas.openxmlformats.org/officeDocument/2006/bibliography" xmlns="http://schemas.openxmlformats.org/officeDocument/2006/bibliography" SelectedStyle="\APASixthEditionOfficeOnline.xsl" StyleName="APA" Version="6"/>
 </file>
 
-<file path=customXml/itemProps2.xml><?xml version="1.0" encoding="utf-8"?>
+<file path=customXml/itemProps1.xml><?xml version="1.0" encoding="utf-8"?>
 <ds:datastoreItem xmlns:ds="http://schemas.openxmlformats.org/officeDocument/2006/customXml" ds:itemID="{670B158A-8849-40B0-93C2-2ED10099A352}">
   <ds:schemaRefs>
     <ds:schemaRef ds:uri="http://schemas.microsoft.com/office/2006/metadata/contentType"/>
@@ -28767,18 +29070,29 @@
 </ds:datastoreItem>
 </file>
 
+<file path=customXml/itemProps2.xml><?xml version="1.0" encoding="utf-8"?>
+<ds:datastoreItem xmlns:ds="http://schemas.openxmlformats.org/officeDocument/2006/customXml" ds:itemID="{C38452B0-A4A8-46CB-AF96-AD77C1D3D932}">
+  <ds:schemaRefs>
+    <ds:schemaRef ds:uri="http://schemas.microsoft.com/office/2006/metadata/properties"/>
+    <ds:schemaRef ds:uri="http://schemas.microsoft.com/office/infopath/2007/PartnerControls"/>
+    <ds:schemaRef ds:uri="7d26d664-4dda-4346-9a57-49cc55cf7a56"/>
+    <ds:schemaRef ds:uri="abaa4e83-2b59-4bd8-ac4e-1b9f5ceb6895"/>
+  </ds:schemaRefs>
+</ds:datastoreItem>
+</file>
+
 <file path=customXml/itemProps3.xml><?xml version="1.0" encoding="utf-8"?>
+<ds:datastoreItem xmlns:ds="http://schemas.openxmlformats.org/officeDocument/2006/customXml" ds:itemID="{1ADD0977-0ADD-4F58-A522-EDB9C59E7961}">
+  <ds:schemaRefs>
+    <ds:schemaRef ds:uri="http://schemas.microsoft.com/sharepoint/v3/contenttype/forms"/>
+  </ds:schemaRefs>
+</ds:datastoreItem>
+</file>
+
+<file path=customXml/itemProps4.xml><?xml version="1.0" encoding="utf-8"?>
 <ds:datastoreItem xmlns:ds="http://schemas.openxmlformats.org/officeDocument/2006/customXml" ds:itemID="{420E9C9A-1598-4341-9D1B-44C33B976E52}">
   <ds:schemaRefs>
     <ds:schemaRef ds:uri="http://schemas.openxmlformats.org/officeDocument/2006/bibliography"/>
   </ds:schemaRefs>
 </ds:datastoreItem>
-</file>
-
-<file path=customXml/itemProps4.xml><?xml version="1.0" encoding="utf-8"?>
-<ds:datastoreItem xmlns:ds="http://schemas.openxmlformats.org/officeDocument/2006/customXml" ds:itemID="{1ADD0977-0ADD-4F58-A522-EDB9C59E7961}">
-  <ds:schemaRefs>
-    <ds:schemaRef ds:uri="http://schemas.microsoft.com/sharepoint/v3/contenttype/forms"/>
-  </ds:schemaRefs>
-</ds:datastoreItem>
 </file>
--- a/Maisteriprojektin dokumentaatio.docx
+++ b/Maisteriprojektin dokumentaatio.docx
@@ -1,6 +1,6 @@
 
 <file path=word/document.xml><?xml version="1.0" encoding="utf-8"?>
-<w:document xmlns:wpc="http://schemas.microsoft.com/office/word/2010/wordprocessingCanvas" xmlns:cx="http://schemas.microsoft.com/office/drawing/2014/chartex" xmlns:cx1="http://schemas.microsoft.com/office/drawing/2015/9/8/chartex" xmlns:cx2="http://schemas.microsoft.com/office/drawing/2015/10/21/chartex" xmlns:cx3="http://schemas.microsoft.com/office/drawing/2016/5/9/chartex" xmlns:cx4="http://schemas.microsoft.com/office/drawing/2016/5/10/chartex" xmlns:cx5="http://schemas.microsoft.com/office/drawing/2016/5/11/chartex" xmlns:cx6="http://schemas.microsoft.com/office/drawing/2016/5/12/chartex" xmlns:cx7="http://schemas.microsoft.com/office/drawing/2016/5/13/chartex" xmlns:cx8="http://schemas.microsoft.com/office/drawing/2016/5/14/chartex" xmlns:mc="http://schemas.openxmlformats.org/markup-compatibility/2006" xmlns:aink="http://schemas.microsoft.com/office/drawing/2016/ink" xmlns:am3d="http://schemas.microsoft.com/office/drawing/2017/model3d" xmlns:o="urn:schemas-microsoft-com:office:office" xmlns:oel="http://schemas.microsoft.com/office/2019/extlst" xmlns:r="http://schemas.openxmlformats.org/officeDocument/2006/relationships" xmlns:m="http://schemas.openxmlformats.org/officeDocument/2006/math" xmlns:v="urn:schemas-microsoft-com:vml" xmlns:wp14="http://schemas.microsoft.com/office/word/2010/wordprocessingDrawing" xmlns:wp="http://schemas.openxmlformats.org/drawingml/2006/wordprocessingDrawing" xmlns:w10="urn:schemas-microsoft-com:office:word" xmlns:w="http://schemas.openxmlformats.org/wordprocessingml/2006/main" xmlns:w14="http://schemas.microsoft.com/office/word/2010/wordml" xmlns:w15="http://schemas.microsoft.com/office/word/2012/wordml" xmlns:w16cex="http://schemas.microsoft.com/office/word/2018/wordml/cex" xmlns:w16cid="http://schemas.microsoft.com/office/word/2016/wordml/cid" xmlns:w16="http://schemas.microsoft.com/office/word/2018/wordml" xmlns:w16du="http://schemas.microsoft.com/office/word/2023/wordml/word16du" xmlns:w16sdtdh="http://schemas.microsoft.com/office/word/2020/wordml/sdtdatahash" xmlns:w16sdtfl="http://schemas.microsoft.com/office/word/2024/wordml/sdtformatlock" xmlns:w16se="http://schemas.microsoft.com/office/word/2015/wordml/symex" xmlns:wpg="http://schemas.microsoft.com/office/word/2010/wordprocessingGroup" xmlns:wpi="http://schemas.microsoft.com/office/word/2010/wordprocessingInk" xmlns:wne="http://schemas.microsoft.com/office/word/2006/wordml" xmlns:wps="http://schemas.microsoft.com/office/word/2010/wordprocessingShape" mc:Ignorable="w14 w15 w16se w16cid w16 w16cex w16sdtdh w16sdtfl w16du wp14">
+<w:document xmlns:wpc="http://schemas.microsoft.com/office/word/2010/wordprocessingCanvas" xmlns:cx="http://schemas.microsoft.com/office/drawing/2014/chartex" xmlns:cx1="http://schemas.microsoft.com/office/drawing/2015/9/8/chartex" xmlns:cx2="http://schemas.microsoft.com/office/drawing/2015/10/21/chartex" xmlns:cx3="http://schemas.microsoft.com/office/drawing/2016/5/9/chartex" xmlns:cx4="http://schemas.microsoft.com/office/drawing/2016/5/10/chartex" xmlns:cx5="http://schemas.microsoft.com/office/drawing/2016/5/11/chartex" xmlns:cx6="http://schemas.microsoft.com/office/drawing/2016/5/12/chartex" xmlns:cx7="http://schemas.microsoft.com/office/drawing/2016/5/13/chartex" xmlns:cx8="http://schemas.microsoft.com/office/drawing/2016/5/14/chartex" xmlns:mc="http://schemas.openxmlformats.org/markup-compatibility/2006" xmlns:m="http://schemas.openxmlformats.org/officeDocument/2006/math" xmlns:aink="http://schemas.microsoft.com/office/drawing/2016/ink" xmlns:am3d="http://schemas.microsoft.com/office/drawing/2017/model3d" xmlns:oel="http://schemas.microsoft.com/office/2019/extlst" xmlns:r="http://schemas.openxmlformats.org/officeDocument/2006/relationships" xmlns:wp14="http://schemas.microsoft.com/office/word/2010/wordprocessingDrawing" xmlns:wp="http://schemas.openxmlformats.org/drawingml/2006/wordprocessingDrawing" xmlns:wpg="http://schemas.microsoft.com/office/word/2010/wordprocessingGroup" xmlns:wpi="http://schemas.microsoft.com/office/word/2010/wordprocessingInk" xmlns:wps="http://schemas.microsoft.com/office/word/2010/wordprocessingShape" xmlns:o="urn:schemas-microsoft-com:office:office" xmlns:v="urn:schemas-microsoft-com:vml" xmlns:w10="urn:schemas-microsoft-com:office:word" xmlns:w="http://schemas.openxmlformats.org/wordprocessingml/2006/main" xmlns:w14="http://schemas.microsoft.com/office/word/2010/wordml" xmlns:w15="http://schemas.microsoft.com/office/word/2012/wordml" xmlns:w16cei="http://schemas.microsoft.com/office/word/2026/wordml/cei" xmlns:w16cex="http://schemas.microsoft.com/office/word/2018/wordml/cex" xmlns:w16cid="http://schemas.microsoft.com/office/word/2016/wordml/cid" xmlns:w16="http://schemas.microsoft.com/office/word/2018/wordml" xmlns:w16sdtdh="http://schemas.microsoft.com/office/word/2020/wordml/sdtdatahash" xmlns:w16sdtfl="http://schemas.microsoft.com/office/word/2024/wordml/sdtformatlock" xmlns:w16se="http://schemas.microsoft.com/office/word/2015/wordml/symex" xmlns:w16du="http://schemas.microsoft.com/office/word/2023/wordml/word16du" xmlns:wne="http://schemas.microsoft.com/office/word/2006/wordml" mc:Ignorable="w14 w15 w16se w16cid w16 w16cex w16sdtdh w16sdtfl w16du wp14">
   <w:body>
     <w:p/>
     <w:p/>
@@ -21326,10 +21326,7 @@
         <w:pStyle w:val="Otsikko2"/>
       </w:pPr>
       <w:r>
-        <w:t>Testausstrategia</w:t>
-      </w:r>
-      <w:r>
-        <w:t xml:space="preserve"> </w:t>
+        <w:t xml:space="preserve">Testausstrategia </w:t>
       </w:r>
     </w:p>
     <w:p>
@@ -21353,15 +21350,7 @@
       </w:r>
       <w:proofErr w:type="spellEnd"/>
       <w:r>
-        <w:t xml:space="preserve"> testaus, AI-mallin </w:t>
-      </w:r>
-      <w:proofErr w:type="spellStart"/>
-      <w:r>
-        <w:t>arviointi</w:t>
-      </w:r>
-      <w:proofErr w:type="spellEnd"/>
-      <w:r>
-        <w:t xml:space="preserve"> sekä suorituskykytestausta. </w:t>
+        <w:t xml:space="preserve"> testaus, AI-mallin arviointi sekä suorituskykytestausta. </w:t>
       </w:r>
     </w:p>
     <w:p/>
@@ -21525,6 +21514,11 @@
       <w:bookmarkEnd w:id="36"/>
     </w:p>
     <w:p>
+      <w:r>
+        <w:t>Luvussa käydään läpi ohjelmiston toteutusta, teknologiavalintoja ja perusteluja niille sekä ongelmia mitä ohjelmistoa tehdessä ilmeni. Luvun tarkoituksen on myös kuvata, millaista ohjelmistokehitys oli kehittäjälle kehitysvaiheessa sekä millainen ajatusprosessi oli.</w:t>
+      </w:r>
+    </w:p>
+    <w:p>
       <w:pPr>
         <w:pStyle w:val="Otsikko2"/>
       </w:pPr>
@@ -21535,6 +21529,241 @@
       <w:bookmarkEnd w:id="37"/>
     </w:p>
     <w:p>
+      <w:r>
+        <w:t xml:space="preserve">Teknologiavalinnat olivat alusta alkaen suhteellisen selkeät. </w:t>
+      </w:r>
+      <w:r>
+        <w:t xml:space="preserve">Koko ohjelmisto kehitettiin </w:t>
+      </w:r>
+      <w:proofErr w:type="spellStart"/>
+      <w:r>
+        <w:t>TypeScriptillä</w:t>
+      </w:r>
+      <w:proofErr w:type="spellEnd"/>
+      <w:r>
+        <w:t xml:space="preserve">, joka mahdollistaa sulavaa web kehitystä sekä ennen kaikkea tyypitystä, joka mahdollistaa muun muassa vihreiden havaitsemisen jo kehitysvaiheessa ilman, että nämä virheet päätyvät tuotantoon. Sekä omasta mielestäni </w:t>
+      </w:r>
+      <w:proofErr w:type="spellStart"/>
+      <w:r>
+        <w:t>TypeScript</w:t>
+      </w:r>
+      <w:proofErr w:type="spellEnd"/>
+      <w:r>
+        <w:t xml:space="preserve"> tarjoaa esimerkiksi JavaScriptiin verraten paremman koodin ylläpidettävyyden sekä luettavuuden, mikä on tärkeää laajoissa ohjelmistoissa. </w:t>
+      </w:r>
+    </w:p>
+    <w:p/>
+    <w:p>
+      <w:r>
+        <w:t xml:space="preserve">Ohjelmisto toteutettiin Next.js, Express, Prisma ORM </w:t>
+      </w:r>
+      <w:r>
+        <w:t>pinolla</w:t>
+      </w:r>
+      <w:r>
+        <w:t xml:space="preserve">. Client eli </w:t>
+      </w:r>
+      <w:proofErr w:type="spellStart"/>
+      <w:r>
+        <w:t>frontend</w:t>
+      </w:r>
+      <w:proofErr w:type="spellEnd"/>
+      <w:r>
+        <w:t xml:space="preserve"> puolen viitekehyksenä toimi Next.js, </w:t>
+      </w:r>
+      <w:proofErr w:type="spellStart"/>
+      <w:r>
+        <w:t>server</w:t>
+      </w:r>
+      <w:proofErr w:type="spellEnd"/>
+      <w:r>
+        <w:t xml:space="preserve"> puolen eli </w:t>
+      </w:r>
+      <w:proofErr w:type="spellStart"/>
+      <w:r>
+        <w:t>backend</w:t>
+      </w:r>
+      <w:proofErr w:type="spellEnd"/>
+      <w:r>
+        <w:t xml:space="preserve"> puolen viitekehyksenä oli puolestaan Express, jota ajettiin Node.js ympäristössä ja tietokantana toimi </w:t>
+      </w:r>
+      <w:proofErr w:type="spellStart"/>
+      <w:r>
+        <w:t>Postqre</w:t>
+      </w:r>
+      <w:proofErr w:type="spellEnd"/>
+      <w:r>
+        <w:t xml:space="preserve"> SQL, jota käytettiin Prisma ORM työkalun avulla sen sijaan, että kirjoitettaisiin SQL-syntaksia suoraan tiedostoihin. </w:t>
+      </w:r>
+    </w:p>
+    <w:p/>
+    <w:p>
+      <w:r>
+        <w:t xml:space="preserve">Next.js ja Express olivat loogisia valintoja, koska kyseessä oli kuitenkin web kehityksen projekti sekä molemmat viitekehykset ja niiden ympäristöt käyttivät samaa ohjelmointikieltä. Tietokanta valinta oli myös helppo valinta. </w:t>
+      </w:r>
+      <w:proofErr w:type="spellStart"/>
+      <w:r>
+        <w:t>Postqre</w:t>
+      </w:r>
+      <w:proofErr w:type="spellEnd"/>
+      <w:r>
+        <w:t xml:space="preserve"> SQL toimii erinomaisesti</w:t>
+      </w:r>
+      <w:r>
+        <w:t xml:space="preserve"> relaatiotietokantana sekä siihen valittu Prisma ORM oli erinomainen ratkaisu, sillä se mahdollisti tietokantakyselyjen kirjoittamisen suoraan </w:t>
+      </w:r>
+      <w:proofErr w:type="spellStart"/>
+      <w:r>
+        <w:t>TypeScriptä-syntaxilla</w:t>
+      </w:r>
+      <w:proofErr w:type="spellEnd"/>
+      <w:r>
+        <w:t xml:space="preserve"> ilman SQL:n kirjoittamista tiedostoihin.</w:t>
+      </w:r>
+      <w:r>
+        <w:t xml:space="preserve"> Prisma ORM ohelle valitsin myös </w:t>
+      </w:r>
+      <w:proofErr w:type="spellStart"/>
+      <w:r>
+        <w:t>Supabasen</w:t>
+      </w:r>
+      <w:proofErr w:type="spellEnd"/>
+      <w:r>
+        <w:t xml:space="preserve">. </w:t>
+      </w:r>
+      <w:proofErr w:type="spellStart"/>
+      <w:r>
+        <w:t>Supabasen</w:t>
+      </w:r>
+      <w:proofErr w:type="spellEnd"/>
+      <w:r>
+        <w:t xml:space="preserve"> avulla pysyttiin helposti esimerkkisi muodostamaan JWT </w:t>
+      </w:r>
+      <w:proofErr w:type="spellStart"/>
+      <w:r>
+        <w:t>tokeneita</w:t>
+      </w:r>
+      <w:proofErr w:type="spellEnd"/>
+      <w:r>
+        <w:t xml:space="preserve"> käyttäjien autentikointiin sekä tiedostojen tallentaminen tänne oli erityisten kätevää. </w:t>
+      </w:r>
+    </w:p>
+    <w:p/>
+    <w:p>
+      <w:r>
+        <w:t xml:space="preserve">Testaus kirjastot </w:t>
+      </w:r>
+      <w:r>
+        <w:t xml:space="preserve">mitä projektissa käytettiin, olivat </w:t>
+      </w:r>
+      <w:proofErr w:type="spellStart"/>
+      <w:r>
+        <w:t>Jest</w:t>
+      </w:r>
+      <w:proofErr w:type="spellEnd"/>
+      <w:r>
+        <w:t xml:space="preserve"> </w:t>
+      </w:r>
+      <w:proofErr w:type="spellStart"/>
+      <w:r>
+        <w:t>server</w:t>
+      </w:r>
+      <w:proofErr w:type="spellEnd"/>
+      <w:r>
+        <w:t xml:space="preserve"> puolen </w:t>
+      </w:r>
+      <w:proofErr w:type="spellStart"/>
+      <w:r>
+        <w:t>unit</w:t>
+      </w:r>
+      <w:proofErr w:type="spellEnd"/>
+      <w:r>
+        <w:t xml:space="preserve">- sekä integraatiotestauksiin. </w:t>
+      </w:r>
+      <w:proofErr w:type="spellStart"/>
+      <w:r>
+        <w:t>Cypress</w:t>
+      </w:r>
+      <w:proofErr w:type="spellEnd"/>
+      <w:r>
+        <w:t xml:space="preserve"> testaus kirjasto puolestaan E2E-testeihin, missä simuloitiin </w:t>
+      </w:r>
+      <w:r>
+        <w:lastRenderedPageBreak/>
+        <w:t xml:space="preserve">kokonaisia käyttäjä polkuja esimerkiksi: käyttäjän luonti -&gt; kirjautuminen -&gt; tiedostonlataus. Tekoäly ohjelmointirajapinnoiksi valittiin Google vision API, joka mahdollisti OCR-teknologian. </w:t>
+      </w:r>
+      <w:proofErr w:type="spellStart"/>
+      <w:r>
+        <w:t>OpenAI</w:t>
+      </w:r>
+      <w:proofErr w:type="spellEnd"/>
+      <w:r>
+        <w:t xml:space="preserve"> API, joka puolestaan vastasi OCR:llä eritetyn datan järjestelemisestä ja analysoinnista.</w:t>
+      </w:r>
+    </w:p>
+    <w:p/>
+    <w:p>
+      <w:r>
+        <w:t>Muita kirjastoja ja työkaluja, mitä projektissa käyt</w:t>
+      </w:r>
+      <w:r>
+        <w:t>in</w:t>
+      </w:r>
+      <w:r>
+        <w:t xml:space="preserve"> olivat </w:t>
+      </w:r>
+      <w:proofErr w:type="spellStart"/>
+      <w:r>
+        <w:t>Redis</w:t>
+      </w:r>
+      <w:proofErr w:type="spellEnd"/>
+      <w:r>
+        <w:t xml:space="preserve"> + </w:t>
+      </w:r>
+      <w:proofErr w:type="spellStart"/>
+      <w:r>
+        <w:t>BullMQ</w:t>
+      </w:r>
+      <w:proofErr w:type="spellEnd"/>
+      <w:r>
+        <w:t xml:space="preserve">, </w:t>
+      </w:r>
+      <w:proofErr w:type="spellStart"/>
+      <w:r>
+        <w:t>Stripe</w:t>
+      </w:r>
+      <w:proofErr w:type="spellEnd"/>
+      <w:r>
+        <w:t xml:space="preserve"> maksujärjestelmä, </w:t>
+      </w:r>
+      <w:proofErr w:type="spellStart"/>
+      <w:r>
+        <w:t>Resend</w:t>
+      </w:r>
+      <w:proofErr w:type="spellEnd"/>
+      <w:r>
+        <w:t xml:space="preserve"> sähköpostiviestien lähetykseen, Winston yleiseen </w:t>
+      </w:r>
+      <w:proofErr w:type="spellStart"/>
+      <w:r>
+        <w:t>loggaukseen</w:t>
+      </w:r>
+      <w:proofErr w:type="spellEnd"/>
+      <w:r>
+        <w:t xml:space="preserve"> sekä </w:t>
+      </w:r>
+      <w:proofErr w:type="spellStart"/>
+      <w:r>
+        <w:t>Zod</w:t>
+      </w:r>
+      <w:proofErr w:type="spellEnd"/>
+      <w:r>
+        <w:t xml:space="preserve"> tyypitykseen ja validointiin. </w:t>
+      </w:r>
+    </w:p>
+    <w:p/>
+    <w:p/>
+    <w:p>
       <w:pPr>
         <w:pStyle w:val="Otsikko2"/>
       </w:pPr>
@@ -21545,26 +21774,1766 @@
       <w:bookmarkEnd w:id="38"/>
     </w:p>
     <w:p>
+      <w:r>
+        <w:t xml:space="preserve">Alusta asti oli selkeää, että projektiin tarvittiin kaksi eri tekoälypohjaista ohjelmointirajapintaa. Sovelluksen logiikan idea oli, että käyttäjä lataa tiedoston järjestelmään (kuva tai PDF), OCR-teknologia eli Optical </w:t>
+      </w:r>
+      <w:proofErr w:type="spellStart"/>
+      <w:r>
+        <w:t>Character</w:t>
+      </w:r>
+      <w:proofErr w:type="spellEnd"/>
+      <w:r>
+        <w:t xml:space="preserve"> </w:t>
+      </w:r>
+      <w:proofErr w:type="spellStart"/>
+      <w:r>
+        <w:t>Recognition</w:t>
+      </w:r>
+      <w:proofErr w:type="spellEnd"/>
+      <w:r>
+        <w:t xml:space="preserve"> </w:t>
+      </w:r>
+      <w:r>
+        <w:t xml:space="preserve">tunnistaa kuvastaa merkit, kirjaimet ja numerot ja antaa vastauksena nämä palvelimelle. Mutta, koska kuitit voivat olla muodoltaan hyvin erilaisia toisistaan, ei ole varmuutta, että palautettu vastaus olisi aina muodossa: Myyjän nimi, summa, ALV, jne. Tätä ei myöskään voi </w:t>
+      </w:r>
+      <w:proofErr w:type="spellStart"/>
+      <w:r>
+        <w:t>Regexillä</w:t>
+      </w:r>
+      <w:proofErr w:type="spellEnd"/>
+      <w:r>
+        <w:t xml:space="preserve"> oikeastaan mitenkään voi jäsennellä, koska kuitit voivat olla hyvin erilaisia toisistaan. Ainoa ratkaisu oli syöttää OCR antama data jollekin </w:t>
+      </w:r>
+      <w:proofErr w:type="spellStart"/>
+      <w:r>
+        <w:t>LLM:lle</w:t>
+      </w:r>
+      <w:proofErr w:type="spellEnd"/>
+      <w:r>
+        <w:t xml:space="preserve"> esim. </w:t>
+      </w:r>
+      <w:proofErr w:type="spellStart"/>
+      <w:r>
+        <w:t>OpenAI</w:t>
+      </w:r>
+      <w:proofErr w:type="spellEnd"/>
+      <w:r>
+        <w:t xml:space="preserve"> </w:t>
+      </w:r>
+      <w:proofErr w:type="spellStart"/>
+      <w:r>
+        <w:t>API:lle</w:t>
+      </w:r>
+      <w:proofErr w:type="spellEnd"/>
+      <w:r>
+        <w:t xml:space="preserve">. LLM pystyy hyvällä </w:t>
+      </w:r>
+      <w:proofErr w:type="spellStart"/>
+      <w:r>
+        <w:t>promptilla</w:t>
+      </w:r>
+      <w:proofErr w:type="spellEnd"/>
+      <w:r>
+        <w:t xml:space="preserve"> antamaan datan halutussa muodossa esim. myyjän nimi, summa ja ALV. </w:t>
+      </w:r>
+    </w:p>
+    <w:p/>
+    <w:p>
+      <w:r>
+        <w:t xml:space="preserve">Google Vision API toimi hyvin OCR ratkaisuna, kun taas </w:t>
+      </w:r>
+      <w:proofErr w:type="spellStart"/>
+      <w:r>
+        <w:t>OpenAI</w:t>
+      </w:r>
+      <w:proofErr w:type="spellEnd"/>
+      <w:r>
+        <w:t xml:space="preserve"> API puolestaan toimi hyvin </w:t>
+      </w:r>
+      <w:proofErr w:type="spellStart"/>
+      <w:r>
+        <w:t>LLM:nä</w:t>
+      </w:r>
+      <w:proofErr w:type="spellEnd"/>
+      <w:r>
+        <w:t>. Google Vision API tarjosi kolmen kuukauden ilmaisen kokeilun ja sen antamat ”</w:t>
+      </w:r>
+      <w:proofErr w:type="spellStart"/>
+      <w:r>
+        <w:t>credentialit</w:t>
+      </w:r>
+      <w:proofErr w:type="spellEnd"/>
+      <w:r>
+        <w:t xml:space="preserve">” oli helppo käyttää. </w:t>
+      </w:r>
+      <w:proofErr w:type="spellStart"/>
+      <w:r>
+        <w:t>OpenAI</w:t>
+      </w:r>
+      <w:proofErr w:type="spellEnd"/>
+      <w:r>
+        <w:t xml:space="preserve"> API puolestaan vaati maksun, mutta esim. 5 dollarilla saa pyyntöjä enemmän kuin tarpeeksi. </w:t>
+      </w:r>
+      <w:proofErr w:type="spellStart"/>
+      <w:r>
+        <w:t>OpenAI</w:t>
+      </w:r>
+      <w:proofErr w:type="spellEnd"/>
+      <w:r>
+        <w:t xml:space="preserve"> </w:t>
+      </w:r>
+      <w:proofErr w:type="spellStart"/>
+      <w:r>
+        <w:t>consolen</w:t>
+      </w:r>
+      <w:proofErr w:type="spellEnd"/>
+      <w:r>
+        <w:t xml:space="preserve"> sivuilta myös sai varmistettua, että syötettyä dataa ei käytetä </w:t>
+      </w:r>
+      <w:proofErr w:type="spellStart"/>
+      <w:r>
+        <w:t>LLM:n</w:t>
+      </w:r>
+      <w:proofErr w:type="spellEnd"/>
+      <w:r>
+        <w:t xml:space="preserve"> jatkokoulutukseen, mikä oli GDPR:n kannalta oleellista. </w:t>
+      </w:r>
+    </w:p>
+    <w:p/>
+    <w:p>
+      <w:proofErr w:type="spellStart"/>
+      <w:r>
+        <w:t>OpenAI</w:t>
+      </w:r>
+      <w:proofErr w:type="spellEnd"/>
+      <w:r>
+        <w:t xml:space="preserve"> </w:t>
+      </w:r>
+      <w:proofErr w:type="spellStart"/>
+      <w:r>
+        <w:t>API:</w:t>
+      </w:r>
+      <w:r>
+        <w:t>lle</w:t>
+      </w:r>
+      <w:proofErr w:type="spellEnd"/>
+      <w:r>
+        <w:t xml:space="preserve"> on muodostettu ohjelmistossa kolme eri funktiota, joissa kussakin on yksi </w:t>
+      </w:r>
+      <w:proofErr w:type="spellStart"/>
+      <w:r>
+        <w:t>prompti</w:t>
+      </w:r>
+      <w:proofErr w:type="spellEnd"/>
+      <w:r>
+        <w:t>. Nämä funktiot vastaavat muun muassa kuitti datan parsimisesta, käyttäjän kysymyksiin vastaamisesta sekä chatin ”</w:t>
+      </w:r>
+      <w:proofErr w:type="spellStart"/>
+      <w:r>
+        <w:t>titlen</w:t>
+      </w:r>
+      <w:proofErr w:type="spellEnd"/>
+      <w:r>
+        <w:t xml:space="preserve">” muodostamisesta. Mallina käytetään gpt-4o-mini, koska se on </w:t>
+      </w:r>
+      <w:r>
+        <w:lastRenderedPageBreak/>
+        <w:t xml:space="preserve">erittäin edullinen kustannuksien kannalta sekä olen todennut, että sen antamat vastauksen ovat erittäin tarkkoja. Kuitti datan parsiminen -funktio määrittelee tarkan JSON rakenteen, mitä </w:t>
+      </w:r>
+      <w:proofErr w:type="spellStart"/>
+      <w:r>
+        <w:t>AI:n</w:t>
+      </w:r>
+      <w:proofErr w:type="spellEnd"/>
+      <w:r>
+        <w:t xml:space="preserve"> tulee palauttaa, mikä estää tekoälyn hallusinointia ja oman datan keksimistä. Kategorialista myös injektoidaan funktioon dynaamisesti, jolloin </w:t>
+      </w:r>
+      <w:proofErr w:type="spellStart"/>
+      <w:r>
+        <w:t>AI:n</w:t>
+      </w:r>
+      <w:proofErr w:type="spellEnd"/>
+      <w:r>
+        <w:t xml:space="preserve"> annetaan valita </w:t>
+      </w:r>
+      <w:r>
+        <w:t xml:space="preserve">20 kategorian väliltä sopiva kategoria. Mikäli kuitenkin AI epäonnistuisi valitsemaan validi kategoria niin palataan </w:t>
+      </w:r>
+      <w:proofErr w:type="spellStart"/>
+      <w:r>
+        <w:t>defaulttiin</w:t>
+      </w:r>
+      <w:proofErr w:type="spellEnd"/>
+      <w:r>
+        <w:t xml:space="preserve"> MUU kategoria vaihtoehtoon. </w:t>
+      </w:r>
+      <w:r>
+        <w:t xml:space="preserve">Chatti viestien muodostamisen </w:t>
+      </w:r>
+      <w:r>
+        <w:t>kutsu</w:t>
+      </w:r>
+      <w:r>
+        <w:t xml:space="preserve"> puolestaan </w:t>
+      </w:r>
+      <w:r>
+        <w:t xml:space="preserve">ottaa 20 viestin chat historian osaksi </w:t>
+      </w:r>
+      <w:proofErr w:type="spellStart"/>
+      <w:r>
+        <w:t>promptia</w:t>
+      </w:r>
+      <w:proofErr w:type="spellEnd"/>
+      <w:r>
+        <w:t xml:space="preserve">, jotta AI osaa nähdä kontekstin, mistä käyttäjän kanssa </w:t>
+      </w:r>
+      <w:proofErr w:type="gramStart"/>
+      <w:r>
+        <w:t>ollaan</w:t>
+      </w:r>
+      <w:proofErr w:type="gramEnd"/>
+      <w:r>
+        <w:t xml:space="preserve"> puhuttu.</w:t>
+      </w:r>
+    </w:p>
+    <w:p>
       <w:pPr>
         <w:pStyle w:val="Otsikko2"/>
       </w:pPr>
       <w:bookmarkStart w:id="39" w:name="_Toc230596071"/>
-      <w:r>
-        <w:t>Backend-toteutus</w:t>
+      <w:proofErr w:type="spellStart"/>
+      <w:r>
+        <w:t>Backend</w:t>
+      </w:r>
+      <w:proofErr w:type="spellEnd"/>
+      <w:r>
+        <w:t>-toteutus</w:t>
       </w:r>
       <w:bookmarkEnd w:id="39"/>
     </w:p>
     <w:p>
+      <w:r>
+        <w:t xml:space="preserve">Server puolen eli </w:t>
+      </w:r>
+      <w:proofErr w:type="spellStart"/>
+      <w:r>
+        <w:t>backend</w:t>
+      </w:r>
+      <w:proofErr w:type="spellEnd"/>
+      <w:r>
+        <w:t xml:space="preserve"> puolen sovelluskehykseksi valittiin Express, jota käytettiin Node.js ympäristössä. Expressistä minulla oli aiemmin paljon kokemusta, jota valinta oli erinomainen. Osasin muodostaa organisoidun kokonaisuuden heti alusta alkaen jaotellen </w:t>
+      </w:r>
+      <w:proofErr w:type="spellStart"/>
+      <w:r>
+        <w:t>backendin</w:t>
+      </w:r>
+      <w:proofErr w:type="spellEnd"/>
+      <w:r>
+        <w:t xml:space="preserve"> erilaisiin kokonaisuuksiin kuten </w:t>
+      </w:r>
+      <w:proofErr w:type="spellStart"/>
+      <w:r>
+        <w:t>routteihin</w:t>
+      </w:r>
+      <w:proofErr w:type="spellEnd"/>
+      <w:r>
+        <w:t xml:space="preserve">, </w:t>
+      </w:r>
+      <w:proofErr w:type="spellStart"/>
+      <w:r>
+        <w:t>controllereihin</w:t>
+      </w:r>
+      <w:proofErr w:type="spellEnd"/>
+      <w:r>
+        <w:t xml:space="preserve">, </w:t>
+      </w:r>
+      <w:proofErr w:type="spellStart"/>
+      <w:r>
+        <w:t>serviceihin</w:t>
+      </w:r>
+      <w:proofErr w:type="spellEnd"/>
+      <w:r>
+        <w:t xml:space="preserve">, testeihin, </w:t>
+      </w:r>
+      <w:proofErr w:type="spellStart"/>
+      <w:r>
+        <w:t>middlewareihin</w:t>
+      </w:r>
+      <w:proofErr w:type="spellEnd"/>
+      <w:r>
+        <w:t>, jne.</w:t>
+      </w:r>
+      <w:bookmarkStart w:id="40" w:name="_Toc230596072"/>
+    </w:p>
+    <w:p/>
+    <w:p>
+      <w:r>
+        <w:t>Controllerit sisältävät funktiot, jotka käsittelevät kunkin reitin (</w:t>
+      </w:r>
+      <w:proofErr w:type="spellStart"/>
+      <w:r>
+        <w:t>route</w:t>
+      </w:r>
+      <w:proofErr w:type="spellEnd"/>
+      <w:r>
+        <w:t xml:space="preserve">) pyynnöt ja vastaukset. Nämä funktiot yhdistetään </w:t>
+      </w:r>
+      <w:proofErr w:type="spellStart"/>
+      <w:r>
+        <w:t>Routeriin</w:t>
+      </w:r>
+      <w:proofErr w:type="spellEnd"/>
+      <w:r>
+        <w:t xml:space="preserve"> </w:t>
+      </w:r>
+      <w:proofErr w:type="spellStart"/>
+      <w:r>
+        <w:t>routes</w:t>
+      </w:r>
+      <w:proofErr w:type="spellEnd"/>
+      <w:r>
+        <w:t xml:space="preserve">-tiedostoissa, ja </w:t>
+      </w:r>
+      <w:proofErr w:type="spellStart"/>
+      <w:r>
+        <w:t>Routerit</w:t>
+      </w:r>
+      <w:proofErr w:type="spellEnd"/>
+      <w:r>
+        <w:t xml:space="preserve"> otetaan lopulta käyttöön </w:t>
+      </w:r>
+      <w:proofErr w:type="spellStart"/>
+      <w:r>
+        <w:t>app.ts</w:t>
+      </w:r>
+      <w:proofErr w:type="spellEnd"/>
+      <w:r>
+        <w:t>-tiedostossa.</w:t>
+      </w:r>
+      <w:r>
+        <w:t xml:space="preserve"> Moneen </w:t>
+      </w:r>
+      <w:proofErr w:type="spellStart"/>
+      <w:r>
+        <w:t>routtiin</w:t>
+      </w:r>
+      <w:proofErr w:type="spellEnd"/>
+      <w:r>
+        <w:t xml:space="preserve"> on yhdistetty erilaisia </w:t>
+      </w:r>
+      <w:proofErr w:type="spellStart"/>
+      <w:r>
+        <w:t>middlewareja</w:t>
+      </w:r>
+      <w:proofErr w:type="spellEnd"/>
+      <w:r>
+        <w:t xml:space="preserve">, joista yleisimmät ovat </w:t>
+      </w:r>
+      <w:proofErr w:type="spellStart"/>
+      <w:r>
+        <w:t>autentikaatio</w:t>
+      </w:r>
+      <w:proofErr w:type="spellEnd"/>
+      <w:r>
+        <w:t xml:space="preserve"> sekä ”</w:t>
+      </w:r>
+      <w:proofErr w:type="spellStart"/>
+      <w:r>
+        <w:t>rate</w:t>
+      </w:r>
+      <w:proofErr w:type="spellEnd"/>
+      <w:r>
+        <w:t xml:space="preserve"> </w:t>
+      </w:r>
+      <w:proofErr w:type="spellStart"/>
+      <w:r>
+        <w:t>limiter</w:t>
+      </w:r>
+      <w:proofErr w:type="spellEnd"/>
+      <w:r>
+        <w:t>”</w:t>
+      </w:r>
+      <w:r>
+        <w:t xml:space="preserve">. </w:t>
+      </w:r>
+    </w:p>
+    <w:p/>
+    <w:p>
+      <w:proofErr w:type="spellStart"/>
+      <w:r>
+        <w:t>Autentikaatio</w:t>
+      </w:r>
+      <w:proofErr w:type="spellEnd"/>
+      <w:r>
+        <w:t xml:space="preserve"> perustuu </w:t>
+      </w:r>
+      <w:proofErr w:type="spellStart"/>
+      <w:r>
+        <w:t>Supabasessa</w:t>
+      </w:r>
+      <w:proofErr w:type="spellEnd"/>
+      <w:r>
+        <w:t xml:space="preserve"> muodostettuun JWT-</w:t>
+      </w:r>
+      <w:proofErr w:type="spellStart"/>
+      <w:r>
+        <w:t>autentikointitokeniin</w:t>
+      </w:r>
+      <w:proofErr w:type="spellEnd"/>
+      <w:r>
+        <w:t>. Ohjelmistoon kirjautumisen yhteydessä käyttäjän tietoja vasten luodaan JWT-</w:t>
+      </w:r>
+      <w:proofErr w:type="spellStart"/>
+      <w:r>
+        <w:t>token</w:t>
+      </w:r>
+      <w:proofErr w:type="spellEnd"/>
+      <w:r>
+        <w:t>, joka lähetetään evästeeseen (</w:t>
+      </w:r>
+      <w:proofErr w:type="spellStart"/>
+      <w:r>
+        <w:t>cookie</w:t>
+      </w:r>
+      <w:proofErr w:type="spellEnd"/>
+      <w:r>
+        <w:t xml:space="preserve">). Tämä eväste lähetetään automaattisesti jokaisen pyynnön mukana palvelimelle, jossa </w:t>
+      </w:r>
+      <w:proofErr w:type="spellStart"/>
+      <w:r>
+        <w:t>token</w:t>
+      </w:r>
+      <w:proofErr w:type="spellEnd"/>
+      <w:r>
+        <w:t xml:space="preserve"> validoidaan ja käyttäjän identiteetti varmistetaan ennen kuin pyyntö sallitaan käsiteltäväksi.</w:t>
+      </w:r>
+      <w:r>
+        <w:t xml:space="preserve"> </w:t>
+      </w:r>
+      <w:proofErr w:type="spellStart"/>
+      <w:r>
+        <w:t>Autentikaatio</w:t>
+      </w:r>
+      <w:proofErr w:type="spellEnd"/>
+      <w:r>
+        <w:t xml:space="preserve"> </w:t>
+      </w:r>
+      <w:proofErr w:type="spellStart"/>
+      <w:r>
+        <w:t>middlewarea</w:t>
+      </w:r>
+      <w:proofErr w:type="spellEnd"/>
+      <w:r>
+        <w:t xml:space="preserve"> käytetään lähes kaikissa </w:t>
+      </w:r>
+      <w:proofErr w:type="spellStart"/>
+      <w:r>
+        <w:t>routeissa</w:t>
+      </w:r>
+      <w:proofErr w:type="spellEnd"/>
+      <w:r>
+        <w:t xml:space="preserve"> lukuun ottamatta tietenkin esim. </w:t>
+      </w:r>
+      <w:proofErr w:type="spellStart"/>
+      <w:r>
+        <w:t>signup</w:t>
+      </w:r>
+      <w:proofErr w:type="spellEnd"/>
+      <w:r>
+        <w:t xml:space="preserve">, </w:t>
+      </w:r>
+      <w:proofErr w:type="spellStart"/>
+      <w:r>
+        <w:t>login</w:t>
+      </w:r>
+      <w:proofErr w:type="spellEnd"/>
+      <w:r>
+        <w:t xml:space="preserve"> ja </w:t>
+      </w:r>
+      <w:proofErr w:type="spellStart"/>
+      <w:r>
+        <w:t>password-reset</w:t>
+      </w:r>
+      <w:proofErr w:type="spellEnd"/>
+      <w:r>
+        <w:t xml:space="preserve">. </w:t>
+      </w:r>
+    </w:p>
+    <w:p/>
+    <w:p>
+      <w:proofErr w:type="spellStart"/>
+      <w:r>
+        <w:t>Rate</w:t>
+      </w:r>
+      <w:proofErr w:type="spellEnd"/>
+      <w:r>
+        <w:t xml:space="preserve"> </w:t>
+      </w:r>
+      <w:proofErr w:type="spellStart"/>
+      <w:r>
+        <w:t>limiter</w:t>
+      </w:r>
+      <w:proofErr w:type="spellEnd"/>
+      <w:r>
+        <w:t xml:space="preserve"> </w:t>
+      </w:r>
+      <w:proofErr w:type="spellStart"/>
+      <w:r>
+        <w:t>middlewaren</w:t>
+      </w:r>
+      <w:proofErr w:type="spellEnd"/>
+      <w:r>
+        <w:t xml:space="preserve"> idea on puolestaan rajoittaa yksittäisen käyttäjän pyyntöjen määrä, joka estää jossain määrin palvelimen ylikuormitusta sekä </w:t>
+      </w:r>
+      <w:proofErr w:type="spellStart"/>
+      <w:r>
+        <w:t>Ddos</w:t>
+      </w:r>
+      <w:proofErr w:type="spellEnd"/>
+      <w:r>
+        <w:t xml:space="preserve"> hyökkäyksiä. </w:t>
+      </w:r>
+      <w:proofErr w:type="spellStart"/>
+      <w:r>
+        <w:t>Rate</w:t>
+      </w:r>
+      <w:proofErr w:type="spellEnd"/>
+      <w:r>
+        <w:t xml:space="preserve"> </w:t>
+      </w:r>
+      <w:proofErr w:type="spellStart"/>
+      <w:r>
+        <w:t>limiter</w:t>
+      </w:r>
+      <w:proofErr w:type="spellEnd"/>
+      <w:r>
+        <w:t xml:space="preserve"> perustuu joko käyttäjän </w:t>
+      </w:r>
+      <w:proofErr w:type="spellStart"/>
+      <w:r>
+        <w:t>ID:hen</w:t>
+      </w:r>
+      <w:proofErr w:type="spellEnd"/>
+      <w:r>
+        <w:t xml:space="preserve"> tai IP-osoitteeseen. Kaikki </w:t>
+      </w:r>
+      <w:proofErr w:type="spellStart"/>
+      <w:r>
+        <w:t>routit</w:t>
+      </w:r>
+      <w:proofErr w:type="spellEnd"/>
+      <w:r>
+        <w:t xml:space="preserve">, joissa käyttäjä on jo kirjautunut, </w:t>
+      </w:r>
+      <w:r>
+        <w:lastRenderedPageBreak/>
+        <w:t xml:space="preserve">voidaan hyvin käyttää </w:t>
+      </w:r>
+      <w:proofErr w:type="spellStart"/>
+      <w:r>
+        <w:t>user_id:tä</w:t>
+      </w:r>
+      <w:proofErr w:type="spellEnd"/>
+      <w:r>
+        <w:t xml:space="preserve">, mutta puolestaan </w:t>
+      </w:r>
+      <w:proofErr w:type="spellStart"/>
+      <w:r>
+        <w:t>routit</w:t>
+      </w:r>
+      <w:proofErr w:type="spellEnd"/>
+      <w:r>
+        <w:t xml:space="preserve"> kuten </w:t>
+      </w:r>
+      <w:proofErr w:type="spellStart"/>
+      <w:r>
+        <w:t>login</w:t>
+      </w:r>
+      <w:proofErr w:type="spellEnd"/>
+      <w:r>
+        <w:t xml:space="preserve"> ja </w:t>
+      </w:r>
+      <w:proofErr w:type="spellStart"/>
+      <w:r>
+        <w:t>signup</w:t>
+      </w:r>
+      <w:proofErr w:type="spellEnd"/>
+      <w:r>
+        <w:t xml:space="preserve"> suojataan IP-osoitteeseen kohdistuvan rajoittimen avulla. </w:t>
+      </w:r>
+      <w:proofErr w:type="spellStart"/>
+      <w:r>
+        <w:t>Rate</w:t>
+      </w:r>
+      <w:proofErr w:type="spellEnd"/>
+      <w:r>
+        <w:t xml:space="preserve"> </w:t>
+      </w:r>
+      <w:proofErr w:type="spellStart"/>
+      <w:r>
+        <w:t>limiterin</w:t>
+      </w:r>
+      <w:proofErr w:type="spellEnd"/>
+      <w:r>
+        <w:t xml:space="preserve"> ideana on, että jokaiselle </w:t>
+      </w:r>
+      <w:proofErr w:type="spellStart"/>
+      <w:r>
+        <w:t>routelle</w:t>
+      </w:r>
+      <w:proofErr w:type="spellEnd"/>
+      <w:r>
+        <w:t xml:space="preserve"> tulee oma </w:t>
+      </w:r>
+      <w:proofErr w:type="spellStart"/>
+      <w:r>
+        <w:t>rate</w:t>
+      </w:r>
+      <w:proofErr w:type="spellEnd"/>
+      <w:r>
+        <w:t xml:space="preserve"> </w:t>
+      </w:r>
+      <w:proofErr w:type="spellStart"/>
+      <w:r>
+        <w:t>limiter</w:t>
+      </w:r>
+      <w:proofErr w:type="spellEnd"/>
+      <w:r>
+        <w:t xml:space="preserve"> ”</w:t>
+      </w:r>
+      <w:proofErr w:type="spellStart"/>
+      <w:r>
+        <w:t>bucket</w:t>
+      </w:r>
+      <w:proofErr w:type="spellEnd"/>
+      <w:r>
+        <w:t xml:space="preserve">” jossa on tietty määrä pyyntöjä, mitä minuutissa saa tehdä. Tämän rajan ylittyessä tulee </w:t>
+      </w:r>
+      <w:r>
+        <w:t>lukitus</w:t>
+      </w:r>
+      <w:r>
+        <w:t xml:space="preserve">, jossa käyttäjälle ilmoitetaan, eikä hän voi </w:t>
+      </w:r>
+      <w:r>
+        <w:t>lukituksen</w:t>
+      </w:r>
+      <w:r>
+        <w:t xml:space="preserve"> aikana tehdä pyyntöjä </w:t>
+      </w:r>
+      <w:r>
+        <w:rPr>
+          <w:b/>
+          <w:bCs/>
+        </w:rPr>
+        <w:t>tähän</w:t>
+      </w:r>
+      <w:r>
+        <w:t xml:space="preserve"> osoitteeseen. </w:t>
+      </w:r>
+      <w:proofErr w:type="spellStart"/>
+      <w:r>
+        <w:t>Rate</w:t>
+      </w:r>
+      <w:proofErr w:type="spellEnd"/>
+      <w:r>
+        <w:t xml:space="preserve"> </w:t>
+      </w:r>
+      <w:proofErr w:type="spellStart"/>
+      <w:r>
+        <w:t>limitereitä</w:t>
+      </w:r>
+      <w:proofErr w:type="spellEnd"/>
+      <w:r>
+        <w:t xml:space="preserve"> on ohjelmistossa käytännössä useampi kuin yksi. Esimerkiksi raskaammat operaatiot kuten tiedoston </w:t>
+      </w:r>
+      <w:proofErr w:type="spellStart"/>
+      <w:r>
+        <w:t>upload</w:t>
+      </w:r>
+      <w:proofErr w:type="spellEnd"/>
+      <w:r>
+        <w:t xml:space="preserve"> käyttävät eri </w:t>
+      </w:r>
+      <w:proofErr w:type="spellStart"/>
+      <w:r>
+        <w:t>rate</w:t>
+      </w:r>
+      <w:proofErr w:type="spellEnd"/>
+      <w:r>
+        <w:t xml:space="preserve"> </w:t>
+      </w:r>
+      <w:proofErr w:type="spellStart"/>
+      <w:r>
+        <w:t>limiteriä</w:t>
+      </w:r>
+      <w:proofErr w:type="spellEnd"/>
+      <w:r>
+        <w:t xml:space="preserve"> kuin useammat </w:t>
+      </w:r>
+      <w:r>
+        <w:t>GET</w:t>
+      </w:r>
+      <w:r>
+        <w:t xml:space="preserve"> </w:t>
+      </w:r>
+      <w:proofErr w:type="spellStart"/>
+      <w:r>
+        <w:t>routit</w:t>
+      </w:r>
+      <w:proofErr w:type="spellEnd"/>
+      <w:r>
+        <w:t xml:space="preserve">. Raskaammissa operaatioissa on vähemmän sallittuja pyyntöjä per minuutti ja </w:t>
+      </w:r>
+      <w:proofErr w:type="spellStart"/>
+      <w:r>
+        <w:t>rate</w:t>
+      </w:r>
+      <w:proofErr w:type="spellEnd"/>
+      <w:r>
+        <w:t xml:space="preserve"> </w:t>
+      </w:r>
+      <w:proofErr w:type="spellStart"/>
+      <w:r>
+        <w:t>limiterit</w:t>
+      </w:r>
+      <w:proofErr w:type="spellEnd"/>
+      <w:r>
+        <w:t xml:space="preserve"> on jaoteltu esim. </w:t>
+      </w:r>
+      <w:proofErr w:type="spellStart"/>
+      <w:r>
+        <w:t>rate_</w:t>
+      </w:r>
+      <w:proofErr w:type="gramStart"/>
+      <w:r>
+        <w:t>limiter.read</w:t>
+      </w:r>
+      <w:proofErr w:type="spellEnd"/>
+      <w:proofErr w:type="gramEnd"/>
+      <w:r>
+        <w:t>()</w:t>
+      </w:r>
+      <w:r>
+        <w:t xml:space="preserve">, </w:t>
+      </w:r>
+      <w:proofErr w:type="spellStart"/>
+      <w:r>
+        <w:t>rate_</w:t>
+      </w:r>
+      <w:proofErr w:type="gramStart"/>
+      <w:r>
+        <w:t>limiter.write</w:t>
+      </w:r>
+      <w:proofErr w:type="spellEnd"/>
+      <w:proofErr w:type="gramEnd"/>
+      <w:r>
+        <w:t>()</w:t>
+      </w:r>
+      <w:r>
+        <w:t xml:space="preserve">, </w:t>
+      </w:r>
+      <w:proofErr w:type="spellStart"/>
+      <w:r>
+        <w:t>rate_</w:t>
+      </w:r>
+      <w:proofErr w:type="gramStart"/>
+      <w:r>
+        <w:t>limiter.heavy</w:t>
+      </w:r>
+      <w:proofErr w:type="gramEnd"/>
+      <w:r>
+        <w:t>_</w:t>
+      </w:r>
+      <w:proofErr w:type="gramStart"/>
+      <w:r>
+        <w:t>read</w:t>
+      </w:r>
+      <w:proofErr w:type="spellEnd"/>
+      <w:r>
+        <w:t>(</w:t>
+      </w:r>
+      <w:proofErr w:type="gramEnd"/>
+      <w:r>
+        <w:t>)</w:t>
+      </w:r>
+      <w:r>
+        <w:t xml:space="preserve">, </w:t>
+      </w:r>
+      <w:proofErr w:type="spellStart"/>
+      <w:r>
+        <w:t>rate_</w:t>
+      </w:r>
+      <w:proofErr w:type="gramStart"/>
+      <w:r>
+        <w:t>limiter.heavy</w:t>
+      </w:r>
+      <w:proofErr w:type="gramEnd"/>
+      <w:r>
+        <w:t>_</w:t>
+      </w:r>
+      <w:proofErr w:type="gramStart"/>
+      <w:r>
+        <w:t>write</w:t>
+      </w:r>
+      <w:proofErr w:type="spellEnd"/>
+      <w:r>
+        <w:t xml:space="preserve">()  </w:t>
+      </w:r>
+      <w:r>
+        <w:t>tyyliin</w:t>
+      </w:r>
+      <w:proofErr w:type="gramEnd"/>
+      <w:r>
+        <w:t xml:space="preserve">, jossa sulkeisiin syötetään vielä </w:t>
+      </w:r>
+      <w:proofErr w:type="spellStart"/>
+      <w:r>
+        <w:t>bucketin</w:t>
+      </w:r>
+      <w:proofErr w:type="spellEnd"/>
+      <w:r>
+        <w:t xml:space="preserve"> nimi</w:t>
+      </w:r>
+      <w:r>
+        <w:t>.</w:t>
+      </w:r>
+    </w:p>
+    <w:p/>
+    <w:p>
+      <w:r>
+        <w:t xml:space="preserve">Tiedostojen käsittely on toteutettu asynkronisesti </w:t>
+      </w:r>
+      <w:proofErr w:type="spellStart"/>
+      <w:r>
+        <w:t>BullMQ</w:t>
+      </w:r>
+      <w:proofErr w:type="spellEnd"/>
+      <w:r>
+        <w:t xml:space="preserve">-jonon avulla, joka käyttää Redistä taustajärjestelmänä. Kun käyttäjä lataa kuitin, tiedosto tallennetaan välittömästi </w:t>
+      </w:r>
+      <w:proofErr w:type="spellStart"/>
+      <w:r>
+        <w:t>Supabase</w:t>
+      </w:r>
+      <w:proofErr w:type="spellEnd"/>
+      <w:r>
+        <w:t xml:space="preserve">-tallennustilaan ja tietokantaan luodaan dokumenttitietue tilalla PENDING. Tämän jälkeen </w:t>
+      </w:r>
+      <w:proofErr w:type="spellStart"/>
+      <w:r>
+        <w:t>käsittelyjob</w:t>
+      </w:r>
+      <w:proofErr w:type="spellEnd"/>
+      <w:r>
+        <w:t xml:space="preserve"> lisätään jonoon, ja API vastaa käyttäjälle välittömästi ilman, että sen tarvitsee odottaa kuitin analysointia.</w:t>
+      </w:r>
+    </w:p>
+    <w:p/>
+    <w:p>
+      <w:r>
+        <w:t xml:space="preserve">Erillinen </w:t>
+      </w:r>
+      <w:proofErr w:type="spellStart"/>
+      <w:r>
+        <w:t>worker</w:t>
+      </w:r>
+      <w:proofErr w:type="spellEnd"/>
+      <w:r>
+        <w:t xml:space="preserve">-prosessi lukee jonosta jobeja ja käsittelee ne yksi kerrallaan. </w:t>
+      </w:r>
+      <w:proofErr w:type="spellStart"/>
+      <w:r>
+        <w:t>Worker</w:t>
+      </w:r>
+      <w:proofErr w:type="spellEnd"/>
+      <w:r>
+        <w:t xml:space="preserve"> lataa tiedoston </w:t>
+      </w:r>
+      <w:proofErr w:type="spellStart"/>
+      <w:r>
+        <w:t>Supabasesta</w:t>
+      </w:r>
+      <w:proofErr w:type="spellEnd"/>
+      <w:r>
+        <w:t xml:space="preserve">, analysoi sen Google Vision OCR:llä tekstiksi, jonka jälkeen </w:t>
+      </w:r>
+      <w:proofErr w:type="spellStart"/>
+      <w:r>
+        <w:t>OpenAI</w:t>
+      </w:r>
+      <w:proofErr w:type="spellEnd"/>
+      <w:r>
+        <w:t xml:space="preserve"> jäsentää tekstistä strukturoidun datan</w:t>
+      </w:r>
+      <w:r>
+        <w:t>,</w:t>
+      </w:r>
+      <w:r>
+        <w:t xml:space="preserve"> </w:t>
+      </w:r>
+      <w:r>
+        <w:t>myyjän</w:t>
+      </w:r>
+      <w:r>
+        <w:t xml:space="preserve"> nimen, päivämäärän, summan, ALV-erittelyn sekä kategorian. Onnistuneen käsittelyn jälkeen dokumentin tila päivitetään COMPLETED-tilaan ja kuittitiedot tallennetaan tietokantaan.</w:t>
+      </w:r>
+    </w:p>
+    <w:p/>
+    <w:p>
+      <w:r>
+        <w:t xml:space="preserve">Jonon käyttämisen etuna on se, että raskas käsittely ei blokkaa HTTP-pyyntöä. </w:t>
+      </w:r>
+      <w:r>
+        <w:t xml:space="preserve">Eli AI analysointi toimii käytännössä ns. taustaprosessina, jossa käyttäjä voi tehdä muutakin ohjelmistossa, sillä välin, kun analysointi on meneillään. </w:t>
+      </w:r>
+      <w:r>
+        <w:t xml:space="preserve">Jos käsittely epäonnistuu esimerkiksi API-virheen takia, </w:t>
+      </w:r>
+      <w:proofErr w:type="spellStart"/>
+      <w:r>
+        <w:t>BullMQ</w:t>
+      </w:r>
+      <w:proofErr w:type="spellEnd"/>
+      <w:r>
+        <w:t xml:space="preserve"> yrittää jobin uudelleen automaattisesti eksponentiaalisella viiveellä. Käyttäjä voi seurata käsittelyn tilaa erillisen status-</w:t>
+      </w:r>
+      <w:proofErr w:type="spellStart"/>
+      <w:r>
+        <w:t>endpointin</w:t>
+      </w:r>
+      <w:proofErr w:type="spellEnd"/>
+      <w:r>
+        <w:t xml:space="preserve"> kautta, johon </w:t>
+      </w:r>
+      <w:proofErr w:type="spellStart"/>
+      <w:r>
+        <w:t>frontend</w:t>
+      </w:r>
+      <w:proofErr w:type="spellEnd"/>
+      <w:r>
+        <w:t xml:space="preserve"> tekee pollauksia.</w:t>
+      </w:r>
+      <w:r>
+        <w:t xml:space="preserve"> Pollauksia tehdään myös kuittien haku sivuilla, mikäli joku kuitti sisältää PENDING tilan ja kuitit näytetään käyttäjälle reaaliaikaan niiden analysoitua. Kun yksikään dokumentti ei sisällä PENDING tilaa </w:t>
+      </w:r>
+      <w:proofErr w:type="spellStart"/>
+      <w:r>
+        <w:t>pollaus</w:t>
+      </w:r>
+      <w:proofErr w:type="spellEnd"/>
+      <w:r>
+        <w:t xml:space="preserve"> lopetetaan.</w:t>
+      </w:r>
+    </w:p>
+    <w:p/>
+    <w:p>
+      <w:r>
+        <w:t xml:space="preserve">Ohjelmistossa toimii </w:t>
+      </w:r>
+      <w:proofErr w:type="spellStart"/>
+      <w:r>
+        <w:t>Stripe</w:t>
+      </w:r>
+      <w:proofErr w:type="spellEnd"/>
+      <w:r>
+        <w:t xml:space="preserve"> maksujärjestelmä. </w:t>
+      </w:r>
+      <w:proofErr w:type="spellStart"/>
+      <w:r>
+        <w:t>Stripe</w:t>
+      </w:r>
+      <w:proofErr w:type="spellEnd"/>
+      <w:r>
+        <w:t xml:space="preserve"> on konfiguroitu </w:t>
+      </w:r>
+      <w:r>
+        <w:t xml:space="preserve">ottamaan vastaan vuosittaisia ja kuukausittaisia </w:t>
+      </w:r>
+      <w:proofErr w:type="spellStart"/>
+      <w:r>
+        <w:t>basic</w:t>
+      </w:r>
+      <w:proofErr w:type="spellEnd"/>
+      <w:r>
+        <w:t xml:space="preserve"> ja </w:t>
+      </w:r>
+      <w:proofErr w:type="spellStart"/>
+      <w:r>
+        <w:t>premium</w:t>
+      </w:r>
+      <w:proofErr w:type="spellEnd"/>
+      <w:r>
+        <w:t xml:space="preserve"> tilauksia. Ohjelmistossa luotu </w:t>
+      </w:r>
+      <w:proofErr w:type="spellStart"/>
+      <w:r>
+        <w:t>checkout</w:t>
+      </w:r>
+      <w:proofErr w:type="spellEnd"/>
+      <w:r>
+        <w:t xml:space="preserve"> </w:t>
+      </w:r>
+      <w:proofErr w:type="spellStart"/>
+      <w:r>
+        <w:t>flow</w:t>
+      </w:r>
+      <w:proofErr w:type="spellEnd"/>
+      <w:r>
+        <w:t xml:space="preserve"> toimii periaatteessa näin: </w:t>
+      </w:r>
+      <w:r>
+        <w:t xml:space="preserve">Kun käyttäjä valitsee tilauksen, luodaan </w:t>
+      </w:r>
+      <w:proofErr w:type="spellStart"/>
+      <w:r>
+        <w:t>Stripe</w:t>
+      </w:r>
+      <w:proofErr w:type="spellEnd"/>
+      <w:r>
+        <w:t xml:space="preserve"> </w:t>
+      </w:r>
+      <w:proofErr w:type="spellStart"/>
+      <w:r>
+        <w:t>Checkout</w:t>
+      </w:r>
+      <w:proofErr w:type="spellEnd"/>
+      <w:r>
+        <w:t xml:space="preserve"> -</w:t>
+      </w:r>
+      <w:proofErr w:type="gramStart"/>
+      <w:r>
+        <w:t>sessio</w:t>
+      </w:r>
+      <w:proofErr w:type="gramEnd"/>
+      <w:r>
+        <w:t xml:space="preserve"> jossa määritellään hinta, onnistumis- ja peruutus-URL sekä metadata (</w:t>
+      </w:r>
+      <w:proofErr w:type="spellStart"/>
+      <w:r>
+        <w:t>user_id</w:t>
+      </w:r>
+      <w:proofErr w:type="spellEnd"/>
+      <w:r>
+        <w:t xml:space="preserve">, </w:t>
+      </w:r>
+      <w:proofErr w:type="spellStart"/>
+      <w:r>
+        <w:t>subscriptionType</w:t>
+      </w:r>
+      <w:proofErr w:type="spellEnd"/>
+      <w:r>
+        <w:t xml:space="preserve">). Käyttäjä ohjataan </w:t>
+      </w:r>
+      <w:proofErr w:type="spellStart"/>
+      <w:r>
+        <w:t>Stripen</w:t>
+      </w:r>
+      <w:proofErr w:type="spellEnd"/>
+      <w:r>
+        <w:t xml:space="preserve"> omalle maksusivulle, jolloin sovellus ei itse käsittele maksukorttitietoja.</w:t>
+      </w:r>
+      <w:r>
+        <w:t xml:space="preserve"> Ohjelmistossa on myös </w:t>
+      </w:r>
+      <w:proofErr w:type="spellStart"/>
+      <w:r>
+        <w:t>webhook</w:t>
+      </w:r>
+      <w:proofErr w:type="spellEnd"/>
+      <w:r>
+        <w:t xml:space="preserve"> pohjainen tilauksen hallinta, joka kuuntelee </w:t>
+      </w:r>
+      <w:proofErr w:type="spellStart"/>
+      <w:r>
+        <w:t>stripe</w:t>
+      </w:r>
+      <w:proofErr w:type="spellEnd"/>
+      <w:r>
+        <w:t xml:space="preserve"> pyyntöjä ja tekee sitä mukaa tilauksia, </w:t>
+      </w:r>
+      <w:proofErr w:type="spellStart"/>
+      <w:r>
+        <w:t>peruutuuksia</w:t>
+      </w:r>
+      <w:proofErr w:type="spellEnd"/>
+      <w:r>
+        <w:t xml:space="preserve"> ja peruutuksen perumisia. </w:t>
+      </w:r>
+    </w:p>
+    <w:p/>
+    <w:p>
+      <w:r>
+        <w:t xml:space="preserve">Tilauksen tila ei päivity suoraan </w:t>
+      </w:r>
+      <w:proofErr w:type="spellStart"/>
+      <w:r>
+        <w:t>checkoutin</w:t>
+      </w:r>
+      <w:proofErr w:type="spellEnd"/>
+      <w:r>
+        <w:t xml:space="preserve"> jälkeen vaan </w:t>
+      </w:r>
+      <w:proofErr w:type="spellStart"/>
+      <w:r>
+        <w:t>Stripe</w:t>
+      </w:r>
+      <w:proofErr w:type="spellEnd"/>
+      <w:r>
+        <w:t xml:space="preserve"> lähettää </w:t>
+      </w:r>
+      <w:proofErr w:type="spellStart"/>
+      <w:r>
+        <w:t>webhook</w:t>
+      </w:r>
+      <w:proofErr w:type="spellEnd"/>
+      <w:r>
+        <w:t>-tapahtumia palvelimelle eri tilanteissa</w:t>
+      </w:r>
+      <w:r>
+        <w:t xml:space="preserve">, </w:t>
+      </w:r>
+      <w:r>
+        <w:t xml:space="preserve">esimerkiksi </w:t>
+      </w:r>
+      <w:proofErr w:type="spellStart"/>
+      <w:proofErr w:type="gramStart"/>
+      <w:r>
+        <w:t>checkout.session</w:t>
+      </w:r>
+      <w:proofErr w:type="gramEnd"/>
+      <w:r>
+        <w:t>.completed</w:t>
+      </w:r>
+      <w:proofErr w:type="spellEnd"/>
+      <w:r>
+        <w:t xml:space="preserve">, </w:t>
+      </w:r>
+      <w:proofErr w:type="spellStart"/>
+      <w:proofErr w:type="gramStart"/>
+      <w:r>
+        <w:t>invoice.payment</w:t>
+      </w:r>
+      <w:proofErr w:type="gramEnd"/>
+      <w:r>
+        <w:t>_succeeded</w:t>
+      </w:r>
+      <w:proofErr w:type="spellEnd"/>
+      <w:r>
+        <w:t xml:space="preserve">, </w:t>
+      </w:r>
+      <w:proofErr w:type="spellStart"/>
+      <w:proofErr w:type="gramStart"/>
+      <w:r>
+        <w:t>customer.subscription</w:t>
+      </w:r>
+      <w:proofErr w:type="gramEnd"/>
+      <w:r>
+        <w:t>.deleted</w:t>
+      </w:r>
+      <w:proofErr w:type="spellEnd"/>
+      <w:r>
+        <w:t xml:space="preserve"> ja </w:t>
+      </w:r>
+      <w:proofErr w:type="spellStart"/>
+      <w:proofErr w:type="gramStart"/>
+      <w:r>
+        <w:t>customer.subscription</w:t>
+      </w:r>
+      <w:proofErr w:type="gramEnd"/>
+      <w:r>
+        <w:t>.updated</w:t>
+      </w:r>
+      <w:proofErr w:type="spellEnd"/>
+      <w:r>
+        <w:t xml:space="preserve">. Palvelin käsittelee nämä tapahtumat ja päivittää tietokantaan tilauksen tilan vastaavasti. Tämä on luotettavampi tapa kuin luottaa pelkkään </w:t>
+      </w:r>
+      <w:proofErr w:type="spellStart"/>
+      <w:r>
+        <w:t>redirect-URLiin</w:t>
+      </w:r>
+      <w:proofErr w:type="spellEnd"/>
+      <w:r>
+        <w:t xml:space="preserve">, koska </w:t>
+      </w:r>
+      <w:proofErr w:type="spellStart"/>
+      <w:r>
+        <w:t>webhook</w:t>
+      </w:r>
+      <w:proofErr w:type="spellEnd"/>
+      <w:r>
+        <w:t xml:space="preserve"> tulee aina </w:t>
+      </w:r>
+      <w:proofErr w:type="spellStart"/>
+      <w:r>
+        <w:t>Stripeltä</w:t>
+      </w:r>
+      <w:proofErr w:type="spellEnd"/>
+      <w:r>
+        <w:t xml:space="preserve"> riippumatta siitä sulkeeko käyttäjä selaimen kesken maksun.</w:t>
+      </w:r>
+    </w:p>
+    <w:p/>
+    <w:p>
+      <w:r>
+        <w:t xml:space="preserve">Testauksessa käytetään </w:t>
+      </w:r>
+      <w:proofErr w:type="spellStart"/>
+      <w:r>
+        <w:t>backend</w:t>
+      </w:r>
+      <w:proofErr w:type="spellEnd"/>
+      <w:r>
+        <w:t xml:space="preserve"> puolella </w:t>
+      </w:r>
+      <w:proofErr w:type="spellStart"/>
+      <w:r>
+        <w:t>Jestiä</w:t>
+      </w:r>
+      <w:proofErr w:type="spellEnd"/>
+      <w:r>
+        <w:t xml:space="preserve"> </w:t>
+      </w:r>
+      <w:proofErr w:type="spellStart"/>
+      <w:r>
+        <w:t>unit</w:t>
+      </w:r>
+      <w:proofErr w:type="spellEnd"/>
+      <w:r>
+        <w:t xml:space="preserve">- ja integraatiotestaukseen. </w:t>
+      </w:r>
+      <w:proofErr w:type="spellStart"/>
+      <w:r>
+        <w:t>Jestin</w:t>
+      </w:r>
+      <w:proofErr w:type="spellEnd"/>
+      <w:r>
+        <w:t xml:space="preserve"> avulla on muodostettu 180 testiä yhteensä, joka kattaa kaikki ohjelmiston kontrollerit ja </w:t>
+      </w:r>
+      <w:proofErr w:type="spellStart"/>
+      <w:r>
+        <w:t>serviceiden</w:t>
+      </w:r>
+      <w:proofErr w:type="spellEnd"/>
+      <w:r>
+        <w:t xml:space="preserve"> </w:t>
+      </w:r>
+      <w:r>
+        <w:t>(Open AI, OCR, jne.)</w:t>
+      </w:r>
+      <w:r>
+        <w:t xml:space="preserve"> ja </w:t>
+      </w:r>
+      <w:proofErr w:type="spellStart"/>
+      <w:r>
+        <w:t>middlewarejen</w:t>
+      </w:r>
+      <w:proofErr w:type="spellEnd"/>
+      <w:r>
+        <w:t xml:space="preserve"> </w:t>
+      </w:r>
+      <w:proofErr w:type="spellStart"/>
+      <w:r>
+        <w:t>unit</w:t>
+      </w:r>
+      <w:proofErr w:type="spellEnd"/>
+      <w:r>
+        <w:t xml:space="preserve"> testit.</w:t>
+      </w:r>
+      <w:r>
+        <w:t xml:space="preserve"> Testeissä saavutettiin testikattavuudeksi 89.54 %, lausekattavuudeksi 75.4 % ja haarakattavuudeksi 90.35 %. </w:t>
+      </w:r>
+      <w:r>
+        <w:t xml:space="preserve">Ulkoiset riippuvuudet, kuten tietokantakutsut, </w:t>
+      </w:r>
+      <w:proofErr w:type="spellStart"/>
+      <w:r>
+        <w:t>Stripe</w:t>
+      </w:r>
+      <w:proofErr w:type="spellEnd"/>
+      <w:r>
+        <w:t xml:space="preserve"> ja </w:t>
+      </w:r>
+      <w:proofErr w:type="spellStart"/>
+      <w:r>
+        <w:t>Supabase</w:t>
+      </w:r>
+      <w:proofErr w:type="spellEnd"/>
+      <w:r>
+        <w:t xml:space="preserve">, on korvattu testeissä </w:t>
+      </w:r>
+      <w:proofErr w:type="spellStart"/>
+      <w:r>
+        <w:t>mock</w:t>
+      </w:r>
+      <w:proofErr w:type="spellEnd"/>
+      <w:r>
+        <w:t>-objekteilla, jolloin testit ovat nopeita ja eivät vaadi verkkoyhteyttä.</w:t>
+      </w:r>
+      <w:r>
+        <w:t xml:space="preserve"> Testit </w:t>
+      </w:r>
+      <w:r>
+        <w:t>ajetaan</w:t>
+      </w:r>
+      <w:r>
+        <w:t xml:space="preserve"> myös</w:t>
+      </w:r>
+      <w:r>
+        <w:t xml:space="preserve"> erillisessä </w:t>
+      </w:r>
+      <w:proofErr w:type="spellStart"/>
+      <w:r>
+        <w:t>Docker</w:t>
+      </w:r>
+      <w:proofErr w:type="spellEnd"/>
+      <w:r>
+        <w:t>-testiympäristössä, jossa on oma PostgreSQL-tietokanta, jolloin testit eivät vaikuta tuotanto- tai kehitysympäristön dataan.</w:t>
+      </w:r>
+    </w:p>
+    <w:p>
       <w:pPr>
         <w:pStyle w:val="Otsikko2"/>
       </w:pPr>
-      <w:bookmarkStart w:id="40" w:name="_Toc230596072"/>
-      <w:r>
-        <w:t>Frontend-toteutus</w:t>
+      <w:proofErr w:type="spellStart"/>
+      <w:r>
+        <w:t>Frontend</w:t>
+      </w:r>
+      <w:proofErr w:type="spellEnd"/>
+      <w:r>
+        <w:t>-toteutus</w:t>
       </w:r>
       <w:bookmarkEnd w:id="40"/>
     </w:p>
     <w:p>
+      <w:r>
+        <w:t>Sovelluskehykseksi</w:t>
+      </w:r>
+      <w:r>
+        <w:t xml:space="preserve"> eli ”</w:t>
+      </w:r>
+      <w:proofErr w:type="spellStart"/>
+      <w:r>
+        <w:t>frameworkiksi</w:t>
+      </w:r>
+      <w:proofErr w:type="spellEnd"/>
+      <w:r>
+        <w:t xml:space="preserve">” valittiin </w:t>
+      </w:r>
+      <w:proofErr w:type="spellStart"/>
+      <w:r>
+        <w:t>frontend</w:t>
+      </w:r>
+      <w:proofErr w:type="spellEnd"/>
+      <w:r>
+        <w:t xml:space="preserve"> puolella Next.js. Next.js viitekehyksenä oli hieman tuntematon itselleni projektin alkuvaiheessa. </w:t>
+      </w:r>
+      <w:proofErr w:type="spellStart"/>
+      <w:r>
+        <w:t>Reactia</w:t>
+      </w:r>
+      <w:proofErr w:type="spellEnd"/>
+      <w:r>
+        <w:t xml:space="preserve"> olen käyttänyt useisiin projekteihin kuitenkin, niin oppimiskaari oli suhteellisen nopea. Mikä teki </w:t>
+      </w:r>
+      <w:proofErr w:type="spellStart"/>
+      <w:r>
+        <w:t>Next.js:stä</w:t>
+      </w:r>
+      <w:proofErr w:type="spellEnd"/>
+      <w:r>
+        <w:t xml:space="preserve"> erityistä oli sen ominaisuus käyttää </w:t>
+      </w:r>
+      <w:proofErr w:type="spellStart"/>
+      <w:r>
+        <w:t>server</w:t>
+      </w:r>
+      <w:proofErr w:type="spellEnd"/>
+      <w:r>
+        <w:t xml:space="preserve">-komponentteja, </w:t>
+      </w:r>
+      <w:proofErr w:type="spellStart"/>
+      <w:r>
+        <w:t>server</w:t>
+      </w:r>
+      <w:proofErr w:type="spellEnd"/>
+      <w:r>
+        <w:t xml:space="preserve"> action tiedostoja sekä </w:t>
+      </w:r>
+      <w:proofErr w:type="spellStart"/>
+      <w:r>
+        <w:t>client</w:t>
+      </w:r>
+      <w:proofErr w:type="spellEnd"/>
+      <w:r>
+        <w:t xml:space="preserve"> </w:t>
+      </w:r>
+      <w:r>
+        <w:lastRenderedPageBreak/>
+        <w:t xml:space="preserve">komponentteja. Se miten itse ymmärsin esimerkiksi </w:t>
+      </w:r>
+      <w:proofErr w:type="spellStart"/>
+      <w:r>
+        <w:t>server</w:t>
+      </w:r>
+      <w:proofErr w:type="spellEnd"/>
+      <w:r>
+        <w:t xml:space="preserve">-komponentin ja </w:t>
+      </w:r>
+      <w:proofErr w:type="spellStart"/>
+      <w:r>
+        <w:t>client</w:t>
+      </w:r>
+      <w:proofErr w:type="spellEnd"/>
+      <w:r>
+        <w:t xml:space="preserve"> komponentin eron </w:t>
+      </w:r>
+      <w:proofErr w:type="spellStart"/>
+      <w:r>
+        <w:t>Next.js:ssä</w:t>
+      </w:r>
+      <w:proofErr w:type="spellEnd"/>
+      <w:r>
+        <w:t xml:space="preserve"> oli, että </w:t>
+      </w:r>
+      <w:proofErr w:type="spellStart"/>
+      <w:r>
+        <w:t>server</w:t>
+      </w:r>
+      <w:proofErr w:type="spellEnd"/>
+      <w:r>
+        <w:t>-komponentti renderöidään valmiiksi jo palvelimella eikä se lähetä komponentin omaa JS-koodia selaimelle, mikä tarkoittaa pienempää ”</w:t>
+      </w:r>
+      <w:proofErr w:type="spellStart"/>
+      <w:r>
+        <w:t>bundlekokoa</w:t>
+      </w:r>
+      <w:proofErr w:type="spellEnd"/>
+      <w:r>
+        <w:t xml:space="preserve">” eli toisin sanoen kevyempää komponenttia. Server komponentissa puolestaan ei ole mahdollista käyttää </w:t>
+      </w:r>
+      <w:proofErr w:type="spellStart"/>
+      <w:r>
+        <w:t>Reactille</w:t>
+      </w:r>
+      <w:proofErr w:type="spellEnd"/>
+      <w:r>
+        <w:t xml:space="preserve"> tuttuja </w:t>
+      </w:r>
+      <w:proofErr w:type="spellStart"/>
+      <w:r>
+        <w:t>useState</w:t>
+      </w:r>
+      <w:proofErr w:type="spellEnd"/>
+      <w:r>
+        <w:t xml:space="preserve">, </w:t>
+      </w:r>
+      <w:proofErr w:type="spellStart"/>
+      <w:r>
+        <w:t>useEffect</w:t>
+      </w:r>
+      <w:proofErr w:type="spellEnd"/>
+      <w:r>
+        <w:t xml:space="preserve">, </w:t>
+      </w:r>
+      <w:proofErr w:type="spellStart"/>
+      <w:r>
+        <w:t>useRef</w:t>
+      </w:r>
+      <w:proofErr w:type="spellEnd"/>
+      <w:r>
+        <w:t xml:space="preserve">, yms. vastaavia toimintoja. Datan haku esimerkiksi palvelimelta on puolestaan kätevää. Voidaan suoraan asettaa komponentti asynkroniseksi ja tehdä ja hakea käytännössä yhdellä rivillä data suoraan muuttujaan </w:t>
+      </w:r>
+      <w:proofErr w:type="spellStart"/>
+      <w:r>
+        <w:t>await</w:t>
+      </w:r>
+      <w:proofErr w:type="spellEnd"/>
+      <w:r>
+        <w:t xml:space="preserve"> avainsanalla sen sijaan että pitäisi käyttää </w:t>
+      </w:r>
+      <w:proofErr w:type="spellStart"/>
+      <w:r>
+        <w:t>useEffect-hookkia</w:t>
+      </w:r>
+      <w:proofErr w:type="spellEnd"/>
+      <w:r>
+        <w:t xml:space="preserve">. </w:t>
+      </w:r>
+    </w:p>
+    <w:p/>
+    <w:p>
+      <w:r>
+        <w:t>Client komponentin saa puolestaan muodostettua käyttämällä ’</w:t>
+      </w:r>
+      <w:proofErr w:type="spellStart"/>
+      <w:r>
+        <w:t>use-client</w:t>
+      </w:r>
+      <w:proofErr w:type="spellEnd"/>
+      <w:r>
+        <w:t xml:space="preserve">’ merkkijonoa tiedostossa. Client komponentti mahdollistaa puolestaan sen, että komponentti lähettää JS-koodin selaimelle. Client komponentissa ensin renderöidään HTML ja sitten ”herätetään HTML eloon” selaimessa lisäämällä interaktiivisuutta sivuun esimerkiksi edellä mainituilla </w:t>
+      </w:r>
+      <w:proofErr w:type="spellStart"/>
+      <w:r>
+        <w:t>useState</w:t>
+      </w:r>
+      <w:proofErr w:type="spellEnd"/>
+      <w:r>
+        <w:t xml:space="preserve">, </w:t>
+      </w:r>
+      <w:proofErr w:type="spellStart"/>
+      <w:r>
+        <w:t>useEffect</w:t>
+      </w:r>
+      <w:proofErr w:type="spellEnd"/>
+      <w:r>
+        <w:t xml:space="preserve"> tai </w:t>
+      </w:r>
+      <w:proofErr w:type="spellStart"/>
+      <w:r>
+        <w:t>useRef</w:t>
+      </w:r>
+      <w:proofErr w:type="spellEnd"/>
+      <w:r>
+        <w:t xml:space="preserve"> toiminnoilla. Jokaista komponenttia ei kuitenkaan automaattisesti voi leimata ”</w:t>
+      </w:r>
+      <w:proofErr w:type="spellStart"/>
+      <w:r>
+        <w:t>use-client</w:t>
+      </w:r>
+      <w:proofErr w:type="spellEnd"/>
+      <w:r>
+        <w:t xml:space="preserve">” merkkijonolla sillä, </w:t>
+      </w:r>
+      <w:proofErr w:type="spellStart"/>
+      <w:r>
+        <w:t>client</w:t>
+      </w:r>
+      <w:proofErr w:type="spellEnd"/>
+      <w:r>
+        <w:t xml:space="preserve"> komponentit ovat raskaampia, koska ne kasvattavat lähetettävän </w:t>
+      </w:r>
+      <w:proofErr w:type="spellStart"/>
+      <w:r>
+        <w:t>JavaScripti-bundlen</w:t>
+      </w:r>
+      <w:proofErr w:type="spellEnd"/>
+      <w:r>
+        <w:t xml:space="preserve"> kokoa ja vaatii ”</w:t>
+      </w:r>
+      <w:proofErr w:type="spellStart"/>
+      <w:r>
+        <w:t>hydratoinnin</w:t>
+      </w:r>
+      <w:proofErr w:type="spellEnd"/>
+      <w:r>
+        <w:t xml:space="preserve">”, mikä lisää selaimen suoritustaakkaa verrattuna </w:t>
+      </w:r>
+      <w:proofErr w:type="spellStart"/>
+      <w:r>
+        <w:t>server</w:t>
+      </w:r>
+      <w:proofErr w:type="spellEnd"/>
+      <w:r>
+        <w:t xml:space="preserve"> komponentteihin. Tässä tuleekin tilanne, jossa joutui tarkkaan miettimään sivun ja ohjelmiston arkkitehtuuria. Mitkä komponentit oltava </w:t>
+      </w:r>
+      <w:proofErr w:type="spellStart"/>
+      <w:r>
+        <w:t>client</w:t>
+      </w:r>
+      <w:proofErr w:type="spellEnd"/>
+      <w:r>
+        <w:t xml:space="preserve">-komponentteja ja mitkä taas </w:t>
+      </w:r>
+      <w:proofErr w:type="spellStart"/>
+      <w:r>
+        <w:t>server-komponetteja</w:t>
+      </w:r>
+      <w:proofErr w:type="spellEnd"/>
+      <w:r>
+        <w:t>. Myös täytyi muistaa, että jos ”</w:t>
+      </w:r>
+      <w:proofErr w:type="spellStart"/>
+      <w:r>
+        <w:t>parent</w:t>
+      </w:r>
+      <w:proofErr w:type="spellEnd"/>
+      <w:r>
+        <w:t xml:space="preserve"> komponentti” on </w:t>
+      </w:r>
+      <w:proofErr w:type="spellStart"/>
+      <w:r>
+        <w:t>client</w:t>
+      </w:r>
+      <w:proofErr w:type="spellEnd"/>
+      <w:r>
+        <w:t xml:space="preserve">-komponentti, niin sen </w:t>
+      </w:r>
+      <w:proofErr w:type="spellStart"/>
+      <w:r>
+        <w:t>child</w:t>
+      </w:r>
+      <w:proofErr w:type="spellEnd"/>
+      <w:r>
+        <w:t xml:space="preserve"> komponentti on myös aina </w:t>
+      </w:r>
+      <w:proofErr w:type="spellStart"/>
+      <w:r>
+        <w:t>client</w:t>
+      </w:r>
+      <w:proofErr w:type="spellEnd"/>
+      <w:r>
+        <w:t xml:space="preserve">-komponentti. Eli miettien tätä hierarkiaa, </w:t>
+      </w:r>
+      <w:proofErr w:type="spellStart"/>
+      <w:r>
+        <w:t>server</w:t>
+      </w:r>
+      <w:proofErr w:type="spellEnd"/>
+      <w:r>
+        <w:t xml:space="preserve">-komponenttien on oltava ylempänä hierarkiassa puussa. </w:t>
+      </w:r>
+    </w:p>
+    <w:p/>
+    <w:p>
+      <w:r>
+        <w:t>Next.js oli myös rakenteeltaan erittäin looginen ja kaikki tiedostot ja komponentit pysyivät järkevästi organisoituina. (main) kansion sisään tulivat suurin osa sovelluksen reiteistä (/</w:t>
+      </w:r>
+      <w:proofErr w:type="spellStart"/>
+      <w:r>
+        <w:t>upload</w:t>
+      </w:r>
+      <w:proofErr w:type="spellEnd"/>
+      <w:r>
+        <w:t>, /</w:t>
+      </w:r>
+      <w:proofErr w:type="spellStart"/>
+      <w:r>
+        <w:t>dashboard</w:t>
+      </w:r>
+      <w:proofErr w:type="spellEnd"/>
+      <w:r>
+        <w:t>, /</w:t>
+      </w:r>
+      <w:proofErr w:type="spellStart"/>
+      <w:r>
+        <w:t>receipts</w:t>
+      </w:r>
+      <w:proofErr w:type="spellEnd"/>
+      <w:r>
+        <w:t>, tms.). Yksi pääsivu koostuu aina yhdestä kansiosta kuten /</w:t>
+      </w:r>
+      <w:proofErr w:type="spellStart"/>
+      <w:r>
+        <w:t>receipts</w:t>
+      </w:r>
+      <w:proofErr w:type="spellEnd"/>
+      <w:r>
+        <w:t xml:space="preserve">. Kansion sai aina organisoidusti jaoteltua </w:t>
+      </w:r>
+      <w:proofErr w:type="spellStart"/>
+      <w:r>
+        <w:t>Page.tsx</w:t>
+      </w:r>
+      <w:proofErr w:type="spellEnd"/>
+      <w:r>
+        <w:t xml:space="preserve">, komponentteihin sekä </w:t>
+      </w:r>
+      <w:proofErr w:type="spellStart"/>
+      <w:r>
+        <w:t>action.ts</w:t>
+      </w:r>
+      <w:proofErr w:type="spellEnd"/>
+      <w:r>
+        <w:t xml:space="preserve"> tiedostoihin. </w:t>
+      </w:r>
+      <w:proofErr w:type="spellStart"/>
+      <w:r>
+        <w:t>Page.tsx</w:t>
+      </w:r>
+      <w:proofErr w:type="spellEnd"/>
+      <w:r>
+        <w:t xml:space="preserve"> on käytännössä se reitin ydinosa sekä tässä ”hierarkia puussa” se ylin komponentti. Yleensä muodostetaan </w:t>
+      </w:r>
+      <w:proofErr w:type="spellStart"/>
+      <w:r>
+        <w:t>server</w:t>
+      </w:r>
+      <w:proofErr w:type="spellEnd"/>
+      <w:r>
+        <w:t xml:space="preserve"> komponenttina ja </w:t>
+      </w:r>
+      <w:proofErr w:type="spellStart"/>
+      <w:r>
+        <w:t>importataan</w:t>
+      </w:r>
+      <w:proofErr w:type="spellEnd"/>
+      <w:r>
+        <w:t xml:space="preserve"> mahdolliset kentät palvelimelta ja tietokannasta antaen nämä ”propseina” </w:t>
+      </w:r>
+      <w:proofErr w:type="spellStart"/>
+      <w:r>
+        <w:t>child</w:t>
+      </w:r>
+      <w:proofErr w:type="spellEnd"/>
+      <w:r>
+        <w:t xml:space="preserve"> komponenteille. </w:t>
+      </w:r>
+      <w:proofErr w:type="spellStart"/>
+      <w:r>
+        <w:t>Action.ts</w:t>
+      </w:r>
+      <w:proofErr w:type="spellEnd"/>
+      <w:r>
+        <w:t xml:space="preserve"> tiedostot sisältävät puolestaan kaikki </w:t>
+      </w:r>
+      <w:proofErr w:type="spellStart"/>
+      <w:r>
+        <w:t>backend</w:t>
+      </w:r>
+      <w:proofErr w:type="spellEnd"/>
+      <w:r>
+        <w:t xml:space="preserve"> ”</w:t>
+      </w:r>
+      <w:proofErr w:type="spellStart"/>
+      <w:r>
+        <w:t>fetch</w:t>
+      </w:r>
+      <w:proofErr w:type="spellEnd"/>
+      <w:r>
+        <w:t xml:space="preserve"> pyynnöt”, joissa tehdään http-metodeilla eli GET, POST, PUT ja DELETE pyyntöjä </w:t>
+      </w:r>
+      <w:proofErr w:type="spellStart"/>
+      <w:r>
+        <w:t>backendin</w:t>
+      </w:r>
+      <w:proofErr w:type="spellEnd"/>
+      <w:r>
+        <w:t xml:space="preserve"> </w:t>
+      </w:r>
+      <w:proofErr w:type="spellStart"/>
+      <w:r>
+        <w:t>routteihin</w:t>
+      </w:r>
+      <w:proofErr w:type="spellEnd"/>
+      <w:r>
+        <w:t xml:space="preserve">. </w:t>
+      </w:r>
+      <w:proofErr w:type="spellStart"/>
+      <w:r>
+        <w:t>Action.ts</w:t>
+      </w:r>
+      <w:proofErr w:type="spellEnd"/>
+      <w:r>
+        <w:t xml:space="preserve"> tiedostoissa funktiot säilyvät organisoituina sekä </w:t>
+      </w:r>
+      <w:r>
+        <w:lastRenderedPageBreak/>
+        <w:t>mahdollistaa myös niiden uudelleenkäytön ohjelmistossa sen sijaan, että ne olisi suoraan toteutettu komponentteihin.</w:t>
+      </w:r>
+    </w:p>
+    <w:p>
       <w:pPr>
         <w:pStyle w:val="Otsikko2"/>
       </w:pPr>
@@ -21574,6 +23543,235 @@
       </w:r>
       <w:bookmarkEnd w:id="41"/>
     </w:p>
+    <w:p>
+      <w:r>
+        <w:t xml:space="preserve">Kehityshaasteita </w:t>
+      </w:r>
+      <w:proofErr w:type="spellStart"/>
+      <w:r>
+        <w:t>devatessa</w:t>
+      </w:r>
+      <w:proofErr w:type="spellEnd"/>
+      <w:r>
+        <w:t xml:space="preserve"> tuli paljon, koska se on osa kehitysprosessia.</w:t>
+      </w:r>
+      <w:r>
+        <w:t xml:space="preserve"> </w:t>
+      </w:r>
+      <w:r>
+        <w:t>Yksi merkittävimmistä teknisistä haasteista oli kuittianalysoinnin asynkroninen toteutus. Alun perin</w:t>
+      </w:r>
+      <w:r>
+        <w:t xml:space="preserve"> ajattelin toteuttaa</w:t>
+      </w:r>
+      <w:r>
+        <w:t xml:space="preserve"> </w:t>
+      </w:r>
+      <w:r>
+        <w:t>analysoinnin</w:t>
+      </w:r>
+      <w:r>
+        <w:t xml:space="preserve"> suoraan HTTP-pyynnön sisällä, mutta tämä </w:t>
+      </w:r>
+      <w:r>
+        <w:t xml:space="preserve">olisi </w:t>
+      </w:r>
+      <w:r>
+        <w:t>aiheutt</w:t>
+      </w:r>
+      <w:r>
+        <w:t>anut</w:t>
+      </w:r>
+      <w:r>
+        <w:t xml:space="preserve"> ongelmia pitkien vasteaikojen ja aikakatkaisujen muodossa, sillä Google Vision OCR ja</w:t>
+      </w:r>
+      <w:r>
+        <w:t xml:space="preserve"> etenkin</w:t>
+      </w:r>
+      <w:r>
+        <w:t xml:space="preserve"> </w:t>
+      </w:r>
+      <w:proofErr w:type="spellStart"/>
+      <w:r>
+        <w:t>OpenAI</w:t>
+      </w:r>
+      <w:proofErr w:type="spellEnd"/>
+      <w:r>
+        <w:t xml:space="preserve">-kutsut voivat kestää useita sekunteja. Ratkaisuna otettiin käyttöön </w:t>
+      </w:r>
+      <w:proofErr w:type="spellStart"/>
+      <w:r>
+        <w:t>BullMQ</w:t>
+      </w:r>
+      <w:proofErr w:type="spellEnd"/>
+      <w:r>
+        <w:t xml:space="preserve">-jono Redistä taustajärjestelmänä, jolloin analysointi siirrettiin erilliselle </w:t>
+      </w:r>
+      <w:proofErr w:type="spellStart"/>
+      <w:r>
+        <w:t>worker</w:t>
+      </w:r>
+      <w:proofErr w:type="spellEnd"/>
+      <w:r>
+        <w:t xml:space="preserve">-prosessille. Tämä mahdollisti välittömän vastauksen käyttäjälle ja teki järjestelmästä huomattavasti luotettavamman, sillä epäonnistuneet </w:t>
+      </w:r>
+      <w:proofErr w:type="spellStart"/>
+      <w:r>
+        <w:t>jobat</w:t>
+      </w:r>
+      <w:proofErr w:type="spellEnd"/>
+      <w:r>
+        <w:t xml:space="preserve"> yritetään automaattisesti uudelleen.</w:t>
+      </w:r>
+    </w:p>
+    <w:p/>
+    <w:p>
+      <w:r>
+        <w:t>Tekoälyassistentin vastausten suoratoisto (</w:t>
+      </w:r>
+      <w:proofErr w:type="spellStart"/>
+      <w:r>
+        <w:t>streaming</w:t>
+      </w:r>
+      <w:proofErr w:type="spellEnd"/>
+      <w:r>
+        <w:t xml:space="preserve">) osoittautui haastavaksi toteuttaa. Tavallinen </w:t>
+      </w:r>
+      <w:proofErr w:type="spellStart"/>
+      <w:r>
+        <w:t>request-response</w:t>
+      </w:r>
+      <w:proofErr w:type="spellEnd"/>
+      <w:r>
+        <w:t xml:space="preserve"> -malli ei sovellu tilanteeseen, jossa palvelimen pitää lähettää dataa jatkuvana virtana asiakkaalle. Ratkaisuna käytettiin Server-</w:t>
+      </w:r>
+      <w:proofErr w:type="spellStart"/>
+      <w:r>
+        <w:t>Sent</w:t>
+      </w:r>
+      <w:proofErr w:type="spellEnd"/>
+      <w:r>
+        <w:t xml:space="preserve"> </w:t>
+      </w:r>
+      <w:proofErr w:type="spellStart"/>
+      <w:r>
+        <w:t>Events</w:t>
+      </w:r>
+      <w:proofErr w:type="spellEnd"/>
+      <w:r>
+        <w:t xml:space="preserve"> -tekniikkaa, jossa palvelin pitää HTTP-yhteyden auki ja lähettää jokaisen </w:t>
+      </w:r>
+      <w:proofErr w:type="spellStart"/>
+      <w:r>
+        <w:t>OpenAI:lta</w:t>
+      </w:r>
+      <w:proofErr w:type="spellEnd"/>
+      <w:r>
+        <w:t xml:space="preserve"> saapuvan tekstikappaleen välittömästi selaimelle. Tämä loi käyttäjälle luontevan kokemuksen, jossa vastaus ilmestyy ruudulle sana kerrallaan.</w:t>
+      </w:r>
+    </w:p>
+    <w:p/>
+    <w:p>
+      <w:r>
+        <w:t xml:space="preserve">Kirjanpitosovellus käsittelee arkaluonteista taloudellista dataa, joten tietosuojavaatimusten selvittäminen oli aikaa vievää. Erityisen haastavaa oli selvittää </w:t>
+      </w:r>
+      <w:proofErr w:type="spellStart"/>
+      <w:r>
+        <w:t>OpenAI:n</w:t>
+      </w:r>
+      <w:proofErr w:type="spellEnd"/>
+      <w:r>
+        <w:t xml:space="preserve"> datan käsittelykäytännöt ja se, täyttääkö palvelu GDPR:n vaatimukset eurooppalaisten käyttäjien osalta. Tietosuojaselosteen ja käyttöehtojen kirjoittaminen ilman juridista asiantuntemusta oli vaativaa, ja nämä dokumentit vaatisivat jatkossa lakimiehen tarkistuksen.</w:t>
+      </w:r>
+    </w:p>
+    <w:p/>
+    <w:p>
+      <w:r>
+        <w:t xml:space="preserve">Projekti osoittautui </w:t>
+      </w:r>
+      <w:r>
+        <w:t>suhteellisen</w:t>
+      </w:r>
+      <w:r>
+        <w:t xml:space="preserve"> laajaksi yhdelle kehittäjälle. Full-</w:t>
+      </w:r>
+      <w:proofErr w:type="spellStart"/>
+      <w:r>
+        <w:t>stack</w:t>
+      </w:r>
+      <w:proofErr w:type="spellEnd"/>
+      <w:r>
+        <w:t xml:space="preserve"> sovelluksen rakentaminen sisältäen </w:t>
+      </w:r>
+      <w:proofErr w:type="spellStart"/>
+      <w:r>
+        <w:t>frontendin</w:t>
+      </w:r>
+      <w:proofErr w:type="spellEnd"/>
+      <w:r>
+        <w:t xml:space="preserve">, </w:t>
+      </w:r>
+      <w:proofErr w:type="spellStart"/>
+      <w:r>
+        <w:t>backendin</w:t>
+      </w:r>
+      <w:proofErr w:type="spellEnd"/>
+      <w:r>
+        <w:t xml:space="preserve">, tietokannan, ulkoiset integraatiot, testauksen, tietoturvan ja dokumentaation vaati jatkuvaa priorisointia. </w:t>
+      </w:r>
+      <w:r>
+        <w:t xml:space="preserve">Tähän ei selkeää ratkaisua ollut vaan se vaati pitkäjänteisyyttä ja ennen kaikkea ajan priorisointia, jotta projektin sai tehtyä deadlinen </w:t>
+      </w:r>
+      <w:r>
+        <w:lastRenderedPageBreak/>
+        <w:t>mukaisesti. K</w:t>
+      </w:r>
+      <w:r>
+        <w:t>äy</w:t>
+      </w:r>
+      <w:r>
+        <w:t>ti</w:t>
+      </w:r>
+      <w:r>
+        <w:t>n</w:t>
+      </w:r>
+      <w:r>
+        <w:t xml:space="preserve"> </w:t>
+      </w:r>
+      <w:proofErr w:type="spellStart"/>
+      <w:r>
+        <w:t>myös</w:t>
+      </w:r>
+      <w:proofErr w:type="spellEnd"/>
+      <w:r>
+        <w:t xml:space="preserve"> iteratiivista kehitysprosessia GitHub </w:t>
+      </w:r>
+      <w:proofErr w:type="spellStart"/>
+      <w:r>
+        <w:t>Issueiden</w:t>
+      </w:r>
+      <w:proofErr w:type="spellEnd"/>
+      <w:r>
+        <w:t xml:space="preserve"> ja sprinttien avulla, jolloin kehitys eteni hallitusti ominaisuus kerrallaan.</w:t>
+      </w:r>
+    </w:p>
+    <w:p>
+      <w:pPr>
+        <w:pStyle w:val="Otsikko2"/>
+      </w:pPr>
+      <w:r>
+        <w:t>GDPR</w:t>
+      </w:r>
+    </w:p>
+    <w:p>
+      <w:pPr>
+        <w:pStyle w:val="Otsikko2"/>
+      </w:pPr>
+      <w:r>
+        <w:t>OWASP Top 10, Audit tulokset sekä haavoittuvuudet</w:t>
+      </w:r>
+    </w:p>
+    <w:p/>
     <w:p>
       <w:pPr>
         <w:tabs>
@@ -22348,7 +24546,7 @@
 </file>
 
 <file path=word/endnotes.xml><?xml version="1.0" encoding="utf-8"?>
-<w:endnotes xmlns:wpc="http://schemas.microsoft.com/office/word/2010/wordprocessingCanvas" xmlns:cx="http://schemas.microsoft.com/office/drawing/2014/chartex" xmlns:cx1="http://schemas.microsoft.com/office/drawing/2015/9/8/chartex" xmlns:cx2="http://schemas.microsoft.com/office/drawing/2015/10/21/chartex" xmlns:cx3="http://schemas.microsoft.com/office/drawing/2016/5/9/chartex" xmlns:cx4="http://schemas.microsoft.com/office/drawing/2016/5/10/chartex" xmlns:cx5="http://schemas.microsoft.com/office/drawing/2016/5/11/chartex" xmlns:cx6="http://schemas.microsoft.com/office/drawing/2016/5/12/chartex" xmlns:cx7="http://schemas.microsoft.com/office/drawing/2016/5/13/chartex" xmlns:cx8="http://schemas.microsoft.com/office/drawing/2016/5/14/chartex" xmlns:mc="http://schemas.openxmlformats.org/markup-compatibility/2006" xmlns:aink="http://schemas.microsoft.com/office/drawing/2016/ink" xmlns:am3d="http://schemas.microsoft.com/office/drawing/2017/model3d" xmlns:o="urn:schemas-microsoft-com:office:office" xmlns:oel="http://schemas.microsoft.com/office/2019/extlst" xmlns:r="http://schemas.openxmlformats.org/officeDocument/2006/relationships" xmlns:m="http://schemas.openxmlformats.org/officeDocument/2006/math" xmlns:v="urn:schemas-microsoft-com:vml" xmlns:wp14="http://schemas.microsoft.com/office/word/2010/wordprocessingDrawing" xmlns:wp="http://schemas.openxmlformats.org/drawingml/2006/wordprocessingDrawing" xmlns:w10="urn:schemas-microsoft-com:office:word" xmlns:w="http://schemas.openxmlformats.org/wordprocessingml/2006/main" xmlns:w14="http://schemas.microsoft.com/office/word/2010/wordml" xmlns:w15="http://schemas.microsoft.com/office/word/2012/wordml" xmlns:w16cex="http://schemas.microsoft.com/office/word/2018/wordml/cex" xmlns:w16cid="http://schemas.microsoft.com/office/word/2016/wordml/cid" xmlns:w16="http://schemas.microsoft.com/office/word/2018/wordml" xmlns:w16du="http://schemas.microsoft.com/office/word/2023/wordml/word16du" xmlns:w16sdtdh="http://schemas.microsoft.com/office/word/2020/wordml/sdtdatahash" xmlns:w16sdtfl="http://schemas.microsoft.com/office/word/2024/wordml/sdtformatlock" xmlns:w16se="http://schemas.microsoft.com/office/word/2015/wordml/symex" xmlns:wpg="http://schemas.microsoft.com/office/word/2010/wordprocessingGroup" xmlns:wpi="http://schemas.microsoft.com/office/word/2010/wordprocessingInk" xmlns:wne="http://schemas.microsoft.com/office/word/2006/wordml" xmlns:wps="http://schemas.microsoft.com/office/word/2010/wordprocessingShape" mc:Ignorable="w14 w15 w16se w16cid w16 w16cex w16sdtdh w16sdtfl w16du wp14">
+<w:endnotes xmlns:wpc="http://schemas.microsoft.com/office/word/2010/wordprocessingCanvas" xmlns:cx="http://schemas.microsoft.com/office/drawing/2014/chartex" xmlns:cx1="http://schemas.microsoft.com/office/drawing/2015/9/8/chartex" xmlns:cx2="http://schemas.microsoft.com/office/drawing/2015/10/21/chartex" xmlns:cx3="http://schemas.microsoft.com/office/drawing/2016/5/9/chartex" xmlns:cx4="http://schemas.microsoft.com/office/drawing/2016/5/10/chartex" xmlns:cx5="http://schemas.microsoft.com/office/drawing/2016/5/11/chartex" xmlns:cx6="http://schemas.microsoft.com/office/drawing/2016/5/12/chartex" xmlns:cx7="http://schemas.microsoft.com/office/drawing/2016/5/13/chartex" xmlns:cx8="http://schemas.microsoft.com/office/drawing/2016/5/14/chartex" xmlns:mc="http://schemas.openxmlformats.org/markup-compatibility/2006" xmlns:m="http://schemas.openxmlformats.org/officeDocument/2006/math" xmlns:aink="http://schemas.microsoft.com/office/drawing/2016/ink" xmlns:am3d="http://schemas.microsoft.com/office/drawing/2017/model3d" xmlns:oel="http://schemas.microsoft.com/office/2019/extlst" xmlns:r="http://schemas.openxmlformats.org/officeDocument/2006/relationships" xmlns:wp14="http://schemas.microsoft.com/office/word/2010/wordprocessingDrawing" xmlns:wp="http://schemas.openxmlformats.org/drawingml/2006/wordprocessingDrawing" xmlns:wpg="http://schemas.microsoft.com/office/word/2010/wordprocessingGroup" xmlns:wpi="http://schemas.microsoft.com/office/word/2010/wordprocessingInk" xmlns:wps="http://schemas.microsoft.com/office/word/2010/wordprocessingShape" xmlns:o="urn:schemas-microsoft-com:office:office" xmlns:v="urn:schemas-microsoft-com:vml" xmlns:w10="urn:schemas-microsoft-com:office:word" xmlns:w="http://schemas.openxmlformats.org/wordprocessingml/2006/main" xmlns:w14="http://schemas.microsoft.com/office/word/2010/wordml" xmlns:w15="http://schemas.microsoft.com/office/word/2012/wordml" xmlns:w16cei="http://schemas.microsoft.com/office/word/2026/wordml/cei" xmlns:w16cex="http://schemas.microsoft.com/office/word/2018/wordml/cex" xmlns:w16cid="http://schemas.microsoft.com/office/word/2016/wordml/cid" xmlns:w16="http://schemas.microsoft.com/office/word/2018/wordml" xmlns:w16sdtdh="http://schemas.microsoft.com/office/word/2020/wordml/sdtdatahash" xmlns:w16sdtfl="http://schemas.microsoft.com/office/word/2024/wordml/sdtformatlock" xmlns:w16se="http://schemas.microsoft.com/office/word/2015/wordml/symex" xmlns:w16du="http://schemas.microsoft.com/office/word/2023/wordml/word16du" xmlns:wne="http://schemas.microsoft.com/office/word/2006/wordml" mc:Ignorable="w14 w15 w16se w16cid w16 w16cex w16sdtdh w16sdtfl w16du wp14">
   <w:endnote w:type="separator" w:id="-1">
     <w:p>
       <w:pPr>
@@ -22373,7 +24571,7 @@
 </file>
 
 <file path=word/footnotes.xml><?xml version="1.0" encoding="utf-8"?>
-<w:footnotes xmlns:wpc="http://schemas.microsoft.com/office/word/2010/wordprocessingCanvas" xmlns:cx="http://schemas.microsoft.com/office/drawing/2014/chartex" xmlns:cx1="http://schemas.microsoft.com/office/drawing/2015/9/8/chartex" xmlns:cx2="http://schemas.microsoft.com/office/drawing/2015/10/21/chartex" xmlns:cx3="http://schemas.microsoft.com/office/drawing/2016/5/9/chartex" xmlns:cx4="http://schemas.microsoft.com/office/drawing/2016/5/10/chartex" xmlns:cx5="http://schemas.microsoft.com/office/drawing/2016/5/11/chartex" xmlns:cx6="http://schemas.microsoft.com/office/drawing/2016/5/12/chartex" xmlns:cx7="http://schemas.microsoft.com/office/drawing/2016/5/13/chartex" xmlns:cx8="http://schemas.microsoft.com/office/drawing/2016/5/14/chartex" xmlns:mc="http://schemas.openxmlformats.org/markup-compatibility/2006" xmlns:aink="http://schemas.microsoft.com/office/drawing/2016/ink" xmlns:am3d="http://schemas.microsoft.com/office/drawing/2017/model3d" xmlns:o="urn:schemas-microsoft-com:office:office" xmlns:oel="http://schemas.microsoft.com/office/2019/extlst" xmlns:r="http://schemas.openxmlformats.org/officeDocument/2006/relationships" xmlns:m="http://schemas.openxmlformats.org/officeDocument/2006/math" xmlns:v="urn:schemas-microsoft-com:vml" xmlns:wp14="http://schemas.microsoft.com/office/word/2010/wordprocessingDrawing" xmlns:wp="http://schemas.openxmlformats.org/drawingml/2006/wordprocessingDrawing" xmlns:w10="urn:schemas-microsoft-com:office:word" xmlns:w="http://schemas.openxmlformats.org/wordprocessingml/2006/main" xmlns:w14="http://schemas.microsoft.com/office/word/2010/wordml" xmlns:w15="http://schemas.microsoft.com/office/word/2012/wordml" xmlns:w16cex="http://schemas.microsoft.com/office/word/2018/wordml/cex" xmlns:w16cid="http://schemas.microsoft.com/office/word/2016/wordml/cid" xmlns:w16="http://schemas.microsoft.com/office/word/2018/wordml" xmlns:w16du="http://schemas.microsoft.com/office/word/2023/wordml/word16du" xmlns:w16sdtdh="http://schemas.microsoft.com/office/word/2020/wordml/sdtdatahash" xmlns:w16sdtfl="http://schemas.microsoft.com/office/word/2024/wordml/sdtformatlock" xmlns:w16se="http://schemas.microsoft.com/office/word/2015/wordml/symex" xmlns:wpg="http://schemas.microsoft.com/office/word/2010/wordprocessingGroup" xmlns:wpi="http://schemas.microsoft.com/office/word/2010/wordprocessingInk" xmlns:wne="http://schemas.microsoft.com/office/word/2006/wordml" xmlns:wps="http://schemas.microsoft.com/office/word/2010/wordprocessingShape" mc:Ignorable="w14 w15 w16se w16cid w16 w16cex w16sdtdh w16sdtfl w16du wp14">
+<w:footnotes xmlns:wpc="http://schemas.microsoft.com/office/word/2010/wordprocessingCanvas" xmlns:cx="http://schemas.microsoft.com/office/drawing/2014/chartex" xmlns:cx1="http://schemas.microsoft.com/office/drawing/2015/9/8/chartex" xmlns:cx2="http://schemas.microsoft.com/office/drawing/2015/10/21/chartex" xmlns:cx3="http://schemas.microsoft.com/office/drawing/2016/5/9/chartex" xmlns:cx4="http://schemas.microsoft.com/office/drawing/2016/5/10/chartex" xmlns:cx5="http://schemas.microsoft.com/office/drawing/2016/5/11/chartex" xmlns:cx6="http://schemas.microsoft.com/office/drawing/2016/5/12/chartex" xmlns:cx7="http://schemas.microsoft.com/office/drawing/2016/5/13/chartex" xmlns:cx8="http://schemas.microsoft.com/office/drawing/2016/5/14/chartex" xmlns:mc="http://schemas.openxmlformats.org/markup-compatibility/2006" xmlns:m="http://schemas.openxmlformats.org/officeDocument/2006/math" xmlns:aink="http://schemas.microsoft.com/office/drawing/2016/ink" xmlns:am3d="http://schemas.microsoft.com/office/drawing/2017/model3d" xmlns:oel="http://schemas.microsoft.com/office/2019/extlst" xmlns:r="http://schemas.openxmlformats.org/officeDocument/2006/relationships" xmlns:wp14="http://schemas.microsoft.com/office/word/2010/wordprocessingDrawing" xmlns:wp="http://schemas.openxmlformats.org/drawingml/2006/wordprocessingDrawing" xmlns:wpg="http://schemas.microsoft.com/office/word/2010/wordprocessingGroup" xmlns:wpi="http://schemas.microsoft.com/office/word/2010/wordprocessingInk" xmlns:wps="http://schemas.microsoft.com/office/word/2010/wordprocessingShape" xmlns:o="urn:schemas-microsoft-com:office:office" xmlns:v="urn:schemas-microsoft-com:vml" xmlns:w10="urn:schemas-microsoft-com:office:word" xmlns:w="http://schemas.openxmlformats.org/wordprocessingml/2006/main" xmlns:w14="http://schemas.microsoft.com/office/word/2010/wordml" xmlns:w15="http://schemas.microsoft.com/office/word/2012/wordml" xmlns:w16cei="http://schemas.microsoft.com/office/word/2026/wordml/cei" xmlns:w16cex="http://schemas.microsoft.com/office/word/2018/wordml/cex" xmlns:w16cid="http://schemas.microsoft.com/office/word/2016/wordml/cid" xmlns:w16="http://schemas.microsoft.com/office/word/2018/wordml" xmlns:w16sdtdh="http://schemas.microsoft.com/office/word/2020/wordml/sdtdatahash" xmlns:w16sdtfl="http://schemas.microsoft.com/office/word/2024/wordml/sdtformatlock" xmlns:w16se="http://schemas.microsoft.com/office/word/2015/wordml/symex" xmlns:w16du="http://schemas.microsoft.com/office/word/2023/wordml/word16du" xmlns:wne="http://schemas.microsoft.com/office/word/2006/wordml" mc:Ignorable="w14 w15 w16se w16cid w16 w16cex w16sdtdh w16sdtfl w16du wp14">
   <w:footnote w:type="separator" w:id="-1">
     <w:p>
       <w:pPr>
@@ -22398,7 +24596,7 @@
 </file>
 
 <file path=word/header1.xml><?xml version="1.0" encoding="utf-8"?>
-<w:hdr xmlns:wpc="http://schemas.microsoft.com/office/word/2010/wordprocessingCanvas" xmlns:cx="http://schemas.microsoft.com/office/drawing/2014/chartex" xmlns:cx1="http://schemas.microsoft.com/office/drawing/2015/9/8/chartex" xmlns:cx2="http://schemas.microsoft.com/office/drawing/2015/10/21/chartex" xmlns:cx3="http://schemas.microsoft.com/office/drawing/2016/5/9/chartex" xmlns:cx4="http://schemas.microsoft.com/office/drawing/2016/5/10/chartex" xmlns:cx5="http://schemas.microsoft.com/office/drawing/2016/5/11/chartex" xmlns:cx6="http://schemas.microsoft.com/office/drawing/2016/5/12/chartex" xmlns:cx7="http://schemas.microsoft.com/office/drawing/2016/5/13/chartex" xmlns:cx8="http://schemas.microsoft.com/office/drawing/2016/5/14/chartex" xmlns:mc="http://schemas.openxmlformats.org/markup-compatibility/2006" xmlns:aink="http://schemas.microsoft.com/office/drawing/2016/ink" xmlns:am3d="http://schemas.microsoft.com/office/drawing/2017/model3d" xmlns:o="urn:schemas-microsoft-com:office:office" xmlns:oel="http://schemas.microsoft.com/office/2019/extlst" xmlns:r="http://schemas.openxmlformats.org/officeDocument/2006/relationships" xmlns:m="http://schemas.openxmlformats.org/officeDocument/2006/math" xmlns:v="urn:schemas-microsoft-com:vml" xmlns:wp14="http://schemas.microsoft.com/office/word/2010/wordprocessingDrawing" xmlns:wp="http://schemas.openxmlformats.org/drawingml/2006/wordprocessingDrawing" xmlns:w10="urn:schemas-microsoft-com:office:word" xmlns:w="http://schemas.openxmlformats.org/wordprocessingml/2006/main" xmlns:w14="http://schemas.microsoft.com/office/word/2010/wordml" xmlns:w15="http://schemas.microsoft.com/office/word/2012/wordml" xmlns:w16cex="http://schemas.microsoft.com/office/word/2018/wordml/cex" xmlns:w16cid="http://schemas.microsoft.com/office/word/2016/wordml/cid" xmlns:w16="http://schemas.microsoft.com/office/word/2018/wordml" xmlns:w16du="http://schemas.microsoft.com/office/word/2023/wordml/word16du" xmlns:w16sdtdh="http://schemas.microsoft.com/office/word/2020/wordml/sdtdatahash" xmlns:w16sdtfl="http://schemas.microsoft.com/office/word/2024/wordml/sdtformatlock" xmlns:w16se="http://schemas.microsoft.com/office/word/2015/wordml/symex" xmlns:wpg="http://schemas.microsoft.com/office/word/2010/wordprocessingGroup" xmlns:wpi="http://schemas.microsoft.com/office/word/2010/wordprocessingInk" xmlns:wne="http://schemas.microsoft.com/office/word/2006/wordml" xmlns:wps="http://schemas.microsoft.com/office/word/2010/wordprocessingShape" mc:Ignorable="w14 w15 w16se w16cid w16 w16cex w16sdtdh w16sdtfl w16du wp14">
+<w:hdr xmlns:wpc="http://schemas.microsoft.com/office/word/2010/wordprocessingCanvas" xmlns:cx="http://schemas.microsoft.com/office/drawing/2014/chartex" xmlns:cx1="http://schemas.microsoft.com/office/drawing/2015/9/8/chartex" xmlns:cx2="http://schemas.microsoft.com/office/drawing/2015/10/21/chartex" xmlns:cx3="http://schemas.microsoft.com/office/drawing/2016/5/9/chartex" xmlns:cx4="http://schemas.microsoft.com/office/drawing/2016/5/10/chartex" xmlns:cx5="http://schemas.microsoft.com/office/drawing/2016/5/11/chartex" xmlns:cx6="http://schemas.microsoft.com/office/drawing/2016/5/12/chartex" xmlns:cx7="http://schemas.microsoft.com/office/drawing/2016/5/13/chartex" xmlns:cx8="http://schemas.microsoft.com/office/drawing/2016/5/14/chartex" xmlns:mc="http://schemas.openxmlformats.org/markup-compatibility/2006" xmlns:m="http://schemas.openxmlformats.org/officeDocument/2006/math" xmlns:aink="http://schemas.microsoft.com/office/drawing/2016/ink" xmlns:am3d="http://schemas.microsoft.com/office/drawing/2017/model3d" xmlns:oel="http://schemas.microsoft.com/office/2019/extlst" xmlns:r="http://schemas.openxmlformats.org/officeDocument/2006/relationships" xmlns:wp14="http://schemas.microsoft.com/office/word/2010/wordprocessingDrawing" xmlns:wp="http://schemas.openxmlformats.org/drawingml/2006/wordprocessingDrawing" xmlns:wpg="http://schemas.microsoft.com/office/word/2010/wordprocessingGroup" xmlns:wpi="http://schemas.microsoft.com/office/word/2010/wordprocessingInk" xmlns:wps="http://schemas.microsoft.com/office/word/2010/wordprocessingShape" xmlns:o="urn:schemas-microsoft-com:office:office" xmlns:v="urn:schemas-microsoft-com:vml" xmlns:w10="urn:schemas-microsoft-com:office:word" xmlns:w="http://schemas.openxmlformats.org/wordprocessingml/2006/main" xmlns:w14="http://schemas.microsoft.com/office/word/2010/wordml" xmlns:w15="http://schemas.microsoft.com/office/word/2012/wordml" xmlns:w16cei="http://schemas.microsoft.com/office/word/2026/wordml/cei" xmlns:w16cex="http://schemas.microsoft.com/office/word/2018/wordml/cex" xmlns:w16cid="http://schemas.microsoft.com/office/word/2016/wordml/cid" xmlns:w16="http://schemas.microsoft.com/office/word/2018/wordml" xmlns:w16sdtdh="http://schemas.microsoft.com/office/word/2020/wordml/sdtdatahash" xmlns:w16sdtfl="http://schemas.microsoft.com/office/word/2024/wordml/sdtformatlock" xmlns:w16se="http://schemas.microsoft.com/office/word/2015/wordml/symex" xmlns:w16du="http://schemas.microsoft.com/office/word/2023/wordml/word16du" xmlns:wne="http://schemas.microsoft.com/office/word/2006/wordml" mc:Ignorable="w14 w15 w16se w16cid w16 w16cex w16sdtdh w16sdtfl w16du wp14">
   <w:p>
     <w:pPr>
       <w:pStyle w:val="Yltunniste"/>
@@ -22428,7 +24626,7 @@
 </file>
 
 <file path=word/header2.xml><?xml version="1.0" encoding="utf-8"?>
-<w:hdr xmlns:wpc="http://schemas.microsoft.com/office/word/2010/wordprocessingCanvas" xmlns:cx="http://schemas.microsoft.com/office/drawing/2014/chartex" xmlns:cx1="http://schemas.microsoft.com/office/drawing/2015/9/8/chartex" xmlns:cx2="http://schemas.microsoft.com/office/drawing/2015/10/21/chartex" xmlns:cx3="http://schemas.microsoft.com/office/drawing/2016/5/9/chartex" xmlns:cx4="http://schemas.microsoft.com/office/drawing/2016/5/10/chartex" xmlns:cx5="http://schemas.microsoft.com/office/drawing/2016/5/11/chartex" xmlns:cx6="http://schemas.microsoft.com/office/drawing/2016/5/12/chartex" xmlns:cx7="http://schemas.microsoft.com/office/drawing/2016/5/13/chartex" xmlns:cx8="http://schemas.microsoft.com/office/drawing/2016/5/14/chartex" xmlns:mc="http://schemas.openxmlformats.org/markup-compatibility/2006" xmlns:aink="http://schemas.microsoft.com/office/drawing/2016/ink" xmlns:am3d="http://schemas.microsoft.com/office/drawing/2017/model3d" xmlns:o="urn:schemas-microsoft-com:office:office" xmlns:oel="http://schemas.microsoft.com/office/2019/extlst" xmlns:r="http://schemas.openxmlformats.org/officeDocument/2006/relationships" xmlns:m="http://schemas.openxmlformats.org/officeDocument/2006/math" xmlns:v="urn:schemas-microsoft-com:vml" xmlns:wp14="http://schemas.microsoft.com/office/word/2010/wordprocessingDrawing" xmlns:wp="http://schemas.openxmlformats.org/drawingml/2006/wordprocessingDrawing" xmlns:w10="urn:schemas-microsoft-com:office:word" xmlns:w="http://schemas.openxmlformats.org/wordprocessingml/2006/main" xmlns:w14="http://schemas.microsoft.com/office/word/2010/wordml" xmlns:w15="http://schemas.microsoft.com/office/word/2012/wordml" xmlns:w16cex="http://schemas.microsoft.com/office/word/2018/wordml/cex" xmlns:w16cid="http://schemas.microsoft.com/office/word/2016/wordml/cid" xmlns:w16="http://schemas.microsoft.com/office/word/2018/wordml" xmlns:w16du="http://schemas.microsoft.com/office/word/2023/wordml/word16du" xmlns:w16sdtdh="http://schemas.microsoft.com/office/word/2020/wordml/sdtdatahash" xmlns:w16sdtfl="http://schemas.microsoft.com/office/word/2024/wordml/sdtformatlock" xmlns:w16se="http://schemas.microsoft.com/office/word/2015/wordml/symex" xmlns:wpg="http://schemas.microsoft.com/office/word/2010/wordprocessingGroup" xmlns:wpi="http://schemas.microsoft.com/office/word/2010/wordprocessingInk" xmlns:wne="http://schemas.microsoft.com/office/word/2006/wordml" xmlns:wps="http://schemas.microsoft.com/office/word/2010/wordprocessingShape" mc:Ignorable="w14 w15 w16se w16cid w16 w16cex w16sdtdh w16sdtfl w16du wp14">
+<w:hdr xmlns:wpc="http://schemas.microsoft.com/office/word/2010/wordprocessingCanvas" xmlns:cx="http://schemas.microsoft.com/office/drawing/2014/chartex" xmlns:cx1="http://schemas.microsoft.com/office/drawing/2015/9/8/chartex" xmlns:cx2="http://schemas.microsoft.com/office/drawing/2015/10/21/chartex" xmlns:cx3="http://schemas.microsoft.com/office/drawing/2016/5/9/chartex" xmlns:cx4="http://schemas.microsoft.com/office/drawing/2016/5/10/chartex" xmlns:cx5="http://schemas.microsoft.com/office/drawing/2016/5/11/chartex" xmlns:cx6="http://schemas.microsoft.com/office/drawing/2016/5/12/chartex" xmlns:cx7="http://schemas.microsoft.com/office/drawing/2016/5/13/chartex" xmlns:cx8="http://schemas.microsoft.com/office/drawing/2016/5/14/chartex" xmlns:mc="http://schemas.openxmlformats.org/markup-compatibility/2006" xmlns:m="http://schemas.openxmlformats.org/officeDocument/2006/math" xmlns:aink="http://schemas.microsoft.com/office/drawing/2016/ink" xmlns:am3d="http://schemas.microsoft.com/office/drawing/2017/model3d" xmlns:oel="http://schemas.microsoft.com/office/2019/extlst" xmlns:r="http://schemas.openxmlformats.org/officeDocument/2006/relationships" xmlns:wp14="http://schemas.microsoft.com/office/word/2010/wordprocessingDrawing" xmlns:wp="http://schemas.openxmlformats.org/drawingml/2006/wordprocessingDrawing" xmlns:wpg="http://schemas.microsoft.com/office/word/2010/wordprocessingGroup" xmlns:wpi="http://schemas.microsoft.com/office/word/2010/wordprocessingInk" xmlns:wps="http://schemas.microsoft.com/office/word/2010/wordprocessingShape" xmlns:o="urn:schemas-microsoft-com:office:office" xmlns:v="urn:schemas-microsoft-com:vml" xmlns:w10="urn:schemas-microsoft-com:office:word" xmlns:w="http://schemas.openxmlformats.org/wordprocessingml/2006/main" xmlns:w14="http://schemas.microsoft.com/office/word/2010/wordml" xmlns:w15="http://schemas.microsoft.com/office/word/2012/wordml" xmlns:w16cei="http://schemas.microsoft.com/office/word/2026/wordml/cei" xmlns:w16cex="http://schemas.microsoft.com/office/word/2018/wordml/cex" xmlns:w16cid="http://schemas.microsoft.com/office/word/2016/wordml/cid" xmlns:w16="http://schemas.microsoft.com/office/word/2018/wordml" xmlns:w16sdtdh="http://schemas.microsoft.com/office/word/2020/wordml/sdtdatahash" xmlns:w16sdtfl="http://schemas.microsoft.com/office/word/2024/wordml/sdtformatlock" xmlns:w16se="http://schemas.microsoft.com/office/word/2015/wordml/symex" xmlns:w16du="http://schemas.microsoft.com/office/word/2023/wordml/word16du" xmlns:wne="http://schemas.microsoft.com/office/word/2006/wordml" mc:Ignorable="w14 w15 w16se w16cid w16 w16cex w16sdtdh w16sdtfl w16du wp14">
   <w:sdt>
     <w:sdtPr>
       <w:id w:val="858696863"/>
@@ -22473,7 +24671,7 @@
 </file>
 
 <file path=word/header3.xml><?xml version="1.0" encoding="utf-8"?>
-<w:hdr xmlns:wpc="http://schemas.microsoft.com/office/word/2010/wordprocessingCanvas" xmlns:cx="http://schemas.microsoft.com/office/drawing/2014/chartex" xmlns:cx1="http://schemas.microsoft.com/office/drawing/2015/9/8/chartex" xmlns:cx2="http://schemas.microsoft.com/office/drawing/2015/10/21/chartex" xmlns:cx3="http://schemas.microsoft.com/office/drawing/2016/5/9/chartex" xmlns:cx4="http://schemas.microsoft.com/office/drawing/2016/5/10/chartex" xmlns:cx5="http://schemas.microsoft.com/office/drawing/2016/5/11/chartex" xmlns:cx6="http://schemas.microsoft.com/office/drawing/2016/5/12/chartex" xmlns:cx7="http://schemas.microsoft.com/office/drawing/2016/5/13/chartex" xmlns:cx8="http://schemas.microsoft.com/office/drawing/2016/5/14/chartex" xmlns:mc="http://schemas.openxmlformats.org/markup-compatibility/2006" xmlns:aink="http://schemas.microsoft.com/office/drawing/2016/ink" xmlns:am3d="http://schemas.microsoft.com/office/drawing/2017/model3d" xmlns:o="urn:schemas-microsoft-com:office:office" xmlns:oel="http://schemas.microsoft.com/office/2019/extlst" xmlns:r="http://schemas.openxmlformats.org/officeDocument/2006/relationships" xmlns:m="http://schemas.openxmlformats.org/officeDocument/2006/math" xmlns:v="urn:schemas-microsoft-com:vml" xmlns:wp14="http://schemas.microsoft.com/office/word/2010/wordprocessingDrawing" xmlns:wp="http://schemas.openxmlformats.org/drawingml/2006/wordprocessingDrawing" xmlns:w10="urn:schemas-microsoft-com:office:word" xmlns:w="http://schemas.openxmlformats.org/wordprocessingml/2006/main" xmlns:w14="http://schemas.microsoft.com/office/word/2010/wordml" xmlns:w15="http://schemas.microsoft.com/office/word/2012/wordml" xmlns:w16cex="http://schemas.microsoft.com/office/word/2018/wordml/cex" xmlns:w16cid="http://schemas.microsoft.com/office/word/2016/wordml/cid" xmlns:w16="http://schemas.microsoft.com/office/word/2018/wordml" xmlns:w16du="http://schemas.microsoft.com/office/word/2023/wordml/word16du" xmlns:w16sdtdh="http://schemas.microsoft.com/office/word/2020/wordml/sdtdatahash" xmlns:w16sdtfl="http://schemas.microsoft.com/office/word/2024/wordml/sdtformatlock" xmlns:w16se="http://schemas.microsoft.com/office/word/2015/wordml/symex" xmlns:wpg="http://schemas.microsoft.com/office/word/2010/wordprocessingGroup" xmlns:wpi="http://schemas.microsoft.com/office/word/2010/wordprocessingInk" xmlns:wne="http://schemas.microsoft.com/office/word/2006/wordml" xmlns:wps="http://schemas.microsoft.com/office/word/2010/wordprocessingShape" mc:Ignorable="w14 w15 w16se w16cid w16 w16cex w16sdtdh w16sdtfl w16du wp14">
+<w:hdr xmlns:wpc="http://schemas.microsoft.com/office/word/2010/wordprocessingCanvas" xmlns:cx="http://schemas.microsoft.com/office/drawing/2014/chartex" xmlns:cx1="http://schemas.microsoft.com/office/drawing/2015/9/8/chartex" xmlns:cx2="http://schemas.microsoft.com/office/drawing/2015/10/21/chartex" xmlns:cx3="http://schemas.microsoft.com/office/drawing/2016/5/9/chartex" xmlns:cx4="http://schemas.microsoft.com/office/drawing/2016/5/10/chartex" xmlns:cx5="http://schemas.microsoft.com/office/drawing/2016/5/11/chartex" xmlns:cx6="http://schemas.microsoft.com/office/drawing/2016/5/12/chartex" xmlns:cx7="http://schemas.microsoft.com/office/drawing/2016/5/13/chartex" xmlns:cx8="http://schemas.microsoft.com/office/drawing/2016/5/14/chartex" xmlns:mc="http://schemas.openxmlformats.org/markup-compatibility/2006" xmlns:m="http://schemas.openxmlformats.org/officeDocument/2006/math" xmlns:aink="http://schemas.microsoft.com/office/drawing/2016/ink" xmlns:am3d="http://schemas.microsoft.com/office/drawing/2017/model3d" xmlns:oel="http://schemas.microsoft.com/office/2019/extlst" xmlns:r="http://schemas.openxmlformats.org/officeDocument/2006/relationships" xmlns:wp14="http://schemas.microsoft.com/office/word/2010/wordprocessingDrawing" xmlns:wp="http://schemas.openxmlformats.org/drawingml/2006/wordprocessingDrawing" xmlns:wpg="http://schemas.microsoft.com/office/word/2010/wordprocessingGroup" xmlns:wpi="http://schemas.microsoft.com/office/word/2010/wordprocessingInk" xmlns:wps="http://schemas.microsoft.com/office/word/2010/wordprocessingShape" xmlns:o="urn:schemas-microsoft-com:office:office" xmlns:v="urn:schemas-microsoft-com:vml" xmlns:w10="urn:schemas-microsoft-com:office:word" xmlns:w="http://schemas.openxmlformats.org/wordprocessingml/2006/main" xmlns:w14="http://schemas.microsoft.com/office/word/2010/wordml" xmlns:w15="http://schemas.microsoft.com/office/word/2012/wordml" xmlns:w16cei="http://schemas.microsoft.com/office/word/2026/wordml/cei" xmlns:w16cex="http://schemas.microsoft.com/office/word/2018/wordml/cex" xmlns:w16cid="http://schemas.microsoft.com/office/word/2016/wordml/cid" xmlns:w16="http://schemas.microsoft.com/office/word/2018/wordml" xmlns:w16sdtdh="http://schemas.microsoft.com/office/word/2020/wordml/sdtdatahash" xmlns:w16sdtfl="http://schemas.microsoft.com/office/word/2024/wordml/sdtformatlock" xmlns:w16se="http://schemas.microsoft.com/office/word/2015/wordml/symex" xmlns:w16du="http://schemas.microsoft.com/office/word/2023/wordml/word16du" xmlns:wne="http://schemas.microsoft.com/office/word/2006/wordml" mc:Ignorable="w14 w15 w16se w16cid w16 w16cex w16sdtdh w16sdtfl w16du wp14">
   <w:sdt>
     <w:sdtPr>
       <w:id w:val="-911164709"/>
@@ -22518,7 +24716,7 @@
 </file>
 
 <file path=word/header4.xml><?xml version="1.0" encoding="utf-8"?>
-<w:hdr xmlns:wpc="http://schemas.microsoft.com/office/word/2010/wordprocessingCanvas" xmlns:cx="http://schemas.microsoft.com/office/drawing/2014/chartex" xmlns:cx1="http://schemas.microsoft.com/office/drawing/2015/9/8/chartex" xmlns:cx2="http://schemas.microsoft.com/office/drawing/2015/10/21/chartex" xmlns:cx3="http://schemas.microsoft.com/office/drawing/2016/5/9/chartex" xmlns:cx4="http://schemas.microsoft.com/office/drawing/2016/5/10/chartex" xmlns:cx5="http://schemas.microsoft.com/office/drawing/2016/5/11/chartex" xmlns:cx6="http://schemas.microsoft.com/office/drawing/2016/5/12/chartex" xmlns:cx7="http://schemas.microsoft.com/office/drawing/2016/5/13/chartex" xmlns:cx8="http://schemas.microsoft.com/office/drawing/2016/5/14/chartex" xmlns:mc="http://schemas.openxmlformats.org/markup-compatibility/2006" xmlns:aink="http://schemas.microsoft.com/office/drawing/2016/ink" xmlns:am3d="http://schemas.microsoft.com/office/drawing/2017/model3d" xmlns:o="urn:schemas-microsoft-com:office:office" xmlns:oel="http://schemas.microsoft.com/office/2019/extlst" xmlns:r="http://schemas.openxmlformats.org/officeDocument/2006/relationships" xmlns:m="http://schemas.openxmlformats.org/officeDocument/2006/math" xmlns:v="urn:schemas-microsoft-com:vml" xmlns:wp14="http://schemas.microsoft.com/office/word/2010/wordprocessingDrawing" xmlns:wp="http://schemas.openxmlformats.org/drawingml/2006/wordprocessingDrawing" xmlns:w10="urn:schemas-microsoft-com:office:word" xmlns:w="http://schemas.openxmlformats.org/wordprocessingml/2006/main" xmlns:w14="http://schemas.microsoft.com/office/word/2010/wordml" xmlns:w15="http://schemas.microsoft.com/office/word/2012/wordml" xmlns:w16cex="http://schemas.microsoft.com/office/word/2018/wordml/cex" xmlns:w16cid="http://schemas.microsoft.com/office/word/2016/wordml/cid" xmlns:w16="http://schemas.microsoft.com/office/word/2018/wordml" xmlns:w16du="http://schemas.microsoft.com/office/word/2023/wordml/word16du" xmlns:w16sdtdh="http://schemas.microsoft.com/office/word/2020/wordml/sdtdatahash" xmlns:w16sdtfl="http://schemas.microsoft.com/office/word/2024/wordml/sdtformatlock" xmlns:w16se="http://schemas.microsoft.com/office/word/2015/wordml/symex" xmlns:wpg="http://schemas.microsoft.com/office/word/2010/wordprocessingGroup" xmlns:wpi="http://schemas.microsoft.com/office/word/2010/wordprocessingInk" xmlns:wne="http://schemas.microsoft.com/office/word/2006/wordml" xmlns:wps="http://schemas.microsoft.com/office/word/2010/wordprocessingShape" mc:Ignorable="w14 w15 w16se w16cid w16 w16cex w16sdtdh w16sdtfl w16du wp14">
+<w:hdr xmlns:wpc="http://schemas.microsoft.com/office/word/2010/wordprocessingCanvas" xmlns:cx="http://schemas.microsoft.com/office/drawing/2014/chartex" xmlns:cx1="http://schemas.microsoft.com/office/drawing/2015/9/8/chartex" xmlns:cx2="http://schemas.microsoft.com/office/drawing/2015/10/21/chartex" xmlns:cx3="http://schemas.microsoft.com/office/drawing/2016/5/9/chartex" xmlns:cx4="http://schemas.microsoft.com/office/drawing/2016/5/10/chartex" xmlns:cx5="http://schemas.microsoft.com/office/drawing/2016/5/11/chartex" xmlns:cx6="http://schemas.microsoft.com/office/drawing/2016/5/12/chartex" xmlns:cx7="http://schemas.microsoft.com/office/drawing/2016/5/13/chartex" xmlns:cx8="http://schemas.microsoft.com/office/drawing/2016/5/14/chartex" xmlns:mc="http://schemas.openxmlformats.org/markup-compatibility/2006" xmlns:m="http://schemas.openxmlformats.org/officeDocument/2006/math" xmlns:aink="http://schemas.microsoft.com/office/drawing/2016/ink" xmlns:am3d="http://schemas.microsoft.com/office/drawing/2017/model3d" xmlns:oel="http://schemas.microsoft.com/office/2019/extlst" xmlns:r="http://schemas.openxmlformats.org/officeDocument/2006/relationships" xmlns:wp14="http://schemas.microsoft.com/office/word/2010/wordprocessingDrawing" xmlns:wp="http://schemas.openxmlformats.org/drawingml/2006/wordprocessingDrawing" xmlns:wpg="http://schemas.microsoft.com/office/word/2010/wordprocessingGroup" xmlns:wpi="http://schemas.microsoft.com/office/word/2010/wordprocessingInk" xmlns:wps="http://schemas.microsoft.com/office/word/2010/wordprocessingShape" xmlns:o="urn:schemas-microsoft-com:office:office" xmlns:v="urn:schemas-microsoft-com:vml" xmlns:w10="urn:schemas-microsoft-com:office:word" xmlns:w="http://schemas.openxmlformats.org/wordprocessingml/2006/main" xmlns:w14="http://schemas.microsoft.com/office/word/2010/wordml" xmlns:w15="http://schemas.microsoft.com/office/word/2012/wordml" xmlns:w16cei="http://schemas.microsoft.com/office/word/2026/wordml/cei" xmlns:w16cex="http://schemas.microsoft.com/office/word/2018/wordml/cex" xmlns:w16cid="http://schemas.microsoft.com/office/word/2016/wordml/cid" xmlns:w16="http://schemas.microsoft.com/office/word/2018/wordml" xmlns:w16sdtdh="http://schemas.microsoft.com/office/word/2020/wordml/sdtdatahash" xmlns:w16sdtfl="http://schemas.microsoft.com/office/word/2024/wordml/sdtformatlock" xmlns:w16se="http://schemas.microsoft.com/office/word/2015/wordml/symex" xmlns:w16du="http://schemas.microsoft.com/office/word/2023/wordml/word16du" xmlns:wne="http://schemas.microsoft.com/office/word/2006/wordml" mc:Ignorable="w14 w15 w16se w16cid w16 w16cex w16sdtdh w16sdtfl w16du wp14">
   <w:p>
     <w:pPr>
       <w:pStyle w:val="Yltunniste"/>
@@ -22528,7 +24726,7 @@
 </file>
 
 <file path=word/header5.xml><?xml version="1.0" encoding="utf-8"?>
-<w:hdr xmlns:wpc="http://schemas.microsoft.com/office/word/2010/wordprocessingCanvas" xmlns:cx="http://schemas.microsoft.com/office/drawing/2014/chartex" xmlns:cx1="http://schemas.microsoft.com/office/drawing/2015/9/8/chartex" xmlns:cx2="http://schemas.microsoft.com/office/drawing/2015/10/21/chartex" xmlns:cx3="http://schemas.microsoft.com/office/drawing/2016/5/9/chartex" xmlns:cx4="http://schemas.microsoft.com/office/drawing/2016/5/10/chartex" xmlns:cx5="http://schemas.microsoft.com/office/drawing/2016/5/11/chartex" xmlns:cx6="http://schemas.microsoft.com/office/drawing/2016/5/12/chartex" xmlns:cx7="http://schemas.microsoft.com/office/drawing/2016/5/13/chartex" xmlns:cx8="http://schemas.microsoft.com/office/drawing/2016/5/14/chartex" xmlns:mc="http://schemas.openxmlformats.org/markup-compatibility/2006" xmlns:aink="http://schemas.microsoft.com/office/drawing/2016/ink" xmlns:am3d="http://schemas.microsoft.com/office/drawing/2017/model3d" xmlns:o="urn:schemas-microsoft-com:office:office" xmlns:oel="http://schemas.microsoft.com/office/2019/extlst" xmlns:r="http://schemas.openxmlformats.org/officeDocument/2006/relationships" xmlns:m="http://schemas.openxmlformats.org/officeDocument/2006/math" xmlns:v="urn:schemas-microsoft-com:vml" xmlns:wp14="http://schemas.microsoft.com/office/word/2010/wordprocessingDrawing" xmlns:wp="http://schemas.openxmlformats.org/drawingml/2006/wordprocessingDrawing" xmlns:w10="urn:schemas-microsoft-com:office:word" xmlns:w="http://schemas.openxmlformats.org/wordprocessingml/2006/main" xmlns:w14="http://schemas.microsoft.com/office/word/2010/wordml" xmlns:w15="http://schemas.microsoft.com/office/word/2012/wordml" xmlns:w16cex="http://schemas.microsoft.com/office/word/2018/wordml/cex" xmlns:w16cid="http://schemas.microsoft.com/office/word/2016/wordml/cid" xmlns:w16="http://schemas.microsoft.com/office/word/2018/wordml" xmlns:w16du="http://schemas.microsoft.com/office/word/2023/wordml/word16du" xmlns:w16sdtdh="http://schemas.microsoft.com/office/word/2020/wordml/sdtdatahash" xmlns:w16sdtfl="http://schemas.microsoft.com/office/word/2024/wordml/sdtformatlock" xmlns:w16se="http://schemas.microsoft.com/office/word/2015/wordml/symex" xmlns:wpg="http://schemas.microsoft.com/office/word/2010/wordprocessingGroup" xmlns:wpi="http://schemas.microsoft.com/office/word/2010/wordprocessingInk" xmlns:wne="http://schemas.microsoft.com/office/word/2006/wordml" xmlns:wps="http://schemas.microsoft.com/office/word/2010/wordprocessingShape" mc:Ignorable="w14 w15 w16se w16cid w16 w16cex w16sdtdh w16sdtfl w16du wp14">
+<w:hdr xmlns:wpc="http://schemas.microsoft.com/office/word/2010/wordprocessingCanvas" xmlns:cx="http://schemas.microsoft.com/office/drawing/2014/chartex" xmlns:cx1="http://schemas.microsoft.com/office/drawing/2015/9/8/chartex" xmlns:cx2="http://schemas.microsoft.com/office/drawing/2015/10/21/chartex" xmlns:cx3="http://schemas.microsoft.com/office/drawing/2016/5/9/chartex" xmlns:cx4="http://schemas.microsoft.com/office/drawing/2016/5/10/chartex" xmlns:cx5="http://schemas.microsoft.com/office/drawing/2016/5/11/chartex" xmlns:cx6="http://schemas.microsoft.com/office/drawing/2016/5/12/chartex" xmlns:cx7="http://schemas.microsoft.com/office/drawing/2016/5/13/chartex" xmlns:cx8="http://schemas.microsoft.com/office/drawing/2016/5/14/chartex" xmlns:mc="http://schemas.openxmlformats.org/markup-compatibility/2006" xmlns:m="http://schemas.openxmlformats.org/officeDocument/2006/math" xmlns:aink="http://schemas.microsoft.com/office/drawing/2016/ink" xmlns:am3d="http://schemas.microsoft.com/office/drawing/2017/model3d" xmlns:oel="http://schemas.microsoft.com/office/2019/extlst" xmlns:r="http://schemas.openxmlformats.org/officeDocument/2006/relationships" xmlns:wp14="http://schemas.microsoft.com/office/word/2010/wordprocessingDrawing" xmlns:wp="http://schemas.openxmlformats.org/drawingml/2006/wordprocessingDrawing" xmlns:wpg="http://schemas.microsoft.com/office/word/2010/wordprocessingGroup" xmlns:wpi="http://schemas.microsoft.com/office/word/2010/wordprocessingInk" xmlns:wps="http://schemas.microsoft.com/office/word/2010/wordprocessingShape" xmlns:o="urn:schemas-microsoft-com:office:office" xmlns:v="urn:schemas-microsoft-com:vml" xmlns:w10="urn:schemas-microsoft-com:office:word" xmlns:w="http://schemas.openxmlformats.org/wordprocessingml/2006/main" xmlns:w14="http://schemas.microsoft.com/office/word/2010/wordml" xmlns:w15="http://schemas.microsoft.com/office/word/2012/wordml" xmlns:w16cei="http://schemas.microsoft.com/office/word/2026/wordml/cei" xmlns:w16cex="http://schemas.microsoft.com/office/word/2018/wordml/cex" xmlns:w16cid="http://schemas.microsoft.com/office/word/2016/wordml/cid" xmlns:w16="http://schemas.microsoft.com/office/word/2018/wordml" xmlns:w16sdtdh="http://schemas.microsoft.com/office/word/2020/wordml/sdtdatahash" xmlns:w16sdtfl="http://schemas.microsoft.com/office/word/2024/wordml/sdtformatlock" xmlns:w16se="http://schemas.microsoft.com/office/word/2015/wordml/symex" xmlns:w16du="http://schemas.microsoft.com/office/word/2023/wordml/word16du" xmlns:wne="http://schemas.microsoft.com/office/word/2006/wordml" mc:Ignorable="w14 w15 w16se w16cid w16 w16cex w16sdtdh w16sdtfl w16du wp14">
   <w:sdt>
     <w:sdtPr>
       <w:id w:val="824475838"/>
@@ -22579,7 +24777,7 @@
 </file>
 
 <file path=word/numbering.xml><?xml version="1.0" encoding="utf-8"?>
-<w:numbering xmlns:wpc="http://schemas.microsoft.com/office/word/2010/wordprocessingCanvas" xmlns:cx="http://schemas.microsoft.com/office/drawing/2014/chartex" xmlns:cx1="http://schemas.microsoft.com/office/drawing/2015/9/8/chartex" xmlns:cx2="http://schemas.microsoft.com/office/drawing/2015/10/21/chartex" xmlns:cx3="http://schemas.microsoft.com/office/drawing/2016/5/9/chartex" xmlns:cx4="http://schemas.microsoft.com/office/drawing/2016/5/10/chartex" xmlns:cx5="http://schemas.microsoft.com/office/drawing/2016/5/11/chartex" xmlns:cx6="http://schemas.microsoft.com/office/drawing/2016/5/12/chartex" xmlns:cx7="http://schemas.microsoft.com/office/drawing/2016/5/13/chartex" xmlns:cx8="http://schemas.microsoft.com/office/drawing/2016/5/14/chartex" xmlns:mc="http://schemas.openxmlformats.org/markup-compatibility/2006" xmlns:aink="http://schemas.microsoft.com/office/drawing/2016/ink" xmlns:am3d="http://schemas.microsoft.com/office/drawing/2017/model3d" xmlns:o="urn:schemas-microsoft-com:office:office" xmlns:oel="http://schemas.microsoft.com/office/2019/extlst" xmlns:r="http://schemas.openxmlformats.org/officeDocument/2006/relationships" xmlns:m="http://schemas.openxmlformats.org/officeDocument/2006/math" xmlns:v="urn:schemas-microsoft-com:vml" xmlns:wp14="http://schemas.microsoft.com/office/word/2010/wordprocessingDrawing" xmlns:wp="http://schemas.openxmlformats.org/drawingml/2006/wordprocessingDrawing" xmlns:w10="urn:schemas-microsoft-com:office:word" xmlns:w="http://schemas.openxmlformats.org/wordprocessingml/2006/main" xmlns:w14="http://schemas.microsoft.com/office/word/2010/wordml" xmlns:w15="http://schemas.microsoft.com/office/word/2012/wordml" xmlns:w16cex="http://schemas.microsoft.com/office/word/2018/wordml/cex" xmlns:w16cid="http://schemas.microsoft.com/office/word/2016/wordml/cid" xmlns:w16="http://schemas.microsoft.com/office/word/2018/wordml" xmlns:w16du="http://schemas.microsoft.com/office/word/2023/wordml/word16du" xmlns:w16sdtdh="http://schemas.microsoft.com/office/word/2020/wordml/sdtdatahash" xmlns:w16sdtfl="http://schemas.microsoft.com/office/word/2024/wordml/sdtformatlock" xmlns:w16se="http://schemas.microsoft.com/office/word/2015/wordml/symex" xmlns:wpg="http://schemas.microsoft.com/office/word/2010/wordprocessingGroup" xmlns:wpi="http://schemas.microsoft.com/office/word/2010/wordprocessingInk" xmlns:wne="http://schemas.microsoft.com/office/word/2006/wordml" xmlns:wps="http://schemas.microsoft.com/office/word/2010/wordprocessingShape" mc:Ignorable="w14 w15 w16se w16cid w16 w16cex w16sdtdh w16sdtfl w16du wp14">
+<w:numbering xmlns:wpc="http://schemas.microsoft.com/office/word/2010/wordprocessingCanvas" xmlns:cx="http://schemas.microsoft.com/office/drawing/2014/chartex" xmlns:cx1="http://schemas.microsoft.com/office/drawing/2015/9/8/chartex" xmlns:cx2="http://schemas.microsoft.com/office/drawing/2015/10/21/chartex" xmlns:cx3="http://schemas.microsoft.com/office/drawing/2016/5/9/chartex" xmlns:cx4="http://schemas.microsoft.com/office/drawing/2016/5/10/chartex" xmlns:cx5="http://schemas.microsoft.com/office/drawing/2016/5/11/chartex" xmlns:cx6="http://schemas.microsoft.com/office/drawing/2016/5/12/chartex" xmlns:cx7="http://schemas.microsoft.com/office/drawing/2016/5/13/chartex" xmlns:cx8="http://schemas.microsoft.com/office/drawing/2016/5/14/chartex" xmlns:mc="http://schemas.openxmlformats.org/markup-compatibility/2006" xmlns:m="http://schemas.openxmlformats.org/officeDocument/2006/math" xmlns:aink="http://schemas.microsoft.com/office/drawing/2016/ink" xmlns:am3d="http://schemas.microsoft.com/office/drawing/2017/model3d" xmlns:oel="http://schemas.microsoft.com/office/2019/extlst" xmlns:r="http://schemas.openxmlformats.org/officeDocument/2006/relationships" xmlns:wp14="http://schemas.microsoft.com/office/word/2010/wordprocessingDrawing" xmlns:wp="http://schemas.openxmlformats.org/drawingml/2006/wordprocessingDrawing" xmlns:wpg="http://schemas.microsoft.com/office/word/2010/wordprocessingGroup" xmlns:wpi="http://schemas.microsoft.com/office/word/2010/wordprocessingInk" xmlns:wps="http://schemas.microsoft.com/office/word/2010/wordprocessingShape" xmlns:o="urn:schemas-microsoft-com:office:office" xmlns:v="urn:schemas-microsoft-com:vml" xmlns:w10="urn:schemas-microsoft-com:office:word" xmlns:w="http://schemas.openxmlformats.org/wordprocessingml/2006/main" xmlns:w14="http://schemas.microsoft.com/office/word/2010/wordml" xmlns:w15="http://schemas.microsoft.com/office/word/2012/wordml" xmlns:w16cei="http://schemas.microsoft.com/office/word/2026/wordml/cei" xmlns:w16cex="http://schemas.microsoft.com/office/word/2018/wordml/cex" xmlns:w16cid="http://schemas.microsoft.com/office/word/2016/wordml/cid" xmlns:w16="http://schemas.microsoft.com/office/word/2018/wordml" xmlns:w16sdtdh="http://schemas.microsoft.com/office/word/2020/wordml/sdtdatahash" xmlns:w16sdtfl="http://schemas.microsoft.com/office/word/2024/wordml/sdtformatlock" xmlns:w16se="http://schemas.microsoft.com/office/word/2015/wordml/symex" xmlns:w16du="http://schemas.microsoft.com/office/word/2023/wordml/word16du" xmlns:wne="http://schemas.microsoft.com/office/word/2006/wordml" mc:Ignorable="w14 w15 w16se w16cid w16 w16cex w16sdtdh w16sdtfl w16du wp14">
   <w:abstractNum w:abstractNumId="0" w15:restartNumberingAfterBreak="0">
     <w:nsid w:val="FFFFFF7C"/>
     <w:multiLevelType w:val="singleLevel"/>
@@ -27138,7 +29336,7 @@
 </file>
 
 <file path=word/styles.xml><?xml version="1.0" encoding="utf-8"?>
-<w:styles xmlns:mc="http://schemas.openxmlformats.org/markup-compatibility/2006" xmlns:r="http://schemas.openxmlformats.org/officeDocument/2006/relationships" xmlns:w="http://schemas.openxmlformats.org/wordprocessingml/2006/main" xmlns:w14="http://schemas.microsoft.com/office/word/2010/wordml" xmlns:w15="http://schemas.microsoft.com/office/word/2012/wordml" xmlns:w16cex="http://schemas.microsoft.com/office/word/2018/wordml/cex" xmlns:w16cid="http://schemas.microsoft.com/office/word/2016/wordml/cid" xmlns:w16="http://schemas.microsoft.com/office/word/2018/wordml" xmlns:w16du="http://schemas.microsoft.com/office/word/2023/wordml/word16du" xmlns:w16sdtdh="http://schemas.microsoft.com/office/word/2020/wordml/sdtdatahash" xmlns:w16sdtfl="http://schemas.microsoft.com/office/word/2024/wordml/sdtformatlock" xmlns:w16se="http://schemas.microsoft.com/office/word/2015/wordml/symex" mc:Ignorable="w14 w15 w16se w16cid w16 w16cex w16sdtdh w16sdtfl w16du">
+<w:styles xmlns:mc="http://schemas.openxmlformats.org/markup-compatibility/2006" xmlns:r="http://schemas.openxmlformats.org/officeDocument/2006/relationships" xmlns:w="http://schemas.openxmlformats.org/wordprocessingml/2006/main" xmlns:w14="http://schemas.microsoft.com/office/word/2010/wordml" xmlns:w15="http://schemas.microsoft.com/office/word/2012/wordml" xmlns:w16cex="http://schemas.microsoft.com/office/word/2018/wordml/cex" xmlns:w16cid="http://schemas.microsoft.com/office/word/2016/wordml/cid" xmlns:w16="http://schemas.microsoft.com/office/word/2018/wordml" xmlns:w16sdtdh="http://schemas.microsoft.com/office/word/2020/wordml/sdtdatahash" xmlns:w16sdtfl="http://schemas.microsoft.com/office/word/2024/wordml/sdtformatlock" xmlns:w16se="http://schemas.microsoft.com/office/word/2015/wordml/symex" xmlns:w16du="http://schemas.microsoft.com/office/word/2023/wordml/word16du" mc:Ignorable="w14 w15 w16se w16cid w16 w16cex w16sdtdh w16sdtfl w16du">
   <w:docDefaults>
     <w:rPrDefault>
       <w:rPr>
@@ -27784,6 +29982,7 @@
   <w:style w:type="character" w:default="1" w:styleId="Kappaleenoletusfontti">
     <w:name w:val="Default Paragraph Font"/>
     <w:uiPriority w:val="1"/>
+    <w:semiHidden/>
     <w:unhideWhenUsed/>
   </w:style>
   <w:style w:type="table" w:default="1" w:styleId="Normaalitaulukko">

--- a/Maisteriprojektin dokumentaatio.docx
+++ b/Maisteriprojektin dokumentaatio.docx
@@ -1,6 +1,6 @@
 
 <file path=word/document.xml><?xml version="1.0" encoding="utf-8"?>
-<w:document xmlns:wpc="http://schemas.microsoft.com/office/word/2010/wordprocessingCanvas" xmlns:cx="http://schemas.microsoft.com/office/drawing/2014/chartex" xmlns:cx1="http://schemas.microsoft.com/office/drawing/2015/9/8/chartex" xmlns:cx2="http://schemas.microsoft.com/office/drawing/2015/10/21/chartex" xmlns:cx3="http://schemas.microsoft.com/office/drawing/2016/5/9/chartex" xmlns:cx4="http://schemas.microsoft.com/office/drawing/2016/5/10/chartex" xmlns:cx5="http://schemas.microsoft.com/office/drawing/2016/5/11/chartex" xmlns:cx6="http://schemas.microsoft.com/office/drawing/2016/5/12/chartex" xmlns:cx7="http://schemas.microsoft.com/office/drawing/2016/5/13/chartex" xmlns:cx8="http://schemas.microsoft.com/office/drawing/2016/5/14/chartex" xmlns:mc="http://schemas.openxmlformats.org/markup-compatibility/2006" xmlns:m="http://schemas.openxmlformats.org/officeDocument/2006/math" xmlns:aink="http://schemas.microsoft.com/office/drawing/2016/ink" xmlns:am3d="http://schemas.microsoft.com/office/drawing/2017/model3d" xmlns:oel="http://schemas.microsoft.com/office/2019/extlst" xmlns:r="http://schemas.openxmlformats.org/officeDocument/2006/relationships" xmlns:wp14="http://schemas.microsoft.com/office/word/2010/wordprocessingDrawing" xmlns:wp="http://schemas.openxmlformats.org/drawingml/2006/wordprocessingDrawing" xmlns:wpg="http://schemas.microsoft.com/office/word/2010/wordprocessingGroup" xmlns:wpi="http://schemas.microsoft.com/office/word/2010/wordprocessingInk" xmlns:wps="http://schemas.microsoft.com/office/word/2010/wordprocessingShape" xmlns:o="urn:schemas-microsoft-com:office:office" xmlns:v="urn:schemas-microsoft-com:vml" xmlns:w10="urn:schemas-microsoft-com:office:word" xmlns:w="http://schemas.openxmlformats.org/wordprocessingml/2006/main" xmlns:w14="http://schemas.microsoft.com/office/word/2010/wordml" xmlns:w15="http://schemas.microsoft.com/office/word/2012/wordml" xmlns:w16cei="http://schemas.microsoft.com/office/word/2026/wordml/cei" xmlns:w16cex="http://schemas.microsoft.com/office/word/2018/wordml/cex" xmlns:w16cid="http://schemas.microsoft.com/office/word/2016/wordml/cid" xmlns:w16="http://schemas.microsoft.com/office/word/2018/wordml" xmlns:w16sdtdh="http://schemas.microsoft.com/office/word/2020/wordml/sdtdatahash" xmlns:w16sdtfl="http://schemas.microsoft.com/office/word/2024/wordml/sdtformatlock" xmlns:w16se="http://schemas.microsoft.com/office/word/2015/wordml/symex" xmlns:w16du="http://schemas.microsoft.com/office/word/2023/wordml/word16du" xmlns:wne="http://schemas.microsoft.com/office/word/2006/wordml" mc:Ignorable="w14 w15 w16se w16cid w16 w16cex w16sdtdh w16sdtfl w16du wp14">
+<w:document xmlns:wpc="http://schemas.microsoft.com/office/word/2010/wordprocessingCanvas" xmlns:cx="http://schemas.microsoft.com/office/drawing/2014/chartex" xmlns:cx1="http://schemas.microsoft.com/office/drawing/2015/9/8/chartex" xmlns:cx2="http://schemas.microsoft.com/office/drawing/2015/10/21/chartex" xmlns:cx3="http://schemas.microsoft.com/office/drawing/2016/5/9/chartex" xmlns:cx4="http://schemas.microsoft.com/office/drawing/2016/5/10/chartex" xmlns:cx5="http://schemas.microsoft.com/office/drawing/2016/5/11/chartex" xmlns:cx6="http://schemas.microsoft.com/office/drawing/2016/5/12/chartex" xmlns:cx7="http://schemas.microsoft.com/office/drawing/2016/5/13/chartex" xmlns:cx8="http://schemas.microsoft.com/office/drawing/2016/5/14/chartex" xmlns:mc="http://schemas.openxmlformats.org/markup-compatibility/2006" xmlns:m="http://schemas.openxmlformats.org/officeDocument/2006/math" xmlns:aink="http://schemas.microsoft.com/office/drawing/2016/ink" xmlns:am3d="http://schemas.microsoft.com/office/drawing/2017/model3d" xmlns:oel="http://schemas.microsoft.com/office/2019/extlst" xmlns:r="http://schemas.openxmlformats.org/officeDocument/2006/relationships" xmlns:wp14="http://schemas.microsoft.com/office/word/2010/wordprocessingDrawing" xmlns:wp="http://schemas.openxmlformats.org/drawingml/2006/wordprocessingDrawing" xmlns:wpg="http://schemas.microsoft.com/office/word/2010/wordprocessingGroup" xmlns:wpi="http://schemas.microsoft.com/office/word/2010/wordprocessingInk" xmlns:wps="http://schemas.microsoft.com/office/word/2010/wordprocessingShape" xmlns:o="urn:schemas-microsoft-com:office:office" xmlns:v="urn:schemas-microsoft-com:vml" xmlns:w10="urn:schemas-microsoft-com:office:word" xmlns:w="http://schemas.openxmlformats.org/wordprocessingml/2006/main" xmlns:w14="http://schemas.microsoft.com/office/word/2010/wordml" xmlns:w15="http://schemas.microsoft.com/office/word/2012/wordml" xmlns:w16cex="http://schemas.microsoft.com/office/word/2018/wordml/cex" xmlns:w16cid="http://schemas.microsoft.com/office/word/2016/wordml/cid" xmlns:w16="http://schemas.microsoft.com/office/word/2018/wordml" xmlns:w16sdtdh="http://schemas.microsoft.com/office/word/2020/wordml/sdtdatahash" xmlns:w16sdtfl="http://schemas.microsoft.com/office/word/2024/wordml/sdtformatlock" xmlns:w16se="http://schemas.microsoft.com/office/word/2015/wordml/symex" xmlns:w16du="http://schemas.microsoft.com/office/word/2023/wordml/word16du" xmlns:wne="http://schemas.microsoft.com/office/word/2006/wordml" mc:Ignorable="w14 w15 w16se w16cid w16 w16cex w16sdtdh w16sdtfl w16du wp14">
   <w:body>
     <w:p/>
     <w:p/>
@@ -179,45 +179,13 @@
     <w:p/>
     <w:p>
       <w:r>
-        <w:t xml:space="preserve">Tutkimusmenetelmänä käytettiin Design Science </w:t>
-      </w:r>
-      <w:proofErr w:type="spellStart"/>
-      <w:r>
-        <w:t>Research</w:t>
-      </w:r>
-      <w:proofErr w:type="spellEnd"/>
-      <w:r>
-        <w:t xml:space="preserve"> -viitekehystä, joka ohjasi työtä systemaattisesti ongelman tunnistamisesta toimivan ohjelmistoartefaktin suunnitteluun, toteutukseen ja arviointiin. Ohjelmiston kehitysmenetelmänä sovellettiin Agile-mallia iteratiivisine sprintteineen.</w:t>
+        <w:t>Tutkimusmenetelmänä käytettiin Design Science Research -viitekehystä, joka ohjasi työtä systemaattisesti ongelman tunnistamisesta toimivan ohjelmistoartefaktin suunnitteluun, toteutukseen ja arviointiin. Ohjelmiston kehitysmenetelmänä sovellettiin Agile-mallia iteratiivisine sprintteineen.</w:t>
       </w:r>
     </w:p>
     <w:p/>
     <w:p>
       <w:r>
-        <w:t xml:space="preserve">Toteutettu sovellus automatisoi kuittien käsittelyn yhdistämällä Google Vision </w:t>
-      </w:r>
-      <w:proofErr w:type="spellStart"/>
-      <w:r>
-        <w:t>API:n</w:t>
-      </w:r>
-      <w:proofErr w:type="spellEnd"/>
-      <w:r>
-        <w:t xml:space="preserve"> OCR-tekstintunnistuksen ja </w:t>
-      </w:r>
-      <w:proofErr w:type="spellStart"/>
-      <w:r>
-        <w:t>OpenAI</w:t>
-      </w:r>
-      <w:proofErr w:type="spellEnd"/>
-      <w:r>
-        <w:t xml:space="preserve"> GPT-4o-mini -kielimallin. Käyttäjä lataa kuitin sovellukseen, jonka jälkeen järjestelmä tunnistaa myyjän nimen, päivämäärän, kokonaissumman sekä ALV-erittelyn automaattisesti ja tallentaa tiedot tietokantaan. Sovellus tarjoaa lisäksi ALV-raportointiominaisuuden, AI-assistentin sekä tilausmallin </w:t>
-      </w:r>
-      <w:proofErr w:type="spellStart"/>
-      <w:r>
-        <w:t>Stripe</w:t>
-      </w:r>
-      <w:proofErr w:type="spellEnd"/>
-      <w:r>
-        <w:t>-maksujärjestelmällä. Tekninen toteutus perustuu Next.js-, Express- ja PostgreSQL-pinoon, ja tietoturvassa noudatetaan OWASP Top 10 -suosituksia sekä GDPR-vaatimuksia.</w:t>
+        <w:t>Toteutettu sovellus automatisoi kuittien käsittelyn yhdistämällä Google Vision API:n OCR-tekstintunnistuksen ja OpenAI GPT-4o-mini -kielimallin. Käyttäjä lataa kuitin sovellukseen, jonka jälkeen järjestelmä tunnistaa myyjän nimen, päivämäärän, kokonaissumman sekä ALV-erittelyn automaattisesti ja tallentaa tiedot tietokantaan. Sovellus tarjoaa lisäksi ALV-raportointiominaisuuden, AI-assistentin sekä tilausmallin Stripe-maksujärjestelmällä. Tekninen toteutus perustuu Next.js-, Express- ja PostgreSQL-pinoon, ja tietoturvassa noudatetaan OWASP Top 10 -suosituksia sekä GDPR-vaatimuksia.</w:t>
       </w:r>
     </w:p>
     <w:p/>
@@ -5273,29 +5241,13 @@
       </w:pPr>
       <w:bookmarkStart w:id="7" w:name="_Toc235780097"/>
       <w:r>
-        <w:t xml:space="preserve">Design Science </w:t>
-      </w:r>
-      <w:proofErr w:type="spellStart"/>
-      <w:r>
-        <w:t>Research</w:t>
-      </w:r>
-      <w:proofErr w:type="spellEnd"/>
-      <w:r>
-        <w:t xml:space="preserve"> (DSR) -viitekehys</w:t>
+        <w:t>Design Science Research (DSR) -viitekehys</w:t>
       </w:r>
       <w:bookmarkEnd w:id="7"/>
     </w:p>
     <w:p>
       <w:r>
-        <w:t xml:space="preserve">Tutkimuksen strategiana käytetään Design Science </w:t>
-      </w:r>
-      <w:proofErr w:type="spellStart"/>
-      <w:r>
-        <w:t>Research</w:t>
-      </w:r>
-      <w:proofErr w:type="spellEnd"/>
-      <w:r>
-        <w:t xml:space="preserve"> (DSR) -viitekehystä, joka on vakiintunut lähestymistapa erityisesti tietojärjestelmätieteessä</w:t>
+        <w:t>Tutkimuksen strategiana käytetään Design Science Research (DSR) -viitekehystä, joka on vakiintunut lähestymistapa erityisesti tietojärjestelmätieteessä</w:t>
       </w:r>
       <w:r>
         <w:t xml:space="preserve">. </w:t>
@@ -5319,13 +5271,8 @@
     <w:p/>
     <w:p>
       <w:r>
-        <w:t>DSR-prosessin vaiheet (</w:t>
-      </w:r>
-      <w:proofErr w:type="spellStart"/>
-      <w:r>
-        <w:t>Peffers</w:t>
-      </w:r>
-      <w:proofErr w:type="spellEnd"/>
+        <w:t>DSR-prosessin vaiheet (Peffers</w:t>
+      </w:r>
       <w:r>
         <w:t xml:space="preserve">, </w:t>
       </w:r>
@@ -5496,15 +5443,7 @@
     </w:p>
     <w:p>
       <w:r>
-        <w:t>(</w:t>
-      </w:r>
-      <w:proofErr w:type="spellStart"/>
-      <w:r>
-        <w:t>Peffers</w:t>
-      </w:r>
-      <w:proofErr w:type="spellEnd"/>
-      <w:r>
-        <w:t>, 2007)</w:t>
+        <w:t>(Peffers, 2007)</w:t>
       </w:r>
     </w:p>
     <w:p>
@@ -5520,15 +5459,7 @@
     </w:p>
     <w:p>
       <w:r>
-        <w:t>Koska DSR ei itsessään määrää käytettäviä aineistonkeruu- tai analyysimenetelmiä, tutkimuksessa yhdistetään kvalitatiivista ja kvantitatiivista lähestymistapaa prosessin eri vaiheissa. Kvalitatiivisen lähestymistavan tavoitteena on ymmärtää ja selittää ilmiötä syvällisesti, kun taas kvantitatiivisen lähestymistavan tavoitteena on mitata ja yleistää tuloksia (</w:t>
-      </w:r>
-      <w:proofErr w:type="spellStart"/>
-      <w:r>
-        <w:t>Abbadia</w:t>
-      </w:r>
-      <w:proofErr w:type="spellEnd"/>
-      <w:r>
-        <w:t>, 2023).</w:t>
+        <w:t>Koska DSR ei itsessään määrää käytettäviä aineistonkeruu- tai analyysimenetelmiä, tutkimuksessa yhdistetään kvalitatiivista ja kvantitatiivista lähestymistapaa prosessin eri vaiheissa. Kvalitatiivisen lähestymistavan tavoitteena on ymmärtää ja selittää ilmiötä syvällisesti, kun taas kvantitatiivisen lähestymistavan tavoitteena on mitata ja yleistää tuloksia (Abbadia, 2023).</w:t>
       </w:r>
     </w:p>
     <w:p>
@@ -5661,15 +5592,7 @@
     </w:p>
     <w:p>
       <w:r>
-        <w:t xml:space="preserve">Ohjelmiston kehitysmenetelmänä käytetään Agile-mallia, joka tukee suoraan DSR-prosessin vaiheiden 3–5 (suunnittelu ja kehittäminen, demonstrointi, arviointi) iteratiivista luonnetta. </w:t>
-      </w:r>
-      <w:proofErr w:type="spellStart"/>
-      <w:r>
-        <w:t>Peffers</w:t>
-      </w:r>
-      <w:proofErr w:type="spellEnd"/>
-      <w:r>
-        <w:t xml:space="preserve"> ym. (2007) toteavat, että arviointivaiheesta (vaihe 5) voidaan tarvittaessa palata takaisin suunnittelu- ja kehitysvaiheeseen (vaihe 3) artefaktin parantamiseksi – tämä vastaa suoraan Agile-mallin sprintteihin perustuvaa toimintatapaa.</w:t>
+        <w:t>Ohjelmiston kehitysmenetelmänä käytetään Agile-mallia, joka tukee suoraan DSR-prosessin vaiheiden 3–5 (suunnittelu ja kehittäminen, demonstrointi, arviointi) iteratiivista luonnetta. Peffers ym. (2007) toteavat, että arviointivaiheesta (vaihe 5) voidaan tarvittaessa palata takaisin suunnittelu- ja kehitysvaiheeseen (vaihe 3) artefaktin parantamiseksi – tämä vastaa suoraan Agile-mallin sprintteihin perustuvaa toimintatapaa.</w:t>
       </w:r>
     </w:p>
     <w:p/>
@@ -11360,6 +11283,7 @@
                 <w:sz w:val="18"/>
                 <w:szCs w:val="18"/>
               </w:rPr>
+              <w:lastRenderedPageBreak/>
               <w:t>NFR-0</w:t>
             </w:r>
             <w:r>
@@ -20500,82 +20424,13 @@
     </w:p>
     <w:p>
       <w:r>
-        <w:t xml:space="preserve">Järjestelmä rakennetaan noudattaen </w:t>
-      </w:r>
-      <w:proofErr w:type="spellStart"/>
-      <w:r>
-        <w:t>client-server</w:t>
-      </w:r>
-      <w:proofErr w:type="spellEnd"/>
-      <w:r>
-        <w:t xml:space="preserve">-arkkitehtuurin periaatteita. </w:t>
-      </w:r>
-      <w:proofErr w:type="spellStart"/>
-      <w:r>
-        <w:t>Client-server</w:t>
-      </w:r>
-      <w:proofErr w:type="spellEnd"/>
-      <w:r>
-        <w:t xml:space="preserve"> on arkkitehtuurimalli, jossa sovellus jakautuu kahteen erilliseen osaan: </w:t>
-      </w:r>
-      <w:proofErr w:type="spellStart"/>
-      <w:r>
-        <w:t>clientiin</w:t>
-      </w:r>
-      <w:proofErr w:type="spellEnd"/>
-      <w:r>
-        <w:t xml:space="preserve"> eli käyttöliittymään sekä serveriin eli palvelimeen. Client vastaa käyttäjälle näkyvästä käyttöliittymästä ja lähettää pyyntöjä palvelimelle, joka puolestaan käsittelee pyynnöt, hallinnoi tietokantaa ja palauttaa vastauksen takaisin </w:t>
-      </w:r>
-      <w:proofErr w:type="spellStart"/>
-      <w:r>
-        <w:t>clientille</w:t>
-      </w:r>
-      <w:proofErr w:type="spellEnd"/>
-      <w:r>
-        <w:t>. Tämä jako mahdollistaa selkeän vastuunjaon järjestelmän eri osien välillä sekä helpottaa sovelluksen ylläpitoa ja skaalautuvuutta (</w:t>
-      </w:r>
-      <w:proofErr w:type="spellStart"/>
-      <w:r>
-        <w:t>Hura</w:t>
-      </w:r>
-      <w:proofErr w:type="spellEnd"/>
-      <w:r>
-        <w:t>, 1995).</w:t>
-      </w:r>
-      <w:r>
-        <w:t xml:space="preserve"> Ideana on siis, että </w:t>
-      </w:r>
-      <w:proofErr w:type="spellStart"/>
-      <w:r>
-        <w:t>Frontend</w:t>
-      </w:r>
-      <w:proofErr w:type="spellEnd"/>
-      <w:r>
-        <w:t xml:space="preserve"> puoli kommunikoi </w:t>
-      </w:r>
-      <w:proofErr w:type="spellStart"/>
-      <w:r>
-        <w:t>backendiin</w:t>
-      </w:r>
-      <w:proofErr w:type="spellEnd"/>
-      <w:r>
-        <w:t xml:space="preserve"> REST </w:t>
-      </w:r>
-      <w:proofErr w:type="spellStart"/>
-      <w:r>
-        <w:t>API:n</w:t>
-      </w:r>
-      <w:proofErr w:type="spellEnd"/>
-      <w:r>
-        <w:t xml:space="preserve"> kautta. REST on arkkitehtuuri tyyli, joka mahdollistaa yhtenäisen rajapinnan, jonka avulla kommunikointi on ennustettavaa ja johdonmukaista. Rajapinta myös toteutuu standardoitujen http-metodien, kuten GET, POST, PUT ja DELETE avulla (</w:t>
-      </w:r>
-      <w:proofErr w:type="spellStart"/>
-      <w:r>
-        <w:t>Gupta</w:t>
-      </w:r>
-      <w:proofErr w:type="spellEnd"/>
-      <w:r>
-        <w:t>, 2025</w:t>
+        <w:t>Järjestelmä rakennetaan noudattaen client-server-arkkitehtuurin periaatteita. Client-server on arkkitehtuurimalli, jossa sovellus jakautuu kahteen erilliseen osaan: clientiin eli käyttöliittymään sekä serveriin eli palvelimeen. Client vastaa käyttäjälle näkyvästä käyttöliittymästä ja lähettää pyyntöjä palvelimelle, joka puolestaan käsittelee pyynnöt, hallinnoi tietokantaa ja palauttaa vastauksen takaisin clientille. Tämä jako mahdollistaa selkeän vastuunjaon järjestelmän eri osien välillä sekä helpottaa sovelluksen ylläpitoa ja skaalautuvuutta (Hura, 1995).</w:t>
+      </w:r>
+      <w:r>
+        <w:t xml:space="preserve"> Ideana on siis, että Frontend puoli kommunikoi backendiin REST API:n kautta. REST on arkkitehtuuri tyyli, joka mahdollistaa yhtenäisen rajapinnan, jonka avulla kommunikointi on ennustettavaa ja johdonmukaista. Rajapinta myös toteutuu standardoitujen http-metodien, kuten GET, POST, PUT ja DELETE avulla (</w:t>
+      </w:r>
+      <w:r>
+        <w:t>Gupta, 2025</w:t>
       </w:r>
       <w:r>
         <w:t>).</w:t>
@@ -20593,21 +20448,8 @@
         <w:t>:</w:t>
       </w:r>
       <w:r>
-        <w:t xml:space="preserve"> käyttöliittymän, sovelluslogiikan ja tietokantakerroksen yhdeksi yhtenäiseksi kokonaisuudeksi, joka kehitetään ja julkaistaan yhtenä yksikkönä. Tämä lähestymistapa yksinkertaistaa kehitystä ja käyttöönottoa, sillä kaikki osat sijaitsevat samassa koodipohjassa. Monoliittisen arkkitehtuurin keskeisiä etuja ovat yksinkertaisempi testaus ja </w:t>
-      </w:r>
-      <w:proofErr w:type="spellStart"/>
-      <w:r>
-        <w:t>debuggaus</w:t>
-      </w:r>
-      <w:proofErr w:type="spellEnd"/>
-      <w:r>
-        <w:t xml:space="preserve"> keskitetyn koodipohjan ansiosta sekä parempi suorituskyky, koska komponenttien välinen kommunikaatio tapahtuu saman prosessin sisällä ilman verkkoviivettä. Haasteina ovat kuitenkin rajoittunut skaalautuvuus, sillä sovelluksen laajentaminen vaatii usein koko järjestelmän kopioimisen yksittäisten osien sijaan, sekä joustamattomuus, koska pienikin muutos edellyttää koko sovelluksen uudelleenjulkaisua. Lisäksi koodipohjan monimutkaisuus kasvaa sovelluksen laajentuessa, mikä vaikeuttaa ylläpitoa (</w:t>
-      </w:r>
-      <w:proofErr w:type="spellStart"/>
-      <w:r>
-        <w:t>Kamisetty</w:t>
-      </w:r>
-      <w:proofErr w:type="spellEnd"/>
+        <w:t xml:space="preserve"> käyttöliittymän, sovelluslogiikan ja tietokantakerroksen yhdeksi yhtenäiseksi kokonaisuudeksi, joka kehitetään ja julkaistaan yhtenä yksikkönä. Tämä lähestymistapa yksinkertaistaa kehitystä ja käyttöönottoa, sillä kaikki osat sijaitsevat samassa koodipohjassa. Monoliittisen arkkitehtuurin keskeisiä etuja ovat yksinkertaisempi testaus ja debuggaus keskitetyn koodipohjan ansiosta sekä parempi suorituskyky, koska komponenttien välinen kommunikaatio tapahtuu saman prosessin sisällä ilman verkkoviivettä. Haasteina ovat kuitenkin rajoittunut skaalautuvuus, sillä sovelluksen laajentaminen vaatii usein koko järjestelmän kopioimisen yksittäisten osien sijaan, sekä joustamattomuus, koska pienikin muutos edellyttää koko sovelluksen uudelleenjulkaisua. Lisäksi koodipohjan monimutkaisuus kasvaa sovelluksen laajentuessa, mikä vaikeuttaa ylläpitoa (Kamisetty</w:t>
+      </w:r>
       <w:r>
         <w:t xml:space="preserve">, </w:t>
       </w:r>
@@ -20638,23 +20480,7 @@
         <w:t>neljästä</w:t>
       </w:r>
       <w:r>
-        <w:t xml:space="preserve"> eri kerroksesta. Nämä kerrokset ovat: </w:t>
-      </w:r>
-      <w:proofErr w:type="spellStart"/>
-      <w:r>
-        <w:t>Frontend</w:t>
-      </w:r>
-      <w:proofErr w:type="spellEnd"/>
-      <w:r>
-        <w:t xml:space="preserve">, </w:t>
-      </w:r>
-      <w:proofErr w:type="spellStart"/>
-      <w:r>
-        <w:t>Backend</w:t>
-      </w:r>
-      <w:proofErr w:type="spellEnd"/>
-      <w:r>
-        <w:t>, Tietokanta</w:t>
+        <w:t xml:space="preserve"> eri kerroksesta. Nämä kerrokset ovat: Frontend, Backend, Tietokanta</w:t>
       </w:r>
       <w:r>
         <w:t xml:space="preserve"> ja </w:t>
@@ -20662,110 +20488,20 @@
       <w:r>
         <w:t xml:space="preserve">AI-palvelut sekä muut ulkoiset palvelut. </w:t>
       </w:r>
-      <w:proofErr w:type="spellStart"/>
-      <w:r>
-        <w:t>Frontend</w:t>
-      </w:r>
-      <w:proofErr w:type="spellEnd"/>
-      <w:r>
-        <w:t xml:space="preserve">-kerros toteutetaan Next.js-sovelluskehyksellä, joka rakentuu </w:t>
-      </w:r>
-      <w:proofErr w:type="spellStart"/>
-      <w:r>
-        <w:t>React</w:t>
-      </w:r>
-      <w:proofErr w:type="spellEnd"/>
-      <w:r>
-        <w:t xml:space="preserve">-kirjaston päälle. Next.js mahdollistaa sekä palvelinpuolen renderöinnin että staattisen </w:t>
-      </w:r>
-      <w:proofErr w:type="spellStart"/>
-      <w:r>
-        <w:t>sivugeneraation</w:t>
-      </w:r>
-      <w:proofErr w:type="spellEnd"/>
-      <w:r>
-        <w:t xml:space="preserve">, mikä parantaa sovelluksen suorituskykyä ja hakukoneoptimointia. </w:t>
-      </w:r>
-      <w:proofErr w:type="spellStart"/>
-      <w:r>
-        <w:t>Frontend</w:t>
-      </w:r>
-      <w:proofErr w:type="spellEnd"/>
-      <w:r>
-        <w:t xml:space="preserve"> vastaa käyttäjälle näkyvästä käyttöliittymästä ja kommunikoi </w:t>
-      </w:r>
-      <w:proofErr w:type="spellStart"/>
-      <w:r>
-        <w:t>backend</w:t>
-      </w:r>
-      <w:proofErr w:type="spellEnd"/>
-      <w:r>
-        <w:t xml:space="preserve">-kerroksen kanssa REST API -rajapinnan kautta (Next.js </w:t>
-      </w:r>
-      <w:proofErr w:type="spellStart"/>
-      <w:r>
-        <w:t>Documentation</w:t>
-      </w:r>
-      <w:proofErr w:type="spellEnd"/>
-      <w:r>
-        <w:t>, 2024).</w:t>
+      <w:r>
+        <w:t>Frontend-kerros toteutetaan Next.js-sovelluskehyksellä, joka rakentuu React-kirjaston päälle. Next.js mahdollistaa sekä palvelinpuolen renderöinnin että staattisen sivugeneraation, mikä parantaa sovelluksen suorituskykyä ja hakukoneoptimointia. Frontend vastaa käyttäjälle näkyvästä käyttöliittymästä ja kommunikoi backend-kerroksen kanssa REST API -rajapinnan kautta (Next.js Documentation, 2024).</w:t>
       </w:r>
     </w:p>
     <w:p/>
     <w:p>
-      <w:proofErr w:type="spellStart"/>
-      <w:r>
-        <w:t>Backend</w:t>
-      </w:r>
-      <w:proofErr w:type="spellEnd"/>
-      <w:r>
-        <w:t xml:space="preserve">-kerros toteutetaan Node.js-ajoympäristöllä, joka huolehtii sovelluksen liiketoimintalogiikasta, autentikoinnista sekä ulkoisten palveluiden integraatioista. </w:t>
-      </w:r>
-      <w:proofErr w:type="spellStart"/>
-      <w:r>
-        <w:t>Backend</w:t>
-      </w:r>
-      <w:proofErr w:type="spellEnd"/>
-      <w:r>
-        <w:t xml:space="preserve"> toimii välikerroksena </w:t>
-      </w:r>
-      <w:proofErr w:type="spellStart"/>
-      <w:r>
-        <w:t>frontendin</w:t>
-      </w:r>
-      <w:proofErr w:type="spellEnd"/>
-      <w:r>
-        <w:t xml:space="preserve">, tietokannan ja AI-palveluiden välillä ja tarjoaa </w:t>
-      </w:r>
-      <w:proofErr w:type="spellStart"/>
-      <w:r>
-        <w:t>frontendille</w:t>
-      </w:r>
-      <w:proofErr w:type="spellEnd"/>
-      <w:r>
-        <w:t xml:space="preserve"> REST API -rajapinnan datan hakemiseen ja muokkaamiseen.</w:t>
+      <w:r>
+        <w:t>Backend-kerros toteutetaan Node.js-ajoympäristöllä, joka huolehtii sovelluksen liiketoimintalogiikasta, autentikoinnista sekä ulkoisten palveluiden integraatioista. Backend toimii välikerroksena frontendin, tietokannan ja AI-palveluiden välillä ja tarjoaa frontendille REST API -rajapinnan datan hakemiseen ja muokkaamiseen.</w:t>
       </w:r>
     </w:p>
     <w:p/>
     <w:p>
       <w:r>
-        <w:t xml:space="preserve">Tietokantakerros rakentuu PostgreSQL-relaatiotietokannalle, johon tallennetaan kaikki sovelluksen data, kuten käyttäjätiedot, kuitit ja tilaukset. Tietokantakerroksen ja </w:t>
-      </w:r>
-      <w:proofErr w:type="spellStart"/>
-      <w:r>
-        <w:t>backend</w:t>
-      </w:r>
-      <w:proofErr w:type="spellEnd"/>
-      <w:r>
-        <w:t xml:space="preserve">-kerroksen väliseen kommunikaatioon käytetään Prisma </w:t>
-      </w:r>
-      <w:proofErr w:type="spellStart"/>
-      <w:r>
-        <w:t>ORM:ia</w:t>
-      </w:r>
-      <w:proofErr w:type="spellEnd"/>
-      <w:r>
-        <w:t>, joka tarjoaa tyypitetyn ja selkeän rajapinnan tietokantakyselyille ilman manuaalisen SQL:n kirjoittamista. Prisma yksinkertaistaa tietokantaoperaatioita ja vähentää virhealttiutta kehitysvaiheessa. PostgreSQL valittiin sen luotettavuuden, ACID-yhteensopivuuden sekä monipuolisten kyselyominaisuuksien vuoksi.</w:t>
+        <w:t>Tietokantakerros rakentuu PostgreSQL-relaatiotietokannalle, johon tallennetaan kaikki sovelluksen data, kuten käyttäjätiedot, kuitit ja tilaukset. Tietokantakerroksen ja backend-kerroksen väliseen kommunikaatioon käytetään Prisma ORM:ia, joka tarjoaa tyypitetyn ja selkeän rajapinnan tietokantakyselyille ilman manuaalisen SQL:n kirjoittamista. Prisma yksinkertaistaa tietokantaoperaatioita ja vähentää virhealttiutta kehitysvaiheessa. PostgreSQL valittiin sen luotettavuuden, ACID-yhteensopivuuden sekä monipuolisten kyselyominaisuuksien vuoksi.</w:t>
       </w:r>
     </w:p>
     <w:p/>
@@ -20777,46 +20513,14 @@
         <w:t>neljästä</w:t>
       </w:r>
       <w:r>
-        <w:t xml:space="preserve"> integraatiosta. OCR-tunnistus toteutetaan Google Vision </w:t>
-      </w:r>
-      <w:proofErr w:type="spellStart"/>
-      <w:r>
-        <w:t>API:n</w:t>
-      </w:r>
-      <w:proofErr w:type="spellEnd"/>
-      <w:r>
-        <w:t xml:space="preserve"> avulla, joka vastaa kuittien automaattisesta digitalisoinnista ja tietojen poiminnasta. Kirjanpitoassistentti rakennetaan hyödyntämällä suurta kielimallia, kuten Claude tai GPT-4, joka mahdollistaa luonnollisen kielen käsittelyn ja käyttäjän ohjaamisen kirjanpitoprosessissa. Maksujen käsittely hoidetaan </w:t>
-      </w:r>
-      <w:proofErr w:type="spellStart"/>
-      <w:r>
-        <w:t>Stripe</w:t>
-      </w:r>
-      <w:proofErr w:type="spellEnd"/>
-      <w:r>
-        <w:t xml:space="preserve">-integraation kautta, joka vastaa </w:t>
+        <w:t xml:space="preserve"> integraatiosta. OCR-tunnistus toteutetaan Google Vision API:n avulla, joka vastaa kuittien automaattisesta digitalisoinnista ja tietojen poiminnasta. Kirjanpitoassistentti rakennetaan hyödyntämällä suurta kielimallia, kuten Claude tai GPT-4, joka mahdollistaa luonnollisen kielen käsittelyn ja käyttäjän ohjaamisen kirjanpitoprosessissa. Maksujen käsittely hoidetaan Stripe-integraation kautta, joka vastaa </w:t>
       </w:r>
       <w:r>
         <w:lastRenderedPageBreak/>
         <w:t>tilausten ja maksujen hallinnasta.</w:t>
       </w:r>
       <w:r>
-        <w:t xml:space="preserve"> Dokumenttien tallennus puolestaan hoidetaan </w:t>
-      </w:r>
-      <w:proofErr w:type="spellStart"/>
-      <w:r>
-        <w:t>Supabasella</w:t>
-      </w:r>
-      <w:proofErr w:type="spellEnd"/>
-      <w:r>
-        <w:t xml:space="preserve">, johon kuvat kuiteista tai PDF-tiedostot tallentuvat. Näistä dokumenteista saadaan kätevästi </w:t>
-      </w:r>
-      <w:proofErr w:type="spellStart"/>
-      <w:r>
-        <w:t>Supabasen</w:t>
-      </w:r>
-      <w:proofErr w:type="spellEnd"/>
-      <w:r>
-        <w:t xml:space="preserve"> tallennuspolku tallennettua PostgreSQL-tietokantaan.</w:t>
+        <w:t xml:space="preserve"> Dokumenttien tallennus puolestaan hoidetaan Supabasella, johon kuvat kuiteista tai PDF-tiedostot tallentuvat. Näistä dokumenteista saadaan kätevästi Supabasen tallennuspolku tallennettua PostgreSQL-tietokantaan.</w:t>
       </w:r>
     </w:p>
     <w:p>
@@ -20883,15 +20587,7 @@
     </w:p>
     <w:p>
       <w:r>
-        <w:t>Järjestelmä tulee hyödyntämään autentikoinnissa JWT-</w:t>
-      </w:r>
-      <w:proofErr w:type="spellStart"/>
-      <w:r>
-        <w:t>tokeneita</w:t>
-      </w:r>
-      <w:proofErr w:type="spellEnd"/>
-      <w:r>
-        <w:t xml:space="preserve">. </w:t>
+        <w:t xml:space="preserve">Järjestelmä tulee hyödyntämään autentikoinnissa JWT-tokeneita. </w:t>
       </w:r>
       <w:r>
         <w:t xml:space="preserve">JWT on avoin standardi tiedon turvalliseen siirtämiseen osapuolten välillä JSON-objektina. Tieto voidaan varmentaa ja siihen </w:t>
@@ -20901,142 +20597,22 @@
         <w:t>voidaan luottaa, koska se on digitaalisesti allekirjoitettu joko salaisella avaimella (HMAC) tai julkinen/yksityinen avainparilla (RSA tai ECDSA)</w:t>
       </w:r>
       <w:r>
-        <w:t xml:space="preserve"> (</w:t>
-      </w:r>
-      <w:proofErr w:type="spellStart"/>
-      <w:r>
-        <w:t>jwt-documentaton</w:t>
-      </w:r>
-      <w:proofErr w:type="spellEnd"/>
-      <w:r>
-        <w:t>, 2026)</w:t>
-      </w:r>
-      <w:r>
-        <w:t xml:space="preserve">. Järjestelmään ei kuitenkaan itse rakenneta omaa JWT-autentikointia vaan käytetään </w:t>
-      </w:r>
-      <w:proofErr w:type="spellStart"/>
-      <w:r>
-        <w:t>Supabase</w:t>
-      </w:r>
-      <w:proofErr w:type="spellEnd"/>
-      <w:r>
-        <w:t xml:space="preserve"> </w:t>
-      </w:r>
-      <w:proofErr w:type="spellStart"/>
-      <w:r>
-        <w:t>Authia</w:t>
-      </w:r>
-      <w:proofErr w:type="spellEnd"/>
-      <w:r>
-        <w:t xml:space="preserve">, joka käyttää sisäisesti </w:t>
-      </w:r>
-      <w:proofErr w:type="spellStart"/>
-      <w:r>
-        <w:t>JWT:tä</w:t>
-      </w:r>
-      <w:proofErr w:type="spellEnd"/>
-      <w:r>
-        <w:t xml:space="preserve">, mutta abstrahoi sen </w:t>
-      </w:r>
-      <w:proofErr w:type="spellStart"/>
-      <w:r>
-        <w:t>devaajalta</w:t>
-      </w:r>
-      <w:proofErr w:type="spellEnd"/>
-      <w:r>
-        <w:t xml:space="preserve"> pois. Itse </w:t>
-      </w:r>
-      <w:proofErr w:type="spellStart"/>
-      <w:r>
-        <w:t>devaajan</w:t>
-      </w:r>
-      <w:proofErr w:type="spellEnd"/>
-      <w:r>
-        <w:t xml:space="preserve"> en siis joudu hallinnoimaan </w:t>
-      </w:r>
-      <w:proofErr w:type="spellStart"/>
-      <w:r>
-        <w:t>tokenien</w:t>
-      </w:r>
-      <w:proofErr w:type="spellEnd"/>
-      <w:r>
-        <w:t xml:space="preserve"> luontia, allekirjoitusta tai validointia vaan </w:t>
-      </w:r>
-      <w:proofErr w:type="spellStart"/>
-      <w:r>
-        <w:t>Supabase</w:t>
-      </w:r>
-      <w:proofErr w:type="spellEnd"/>
-      <w:r>
-        <w:t xml:space="preserve"> hoitaa ne automaattisesti.</w:t>
+        <w:t xml:space="preserve"> (jwt-documentaton, 2026)</w:t>
+      </w:r>
+      <w:r>
+        <w:t>. Järjestelmään ei kuitenkaan itse rakenneta omaa JWT-autentikointia vaan käytetään Supabase Authia, joka käyttää sisäisesti JWT:tä, mutta abstrahoi sen devaajalta pois. Itse devaajan en siis joudu hallinnoimaan tokenien luontia, allekirjoitusta tai validointia vaan Supabase hoitaa ne automaattisesti.</w:t>
       </w:r>
     </w:p>
     <w:p/>
     <w:p>
       <w:r>
-        <w:t>HTTPS (</w:t>
-      </w:r>
-      <w:proofErr w:type="spellStart"/>
-      <w:r>
-        <w:t>Hypertext</w:t>
-      </w:r>
-      <w:proofErr w:type="spellEnd"/>
-      <w:r>
-        <w:t xml:space="preserve"> </w:t>
-      </w:r>
-      <w:proofErr w:type="spellStart"/>
-      <w:r>
-        <w:t>Transfer</w:t>
-      </w:r>
-      <w:proofErr w:type="spellEnd"/>
-      <w:r>
-        <w:t xml:space="preserve"> </w:t>
-      </w:r>
-      <w:proofErr w:type="spellStart"/>
-      <w:r>
-        <w:t>Protocol</w:t>
-      </w:r>
-      <w:proofErr w:type="spellEnd"/>
-      <w:r>
-        <w:t xml:space="preserve"> Secure) on HTTP-protokollan salattu versio, joka suojaa asiakkaan ja palvelimen välisen tietoliikenteen. HTTPS käyttää TLS-salausta (Transport </w:t>
-      </w:r>
-      <w:proofErr w:type="spellStart"/>
-      <w:r>
-        <w:t>Layer</w:t>
-      </w:r>
-      <w:proofErr w:type="spellEnd"/>
-      <w:r>
-        <w:t xml:space="preserve"> Security), joka varmistaa, että siirrettävä data on salattu eikä kolmas osapuoli pysty lukemaan tai muokkaamaan sitä siirron aikana</w:t>
-      </w:r>
-      <w:r>
-        <w:t xml:space="preserve"> (</w:t>
-      </w:r>
-      <w:proofErr w:type="spellStart"/>
-      <w:r>
-        <w:t>Cloudfare</w:t>
-      </w:r>
-      <w:proofErr w:type="spellEnd"/>
-      <w:r>
-        <w:t>, 2026)</w:t>
-      </w:r>
-      <w:r>
-        <w:t xml:space="preserve">. Kirjanpitosovelluksessa HTTPS on kriittinen vaatimus, sillä sovellus käsittelee arkaluonteista taloudellista dataa sekä käyttäjien henkilötietoja. GDPR velvoittaa suojaamaan henkilötiedot asianmukaisin teknisin toimenpitein, ja HTTPS on yksi keskeisimmistä teknisistä suojausmenetelmistä. Käytännössä </w:t>
-      </w:r>
-      <w:proofErr w:type="spellStart"/>
-      <w:r>
-        <w:t>Supabase</w:t>
-      </w:r>
-      <w:proofErr w:type="spellEnd"/>
-      <w:r>
-        <w:t xml:space="preserve"> ja </w:t>
-      </w:r>
-      <w:proofErr w:type="spellStart"/>
-      <w:r>
-        <w:t>Vercel</w:t>
-      </w:r>
-      <w:proofErr w:type="spellEnd"/>
-      <w:r>
-        <w:t xml:space="preserve"> tarjoavat automaattisen HTTPS-tuen, joten erillistä SSL-sertifikaatin hallintaa ei tarvita.</w:t>
+        <w:t>HTTPS (Hypertext Transfer Protocol Secure) on HTTP-protokollan salattu versio, joka suojaa asiakkaan ja palvelimen välisen tietoliikenteen. HTTPS käyttää TLS-salausta (Transport Layer Security), joka varmistaa, että siirrettävä data on salattu eikä kolmas osapuoli pysty lukemaan tai muokkaamaan sitä siirron aikana</w:t>
+      </w:r>
+      <w:r>
+        <w:t xml:space="preserve"> (Cloudfare, 2026)</w:t>
+      </w:r>
+      <w:r>
+        <w:t>. Kirjanpitosovelluksessa HTTPS on kriittinen vaatimus, sillä sovellus käsittelee arkaluonteista taloudellista dataa sekä käyttäjien henkilötietoja. GDPR velvoittaa suojaamaan henkilötiedot asianmukaisin teknisin toimenpitein, ja HTTPS on yksi keskeisimmistä teknisistä suojausmenetelmistä. Käytännössä Supabase ja Vercel tarjoavat automaattisen HTTPS-tuen, joten erillistä SSL-sertifikaatin hallintaa ei tarvita.</w:t>
       </w:r>
     </w:p>
     <w:p>
@@ -21051,53 +20627,13 @@
     </w:p>
     <w:p>
       <w:r>
-        <w:t>Järjestelmän ytimenä toimii AI-moduuli, joka erottaa sen selkeästi muista kirjanpito-ohjelmistoista. AI-moduuli jakautuu kahteen erilliseen komponenttiin: OCR-</w:t>
-      </w:r>
-      <w:proofErr w:type="spellStart"/>
-      <w:r>
-        <w:t>pipeline</w:t>
-      </w:r>
-      <w:proofErr w:type="spellEnd"/>
-      <w:r>
-        <w:t xml:space="preserve"> sekä LLM-integraatio.</w:t>
+        <w:t>Järjestelmän ytimenä toimii AI-moduuli, joka erottaa sen selkeästi muista kirjanpito-ohjelmistoista. AI-moduuli jakautuu kahteen erilliseen komponenttiin: OCR-pipeline sekä LLM-integraatio.</w:t>
       </w:r>
     </w:p>
     <w:p/>
     <w:p>
       <w:r>
-        <w:t>OCR-</w:t>
-      </w:r>
-      <w:proofErr w:type="spellStart"/>
-      <w:r>
-        <w:t>pipeline</w:t>
-      </w:r>
-      <w:proofErr w:type="spellEnd"/>
-      <w:r>
-        <w:t xml:space="preserve"> on koko sovelluksen ydin. Käyttäjä lataa kuitin sovellukseen joko ottamalla kuvan puhelimella tai lataamalla sähköisen PDF-tiedoston. Tiedosto lähetetään Google Vision </w:t>
-      </w:r>
-      <w:proofErr w:type="spellStart"/>
-      <w:r>
-        <w:t>API:lle</w:t>
-      </w:r>
-      <w:proofErr w:type="spellEnd"/>
-      <w:r>
-        <w:t xml:space="preserve">, joka tunnistaa kuvasta tekstin OCR-teknologialla ja palauttaa raakatekstin palvelimelle. Koska kuittien rakenne vaihtelee merkittävästi, raakatekstiä ei voida luotettavasti </w:t>
-      </w:r>
-      <w:proofErr w:type="spellStart"/>
-      <w:r>
-        <w:t>parslia</w:t>
-      </w:r>
-      <w:proofErr w:type="spellEnd"/>
-      <w:r>
-        <w:t xml:space="preserve"> säännöllisillä lausekkeilla, joten teksti välitetään </w:t>
-      </w:r>
-      <w:proofErr w:type="spellStart"/>
-      <w:r>
-        <w:t>OpenAI</w:t>
-      </w:r>
-      <w:proofErr w:type="spellEnd"/>
-      <w:r>
-        <w:t xml:space="preserve"> GPT-4o-mini -mallille. Malli jäsentää tekstistä strukturoidun JSON-objektin sisältäen myyjän nimen, päivämäärän, kokonaissumman, ALV-erittelyn sekä kategorian. Kategorialuokittelu perustuu mallille syötettyyn listaan 20 ennalta määritellystä kategoriasta, joista malli valitsee sopivimman. Mikäli malli epäonnistuu valitsemaan validin kategorian, järjestelmä palautuu oletusarvoisesti "Muu"-kategoriaan. Malli palauttaa aina </w:t>
+        <w:t xml:space="preserve">OCR-pipeline on koko sovelluksen ydin. Käyttäjä lataa kuitin sovellukseen joko ottamalla kuvan puhelimella tai lataamalla sähköisen PDF-tiedoston. Tiedosto lähetetään Google Vision API:lle, joka tunnistaa kuvasta tekstin OCR-teknologialla ja palauttaa raakatekstin palvelimelle. Koska kuittien rakenne vaihtelee merkittävästi, raakatekstiä ei voida luotettavasti parslia säännöllisillä lausekkeilla, joten teksti välitetään OpenAI GPT-4o-mini -mallille. Malli jäsentää tekstistä strukturoidun JSON-objektin sisältäen myyjän nimen, päivämäärän, kokonaissumman, ALV-erittelyn sekä kategorian. Kategorialuokittelu perustuu mallille syötettyyn listaan 20 ennalta määritellystä kategoriasta, joista malli valitsee sopivimman. Mikäli malli epäonnistuu valitsemaan validin kategorian, järjestelmä palautuu oletusarvoisesti "Muu"-kategoriaan. Malli palauttaa aina </w:t>
       </w:r>
       <w:r>
         <w:lastRenderedPageBreak/>
@@ -21136,43 +20672,7 @@
           <w:sz w:val="22"/>
           <w:szCs w:val="22"/>
         </w:rPr>
-        <w:t>Tietokannan suunnittelussa käytin dbdiagram.io-ohjelmistoa. Ohjelmisto tarjoaa SQL-tyyppisen syntaksin, jonka avulla taulut ja niiden väliset suhteet voidaan määritellä selkeästi ja tehokkaasti. Kyseinen syntaksi tunnetaan nimellä DBML (</w:t>
-      </w:r>
-      <w:proofErr w:type="spellStart"/>
-      <w:r>
-        <w:rPr>
-          <w:rFonts w:asciiTheme="minorHAnsi" w:hAnsiTheme="minorHAnsi" w:cstheme="minorHAnsi"/>
-          <w:sz w:val="22"/>
-          <w:szCs w:val="22"/>
-        </w:rPr>
-        <w:t>Database</w:t>
-      </w:r>
-      <w:proofErr w:type="spellEnd"/>
-      <w:r>
-        <w:rPr>
-          <w:rFonts w:asciiTheme="minorHAnsi" w:hAnsiTheme="minorHAnsi" w:cstheme="minorHAnsi"/>
-          <w:sz w:val="22"/>
-          <w:szCs w:val="22"/>
-        </w:rPr>
-        <w:t xml:space="preserve"> </w:t>
-      </w:r>
-      <w:proofErr w:type="spellStart"/>
-      <w:r>
-        <w:rPr>
-          <w:rFonts w:asciiTheme="minorHAnsi" w:hAnsiTheme="minorHAnsi" w:cstheme="minorHAnsi"/>
-          <w:sz w:val="22"/>
-          <w:szCs w:val="22"/>
-        </w:rPr>
-        <w:t>Markup</w:t>
-      </w:r>
-      <w:proofErr w:type="spellEnd"/>
-      <w:r>
-        <w:rPr>
-          <w:rFonts w:asciiTheme="minorHAnsi" w:hAnsiTheme="minorHAnsi" w:cstheme="minorHAnsi"/>
-          <w:sz w:val="22"/>
-          <w:szCs w:val="22"/>
-        </w:rPr>
-        <w:t xml:space="preserve"> Language), ja se on suunniteltu erityisesti tietokantojen rakenteen kuvaamiseen yksinkertaisella ja luettavalla tavalla.</w:t>
+        <w:t>Tietokannan suunnittelussa käytin dbdiagram.io-ohjelmistoa. Ohjelmisto tarjoaa SQL-tyyppisen syntaksin, jonka avulla taulut ja niiden väliset suhteet voidaan määritellä selkeästi ja tehokkaasti. Kyseinen syntaksi tunnetaan nimellä DBML (Database Markup Language), ja se on suunniteltu erityisesti tietokantojen rakenteen kuvaamiseen yksinkertaisella ja luettavalla tavalla.</w:t>
       </w:r>
     </w:p>
     <w:p>
@@ -21245,135 +20745,8 @@
           <w:sz w:val="22"/>
           <w:szCs w:val="22"/>
         </w:rPr>
-        <w:t xml:space="preserve">Suunniteltu tietokanta koostuu yhdeksästä erilaisesta taulusta. Taulut ovat: </w:t>
-      </w:r>
-      <w:proofErr w:type="spellStart"/>
-      <w:r>
-        <w:rPr>
-          <w:rFonts w:asciiTheme="minorHAnsi" w:hAnsiTheme="minorHAnsi" w:cstheme="minorHAnsi"/>
-          <w:sz w:val="22"/>
-          <w:szCs w:val="22"/>
-        </w:rPr>
-        <w:t>users</w:t>
-      </w:r>
-      <w:proofErr w:type="spellEnd"/>
-      <w:r>
-        <w:rPr>
-          <w:rFonts w:asciiTheme="minorHAnsi" w:hAnsiTheme="minorHAnsi" w:cstheme="minorHAnsi"/>
-          <w:sz w:val="22"/>
-          <w:szCs w:val="22"/>
-        </w:rPr>
-        <w:t xml:space="preserve">, joka vastaa käyttäjän perusdatan tallentamisesta (etunimi, sukunimi, </w:t>
-      </w:r>
-      <w:proofErr w:type="spellStart"/>
-      <w:r>
-        <w:rPr>
-          <w:rFonts w:asciiTheme="minorHAnsi" w:hAnsiTheme="minorHAnsi" w:cstheme="minorHAnsi"/>
-          <w:sz w:val="22"/>
-          <w:szCs w:val="22"/>
-        </w:rPr>
-        <w:t>sposti</w:t>
-      </w:r>
-      <w:proofErr w:type="spellEnd"/>
-      <w:r>
-        <w:rPr>
-          <w:rFonts w:asciiTheme="minorHAnsi" w:hAnsiTheme="minorHAnsi" w:cstheme="minorHAnsi"/>
-          <w:sz w:val="22"/>
-          <w:szCs w:val="22"/>
-        </w:rPr>
-        <w:t xml:space="preserve">, salasana, jne.). </w:t>
-      </w:r>
-      <w:proofErr w:type="spellStart"/>
-      <w:r>
-        <w:rPr>
-          <w:rFonts w:asciiTheme="minorHAnsi" w:hAnsiTheme="minorHAnsi" w:cstheme="minorHAnsi"/>
-          <w:sz w:val="22"/>
-          <w:szCs w:val="22"/>
-        </w:rPr>
-        <w:t>Documents</w:t>
-      </w:r>
-      <w:proofErr w:type="spellEnd"/>
-      <w:r>
-        <w:rPr>
-          <w:rFonts w:asciiTheme="minorHAnsi" w:hAnsiTheme="minorHAnsi" w:cstheme="minorHAnsi"/>
-          <w:sz w:val="22"/>
-          <w:szCs w:val="22"/>
-        </w:rPr>
-        <w:t xml:space="preserve"> taulu, joka koostuu ladattujen dokumenttien nimestä, tiedostotyypistä ja koosta. </w:t>
-      </w:r>
-      <w:proofErr w:type="spellStart"/>
-      <w:r>
-        <w:rPr>
-          <w:rFonts w:asciiTheme="minorHAnsi" w:hAnsiTheme="minorHAnsi" w:cstheme="minorHAnsi"/>
-          <w:sz w:val="22"/>
-          <w:szCs w:val="22"/>
-        </w:rPr>
-        <w:t>Documents</w:t>
-      </w:r>
-      <w:proofErr w:type="spellEnd"/>
-      <w:r>
-        <w:rPr>
-          <w:rFonts w:asciiTheme="minorHAnsi" w:hAnsiTheme="minorHAnsi" w:cstheme="minorHAnsi"/>
-          <w:sz w:val="22"/>
-          <w:szCs w:val="22"/>
-        </w:rPr>
-        <w:t xml:space="preserve"> taulu myös näyttää osoitteen johon tiedosto on tallennettu </w:t>
-      </w:r>
-      <w:proofErr w:type="spellStart"/>
-      <w:r>
-        <w:rPr>
-          <w:rFonts w:asciiTheme="minorHAnsi" w:hAnsiTheme="minorHAnsi" w:cstheme="minorHAnsi"/>
-          <w:sz w:val="22"/>
-          <w:szCs w:val="22"/>
-        </w:rPr>
-        <w:t>Supabasessa</w:t>
-      </w:r>
-      <w:proofErr w:type="spellEnd"/>
-      <w:r>
-        <w:rPr>
-          <w:rFonts w:asciiTheme="minorHAnsi" w:hAnsiTheme="minorHAnsi" w:cstheme="minorHAnsi"/>
-          <w:sz w:val="22"/>
-          <w:szCs w:val="22"/>
-        </w:rPr>
-        <w:t xml:space="preserve">. </w:t>
-      </w:r>
-      <w:proofErr w:type="spellStart"/>
-      <w:r>
-        <w:rPr>
-          <w:rFonts w:asciiTheme="minorHAnsi" w:hAnsiTheme="minorHAnsi" w:cstheme="minorHAnsi"/>
-          <w:sz w:val="22"/>
-          <w:szCs w:val="22"/>
-        </w:rPr>
-        <w:t>Receipts</w:t>
-      </w:r>
-      <w:proofErr w:type="spellEnd"/>
-      <w:r>
-        <w:rPr>
-          <w:rFonts w:asciiTheme="minorHAnsi" w:hAnsiTheme="minorHAnsi" w:cstheme="minorHAnsi"/>
-          <w:sz w:val="22"/>
-          <w:szCs w:val="22"/>
-        </w:rPr>
-        <w:t xml:space="preserve"> taulu puolestaan viittaa </w:t>
-      </w:r>
-      <w:proofErr w:type="spellStart"/>
-      <w:r>
-        <w:rPr>
-          <w:rFonts w:asciiTheme="minorHAnsi" w:hAnsiTheme="minorHAnsi" w:cstheme="minorHAnsi"/>
-          <w:sz w:val="22"/>
-          <w:szCs w:val="22"/>
-        </w:rPr>
-        <w:t>documents</w:t>
-      </w:r>
-      <w:proofErr w:type="spellEnd"/>
-      <w:r>
-        <w:rPr>
-          <w:rFonts w:asciiTheme="minorHAnsi" w:hAnsiTheme="minorHAnsi" w:cstheme="minorHAnsi"/>
-          <w:sz w:val="22"/>
-          <w:szCs w:val="22"/>
-        </w:rPr>
-        <w:t xml:space="preserve"> tauluun, mutta määrittelee tarkemmin dokumentin sisältöä. </w:t>
-      </w:r>
-      <w:proofErr w:type="spellStart"/>
+        <w:t xml:space="preserve">Suunniteltu tietokanta koostuu yhdeksästä erilaisesta taulusta. Taulut ovat: users, joka vastaa käyttäjän perusdatan tallentamisesta (etunimi, sukunimi, sposti, salasana, jne.). Documents taulu, joka koostuu ladattujen dokumenttien nimestä, tiedostotyypistä ja koosta. Documents taulu myös näyttää osoitteen johon tiedosto on tallennettu Supabasessa. Receipts taulu puolestaan viittaa documents tauluun, mutta määrittelee tarkemmin dokumentin sisältöä. </w:t>
+      </w:r>
       <w:r>
         <w:rPr>
           <w:rFonts w:asciiTheme="minorHAnsi" w:hAnsiTheme="minorHAnsi" w:cstheme="minorHAnsi"/>
@@ -21381,34 +20754,7 @@
           <w:szCs w:val="22"/>
         </w:rPr>
         <w:lastRenderedPageBreak/>
-        <w:t>Receipts</w:t>
-      </w:r>
-      <w:proofErr w:type="spellEnd"/>
-      <w:r>
-        <w:rPr>
-          <w:rFonts w:asciiTheme="minorHAnsi" w:hAnsiTheme="minorHAnsi" w:cstheme="minorHAnsi"/>
-          <w:sz w:val="22"/>
-          <w:szCs w:val="22"/>
-        </w:rPr>
-        <w:t xml:space="preserve"> taulu kertoo dokumentista esimerkiksi myyjän nimen, kokonaissumman, </w:t>
-      </w:r>
-      <w:proofErr w:type="spellStart"/>
-      <w:r>
-        <w:rPr>
-          <w:rFonts w:asciiTheme="minorHAnsi" w:hAnsiTheme="minorHAnsi" w:cstheme="minorHAnsi"/>
-          <w:sz w:val="22"/>
-          <w:szCs w:val="22"/>
-        </w:rPr>
-        <w:t>ALV:in</w:t>
-      </w:r>
-      <w:proofErr w:type="spellEnd"/>
-      <w:r>
-        <w:rPr>
-          <w:rFonts w:asciiTheme="minorHAnsi" w:hAnsiTheme="minorHAnsi" w:cstheme="minorHAnsi"/>
-          <w:sz w:val="22"/>
-          <w:szCs w:val="22"/>
-        </w:rPr>
-        <w:t xml:space="preserve">, kategorian sekä OCR-tarkkuuden. </w:t>
+        <w:t xml:space="preserve">Receipts taulu kertoo dokumentista esimerkiksi myyjän nimen, kokonaissumman, ALV:in, kategorian sekä OCR-tarkkuuden. </w:t>
       </w:r>
     </w:p>
     <w:p>
@@ -21421,59 +20767,13 @@
           <w:szCs w:val="22"/>
         </w:rPr>
       </w:pPr>
-      <w:proofErr w:type="spellStart"/>
       <w:r>
         <w:rPr>
           <w:rFonts w:asciiTheme="minorHAnsi" w:hAnsiTheme="minorHAnsi" w:cstheme="minorHAnsi"/>
           <w:sz w:val="22"/>
           <w:szCs w:val="22"/>
         </w:rPr>
-        <w:t>Categories</w:t>
-      </w:r>
-      <w:proofErr w:type="spellEnd"/>
-      <w:r>
-        <w:rPr>
-          <w:rFonts w:asciiTheme="minorHAnsi" w:hAnsiTheme="minorHAnsi" w:cstheme="minorHAnsi"/>
-          <w:sz w:val="22"/>
-          <w:szCs w:val="22"/>
-        </w:rPr>
-        <w:t xml:space="preserve"> taulu, jota käytetään esimerkiksi </w:t>
-      </w:r>
-      <w:proofErr w:type="spellStart"/>
-      <w:r>
-        <w:rPr>
-          <w:rFonts w:asciiTheme="minorHAnsi" w:hAnsiTheme="minorHAnsi" w:cstheme="minorHAnsi"/>
-          <w:sz w:val="22"/>
-          <w:szCs w:val="22"/>
-        </w:rPr>
-        <w:t>Receipts</w:t>
-      </w:r>
-      <w:proofErr w:type="spellEnd"/>
-      <w:r>
-        <w:rPr>
-          <w:rFonts w:asciiTheme="minorHAnsi" w:hAnsiTheme="minorHAnsi" w:cstheme="minorHAnsi"/>
-          <w:sz w:val="22"/>
-          <w:szCs w:val="22"/>
-        </w:rPr>
-        <w:t xml:space="preserve"> taulussa määrittää kuitin kategorian esim. onko se toimistotarvike, matkakulu, jne. </w:t>
-      </w:r>
-      <w:proofErr w:type="spellStart"/>
-      <w:r>
-        <w:rPr>
-          <w:rFonts w:asciiTheme="minorHAnsi" w:hAnsiTheme="minorHAnsi" w:cstheme="minorHAnsi"/>
-          <w:sz w:val="22"/>
-          <w:szCs w:val="22"/>
-        </w:rPr>
-        <w:t>Categories</w:t>
-      </w:r>
-      <w:proofErr w:type="spellEnd"/>
-      <w:r>
-        <w:rPr>
-          <w:rFonts w:asciiTheme="minorHAnsi" w:hAnsiTheme="minorHAnsi" w:cstheme="minorHAnsi"/>
-          <w:sz w:val="22"/>
-          <w:szCs w:val="22"/>
-        </w:rPr>
-        <w:t xml:space="preserve"> tauluun sisällytetään myös tilikoodi sekä onko tietty kuitti ALV-vähennyskelpoinen. </w:t>
+        <w:t xml:space="preserve">Categories taulu, jota käytetään esimerkiksi Receipts taulussa määrittää kuitin kategorian esim. onko se toimistotarvike, matkakulu, jne. Categories tauluun sisällytetään myös tilikoodi sekä onko tietty kuitti ALV-vähennyskelpoinen. </w:t>
       </w:r>
     </w:p>
     <w:p>
@@ -21492,27 +20792,8 @@
           <w:sz w:val="22"/>
           <w:szCs w:val="22"/>
         </w:rPr>
-        <w:t xml:space="preserve">Maksutapahtumiin ja tilauksiin liittyen on suunniteltu myös taulut. </w:t>
-      </w:r>
-      <w:proofErr w:type="spellStart"/>
-      <w:r>
-        <w:rPr>
-          <w:rFonts w:asciiTheme="minorHAnsi" w:hAnsiTheme="minorHAnsi" w:cstheme="minorHAnsi"/>
-          <w:sz w:val="22"/>
-          <w:szCs w:val="22"/>
-        </w:rPr>
-        <w:t>Subscriptions</w:t>
-      </w:r>
-      <w:proofErr w:type="spellEnd"/>
-      <w:r>
-        <w:rPr>
-          <w:rFonts w:asciiTheme="minorHAnsi" w:hAnsiTheme="minorHAnsi" w:cstheme="minorHAnsi"/>
-          <w:sz w:val="22"/>
-          <w:szCs w:val="22"/>
-        </w:rPr>
-        <w:t xml:space="preserve"> taulu viittaa </w:t>
-      </w:r>
-      <w:proofErr w:type="spellStart"/>
+        <w:t xml:space="preserve">Maksutapahtumiin ja tilauksiin liittyen on suunniteltu myös taulut. Subscriptions taulu viittaa </w:t>
+      </w:r>
       <w:proofErr w:type="gramStart"/>
       <w:r>
         <w:rPr>
@@ -21522,7 +20803,6 @@
         </w:rPr>
         <w:t>tottakai</w:t>
       </w:r>
-      <w:proofErr w:type="spellEnd"/>
       <w:proofErr w:type="gramEnd"/>
       <w:r>
         <w:rPr>
@@ -21530,115 +20810,15 @@
           <w:sz w:val="22"/>
           <w:szCs w:val="22"/>
         </w:rPr>
-        <w:t xml:space="preserve"> käyttäjään sekä sisältää tilaus tyypin, joka on määritelty kolmeksi eri vaihtoehdoksi (</w:t>
-      </w:r>
-      <w:proofErr w:type="spellStart"/>
+        <w:t xml:space="preserve"> käyttäjään sekä sisältää tilaus tyypin, joka on määritelty kolmeksi eri vaihtoehdoksi (basic, plus, premium). Taulu sisältää myös päivämäärän tilauksen alkamisesta. </w:t>
+      </w:r>
       <w:r>
         <w:rPr>
           <w:rFonts w:asciiTheme="minorHAnsi" w:hAnsiTheme="minorHAnsi" w:cstheme="minorHAnsi"/>
           <w:sz w:val="22"/>
           <w:szCs w:val="22"/>
         </w:rPr>
-        <w:t>basic</w:t>
-      </w:r>
-      <w:proofErr w:type="spellEnd"/>
-      <w:r>
-        <w:rPr>
-          <w:rFonts w:asciiTheme="minorHAnsi" w:hAnsiTheme="minorHAnsi" w:cstheme="minorHAnsi"/>
-          <w:sz w:val="22"/>
-          <w:szCs w:val="22"/>
-        </w:rPr>
-        <w:t xml:space="preserve">, plus, </w:t>
-      </w:r>
-      <w:proofErr w:type="spellStart"/>
-      <w:r>
-        <w:rPr>
-          <w:rFonts w:asciiTheme="minorHAnsi" w:hAnsiTheme="minorHAnsi" w:cstheme="minorHAnsi"/>
-          <w:sz w:val="22"/>
-          <w:szCs w:val="22"/>
-        </w:rPr>
-        <w:t>premium</w:t>
-      </w:r>
-      <w:proofErr w:type="spellEnd"/>
-      <w:r>
-        <w:rPr>
-          <w:rFonts w:asciiTheme="minorHAnsi" w:hAnsiTheme="minorHAnsi" w:cstheme="minorHAnsi"/>
-          <w:sz w:val="22"/>
-          <w:szCs w:val="22"/>
-        </w:rPr>
-        <w:t xml:space="preserve">). Taulu sisältää myös päivämäärän tilauksen alkamisesta. </w:t>
-      </w:r>
-      <w:proofErr w:type="spellStart"/>
-      <w:r>
-        <w:rPr>
-          <w:rFonts w:asciiTheme="minorHAnsi" w:hAnsiTheme="minorHAnsi" w:cstheme="minorHAnsi"/>
-          <w:sz w:val="22"/>
-          <w:szCs w:val="22"/>
-        </w:rPr>
-        <w:t>Payments</w:t>
-      </w:r>
-      <w:proofErr w:type="spellEnd"/>
-      <w:r>
-        <w:rPr>
-          <w:rFonts w:asciiTheme="minorHAnsi" w:hAnsiTheme="minorHAnsi" w:cstheme="minorHAnsi"/>
-          <w:sz w:val="22"/>
-          <w:szCs w:val="22"/>
-        </w:rPr>
-        <w:t xml:space="preserve"> taulu, joka viittaa </w:t>
-      </w:r>
-      <w:proofErr w:type="spellStart"/>
-      <w:r>
-        <w:rPr>
-          <w:rFonts w:asciiTheme="minorHAnsi" w:hAnsiTheme="minorHAnsi" w:cstheme="minorHAnsi"/>
-          <w:sz w:val="22"/>
-          <w:szCs w:val="22"/>
-        </w:rPr>
-        <w:t>subscriptions</w:t>
-      </w:r>
-      <w:proofErr w:type="spellEnd"/>
-      <w:r>
-        <w:rPr>
-          <w:rFonts w:asciiTheme="minorHAnsi" w:hAnsiTheme="minorHAnsi" w:cstheme="minorHAnsi"/>
-          <w:sz w:val="22"/>
-          <w:szCs w:val="22"/>
-        </w:rPr>
-        <w:t xml:space="preserve"> tauluun kertoo tarkemmin tilauksesta, esimerkiksi summan, statuksen, maksetut ajankohdat, jne. </w:t>
-      </w:r>
-      <w:proofErr w:type="spellStart"/>
-      <w:r>
-        <w:rPr>
-          <w:rFonts w:asciiTheme="minorHAnsi" w:hAnsiTheme="minorHAnsi" w:cstheme="minorHAnsi"/>
-          <w:sz w:val="22"/>
-          <w:szCs w:val="22"/>
-        </w:rPr>
-        <w:t>Payments</w:t>
-      </w:r>
-      <w:proofErr w:type="spellEnd"/>
-      <w:r>
-        <w:rPr>
-          <w:rFonts w:asciiTheme="minorHAnsi" w:hAnsiTheme="minorHAnsi" w:cstheme="minorHAnsi"/>
-          <w:sz w:val="22"/>
-          <w:szCs w:val="22"/>
-        </w:rPr>
-        <w:t xml:space="preserve"> taulu sisältää tarkempia kohtia itse tilauksesta vähän niin kuin </w:t>
-      </w:r>
-      <w:proofErr w:type="spellStart"/>
-      <w:r>
-        <w:rPr>
-          <w:rFonts w:asciiTheme="minorHAnsi" w:hAnsiTheme="minorHAnsi" w:cstheme="minorHAnsi"/>
-          <w:sz w:val="22"/>
-          <w:szCs w:val="22"/>
-        </w:rPr>
-        <w:t>receipts</w:t>
-      </w:r>
-      <w:proofErr w:type="spellEnd"/>
-      <w:r>
-        <w:rPr>
-          <w:rFonts w:asciiTheme="minorHAnsi" w:hAnsiTheme="minorHAnsi" w:cstheme="minorHAnsi"/>
-          <w:sz w:val="22"/>
-          <w:szCs w:val="22"/>
-        </w:rPr>
-        <w:t xml:space="preserve"> taulu </w:t>
+        <w:t xml:space="preserve">Payments taulu, joka viittaa subscriptions tauluun kertoo tarkemmin tilauksesta, esimerkiksi summan, statuksen, maksetut ajankohdat, jne. Payments taulu sisältää tarkempia kohtia itse tilauksesta vähän niin kuin receipts taulu </w:t>
       </w:r>
       <w:r>
         <w:rPr>
@@ -21662,25 +20842,7 @@
           <w:sz w:val="22"/>
           <w:szCs w:val="22"/>
         </w:rPr>
-        <w:t xml:space="preserve"> </w:t>
-      </w:r>
-      <w:proofErr w:type="spellStart"/>
-      <w:r>
-        <w:rPr>
-          <w:rFonts w:asciiTheme="minorHAnsi" w:hAnsiTheme="minorHAnsi" w:cstheme="minorHAnsi"/>
-          <w:sz w:val="22"/>
-          <w:szCs w:val="22"/>
-        </w:rPr>
-        <w:t>documents</w:t>
-      </w:r>
-      <w:proofErr w:type="spellEnd"/>
-      <w:r>
-        <w:rPr>
-          <w:rFonts w:asciiTheme="minorHAnsi" w:hAnsiTheme="minorHAnsi" w:cstheme="minorHAnsi"/>
-          <w:sz w:val="22"/>
-          <w:szCs w:val="22"/>
-        </w:rPr>
-        <w:t xml:space="preserve"> taulu.</w:t>
+        <w:t xml:space="preserve"> documents taulu.</w:t>
       </w:r>
     </w:p>
     <w:p>
@@ -21734,61 +20896,7 @@
           <w:sz w:val="22"/>
           <w:szCs w:val="22"/>
         </w:rPr>
-        <w:t xml:space="preserve">AI-analyyseille ja AI chatti viesteille on myös suunniteltu vastaavat taulut. Chatti viestien taulu näyttää esimerkiksi </w:t>
-      </w:r>
-      <w:proofErr w:type="spellStart"/>
-      <w:r>
-        <w:rPr>
-          <w:rFonts w:asciiTheme="minorHAnsi" w:hAnsiTheme="minorHAnsi" w:cstheme="minorHAnsi"/>
-          <w:sz w:val="22"/>
-          <w:szCs w:val="22"/>
-        </w:rPr>
-        <w:t>session_id:n</w:t>
-      </w:r>
-      <w:proofErr w:type="spellEnd"/>
-      <w:r>
-        <w:rPr>
-          <w:rFonts w:asciiTheme="minorHAnsi" w:hAnsiTheme="minorHAnsi" w:cstheme="minorHAnsi"/>
-          <w:sz w:val="22"/>
-          <w:szCs w:val="22"/>
-        </w:rPr>
-        <w:t xml:space="preserve"> tiettyyn chattiin sekä sen sisällön. AI-analyysi puolestaan viittaa </w:t>
-      </w:r>
-      <w:proofErr w:type="spellStart"/>
-      <w:r>
-        <w:rPr>
-          <w:rFonts w:asciiTheme="minorHAnsi" w:hAnsiTheme="minorHAnsi" w:cstheme="minorHAnsi"/>
-          <w:sz w:val="22"/>
-          <w:szCs w:val="22"/>
-        </w:rPr>
-        <w:t>useriin</w:t>
-      </w:r>
-      <w:proofErr w:type="spellEnd"/>
-      <w:r>
-        <w:rPr>
-          <w:rFonts w:asciiTheme="minorHAnsi" w:hAnsiTheme="minorHAnsi" w:cstheme="minorHAnsi"/>
-          <w:sz w:val="22"/>
-          <w:szCs w:val="22"/>
-        </w:rPr>
-        <w:t xml:space="preserve"> sekä </w:t>
-      </w:r>
-      <w:proofErr w:type="spellStart"/>
-      <w:r>
-        <w:rPr>
-          <w:rFonts w:asciiTheme="minorHAnsi" w:hAnsiTheme="minorHAnsi" w:cstheme="minorHAnsi"/>
-          <w:sz w:val="22"/>
-          <w:szCs w:val="22"/>
-        </w:rPr>
-        <w:t>documenttiin</w:t>
-      </w:r>
-      <w:proofErr w:type="spellEnd"/>
-      <w:r>
-        <w:rPr>
-          <w:rFonts w:asciiTheme="minorHAnsi" w:hAnsiTheme="minorHAnsi" w:cstheme="minorHAnsi"/>
-          <w:sz w:val="22"/>
-          <w:szCs w:val="22"/>
-        </w:rPr>
-        <w:t>. AI-analyyseille on luotu kolme mahdollista tyyppiä, joita ovat: kuitin tietojen poiminta, automaattinen tiliöinti sekä poikkeamien tunnistus.</w:t>
+        <w:t>AI-analyyseille ja AI chatti viesteille on myös suunniteltu vastaavat taulut. Chatti viestien taulu näyttää esimerkiksi session_id:n tiettyyn chattiin sekä sen sisällön. AI-analyysi puolestaan viittaa useriin sekä documenttiin. AI-analyyseille on luotu kolme mahdollista tyyppiä, joita ovat: kuitin tietojen poiminta, automaattinen tiliöinti sekä poikkeamien tunnistus.</w:t>
       </w:r>
     </w:p>
     <w:p>
@@ -21953,126 +21061,25 @@
         <w:t>Projektin aikana testaus on prosessi, jota tullaan tekemään jokaisen sprintin aikana. Erilaisia testausstrategioita</w:t>
       </w:r>
       <w:r>
-        <w:t xml:space="preserve"> ja menetelmiä on olemassa useita ja näitä tullaan hyödyntämään monipuolisesti projektin edetessä. Karkeasti sanottuna projektin testaus tulee jakautumaan viiteen eri osa-alueeseen, joita ovat yksikkötestaus, integraatiotestaus, </w:t>
-      </w:r>
-      <w:proofErr w:type="spellStart"/>
-      <w:r>
-        <w:t>end</w:t>
-      </w:r>
-      <w:proofErr w:type="spellEnd"/>
-      <w:r>
-        <w:t>-to-</w:t>
-      </w:r>
-      <w:proofErr w:type="spellStart"/>
-      <w:r>
-        <w:t>end</w:t>
-      </w:r>
-      <w:proofErr w:type="spellEnd"/>
-      <w:r>
-        <w:t xml:space="preserve"> testaus, AI-mallin arviointi sekä suorituskykytestausta. </w:t>
+        <w:t xml:space="preserve"> ja menetelmiä on olemassa useita ja näitä tullaan hyödyntämään monipuolisesti projektin edetessä. Karkeasti sanottuna projektin testaus tulee jakautumaan viiteen eri osa-alueeseen, joita ovat yksikkötestaus, integraatiotestaus, end-to-end testaus, AI-mallin arviointi sekä suorituskykytestausta. </w:t>
       </w:r>
     </w:p>
     <w:p/>
     <w:p>
       <w:r>
-        <w:t>Yksikkötestauksella tullaan testaamaan ohjelmiston yleisimpiä komponentteja sekä yksittäisiä funktioita. Tavoitteena on varmistaa, että jokainen yksittäinen osa toimii oikein itsenäisesti ennen kuin se integroidaan osaksi laajempaa kokonaisuutta. Next.js-</w:t>
-      </w:r>
-      <w:proofErr w:type="spellStart"/>
-      <w:r>
-        <w:t>frontendissa</w:t>
-      </w:r>
-      <w:proofErr w:type="spellEnd"/>
-      <w:r>
-        <w:t xml:space="preserve"> yksikkötestaus kohdistuu yksittäisiin </w:t>
-      </w:r>
-      <w:proofErr w:type="spellStart"/>
-      <w:r>
-        <w:t>React</w:t>
-      </w:r>
-      <w:proofErr w:type="spellEnd"/>
-      <w:r>
-        <w:t>-komponentteihin ja Node.js-</w:t>
-      </w:r>
-      <w:proofErr w:type="spellStart"/>
-      <w:r>
-        <w:t>backendissa</w:t>
-      </w:r>
-      <w:proofErr w:type="spellEnd"/>
-      <w:r>
-        <w:t xml:space="preserve"> yksittäisiin API-funktioihin ja apufunktioihin.</w:t>
+        <w:t>Yksikkötestauksella tullaan testaamaan ohjelmiston yleisimpiä komponentteja sekä yksittäisiä funktioita. Tavoitteena on varmistaa, että jokainen yksittäinen osa toimii oikein itsenäisesti ennen kuin se integroidaan osaksi laajempaa kokonaisuutta. Next.js-frontendissa yksikkötestaus kohdistuu yksittäisiin React-komponentteihin ja Node.js-backendissa yksittäisiin API-funktioihin ja apufunktioihin.</w:t>
       </w:r>
     </w:p>
     <w:p/>
     <w:p>
       <w:r>
-        <w:t xml:space="preserve">Integraatiotestaus puolestaan tarkoittaa, että testataan kuinka eri kerrokset toimivat keskenään. Esimerkkinä vaikka kuinka </w:t>
-      </w:r>
-      <w:proofErr w:type="spellStart"/>
-      <w:r>
-        <w:t>backend</w:t>
-      </w:r>
-      <w:proofErr w:type="spellEnd"/>
-      <w:r>
-        <w:t xml:space="preserve">-puolella kahden eri </w:t>
-      </w:r>
-      <w:proofErr w:type="spellStart"/>
-      <w:r>
-        <w:t>routin</w:t>
-      </w:r>
-      <w:proofErr w:type="spellEnd"/>
-      <w:r>
-        <w:t xml:space="preserve"> kommunikointi toimii keskenään, tai kuinka </w:t>
-      </w:r>
-      <w:proofErr w:type="spellStart"/>
-      <w:r>
-        <w:t>backend</w:t>
-      </w:r>
-      <w:proofErr w:type="spellEnd"/>
-      <w:r>
-        <w:t xml:space="preserve"> kommunikoi tietokannan kanssa Prisma </w:t>
-      </w:r>
-      <w:proofErr w:type="spellStart"/>
-      <w:r>
-        <w:t>ORM:n</w:t>
-      </w:r>
-      <w:proofErr w:type="spellEnd"/>
-      <w:r>
-        <w:t xml:space="preserve"> kautta. Integraatiotestauksessa varmistetaan myös ulkoisten palveluiden, kuten </w:t>
-      </w:r>
-      <w:proofErr w:type="spellStart"/>
-      <w:r>
-        <w:t>Stripe</w:t>
-      </w:r>
-      <w:proofErr w:type="spellEnd"/>
-      <w:r>
-        <w:t xml:space="preserve">-maksunvälittäjän ja Google Vision </w:t>
-      </w:r>
-      <w:proofErr w:type="spellStart"/>
-      <w:r>
-        <w:t>API:n</w:t>
-      </w:r>
-      <w:proofErr w:type="spellEnd"/>
-      <w:r>
-        <w:t xml:space="preserve"> integraatioiden toimivuus.</w:t>
+        <w:t>Integraatiotestaus puolestaan tarkoittaa, että testataan kuinka eri kerrokset toimivat keskenään. Esimerkkinä vaikka kuinka backend-puolella kahden eri routin kommunikointi toimii keskenään, tai kuinka backend kommunikoi tietokannan kanssa Prisma ORM:n kautta. Integraatiotestauksessa varmistetaan myös ulkoisten palveluiden, kuten Stripe-maksunvälittäjän ja Google Vision API:n integraatioiden toimivuus.</w:t>
       </w:r>
     </w:p>
     <w:p/>
     <w:p>
-      <w:proofErr w:type="spellStart"/>
-      <w:r>
-        <w:t>End</w:t>
-      </w:r>
-      <w:proofErr w:type="spellEnd"/>
-      <w:r>
-        <w:t>-to-</w:t>
-      </w:r>
-      <w:proofErr w:type="spellStart"/>
-      <w:r>
-        <w:t>end</w:t>
-      </w:r>
-      <w:proofErr w:type="spellEnd"/>
-      <w:r>
-        <w:t xml:space="preserve"> testausta puolestaan hyödynnetään, kun halutaan simuloida kokonainen käyttäjäpolku alusta loppuun. Esimerkiksi käyttäjä rekisteröityy järjestelmään, kirjautuu sisään, lataa kuitin, hyväksyy OCR:n tunnistamat tiedot ja generoi lopuksi ALV-yhteenvedon. Tämä testausmuoto on erityisen tärkeä kirjanpitosovelluksessa, koska virhe missä tahansa vaiheessa käyttäjäpolkua voi johtaa virheellisiin kirjanpitomerkintöihin.</w:t>
+      <w:r>
+        <w:t>End-to-end testausta puolestaan hyödynnetään, kun halutaan simuloida kokonainen käyttäjäpolku alusta loppuun. Esimerkiksi käyttäjä rekisteröityy järjestelmään, kirjautuu sisään, lataa kuitin, hyväksyy OCR:n tunnistamat tiedot ja generoi lopuksi ALV-yhteenvedon. Tämä testausmuoto on erityisen tärkeä kirjanpitosovelluksessa, koska virhe missä tahansa vaiheessa käyttäjäpolkua voi johtaa virheellisiin kirjanpitomerkintöihin.</w:t>
       </w:r>
     </w:p>
     <w:p/>
@@ -22082,15 +21089,7 @@
       </w:r>
       <w:r>
         <w:lastRenderedPageBreak/>
-        <w:t xml:space="preserve">summista, päivämääristä ja myyjien nimistä tunnistetaan oikein. Tavoitteena on saavuttaa vähintään 95 % tarkkuus selkeistä kuiteista. Automaattisen tiliöinnin oikeellisuutta arvioidaan puolestaan vertaamalla </w:t>
-      </w:r>
-      <w:proofErr w:type="spellStart"/>
-      <w:r>
-        <w:t>AI:n</w:t>
-      </w:r>
-      <w:proofErr w:type="spellEnd"/>
-      <w:r>
-        <w:t xml:space="preserve"> ehdottamaa kategoriaa oikeaan tiliöintiin testiaineistolla.</w:t>
+        <w:t>summista, päivämääristä ja myyjien nimistä tunnistetaan oikein. Tavoitteena on saavuttaa vähintään 95 % tarkkuus selkeistä kuiteista. Automaattisen tiliöinnin oikeellisuutta arvioidaan puolestaan vertaamalla AI:n ehdottamaa kategoriaa oikeaan tiliöintiin testiaineistolla.</w:t>
       </w:r>
     </w:p>
     <w:p/>
@@ -22153,23 +21152,7 @@
         <w:t xml:space="preserve">Teknologiavalinnat olivat alusta alkaen suhteellisen selkeät. </w:t>
       </w:r>
       <w:r>
-        <w:t xml:space="preserve">Koko ohjelmisto kehitettiin </w:t>
-      </w:r>
-      <w:proofErr w:type="spellStart"/>
-      <w:r>
-        <w:t>TypeScriptillä</w:t>
-      </w:r>
-      <w:proofErr w:type="spellEnd"/>
-      <w:r>
-        <w:t xml:space="preserve">, joka mahdollistaa sulavaa web kehitystä sekä ennen kaikkea tyypitystä, joka mahdollistaa muun muassa vihreiden havaitsemisen jo kehitysvaiheessa ilman, että nämä virheet päätyvät tuotantoon. Sekä omasta mielestäni </w:t>
-      </w:r>
-      <w:proofErr w:type="spellStart"/>
-      <w:r>
-        <w:t>TypeScript</w:t>
-      </w:r>
-      <w:proofErr w:type="spellEnd"/>
-      <w:r>
-        <w:t xml:space="preserve"> tarjoaa esimerkiksi JavaScriptiin verraten paremman koodin ylläpidettävyyden sekä luettavuuden, mikä on tärkeää laajoissa ohjelmistoissa. </w:t>
+        <w:t xml:space="preserve">Koko ohjelmisto kehitettiin TypeScriptillä, joka mahdollistaa sulavaa web kehitystä sekä ennen kaikkea tyypitystä, joka mahdollistaa muun muassa vihreiden havaitsemisen jo kehitysvaiheessa ilman, että nämä virheet päätyvät tuotantoon. Sekä omasta mielestäni TypeScript tarjoaa esimerkiksi JavaScriptiin verraten paremman koodin ylläpidettävyyden sekä luettavuuden, mikä on tärkeää laajoissa ohjelmistoissa. </w:t>
       </w:r>
     </w:p>
     <w:p/>
@@ -22181,849 +21164,155 @@
         <w:t>pinolla</w:t>
       </w:r>
       <w:r>
-        <w:t xml:space="preserve">. Client eli </w:t>
-      </w:r>
-      <w:proofErr w:type="spellStart"/>
-      <w:r>
-        <w:t>frontend</w:t>
-      </w:r>
-      <w:proofErr w:type="spellEnd"/>
-      <w:r>
-        <w:t xml:space="preserve"> puolen viitekehyksenä toimi Next.js, </w:t>
-      </w:r>
-      <w:proofErr w:type="spellStart"/>
-      <w:r>
-        <w:t>server</w:t>
-      </w:r>
-      <w:proofErr w:type="spellEnd"/>
-      <w:r>
-        <w:t xml:space="preserve"> puolen eli </w:t>
-      </w:r>
-      <w:proofErr w:type="spellStart"/>
-      <w:r>
-        <w:t>backend</w:t>
-      </w:r>
-      <w:proofErr w:type="spellEnd"/>
-      <w:r>
-        <w:t xml:space="preserve"> puolen viitekehyksenä oli puolestaan Express, jota ajettiin Node.js ympäristössä ja tietokantana toimi </w:t>
-      </w:r>
-      <w:proofErr w:type="spellStart"/>
-      <w:r>
-        <w:t>Postqre</w:t>
-      </w:r>
-      <w:proofErr w:type="spellEnd"/>
-      <w:r>
-        <w:t xml:space="preserve"> SQL, jota käytettiin Prisma ORM työkalun avulla sen sijaan, että kirjoitettaisiin SQL-syntaksia suoraan tiedostoihin. </w:t>
+        <w:t xml:space="preserve">. Client eli frontend puolen viitekehyksenä toimi Next.js, server puolen eli backend puolen viitekehyksenä oli puolestaan Express, jota ajettiin Node.js ympäristössä ja tietokantana toimi </w:t>
+      </w:r>
+      <w:r>
+        <w:t xml:space="preserve">Postqre SQL, jota käytettiin Prisma ORM työkalun avulla sen sijaan, että kirjoitettaisiin SQL-syntaksia suoraan tiedostoihin. </w:t>
       </w:r>
     </w:p>
     <w:p/>
     <w:p>
       <w:r>
-        <w:t xml:space="preserve">Next.js ja Express olivat loogisia valintoja, koska kyseessä oli kuitenkin web kehityksen projekti sekä molemmat viitekehykset ja niiden ympäristöt käyttivät samaa ohjelmointikieltä. Tietokanta valinta oli myös helppo valinta. </w:t>
-      </w:r>
-      <w:proofErr w:type="spellStart"/>
-      <w:r>
-        <w:t>Postqre</w:t>
-      </w:r>
-      <w:proofErr w:type="spellEnd"/>
-      <w:r>
-        <w:t xml:space="preserve"> SQL toimii erinomaisesti</w:t>
-      </w:r>
-      <w:r>
-        <w:t xml:space="preserve"> relaatiotietokantana sekä siihen valittu Prisma ORM oli erinomainen ratkaisu, sillä se mahdollisti tietokantakyselyjen kirjoittamisen suoraan </w:t>
-      </w:r>
-      <w:proofErr w:type="spellStart"/>
-      <w:r>
-        <w:t>TypeScriptä-syntaxilla</w:t>
-      </w:r>
-      <w:proofErr w:type="spellEnd"/>
-      <w:r>
-        <w:t xml:space="preserve"> ilman SQL:n kirjoittamista tiedostoihin.</w:t>
-      </w:r>
-      <w:r>
-        <w:t xml:space="preserve"> Prisma ORM ohelle valitsin myös </w:t>
-      </w:r>
-      <w:proofErr w:type="spellStart"/>
-      <w:r>
-        <w:t>Supabasen</w:t>
-      </w:r>
-      <w:proofErr w:type="spellEnd"/>
+        <w:t>Next.js ja Express olivat loogisia valintoja, koska kyseessä oli kuitenkin web kehityksen projekti sekä molemmat viitekehykset ja niiden ympäristöt käyttivät samaa ohjelmointikieltä. Tietokanta valinta oli myös helppo valinta. Postqre SQL toimii erinomaisesti</w:t>
+      </w:r>
+      <w:r>
+        <w:t xml:space="preserve"> relaatiotietokantana sekä siihen valittu Prisma ORM oli erinomainen ratkaisu, sillä se mahdollisti tietokantakyselyjen kirjoittamisen suoraan TypeScriptä-syntaxilla ilman SQL:n kirjoittamista tiedostoihin.</w:t>
+      </w:r>
+      <w:r>
+        <w:t xml:space="preserve"> Prisma ORM ohelle valitsin myös Supabasen. Supabasen avulla pysyttiin helposti esimerkkisi muodostamaan JWT tokeneita käyttäjien autentikointiin sekä tiedostojen tallentaminen tänne oli erityisten kätevää. </w:t>
+      </w:r>
+    </w:p>
+    <w:p/>
+    <w:p>
+      <w:r>
+        <w:t xml:space="preserve">Testaus kirjastot </w:t>
+      </w:r>
+      <w:r>
+        <w:t xml:space="preserve">mitä projektissa käytettiin, olivat Jest server puolen unit- sekä integraatiotestauksiin. Cypress testaus kirjasto puolestaan E2E-testeihin, missä simuloitiin </w:t>
+      </w:r>
+      <w:r>
+        <w:lastRenderedPageBreak/>
+        <w:t>kokonaisia käyttäjä polkuja esimerkiksi: käyttäjän luonti -&gt; kirjautuminen -&gt; tiedostonlataus. Tekoäly ohjelmointirajapinnoiksi valittiin Google vision API, joka mahdollisti OCR-teknologian. OpenAI API, joka puolestaan vastasi OCR:llä eritetyn datan järjestelemisestä ja analysoinnista.</w:t>
+      </w:r>
+    </w:p>
+    <w:p/>
+    <w:p>
+      <w:r>
+        <w:t>Muita kirjastoja ja työkaluja, mitä projektissa käyt</w:t>
+      </w:r>
+      <w:r>
+        <w:t>in</w:t>
+      </w:r>
+      <w:r>
+        <w:t xml:space="preserve"> olivat Redis + BullMQ, Stripe maksujärjestelmä, Resend sähköpostiviestien lähetykseen, Winston yleiseen loggaukseen sekä Zod tyypitykseen ja validointiin. </w:t>
+      </w:r>
+    </w:p>
+    <w:p/>
+    <w:p>
+      <w:pPr>
+        <w:pStyle w:val="Otsikko2"/>
+      </w:pPr>
+      <w:bookmarkStart w:id="40" w:name="_Toc235780130"/>
+      <w:r>
+        <w:t>AI-mallin valinta</w:t>
+      </w:r>
+      <w:bookmarkEnd w:id="40"/>
+    </w:p>
+    <w:p>
+      <w:r>
+        <w:t xml:space="preserve">Alusta asti oli selkeää, että projektiin tarvittiin kaksi eri tekoälypohjaista ohjelmointirajapintaa. Sovelluksen logiikan idea oli, että käyttäjä lataa tiedoston järjestelmään (kuva tai PDF), OCR-teknologia eli Optical Character Recognition </w:t>
+      </w:r>
+      <w:r>
+        <w:t xml:space="preserve">tunnistaa kuvastaa merkit, kirjaimet ja numerot ja antaa vastauksena nämä palvelimelle. Mutta, koska kuitit voivat olla muodoltaan hyvin erilaisia toisistaan, ei ole varmuutta, että palautettu vastaus olisi aina muodossa: Myyjän nimi, summa, ALV, jne. Tätä ei myöskään voi Regexillä oikeastaan mitenkään voi jäsennellä, koska kuitit voivat olla hyvin erilaisia toisistaan. Ainoa ratkaisu oli syöttää OCR antama data jollekin LLM:lle esim. OpenAI API:lle. LLM pystyy hyvällä promptilla antamaan datan halutussa muodossa esim. myyjän nimi, summa ja ALV. </w:t>
+      </w:r>
+    </w:p>
+    <w:p/>
+    <w:p>
+      <w:r>
+        <w:t xml:space="preserve">Google Vision API toimi hyvin OCR ratkaisuna, kun taas OpenAI API puolestaan toimi hyvin LLM:nä. Google Vision API tarjosi kolmen kuukauden ilmaisen kokeilun ja sen antamat ”credentialit” oli helppo käyttää. OpenAI API puolestaan vaati maksun, mutta esim. 5 dollarilla saa pyyntöjä enemmän kuin tarpeeksi. OpenAI consolen sivuilta myös sai varmistettua, että syötettyä dataa ei käytetä LLM:n jatkokoulutukseen, mikä oli GDPR:n kannalta oleellista. </w:t>
+      </w:r>
+    </w:p>
+    <w:p/>
+    <w:p>
+      <w:r>
+        <w:t>OpenAI API:</w:t>
+      </w:r>
+      <w:r>
+        <w:t xml:space="preserve">lle on muodostettu ohjelmistossa kolme eri funktiota, joissa kussakin on yksi prompti. Nämä funktiot vastaavat muun muassa kuitti datan parsimisesta, käyttäjän kysymyksiin vastaamisesta sekä chatin ”titlen” muodostamisesta. Mallina käytetään gpt-4o-mini, koska se on erittäin edullinen kustannuksien kannalta sekä olen todennut, että sen antamat vastauksen ovat </w:t>
+      </w:r>
+      <w:r>
+        <w:lastRenderedPageBreak/>
+        <w:t xml:space="preserve">erittäin tarkkoja. Kuitti datan parsiminen -funktio määrittelee tarkan JSON rakenteen, mitä AI:n tulee palauttaa, mikä estää tekoälyn hallusinointia ja oman datan keksimistä. Kategorialista myös injektoidaan funktioon dynaamisesti, jolloin AI:n annetaan valita </w:t>
+      </w:r>
+      <w:r>
+        <w:t xml:space="preserve">20 kategorian väliltä sopiva kategoria. Mikäli kuitenkin AI epäonnistuisi valitsemaan validi kategoria niin palataan defaulttiin MUU kategoria vaihtoehtoon. </w:t>
+      </w:r>
+      <w:r>
+        <w:t xml:space="preserve">Chatti viestien muodostamisen </w:t>
+      </w:r>
+      <w:r>
+        <w:t>kutsu</w:t>
+      </w:r>
+      <w:r>
+        <w:t xml:space="preserve"> puolestaan </w:t>
+      </w:r>
+      <w:r>
+        <w:t xml:space="preserve">ottaa 20 viestin chat historian osaksi promptia, jotta AI osaa nähdä kontekstin, mistä käyttäjän kanssa </w:t>
+      </w:r>
+      <w:r>
+        <w:t>on</w:t>
+      </w:r>
+      <w:r>
+        <w:t xml:space="preserve"> puhuttu.</w:t>
+      </w:r>
+    </w:p>
+    <w:p>
+      <w:pPr>
+        <w:pStyle w:val="Otsikko2"/>
+      </w:pPr>
+      <w:bookmarkStart w:id="41" w:name="_Toc235780131"/>
+      <w:r>
+        <w:t>Backend-toteutus</w:t>
+      </w:r>
+      <w:bookmarkEnd w:id="41"/>
+    </w:p>
+    <w:p>
+      <w:r>
+        <w:t>Server puolen eli backend puolen sovelluskehykseksi valittiin Express, jota käytettiin Node.js ympäristössä. Expressistä minulla oli aiemmin paljon kokemusta, jota valinta oli erinomainen. Osasin muodostaa organisoidun kokonaisuuden heti alusta alkaen jaotellen backendin erilaisiin kokonaisuuksiin kuten routteihin, controllereihin, serviceihin, testeihin, middlewareihin, jne.</w:t>
+      </w:r>
+    </w:p>
+    <w:p/>
+    <w:p>
+      <w:r>
+        <w:t>Controllerit sisältävät funktiot, jotka käsittelevät kunkin reitin (route) pyynnöt ja vastaukset. Nämä funktiot yhdistetään Routeriin routes-tiedostoissa, ja Routerit otetaan lopulta käyttöön app.ts-tiedostossa.</w:t>
+      </w:r>
+      <w:r>
+        <w:t xml:space="preserve"> Moneen routtiin on yhdistetty erilaisia middlewareja, joista yleisimmät ovat autentikaatio sekä ”rate limiter</w:t>
+      </w:r>
+      <w:r>
+        <w:t>”</w:t>
+      </w:r>
       <w:r>
         <w:t xml:space="preserve">. </w:t>
       </w:r>
-      <w:proofErr w:type="spellStart"/>
-      <w:r>
-        <w:t>Supabasen</w:t>
-      </w:r>
-      <w:proofErr w:type="spellEnd"/>
-      <w:r>
-        <w:t xml:space="preserve"> avulla pysyttiin helposti esimerkkisi muodostamaan JWT </w:t>
-      </w:r>
-      <w:proofErr w:type="spellStart"/>
-      <w:r>
-        <w:t>tokeneita</w:t>
-      </w:r>
-      <w:proofErr w:type="spellEnd"/>
-      <w:r>
-        <w:t xml:space="preserve"> käyttäjien autentikointiin sekä tiedostojen tallentaminen tänne oli erityisten kätevää. </w:t>
-      </w:r>
     </w:p>
     <w:p/>
     <w:p>
       <w:r>
-        <w:t xml:space="preserve">Testaus kirjastot </w:t>
-      </w:r>
-      <w:r>
-        <w:t xml:space="preserve">mitä projektissa käytettiin, olivat </w:t>
-      </w:r>
-      <w:proofErr w:type="spellStart"/>
-      <w:r>
-        <w:t>Jest</w:t>
-      </w:r>
-      <w:proofErr w:type="spellEnd"/>
-      <w:r>
-        <w:t xml:space="preserve"> </w:t>
-      </w:r>
-      <w:proofErr w:type="spellStart"/>
-      <w:r>
-        <w:t>server</w:t>
-      </w:r>
-      <w:proofErr w:type="spellEnd"/>
-      <w:r>
-        <w:t xml:space="preserve"> puolen </w:t>
-      </w:r>
-      <w:proofErr w:type="spellStart"/>
-      <w:r>
-        <w:t>unit</w:t>
-      </w:r>
-      <w:proofErr w:type="spellEnd"/>
-      <w:r>
-        <w:t xml:space="preserve">- sekä integraatiotestauksiin. </w:t>
-      </w:r>
-      <w:proofErr w:type="spellStart"/>
-      <w:r>
-        <w:t>Cypress</w:t>
-      </w:r>
-      <w:proofErr w:type="spellEnd"/>
-      <w:r>
-        <w:t xml:space="preserve"> testaus kirjasto puolestaan E2E-testeihin, missä simuloitiin </w:t>
+        <w:t>Autentikaatio perustuu Supabasessa muodostettuun JWT-autentikointitokeniin. Ohjelmistoon kirjautumisen yhteydessä käyttäjän tietoja vasten luodaan JWT-token, joka lähetetään evästeeseen (cookie). Tämä eväste lähetetään automaattisesti jokaisen pyynnön mukana palvelimelle, jossa token validoidaan ja käyttäjän identiteetti varmistetaan ennen kuin pyyntö sallitaan käsiteltäväksi.</w:t>
+      </w:r>
+      <w:r>
+        <w:t xml:space="preserve"> Autentikaatio middlewarea käytetään lähes kaikissa routeissa lukuun ottamatta tietenkin esim. signup, login ja password-reset. </w:t>
+      </w:r>
+    </w:p>
+    <w:p/>
+    <w:p>
+      <w:r>
+        <w:t>Rate limiter middlewaren idea on puolestaan rajoittaa yksittäisen käyttäjän pyyntöjen määrä, joka estää jossain määrin palvelimen ylikuormitusta sekä Ddos hyökkäyksiä. Rate limiter perustuu joko käyttäjän ID:hen tai IP-osoitteeseen. Kaikki routit, joissa käyttäjä on jo kirjautunut, voidaan hyvin käyttää user_id:tä, mutta puolestaan routit kuten login ja signup suojataan IP-</w:t>
       </w:r>
       <w:r>
         <w:lastRenderedPageBreak/>
-        <w:t xml:space="preserve">kokonaisia käyttäjä polkuja esimerkiksi: käyttäjän luonti -&gt; kirjautuminen -&gt; tiedostonlataus. Tekoäly ohjelmointirajapinnoiksi valittiin Google vision API, joka mahdollisti OCR-teknologian. </w:t>
-      </w:r>
-      <w:proofErr w:type="spellStart"/>
-      <w:r>
-        <w:t>OpenAI</w:t>
-      </w:r>
-      <w:proofErr w:type="spellEnd"/>
-      <w:r>
-        <w:t xml:space="preserve"> API, joka puolestaan vastasi OCR:llä eritetyn datan järjestelemisestä ja analysoinnista.</w:t>
-      </w:r>
-    </w:p>
-    <w:p/>
-    <w:p>
-      <w:r>
-        <w:t>Muita kirjastoja ja työkaluja, mitä projektissa käyt</w:t>
-      </w:r>
-      <w:r>
-        <w:t>in</w:t>
-      </w:r>
-      <w:r>
-        <w:t xml:space="preserve"> olivat </w:t>
-      </w:r>
-      <w:proofErr w:type="spellStart"/>
-      <w:r>
-        <w:t>Redis</w:t>
-      </w:r>
-      <w:proofErr w:type="spellEnd"/>
-      <w:r>
-        <w:t xml:space="preserve"> + </w:t>
-      </w:r>
-      <w:proofErr w:type="spellStart"/>
-      <w:r>
-        <w:t>BullMQ</w:t>
-      </w:r>
-      <w:proofErr w:type="spellEnd"/>
-      <w:r>
-        <w:t xml:space="preserve">, </w:t>
-      </w:r>
-      <w:proofErr w:type="spellStart"/>
-      <w:r>
-        <w:t>Stripe</w:t>
-      </w:r>
-      <w:proofErr w:type="spellEnd"/>
-      <w:r>
-        <w:t xml:space="preserve"> maksujärjestelmä, </w:t>
-      </w:r>
-      <w:proofErr w:type="spellStart"/>
-      <w:r>
-        <w:t>Resend</w:t>
-      </w:r>
-      <w:proofErr w:type="spellEnd"/>
-      <w:r>
-        <w:t xml:space="preserve"> sähköpostiviestien lähetykseen, Winston yleiseen </w:t>
-      </w:r>
-      <w:proofErr w:type="spellStart"/>
-      <w:r>
-        <w:t>loggaukseen</w:t>
-      </w:r>
-      <w:proofErr w:type="spellEnd"/>
-      <w:r>
-        <w:t xml:space="preserve"> sekä </w:t>
-      </w:r>
-      <w:proofErr w:type="spellStart"/>
-      <w:r>
-        <w:t>Zod</w:t>
-      </w:r>
-      <w:proofErr w:type="spellEnd"/>
-      <w:r>
-        <w:t xml:space="preserve"> tyypitykseen ja validointiin. </w:t>
-      </w:r>
-    </w:p>
-    <w:p/>
-    <w:p>
-      <w:pPr>
-        <w:pStyle w:val="Otsikko2"/>
-      </w:pPr>
-      <w:bookmarkStart w:id="40" w:name="_Toc235780130"/>
-      <w:r>
-        <w:t>AI-mallin valinta</w:t>
-      </w:r>
-      <w:bookmarkEnd w:id="40"/>
-    </w:p>
-    <w:p>
-      <w:r>
-        <w:t xml:space="preserve">Alusta asti oli selkeää, että projektiin tarvittiin kaksi eri tekoälypohjaista ohjelmointirajapintaa. Sovelluksen logiikan idea oli, että käyttäjä lataa tiedoston järjestelmään (kuva tai PDF), OCR-teknologia eli Optical </w:t>
-      </w:r>
-      <w:proofErr w:type="spellStart"/>
-      <w:r>
-        <w:t>Character</w:t>
-      </w:r>
-      <w:proofErr w:type="spellEnd"/>
-      <w:r>
-        <w:t xml:space="preserve"> </w:t>
-      </w:r>
-      <w:proofErr w:type="spellStart"/>
-      <w:r>
-        <w:t>Recognition</w:t>
-      </w:r>
-      <w:proofErr w:type="spellEnd"/>
-      <w:r>
-        <w:t xml:space="preserve"> </w:t>
-      </w:r>
-      <w:r>
-        <w:t xml:space="preserve">tunnistaa kuvastaa merkit, kirjaimet ja numerot ja antaa vastauksena nämä palvelimelle. Mutta, koska kuitit voivat olla muodoltaan hyvin erilaisia toisistaan, ei ole varmuutta, että palautettu vastaus olisi aina muodossa: Myyjän nimi, summa, ALV, jne. Tätä ei myöskään voi </w:t>
-      </w:r>
-      <w:proofErr w:type="spellStart"/>
-      <w:r>
-        <w:t>Regexillä</w:t>
-      </w:r>
-      <w:proofErr w:type="spellEnd"/>
-      <w:r>
-        <w:t xml:space="preserve"> oikeastaan mitenkään voi jäsennellä, koska kuitit voivat olla hyvin erilaisia toisistaan. Ainoa ratkaisu oli syöttää OCR antama data jollekin </w:t>
-      </w:r>
-      <w:proofErr w:type="spellStart"/>
-      <w:r>
-        <w:t>LLM:lle</w:t>
-      </w:r>
-      <w:proofErr w:type="spellEnd"/>
-      <w:r>
-        <w:t xml:space="preserve"> esim. </w:t>
-      </w:r>
-      <w:proofErr w:type="spellStart"/>
-      <w:r>
-        <w:t>OpenAI</w:t>
-      </w:r>
-      <w:proofErr w:type="spellEnd"/>
-      <w:r>
-        <w:t xml:space="preserve"> </w:t>
-      </w:r>
-      <w:proofErr w:type="spellStart"/>
-      <w:r>
-        <w:t>API:lle</w:t>
-      </w:r>
-      <w:proofErr w:type="spellEnd"/>
-      <w:r>
-        <w:t xml:space="preserve">. LLM pystyy hyvällä </w:t>
-      </w:r>
-      <w:proofErr w:type="spellStart"/>
-      <w:r>
-        <w:t>promptilla</w:t>
-      </w:r>
-      <w:proofErr w:type="spellEnd"/>
-      <w:r>
-        <w:t xml:space="preserve"> antamaan datan halutussa muodossa esim. myyjän nimi, summa ja ALV. </w:t>
-      </w:r>
-    </w:p>
-    <w:p/>
-    <w:p>
-      <w:r>
-        <w:t xml:space="preserve">Google Vision API toimi hyvin OCR ratkaisuna, kun taas </w:t>
-      </w:r>
-      <w:proofErr w:type="spellStart"/>
-      <w:r>
-        <w:t>OpenAI</w:t>
-      </w:r>
-      <w:proofErr w:type="spellEnd"/>
-      <w:r>
-        <w:t xml:space="preserve"> API puolestaan toimi hyvin </w:t>
-      </w:r>
-      <w:proofErr w:type="spellStart"/>
-      <w:r>
-        <w:t>LLM:nä</w:t>
-      </w:r>
-      <w:proofErr w:type="spellEnd"/>
-      <w:r>
-        <w:t>. Google Vision API tarjosi kolmen kuukauden ilmaisen kokeilun ja sen antamat ”</w:t>
-      </w:r>
-      <w:proofErr w:type="spellStart"/>
-      <w:r>
-        <w:t>credentialit</w:t>
-      </w:r>
-      <w:proofErr w:type="spellEnd"/>
-      <w:r>
-        <w:t xml:space="preserve">” oli helppo käyttää. </w:t>
-      </w:r>
-      <w:proofErr w:type="spellStart"/>
-      <w:r>
-        <w:t>OpenAI</w:t>
-      </w:r>
-      <w:proofErr w:type="spellEnd"/>
-      <w:r>
-        <w:t xml:space="preserve"> API puolestaan vaati maksun, mutta esim. 5 dollarilla saa pyyntöjä enemmän kuin tarpeeksi. </w:t>
-      </w:r>
-      <w:proofErr w:type="spellStart"/>
-      <w:r>
-        <w:t>OpenAI</w:t>
-      </w:r>
-      <w:proofErr w:type="spellEnd"/>
-      <w:r>
-        <w:t xml:space="preserve"> </w:t>
-      </w:r>
-      <w:proofErr w:type="spellStart"/>
-      <w:r>
-        <w:t>consolen</w:t>
-      </w:r>
-      <w:proofErr w:type="spellEnd"/>
-      <w:r>
-        <w:t xml:space="preserve"> sivuilta myös sai varmistettua, että syötettyä dataa ei käytetä </w:t>
-      </w:r>
-      <w:proofErr w:type="spellStart"/>
-      <w:r>
-        <w:t>LLM:n</w:t>
-      </w:r>
-      <w:proofErr w:type="spellEnd"/>
-      <w:r>
-        <w:t xml:space="preserve"> jatkokoulutukseen, mikä oli GDPR:n kannalta oleellista. </w:t>
-      </w:r>
-    </w:p>
-    <w:p/>
-    <w:p>
-      <w:proofErr w:type="spellStart"/>
-      <w:r>
-        <w:t>OpenAI</w:t>
-      </w:r>
-      <w:proofErr w:type="spellEnd"/>
-      <w:r>
-        <w:t xml:space="preserve"> </w:t>
-      </w:r>
-      <w:proofErr w:type="spellStart"/>
-      <w:r>
-        <w:t>API:</w:t>
-      </w:r>
-      <w:r>
-        <w:t>lle</w:t>
-      </w:r>
-      <w:proofErr w:type="spellEnd"/>
-      <w:r>
-        <w:t xml:space="preserve"> on muodostettu ohjelmistossa kolme eri funktiota, joissa kussakin on yksi </w:t>
-      </w:r>
-      <w:proofErr w:type="spellStart"/>
-      <w:r>
-        <w:t>prompti</w:t>
-      </w:r>
-      <w:proofErr w:type="spellEnd"/>
-      <w:r>
-        <w:t>. Nämä funktiot vastaavat muun muassa kuitti datan parsimisesta, käyttäjän kysymyksiin vastaamisesta sekä chatin ”</w:t>
-      </w:r>
-      <w:proofErr w:type="spellStart"/>
-      <w:r>
-        <w:t>titlen</w:t>
-      </w:r>
-      <w:proofErr w:type="spellEnd"/>
-      <w:r>
-        <w:t xml:space="preserve">” muodostamisesta. Mallina käytetään gpt-4o-mini, koska se on erittäin edullinen kustannuksien kannalta sekä olen todennut, että sen antamat vastauksen ovat </w:t>
-      </w:r>
-      <w:r>
-        <w:lastRenderedPageBreak/>
-        <w:t xml:space="preserve">erittäin tarkkoja. Kuitti datan parsiminen -funktio määrittelee tarkan JSON rakenteen, mitä </w:t>
-      </w:r>
-      <w:proofErr w:type="spellStart"/>
-      <w:r>
-        <w:t>AI:n</w:t>
-      </w:r>
-      <w:proofErr w:type="spellEnd"/>
-      <w:r>
-        <w:t xml:space="preserve"> tulee palauttaa, mikä estää tekoälyn hallusinointia ja oman datan keksimistä. Kategorialista myös injektoidaan funktioon dynaamisesti, jolloin </w:t>
-      </w:r>
-      <w:proofErr w:type="spellStart"/>
-      <w:r>
-        <w:t>AI:n</w:t>
-      </w:r>
-      <w:proofErr w:type="spellEnd"/>
-      <w:r>
-        <w:t xml:space="preserve"> annetaan valita </w:t>
-      </w:r>
-      <w:r>
-        <w:t xml:space="preserve">20 kategorian väliltä sopiva kategoria. Mikäli kuitenkin AI epäonnistuisi valitsemaan validi kategoria niin palataan </w:t>
-      </w:r>
-      <w:proofErr w:type="spellStart"/>
-      <w:r>
-        <w:t>defaulttiin</w:t>
-      </w:r>
-      <w:proofErr w:type="spellEnd"/>
-      <w:r>
-        <w:t xml:space="preserve"> MUU kategoria vaihtoehtoon. </w:t>
-      </w:r>
-      <w:r>
-        <w:t xml:space="preserve">Chatti viestien muodostamisen </w:t>
-      </w:r>
-      <w:r>
-        <w:t>kutsu</w:t>
-      </w:r>
-      <w:r>
-        <w:t xml:space="preserve"> puolestaan </w:t>
-      </w:r>
-      <w:r>
-        <w:t xml:space="preserve">ottaa 20 viestin chat historian osaksi </w:t>
-      </w:r>
-      <w:proofErr w:type="spellStart"/>
-      <w:r>
-        <w:t>promptia</w:t>
-      </w:r>
-      <w:proofErr w:type="spellEnd"/>
-      <w:r>
-        <w:t xml:space="preserve">, jotta AI osaa nähdä kontekstin, mistä käyttäjän kanssa </w:t>
-      </w:r>
-      <w:r>
-        <w:t>on</w:t>
-      </w:r>
-      <w:r>
-        <w:t xml:space="preserve"> puhuttu.</w:t>
-      </w:r>
-    </w:p>
-    <w:p>
-      <w:pPr>
-        <w:pStyle w:val="Otsikko2"/>
-      </w:pPr>
-      <w:bookmarkStart w:id="41" w:name="_Toc235780131"/>
-      <w:proofErr w:type="spellStart"/>
-      <w:r>
-        <w:t>Backend</w:t>
-      </w:r>
-      <w:proofErr w:type="spellEnd"/>
-      <w:r>
-        <w:t>-toteutus</w:t>
-      </w:r>
-      <w:bookmarkEnd w:id="41"/>
-    </w:p>
-    <w:p>
-      <w:r>
-        <w:t xml:space="preserve">Server puolen eli </w:t>
-      </w:r>
-      <w:proofErr w:type="spellStart"/>
-      <w:r>
-        <w:t>backend</w:t>
-      </w:r>
-      <w:proofErr w:type="spellEnd"/>
-      <w:r>
-        <w:t xml:space="preserve"> puolen sovelluskehykseksi valittiin Express, jota käytettiin Node.js ympäristössä. Expressistä minulla oli aiemmin paljon kokemusta, jota valinta oli erinomainen. Osasin muodostaa organisoidun kokonaisuuden heti alusta alkaen jaotellen </w:t>
-      </w:r>
-      <w:proofErr w:type="spellStart"/>
-      <w:r>
-        <w:t>backendin</w:t>
-      </w:r>
-      <w:proofErr w:type="spellEnd"/>
-      <w:r>
-        <w:t xml:space="preserve"> erilaisiin kokonaisuuksiin kuten </w:t>
-      </w:r>
-      <w:proofErr w:type="spellStart"/>
-      <w:r>
-        <w:t>routteihin</w:t>
-      </w:r>
-      <w:proofErr w:type="spellEnd"/>
-      <w:r>
-        <w:t xml:space="preserve">, </w:t>
-      </w:r>
-      <w:proofErr w:type="spellStart"/>
-      <w:r>
-        <w:t>controllereihin</w:t>
-      </w:r>
-      <w:proofErr w:type="spellEnd"/>
-      <w:r>
-        <w:t xml:space="preserve">, </w:t>
-      </w:r>
-      <w:proofErr w:type="spellStart"/>
-      <w:r>
-        <w:t>serviceihin</w:t>
-      </w:r>
-      <w:proofErr w:type="spellEnd"/>
-      <w:r>
-        <w:t xml:space="preserve">, testeihin, </w:t>
-      </w:r>
-      <w:proofErr w:type="spellStart"/>
-      <w:r>
-        <w:t>middlewareihin</w:t>
-      </w:r>
-      <w:proofErr w:type="spellEnd"/>
-      <w:r>
-        <w:t>, jne.</w:t>
-      </w:r>
-    </w:p>
-    <w:p/>
-    <w:p>
-      <w:r>
-        <w:t>Controllerit sisältävät funktiot, jotka käsittelevät kunkin reitin (</w:t>
-      </w:r>
-      <w:proofErr w:type="spellStart"/>
-      <w:r>
-        <w:t>route</w:t>
-      </w:r>
-      <w:proofErr w:type="spellEnd"/>
-      <w:r>
-        <w:t xml:space="preserve">) pyynnöt ja vastaukset. Nämä funktiot yhdistetään </w:t>
-      </w:r>
-      <w:proofErr w:type="spellStart"/>
-      <w:r>
-        <w:t>Routeriin</w:t>
-      </w:r>
-      <w:proofErr w:type="spellEnd"/>
-      <w:r>
-        <w:t xml:space="preserve"> </w:t>
-      </w:r>
-      <w:proofErr w:type="spellStart"/>
-      <w:r>
-        <w:t>routes</w:t>
-      </w:r>
-      <w:proofErr w:type="spellEnd"/>
-      <w:r>
-        <w:t xml:space="preserve">-tiedostoissa, ja </w:t>
-      </w:r>
-      <w:proofErr w:type="spellStart"/>
-      <w:r>
-        <w:t>Routerit</w:t>
-      </w:r>
-      <w:proofErr w:type="spellEnd"/>
-      <w:r>
-        <w:t xml:space="preserve"> otetaan lopulta käyttöön </w:t>
-      </w:r>
-      <w:proofErr w:type="spellStart"/>
-      <w:r>
-        <w:t>app.ts</w:t>
-      </w:r>
-      <w:proofErr w:type="spellEnd"/>
-      <w:r>
-        <w:t>-tiedostossa.</w:t>
-      </w:r>
-      <w:r>
-        <w:t xml:space="preserve"> Moneen </w:t>
-      </w:r>
-      <w:proofErr w:type="spellStart"/>
-      <w:r>
-        <w:t>routtiin</w:t>
-      </w:r>
-      <w:proofErr w:type="spellEnd"/>
-      <w:r>
-        <w:t xml:space="preserve"> on yhdistetty erilaisia </w:t>
-      </w:r>
-      <w:proofErr w:type="spellStart"/>
-      <w:r>
-        <w:t>middlewareja</w:t>
-      </w:r>
-      <w:proofErr w:type="spellEnd"/>
-      <w:r>
-        <w:t xml:space="preserve">, joista yleisimmät ovat </w:t>
-      </w:r>
-      <w:proofErr w:type="spellStart"/>
-      <w:r>
-        <w:t>autentikaatio</w:t>
-      </w:r>
-      <w:proofErr w:type="spellEnd"/>
-      <w:r>
-        <w:t xml:space="preserve"> sekä ”</w:t>
-      </w:r>
-      <w:proofErr w:type="spellStart"/>
-      <w:r>
-        <w:t>rate</w:t>
-      </w:r>
-      <w:proofErr w:type="spellEnd"/>
-      <w:r>
-        <w:t xml:space="preserve"> </w:t>
-      </w:r>
-      <w:proofErr w:type="spellStart"/>
-      <w:r>
-        <w:t>limiter</w:t>
-      </w:r>
-      <w:proofErr w:type="spellEnd"/>
-      <w:r>
-        <w:t>”</w:t>
-      </w:r>
-      <w:r>
-        <w:t xml:space="preserve">. </w:t>
-      </w:r>
-    </w:p>
-    <w:p/>
-    <w:p>
-      <w:proofErr w:type="spellStart"/>
-      <w:r>
-        <w:t>Autentikaatio</w:t>
-      </w:r>
-      <w:proofErr w:type="spellEnd"/>
-      <w:r>
-        <w:t xml:space="preserve"> perustuu </w:t>
-      </w:r>
-      <w:proofErr w:type="spellStart"/>
-      <w:r>
-        <w:t>Supabasessa</w:t>
-      </w:r>
-      <w:proofErr w:type="spellEnd"/>
-      <w:r>
-        <w:t xml:space="preserve"> muodostettuun JWT-</w:t>
-      </w:r>
-      <w:proofErr w:type="spellStart"/>
-      <w:r>
-        <w:t>autentikointitokeniin</w:t>
-      </w:r>
-      <w:proofErr w:type="spellEnd"/>
-      <w:r>
-        <w:t>. Ohjelmistoon kirjautumisen yhteydessä käyttäjän tietoja vasten luodaan JWT-</w:t>
-      </w:r>
-      <w:proofErr w:type="spellStart"/>
-      <w:r>
-        <w:t>token</w:t>
-      </w:r>
-      <w:proofErr w:type="spellEnd"/>
-      <w:r>
-        <w:t>, joka lähetetään evästeeseen (</w:t>
-      </w:r>
-      <w:proofErr w:type="spellStart"/>
-      <w:r>
-        <w:t>cookie</w:t>
-      </w:r>
-      <w:proofErr w:type="spellEnd"/>
-      <w:r>
-        <w:t xml:space="preserve">). Tämä eväste lähetetään automaattisesti jokaisen pyynnön mukana palvelimelle, jossa </w:t>
-      </w:r>
-      <w:proofErr w:type="spellStart"/>
-      <w:r>
-        <w:t>token</w:t>
-      </w:r>
-      <w:proofErr w:type="spellEnd"/>
-      <w:r>
-        <w:t xml:space="preserve"> validoidaan ja käyttäjän identiteetti varmistetaan ennen kuin pyyntö sallitaan käsiteltäväksi.</w:t>
-      </w:r>
-      <w:r>
-        <w:t xml:space="preserve"> </w:t>
-      </w:r>
-      <w:proofErr w:type="spellStart"/>
-      <w:r>
-        <w:t>Autentikaatio</w:t>
-      </w:r>
-      <w:proofErr w:type="spellEnd"/>
-      <w:r>
-        <w:t xml:space="preserve"> </w:t>
-      </w:r>
-      <w:proofErr w:type="spellStart"/>
-      <w:r>
-        <w:t>middlewarea</w:t>
-      </w:r>
-      <w:proofErr w:type="spellEnd"/>
-      <w:r>
-        <w:t xml:space="preserve"> käytetään lähes kaikissa </w:t>
-      </w:r>
-      <w:proofErr w:type="spellStart"/>
-      <w:r>
-        <w:t>routeissa</w:t>
-      </w:r>
-      <w:proofErr w:type="spellEnd"/>
-      <w:r>
-        <w:t xml:space="preserve"> lukuun ottamatta tietenkin esim. </w:t>
-      </w:r>
-      <w:proofErr w:type="spellStart"/>
-      <w:r>
-        <w:t>signup</w:t>
-      </w:r>
-      <w:proofErr w:type="spellEnd"/>
-      <w:r>
-        <w:t xml:space="preserve">, </w:t>
-      </w:r>
-      <w:proofErr w:type="spellStart"/>
-      <w:r>
-        <w:t>login</w:t>
-      </w:r>
-      <w:proofErr w:type="spellEnd"/>
-      <w:r>
-        <w:t xml:space="preserve"> ja </w:t>
-      </w:r>
-      <w:proofErr w:type="spellStart"/>
-      <w:r>
-        <w:t>password-reset</w:t>
-      </w:r>
-      <w:proofErr w:type="spellEnd"/>
-      <w:r>
-        <w:t xml:space="preserve">. </w:t>
-      </w:r>
-    </w:p>
-    <w:p/>
-    <w:p>
-      <w:proofErr w:type="spellStart"/>
-      <w:r>
-        <w:t>Rate</w:t>
-      </w:r>
-      <w:proofErr w:type="spellEnd"/>
-      <w:r>
-        <w:t xml:space="preserve"> </w:t>
-      </w:r>
-      <w:proofErr w:type="spellStart"/>
-      <w:r>
-        <w:t>limiter</w:t>
-      </w:r>
-      <w:proofErr w:type="spellEnd"/>
-      <w:r>
-        <w:t xml:space="preserve"> </w:t>
-      </w:r>
-      <w:proofErr w:type="spellStart"/>
-      <w:r>
-        <w:t>middlewaren</w:t>
-      </w:r>
-      <w:proofErr w:type="spellEnd"/>
-      <w:r>
-        <w:t xml:space="preserve"> idea on puolestaan rajoittaa yksittäisen käyttäjän pyyntöjen määrä, joka estää jossain määrin palvelimen ylikuormitusta sekä </w:t>
-      </w:r>
-      <w:proofErr w:type="spellStart"/>
-      <w:r>
-        <w:t>Ddos</w:t>
-      </w:r>
-      <w:proofErr w:type="spellEnd"/>
-      <w:r>
-        <w:t xml:space="preserve"> hyökkäyksiä. </w:t>
-      </w:r>
-      <w:proofErr w:type="spellStart"/>
-      <w:r>
-        <w:t>Rate</w:t>
-      </w:r>
-      <w:proofErr w:type="spellEnd"/>
-      <w:r>
-        <w:t xml:space="preserve"> </w:t>
-      </w:r>
-      <w:proofErr w:type="spellStart"/>
-      <w:r>
-        <w:t>limiter</w:t>
-      </w:r>
-      <w:proofErr w:type="spellEnd"/>
-      <w:r>
-        <w:t xml:space="preserve"> perustuu joko käyttäjän </w:t>
-      </w:r>
-      <w:proofErr w:type="spellStart"/>
-      <w:r>
-        <w:t>ID:hen</w:t>
-      </w:r>
-      <w:proofErr w:type="spellEnd"/>
-      <w:r>
-        <w:t xml:space="preserve"> tai IP-osoitteeseen. Kaikki </w:t>
-      </w:r>
-      <w:proofErr w:type="spellStart"/>
-      <w:r>
-        <w:t>routit</w:t>
-      </w:r>
-      <w:proofErr w:type="spellEnd"/>
-      <w:r>
-        <w:t xml:space="preserve">, joissa käyttäjä on jo kirjautunut, voidaan hyvin käyttää </w:t>
-      </w:r>
-      <w:proofErr w:type="spellStart"/>
-      <w:r>
-        <w:t>user_id:tä</w:t>
-      </w:r>
-      <w:proofErr w:type="spellEnd"/>
-      <w:r>
-        <w:t xml:space="preserve">, mutta puolestaan </w:t>
-      </w:r>
-      <w:proofErr w:type="spellStart"/>
-      <w:r>
-        <w:t>routit</w:t>
-      </w:r>
-      <w:proofErr w:type="spellEnd"/>
-      <w:r>
-        <w:t xml:space="preserve"> kuten </w:t>
-      </w:r>
-      <w:proofErr w:type="spellStart"/>
-      <w:r>
-        <w:t>login</w:t>
-      </w:r>
-      <w:proofErr w:type="spellEnd"/>
-      <w:r>
-        <w:t xml:space="preserve"> ja </w:t>
-      </w:r>
-      <w:proofErr w:type="spellStart"/>
-      <w:r>
-        <w:t>signup</w:t>
-      </w:r>
-      <w:proofErr w:type="spellEnd"/>
-      <w:r>
-        <w:t xml:space="preserve"> suojataan IP-</w:t>
-      </w:r>
-      <w:r>
-        <w:lastRenderedPageBreak/>
-        <w:t xml:space="preserve">osoitteeseen kohdistuvan rajoittimen avulla. </w:t>
-      </w:r>
-      <w:proofErr w:type="spellStart"/>
-      <w:r>
-        <w:t>Rate</w:t>
-      </w:r>
-      <w:proofErr w:type="spellEnd"/>
-      <w:r>
-        <w:t xml:space="preserve"> </w:t>
-      </w:r>
-      <w:proofErr w:type="spellStart"/>
-      <w:r>
-        <w:t>limiterin</w:t>
-      </w:r>
-      <w:proofErr w:type="spellEnd"/>
-      <w:r>
-        <w:t xml:space="preserve"> ideana on, että jokaiselle </w:t>
-      </w:r>
-      <w:proofErr w:type="spellStart"/>
-      <w:r>
-        <w:t>routelle</w:t>
-      </w:r>
-      <w:proofErr w:type="spellEnd"/>
-      <w:r>
-        <w:t xml:space="preserve"> tulee oma </w:t>
-      </w:r>
-      <w:proofErr w:type="spellStart"/>
-      <w:r>
-        <w:t>rate</w:t>
-      </w:r>
-      <w:proofErr w:type="spellEnd"/>
-      <w:r>
-        <w:t xml:space="preserve"> </w:t>
-      </w:r>
-      <w:proofErr w:type="spellStart"/>
-      <w:r>
-        <w:t>limiter</w:t>
-      </w:r>
-      <w:proofErr w:type="spellEnd"/>
-      <w:r>
-        <w:t xml:space="preserve"> ”</w:t>
-      </w:r>
-      <w:proofErr w:type="spellStart"/>
-      <w:r>
-        <w:t>bucket</w:t>
-      </w:r>
-      <w:proofErr w:type="spellEnd"/>
-      <w:r>
-        <w:t xml:space="preserve">” jossa on tietty määrä pyyntöjä, mitä minuutissa saa tehdä. Tämän rajan ylittyessä tulee </w:t>
+        <w:t xml:space="preserve">osoitteeseen kohdistuvan rajoittimen avulla. Rate limiterin ideana on, että jokaiselle routelle tulee oma rate limiter ”bucket” jossa on tietty määrä pyyntöjä, mitä minuutissa saa tehdä. Tämän rajan ylittyessä tulee </w:t>
       </w:r>
       <w:r>
         <w:t>lukitus</w:t>
@@ -23045,1119 +21334,364 @@
         <w:t>tähän</w:t>
       </w:r>
       <w:r>
-        <w:t xml:space="preserve"> osoitteeseen. </w:t>
-      </w:r>
-      <w:proofErr w:type="spellStart"/>
-      <w:r>
-        <w:t>Rate</w:t>
-      </w:r>
-      <w:proofErr w:type="spellEnd"/>
+        <w:t xml:space="preserve"> osoitteeseen. Rate limitereitä on ohjelmistossa käytännössä useampi kuin yksi. Esimerkiksi raskaammat operaatiot kuten tiedoston upload käyttävät eri rate limiteriä kuin useammat </w:t>
+      </w:r>
+      <w:r>
+        <w:t>GET</w:t>
+      </w:r>
+      <w:r>
+        <w:t xml:space="preserve"> routit. Raskaammissa operaatioissa on vähemmän sallittuja pyyntöjä per minuutti ja rate limiterit on jaoteltu esim. rate_</w:t>
+      </w:r>
+      <w:proofErr w:type="gramStart"/>
+      <w:r>
+        <w:t>limiter.read</w:t>
+      </w:r>
+      <w:proofErr w:type="gramEnd"/>
+      <w:r>
+        <w:t>()</w:t>
+      </w:r>
+      <w:r>
+        <w:t>, rate_</w:t>
+      </w:r>
+      <w:proofErr w:type="gramStart"/>
+      <w:r>
+        <w:t>limiter.write</w:t>
+      </w:r>
+      <w:proofErr w:type="gramEnd"/>
+      <w:r>
+        <w:t>()</w:t>
+      </w:r>
+      <w:r>
+        <w:t>, rate_</w:t>
+      </w:r>
+      <w:proofErr w:type="gramStart"/>
+      <w:r>
+        <w:t>limiter.heavy</w:t>
+      </w:r>
+      <w:proofErr w:type="gramEnd"/>
+      <w:r>
+        <w:t>_</w:t>
+      </w:r>
+      <w:proofErr w:type="gramStart"/>
+      <w:r>
+        <w:t>read</w:t>
+      </w:r>
+      <w:r>
+        <w:t>(</w:t>
+      </w:r>
+      <w:proofErr w:type="gramEnd"/>
+      <w:r>
+        <w:t>)</w:t>
+      </w:r>
+      <w:r>
+        <w:t>, rate_</w:t>
+      </w:r>
+      <w:proofErr w:type="gramStart"/>
+      <w:r>
+        <w:t>limiter.heavy</w:t>
+      </w:r>
+      <w:proofErr w:type="gramEnd"/>
+      <w:r>
+        <w:t>_</w:t>
+      </w:r>
+      <w:proofErr w:type="gramStart"/>
+      <w:r>
+        <w:t>write(</w:t>
+      </w:r>
+      <w:proofErr w:type="gramEnd"/>
+      <w:r>
+        <w:t xml:space="preserve">) </w:t>
+      </w:r>
+      <w:r>
+        <w:t>tyyliin</w:t>
+      </w:r>
+      <w:r>
+        <w:t>, jossa sulkeisiin syötetään vielä bucketin nimi</w:t>
+      </w:r>
+      <w:r>
+        <w:t>.</w:t>
+      </w:r>
+    </w:p>
+    <w:p/>
+    <w:p>
+      <w:r>
+        <w:t>Tiedostojen käsittely on toteutettu asynkronisesti BullMQ-jonon avulla, joka käyttää Redistä taustajärjestelmänä. Kun käyttäjä lataa kuitin, tiedosto tallennetaan välittömästi Supabase-tallennustilaan ja tietokantaan luodaan dokumenttitietue tilalla PENDING. Tämän jälkeen käsittelyjob lisätään jonoon, ja API vastaa käyttäjälle välittömästi ilman, että sen tarvitsee odottaa kuitin analysointia.</w:t>
+      </w:r>
+    </w:p>
+    <w:p/>
+    <w:p>
+      <w:r>
+        <w:t>Erillinen worker-prosessi lukee jonosta jobeja ja käsittelee ne yksi kerrallaan. Worker lataa tiedoston Supabasesta, analysoi sen Google Vision OCR:llä tekstiksi, jonka jälkeen OpenAI jäsentää tekstistä strukturoidun datan</w:t>
+      </w:r>
+      <w:r>
+        <w:t>,</w:t>
+      </w:r>
       <w:r>
         <w:t xml:space="preserve"> </w:t>
       </w:r>
-      <w:proofErr w:type="spellStart"/>
-      <w:r>
-        <w:t>limitereitä</w:t>
-      </w:r>
-      <w:proofErr w:type="spellEnd"/>
-      <w:r>
-        <w:t xml:space="preserve"> on ohjelmistossa käytännössä useampi kuin yksi. Esimerkiksi raskaammat operaatiot kuten tiedoston </w:t>
-      </w:r>
-      <w:proofErr w:type="spellStart"/>
-      <w:r>
-        <w:t>upload</w:t>
-      </w:r>
-      <w:proofErr w:type="spellEnd"/>
-      <w:r>
-        <w:t xml:space="preserve"> käyttävät eri </w:t>
-      </w:r>
-      <w:proofErr w:type="spellStart"/>
-      <w:r>
-        <w:t>rate</w:t>
-      </w:r>
-      <w:proofErr w:type="spellEnd"/>
-      <w:r>
-        <w:t xml:space="preserve"> </w:t>
-      </w:r>
-      <w:proofErr w:type="spellStart"/>
-      <w:r>
-        <w:t>limiteriä</w:t>
-      </w:r>
-      <w:proofErr w:type="spellEnd"/>
-      <w:r>
-        <w:t xml:space="preserve"> kuin useammat </w:t>
-      </w:r>
-      <w:r>
-        <w:t>GET</w:t>
-      </w:r>
-      <w:r>
-        <w:t xml:space="preserve"> </w:t>
-      </w:r>
-      <w:proofErr w:type="spellStart"/>
-      <w:r>
-        <w:t>routit</w:t>
-      </w:r>
-      <w:proofErr w:type="spellEnd"/>
-      <w:r>
-        <w:t xml:space="preserve">. Raskaammissa operaatioissa on vähemmän sallittuja pyyntöjä per minuutti ja </w:t>
-      </w:r>
-      <w:proofErr w:type="spellStart"/>
-      <w:r>
-        <w:t>rate</w:t>
-      </w:r>
-      <w:proofErr w:type="spellEnd"/>
-      <w:r>
-        <w:t xml:space="preserve"> </w:t>
-      </w:r>
-      <w:proofErr w:type="spellStart"/>
-      <w:r>
-        <w:t>limiterit</w:t>
-      </w:r>
-      <w:proofErr w:type="spellEnd"/>
-      <w:r>
-        <w:t xml:space="preserve"> on jaoteltu esim. </w:t>
-      </w:r>
-      <w:proofErr w:type="spellStart"/>
-      <w:r>
-        <w:t>rate_</w:t>
+      <w:r>
+        <w:t>myyjän</w:t>
+      </w:r>
+      <w:r>
+        <w:t xml:space="preserve"> nimen, päivämäärän, summan, ALV-erittelyn sekä kategorian. Onnistuneen käsittelyn jälkeen dokumentin tila päivitetään COMPLETED-tilaan ja kuittitiedot tallennetaan tietokantaan.</w:t>
+      </w:r>
+    </w:p>
+    <w:p/>
+    <w:p>
+      <w:r>
+        <w:t xml:space="preserve">Jonon käyttämisen etuna on se, että raskas käsittely ei blokkaa HTTP-pyyntöä. </w:t>
+      </w:r>
+      <w:r>
+        <w:t xml:space="preserve">Eli AI analysointi toimii käytännössä ns. taustaprosessina, jossa käyttäjä voi tehdä muutakin ohjelmistossa, sillä välin, kun analysointi on meneillään. </w:t>
+      </w:r>
+      <w:r>
+        <w:t>Jos käsittely epäonnistuu esimerkiksi API-virheen takia, BullMQ yrittää jobin uudelleen automaattisesti eksponentiaalisella viiveellä. Käyttäjä voi seurata käsittelyn tilaa erillisen status-endpointin kautta, johon frontend tekee pollauksia.</w:t>
+      </w:r>
+      <w:r>
+        <w:t xml:space="preserve"> Pollauksia tehdään myös kuittien haku sivuilla, mikäli joku kuitti sisältää PENDING tilan ja kuitit näytetään käyttäjälle reaaliaikaan niiden analysoitua. Kun yksikään dokumentti ei sisällä PENDING tilaa pollaus lopetetaan.</w:t>
+      </w:r>
+    </w:p>
+    <w:p/>
+    <w:p>
+      <w:r>
+        <w:lastRenderedPageBreak/>
+        <w:t xml:space="preserve">Ohjelmistossa toimii Stripe maksujärjestelmä. Stripe on konfiguroitu </w:t>
+      </w:r>
+      <w:r>
+        <w:t xml:space="preserve">ottamaan vastaan vuosittaisia ja kuukausittaisia basic ja premium tilauksia. Ohjelmistossa luotu checkout flow toimii periaatteessa näin: </w:t>
+      </w:r>
+      <w:r>
+        <w:t>Kun käyttäjä valitsee tilauksen, luodaan Stripe Checkout -</w:t>
       </w:r>
       <w:proofErr w:type="gramStart"/>
       <w:r>
-        <w:t>limiter.read</w:t>
-      </w:r>
-      <w:proofErr w:type="spellEnd"/>
+        <w:t>sessio</w:t>
+      </w:r>
       <w:proofErr w:type="gramEnd"/>
       <w:r>
-        <w:t>()</w:t>
+        <w:t xml:space="preserve"> jossa määritellään hinta, onnistumis- ja peruutus-URL sekä metadata (user_id, subscriptionType). Käyttäjä ohjataan Stripen omalle maksusivulle, jolloin sovellus ei itse käsittele maksukorttitietoja.</w:t>
+      </w:r>
+      <w:r>
+        <w:t xml:space="preserve"> Ohjelmistossa on myös webhook pohjainen tilauksen hallinta, joka kuuntelee stripe pyyntöjä ja tekee sitä mukaa tilauksia, peruutuuksia ja peruutuksen perumisia. </w:t>
+      </w:r>
+    </w:p>
+    <w:p/>
+    <w:p>
+      <w:r>
+        <w:t>Tilauksen tila ei päivity suoraan checkoutin jälkeen vaan Stripe lähettää webhook-tapahtumia palvelimelle eri tilanteissa</w:t>
       </w:r>
       <w:r>
         <w:t xml:space="preserve">, </w:t>
       </w:r>
-      <w:proofErr w:type="spellStart"/>
-      <w:r>
-        <w:t>rate_</w:t>
+      <w:r>
+        <w:t xml:space="preserve">esimerkiksi </w:t>
       </w:r>
       <w:proofErr w:type="gramStart"/>
       <w:r>
-        <w:t>limiter.write</w:t>
-      </w:r>
-      <w:proofErr w:type="spellEnd"/>
+        <w:t>checkout.session</w:t>
+      </w:r>
       <w:proofErr w:type="gramEnd"/>
       <w:r>
-        <w:t>()</w:t>
-      </w:r>
-      <w:r>
-        <w:t xml:space="preserve">, </w:t>
-      </w:r>
-      <w:proofErr w:type="spellStart"/>
-      <w:r>
-        <w:t>rate_</w:t>
+        <w:t xml:space="preserve">.completed, </w:t>
       </w:r>
       <w:proofErr w:type="gramStart"/>
       <w:r>
-        <w:t>limiter.heavy</w:t>
+        <w:t>invoice.payment</w:t>
       </w:r>
       <w:proofErr w:type="gramEnd"/>
       <w:r>
-        <w:t>_</w:t>
+        <w:t xml:space="preserve">_succeeded, </w:t>
       </w:r>
       <w:proofErr w:type="gramStart"/>
       <w:r>
-        <w:t>read</w:t>
-      </w:r>
-      <w:proofErr w:type="spellEnd"/>
-      <w:r>
-        <w:t>(</w:t>
+        <w:t>customer.subscription</w:t>
       </w:r>
       <w:proofErr w:type="gramEnd"/>
       <w:r>
-        <w:t>)</w:t>
-      </w:r>
-      <w:r>
-        <w:t xml:space="preserve">, </w:t>
-      </w:r>
-      <w:proofErr w:type="spellStart"/>
-      <w:r>
-        <w:t>rate_</w:t>
+        <w:t xml:space="preserve">.deleted ja </w:t>
       </w:r>
       <w:proofErr w:type="gramStart"/>
       <w:r>
-        <w:t>limiter.heavy</w:t>
+        <w:t>customer.subscription</w:t>
       </w:r>
       <w:proofErr w:type="gramEnd"/>
       <w:r>
-        <w:t>_</w:t>
-      </w:r>
-      <w:proofErr w:type="gramStart"/>
-      <w:r>
-        <w:t>write</w:t>
-      </w:r>
-      <w:proofErr w:type="spellEnd"/>
-      <w:r>
-        <w:t>(</w:t>
-      </w:r>
-      <w:proofErr w:type="gramEnd"/>
-      <w:r>
-        <w:t xml:space="preserve">) </w:t>
-      </w:r>
-      <w:r>
-        <w:t>tyyliin</w:t>
-      </w:r>
-      <w:r>
-        <w:t xml:space="preserve">, jossa sulkeisiin syötetään vielä </w:t>
-      </w:r>
-      <w:proofErr w:type="spellStart"/>
-      <w:r>
-        <w:t>bucketin</w:t>
-      </w:r>
-      <w:proofErr w:type="spellEnd"/>
-      <w:r>
-        <w:t xml:space="preserve"> nimi</w:t>
-      </w:r>
-      <w:r>
-        <w:t>.</w:t>
+        <w:t>.updated. Palvelin käsittelee nämä tapahtumat ja päivittää tietokantaan tilauksen tilan vastaavasti. Tämä on luotettavampi tapa kuin luottaa pelkkään redirect-URLiin, koska webhook tulee aina Stripeltä riippumatta siitä sulkeeko käyttäjä selaimen kesken maksun.</w:t>
       </w:r>
     </w:p>
     <w:p/>
     <w:p>
       <w:r>
-        <w:t xml:space="preserve">Tiedostojen käsittely on toteutettu asynkronisesti </w:t>
-      </w:r>
-      <w:proofErr w:type="spellStart"/>
-      <w:r>
-        <w:t>BullMQ</w:t>
-      </w:r>
-      <w:proofErr w:type="spellEnd"/>
-      <w:r>
-        <w:t xml:space="preserve">-jonon avulla, joka käyttää Redistä taustajärjestelmänä. Kun käyttäjä lataa kuitin, tiedosto tallennetaan välittömästi </w:t>
-      </w:r>
-      <w:proofErr w:type="spellStart"/>
-      <w:r>
-        <w:t>Supabase</w:t>
-      </w:r>
-      <w:proofErr w:type="spellEnd"/>
-      <w:r>
-        <w:t xml:space="preserve">-tallennustilaan ja tietokantaan luodaan dokumenttitietue tilalla PENDING. Tämän jälkeen </w:t>
-      </w:r>
-      <w:proofErr w:type="spellStart"/>
-      <w:r>
-        <w:t>käsittelyjob</w:t>
-      </w:r>
-      <w:proofErr w:type="spellEnd"/>
-      <w:r>
-        <w:t xml:space="preserve"> lisätään jonoon, ja API vastaa käyttäjälle välittömästi ilman, että sen tarvitsee odottaa kuitin analysointia.</w:t>
+        <w:t>Testauksessa käytetään backend puolella Jestiä unit- ja integraatiotestaukseen. Jestin avulla on muodostettu 180 testiä yhteensä, joka kattaa kaikki ohjelmiston kontrollerit ja serviceiden (Open AI, OCR, jne.) ja middlewarejen unit testit.</w:t>
+      </w:r>
+      <w:r>
+        <w:t xml:space="preserve"> Testeissä saavutettiin testikattavuudeksi 89.54 %, lausekattavuudeksi 75.4 % ja haarakattavuudeksi 90.35 %. </w:t>
+      </w:r>
+      <w:r>
+        <w:t>Ulkoiset riippuvuudet, kuten tietokantakutsut, Stripe ja Supabase, on korvattu testeissä mock-objekteilla, jolloin testit ovat nopeita ja eivät vaadi verkkoyhteyttä.</w:t>
+      </w:r>
+      <w:r>
+        <w:t xml:space="preserve"> Testit </w:t>
+      </w:r>
+      <w:r>
+        <w:t>ajetaan</w:t>
+      </w:r>
+      <w:r>
+        <w:t xml:space="preserve"> myös</w:t>
+      </w:r>
+      <w:r>
+        <w:t xml:space="preserve"> erillisessä Docker-testiympäristössä, jossa on oma PostgreSQL-tietokanta, jolloin testit eivät vaikuta tuotanto- tai kehitysympäristön dataan.</w:t>
+      </w:r>
+    </w:p>
+    <w:p>
+      <w:pPr>
+        <w:pStyle w:val="Otsikko2"/>
+      </w:pPr>
+      <w:bookmarkStart w:id="42" w:name="_Toc235780132"/>
+      <w:r>
+        <w:t>Frontend-toteutus</w:t>
+      </w:r>
+      <w:bookmarkEnd w:id="42"/>
+    </w:p>
+    <w:p>
+      <w:r>
+        <w:t>Sovelluskehykseksi</w:t>
+      </w:r>
+      <w:r>
+        <w:t xml:space="preserve"> eli ”frameworkiksi” valittiin frontend puolella Next.js. Next.js </w:t>
+      </w:r>
+      <w:r>
+        <w:t>sovelluskehyksenä</w:t>
+      </w:r>
+      <w:r>
+        <w:t xml:space="preserve"> oli hieman tuntematon itselleni projektin alkuvaiheessa. Reactia olen käyttänyt useisiin projekteihin kuitenkin, niin oppimiskaari oli suhteellisen nopea. Mikä teki Next.js:stä erityistä oli sen ominaisuus käyttää server-komponentteja, server action tiedostoja sekä client komponentteja. Se miten itse ymmärsin esimerkiksi server-komponentin ja client </w:t>
+      </w:r>
+      <w:r>
+        <w:lastRenderedPageBreak/>
+        <w:t xml:space="preserve">komponentin eron Next.js:ssä oli, että server-komponentti renderöidään valmiiksi jo palvelimella eikä se lähetä komponentin omaa JS-koodia selaimelle, mikä tarkoittaa pienempää ”bundlekokoa” eli toisin sanoen kevyempää komponenttia. Server komponentissa puolestaan ei ole mahdollista käyttää Reactille tuttuja useState, useEffect, useRef, yms. vastaavia toimintoja. Datan haku esimerkiksi palvelimelta on puolestaan kätevää. Voidaan suoraan asettaa komponentti asynkroniseksi ja tehdä ja hakea käytännössä yhdellä rivillä data suoraan muuttujaan await avainsanalla sen sijaan että pitäisi käyttää useEffect-hookkia. </w:t>
       </w:r>
     </w:p>
     <w:p/>
     <w:p>
       <w:r>
-        <w:t xml:space="preserve">Erillinen </w:t>
-      </w:r>
-      <w:proofErr w:type="spellStart"/>
-      <w:r>
-        <w:t>worker</w:t>
-      </w:r>
-      <w:proofErr w:type="spellEnd"/>
-      <w:r>
-        <w:t xml:space="preserve">-prosessi lukee jonosta jobeja ja käsittelee ne yksi kerrallaan. </w:t>
-      </w:r>
-      <w:proofErr w:type="spellStart"/>
-      <w:r>
-        <w:t>Worker</w:t>
-      </w:r>
-      <w:proofErr w:type="spellEnd"/>
-      <w:r>
-        <w:t xml:space="preserve"> lataa tiedoston </w:t>
-      </w:r>
-      <w:proofErr w:type="spellStart"/>
-      <w:r>
-        <w:t>Supabasesta</w:t>
-      </w:r>
-      <w:proofErr w:type="spellEnd"/>
-      <w:r>
-        <w:t xml:space="preserve">, analysoi sen Google Vision OCR:llä tekstiksi, jonka jälkeen </w:t>
-      </w:r>
-      <w:proofErr w:type="spellStart"/>
-      <w:r>
-        <w:t>OpenAI</w:t>
-      </w:r>
-      <w:proofErr w:type="spellEnd"/>
-      <w:r>
-        <w:t xml:space="preserve"> jäsentää tekstistä strukturoidun datan</w:t>
-      </w:r>
-      <w:r>
-        <w:t>,</w:t>
-      </w:r>
-      <w:r>
-        <w:t xml:space="preserve"> </w:t>
-      </w:r>
-      <w:r>
-        <w:t>myyjän</w:t>
-      </w:r>
-      <w:r>
-        <w:t xml:space="preserve"> nimen, päivämäärän, summan, ALV-erittelyn sekä kategorian. Onnistuneen käsittelyn jälkeen dokumentin tila päivitetään COMPLETED-tilaan ja kuittitiedot tallennetaan tietokantaan.</w:t>
+        <w:t xml:space="preserve">Client komponentin saa puolestaan muodostettua käyttämällä ’use-client’ merkkijonoa tiedostossa. Client komponentti mahdollistaa puolestaan sen, että komponentti lähettää JS-koodin selaimelle. Client komponentissa ensin renderöidään HTML ja sitten ”herätetään HTML eloon” selaimessa lisäämällä interaktiivisuutta sivuun esimerkiksi edellä mainituilla useState, useEffect tai useRef toiminnoilla. Jokaista komponenttia ei kuitenkaan automaattisesti voi leimata ”use-client” merkkijonolla sillä, client komponentit ovat raskaampia, koska ne kasvattavat lähetettävän JavaScripti-bundlen kokoa ja vaatii ”hydratoinnin”, mikä lisää selaimen suoritustaakkaa verrattuna server komponentteihin. Tässä tuleekin tilanne, jossa joutui tarkkaan miettimään sivun ja ohjelmiston arkkitehtuuria. Mitkä komponentit oltava client-komponentteja ja mitkä taas server-komponetteja. Myös täytyi muistaa, että jos ”parent komponentti” on client-komponentti, niin sen child komponentti on myös aina client-komponentti. Eli miettien tätä hierarkiaa, server-komponenttien on oltava ylempänä hierarkiassa puussa. </w:t>
       </w:r>
     </w:p>
     <w:p/>
     <w:p>
       <w:r>
-        <w:t xml:space="preserve">Jonon käyttämisen etuna on se, että raskas käsittely ei blokkaa HTTP-pyyntöä. </w:t>
-      </w:r>
-      <w:r>
-        <w:t xml:space="preserve">Eli AI analysointi toimii käytännössä ns. taustaprosessina, jossa käyttäjä voi tehdä muutakin ohjelmistossa, sillä välin, kun analysointi on meneillään. </w:t>
-      </w:r>
-      <w:r>
-        <w:t xml:space="preserve">Jos käsittely epäonnistuu esimerkiksi API-virheen takia, </w:t>
-      </w:r>
-      <w:proofErr w:type="spellStart"/>
-      <w:r>
-        <w:t>BullMQ</w:t>
-      </w:r>
-      <w:proofErr w:type="spellEnd"/>
-      <w:r>
-        <w:t xml:space="preserve"> yrittää jobin uudelleen automaattisesti eksponentiaalisella viiveellä. Käyttäjä voi seurata käsittelyn tilaa erillisen status-</w:t>
-      </w:r>
-      <w:proofErr w:type="spellStart"/>
-      <w:r>
-        <w:t>endpointin</w:t>
-      </w:r>
-      <w:proofErr w:type="spellEnd"/>
-      <w:r>
-        <w:t xml:space="preserve"> kautta, johon </w:t>
-      </w:r>
-      <w:proofErr w:type="spellStart"/>
-      <w:r>
-        <w:t>frontend</w:t>
-      </w:r>
-      <w:proofErr w:type="spellEnd"/>
-      <w:r>
-        <w:t xml:space="preserve"> tekee pollauksia.</w:t>
-      </w:r>
-      <w:r>
-        <w:t xml:space="preserve"> Pollauksia tehdään myös kuittien haku sivuilla, mikäli joku kuitti sisältää PENDING tilan ja kuitit näytetään käyttäjälle reaaliaikaan niiden analysoitua. Kun yksikään dokumentti ei sisällä PENDING tilaa </w:t>
-      </w:r>
-      <w:proofErr w:type="spellStart"/>
-      <w:r>
-        <w:t>pollaus</w:t>
-      </w:r>
-      <w:proofErr w:type="spellEnd"/>
-      <w:r>
-        <w:t xml:space="preserve"> lopetetaan.</w:t>
-      </w:r>
-    </w:p>
-    <w:p/>
-    <w:p>
-      <w:r>
-        <w:lastRenderedPageBreak/>
-        <w:t xml:space="preserve">Ohjelmistossa toimii </w:t>
-      </w:r>
-      <w:proofErr w:type="spellStart"/>
-      <w:r>
-        <w:t>Stripe</w:t>
-      </w:r>
-      <w:proofErr w:type="spellEnd"/>
-      <w:r>
-        <w:t xml:space="preserve"> maksujärjestelmä. </w:t>
-      </w:r>
-      <w:proofErr w:type="spellStart"/>
-      <w:r>
-        <w:t>Stripe</w:t>
-      </w:r>
-      <w:proofErr w:type="spellEnd"/>
-      <w:r>
-        <w:t xml:space="preserve"> on konfiguroitu </w:t>
-      </w:r>
-      <w:r>
-        <w:t xml:space="preserve">ottamaan vastaan vuosittaisia ja kuukausittaisia </w:t>
-      </w:r>
-      <w:proofErr w:type="spellStart"/>
-      <w:r>
-        <w:t>basic</w:t>
-      </w:r>
-      <w:proofErr w:type="spellEnd"/>
-      <w:r>
-        <w:t xml:space="preserve"> ja </w:t>
-      </w:r>
-      <w:proofErr w:type="spellStart"/>
-      <w:r>
-        <w:t>premium</w:t>
-      </w:r>
-      <w:proofErr w:type="spellEnd"/>
-      <w:r>
-        <w:t xml:space="preserve"> tilauksia. Ohjelmistossa luotu </w:t>
-      </w:r>
-      <w:proofErr w:type="spellStart"/>
-      <w:r>
-        <w:t>checkout</w:t>
-      </w:r>
-      <w:proofErr w:type="spellEnd"/>
-      <w:r>
-        <w:t xml:space="preserve"> </w:t>
-      </w:r>
-      <w:proofErr w:type="spellStart"/>
-      <w:r>
-        <w:t>flow</w:t>
-      </w:r>
-      <w:proofErr w:type="spellEnd"/>
-      <w:r>
-        <w:t xml:space="preserve"> toimii periaatteessa näin: </w:t>
-      </w:r>
-      <w:r>
-        <w:t xml:space="preserve">Kun käyttäjä valitsee tilauksen, luodaan </w:t>
-      </w:r>
-      <w:proofErr w:type="spellStart"/>
-      <w:r>
-        <w:t>Stripe</w:t>
-      </w:r>
-      <w:proofErr w:type="spellEnd"/>
-      <w:r>
-        <w:t xml:space="preserve"> </w:t>
-      </w:r>
-      <w:proofErr w:type="spellStart"/>
-      <w:r>
-        <w:t>Checkout</w:t>
-      </w:r>
-      <w:proofErr w:type="spellEnd"/>
-      <w:r>
-        <w:t xml:space="preserve"> -</w:t>
-      </w:r>
-      <w:proofErr w:type="gramStart"/>
-      <w:r>
-        <w:t>sessio</w:t>
-      </w:r>
-      <w:proofErr w:type="gramEnd"/>
-      <w:r>
-        <w:t xml:space="preserve"> jossa määritellään hinta, onnistumis- ja peruutus-URL sekä metadata (</w:t>
-      </w:r>
-      <w:proofErr w:type="spellStart"/>
-      <w:r>
-        <w:t>user_id</w:t>
-      </w:r>
-      <w:proofErr w:type="spellEnd"/>
-      <w:r>
-        <w:t xml:space="preserve">, </w:t>
-      </w:r>
-      <w:proofErr w:type="spellStart"/>
-      <w:r>
-        <w:t>subscriptionType</w:t>
-      </w:r>
-      <w:proofErr w:type="spellEnd"/>
-      <w:r>
-        <w:t xml:space="preserve">). Käyttäjä ohjataan </w:t>
-      </w:r>
-      <w:proofErr w:type="spellStart"/>
-      <w:r>
-        <w:t>Stripen</w:t>
-      </w:r>
-      <w:proofErr w:type="spellEnd"/>
-      <w:r>
-        <w:t xml:space="preserve"> omalle maksusivulle, jolloin sovellus ei itse käsittele maksukorttitietoja.</w:t>
-      </w:r>
-      <w:r>
-        <w:t xml:space="preserve"> Ohjelmistossa on myös </w:t>
-      </w:r>
-      <w:proofErr w:type="spellStart"/>
-      <w:r>
-        <w:t>webhook</w:t>
-      </w:r>
-      <w:proofErr w:type="spellEnd"/>
-      <w:r>
-        <w:t xml:space="preserve"> pohjainen tilauksen hallinta, joka kuuntelee </w:t>
-      </w:r>
-      <w:proofErr w:type="spellStart"/>
-      <w:r>
-        <w:t>stripe</w:t>
-      </w:r>
-      <w:proofErr w:type="spellEnd"/>
-      <w:r>
-        <w:t xml:space="preserve"> pyyntöjä ja tekee sitä mukaa tilauksia, </w:t>
-      </w:r>
-      <w:proofErr w:type="spellStart"/>
-      <w:r>
-        <w:t>peruutuuksia</w:t>
-      </w:r>
-      <w:proofErr w:type="spellEnd"/>
-      <w:r>
-        <w:t xml:space="preserve"> ja peruutuksen perumisia. </w:t>
-      </w:r>
-    </w:p>
-    <w:p/>
-    <w:p>
-      <w:r>
-        <w:t xml:space="preserve">Tilauksen tila ei päivity suoraan </w:t>
-      </w:r>
-      <w:proofErr w:type="spellStart"/>
-      <w:r>
-        <w:t>checkoutin</w:t>
-      </w:r>
-      <w:proofErr w:type="spellEnd"/>
-      <w:r>
-        <w:t xml:space="preserve"> jälkeen vaan </w:t>
-      </w:r>
-      <w:proofErr w:type="spellStart"/>
-      <w:r>
-        <w:t>Stripe</w:t>
-      </w:r>
-      <w:proofErr w:type="spellEnd"/>
-      <w:r>
-        <w:t xml:space="preserve"> lähettää </w:t>
-      </w:r>
-      <w:proofErr w:type="spellStart"/>
-      <w:r>
-        <w:t>webhook</w:t>
-      </w:r>
-      <w:proofErr w:type="spellEnd"/>
-      <w:r>
-        <w:t>-tapahtumia palvelimelle eri tilanteissa</w:t>
-      </w:r>
-      <w:r>
-        <w:t xml:space="preserve">, </w:t>
-      </w:r>
-      <w:r>
-        <w:t xml:space="preserve">esimerkiksi </w:t>
-      </w:r>
-      <w:proofErr w:type="spellStart"/>
-      <w:proofErr w:type="gramStart"/>
-      <w:r>
-        <w:t>checkout.session</w:t>
-      </w:r>
-      <w:proofErr w:type="gramEnd"/>
-      <w:r>
-        <w:t>.completed</w:t>
-      </w:r>
-      <w:proofErr w:type="spellEnd"/>
-      <w:r>
-        <w:t xml:space="preserve">, </w:t>
-      </w:r>
-      <w:proofErr w:type="spellStart"/>
-      <w:proofErr w:type="gramStart"/>
-      <w:r>
-        <w:t>invoice.payment</w:t>
-      </w:r>
-      <w:proofErr w:type="gramEnd"/>
-      <w:r>
-        <w:t>_succeeded</w:t>
-      </w:r>
-      <w:proofErr w:type="spellEnd"/>
-      <w:r>
-        <w:t xml:space="preserve">, </w:t>
-      </w:r>
-      <w:proofErr w:type="spellStart"/>
-      <w:proofErr w:type="gramStart"/>
-      <w:r>
-        <w:t>customer.subscription</w:t>
-      </w:r>
-      <w:proofErr w:type="gramEnd"/>
-      <w:r>
-        <w:t>.deleted</w:t>
-      </w:r>
-      <w:proofErr w:type="spellEnd"/>
-      <w:r>
-        <w:t xml:space="preserve"> ja </w:t>
-      </w:r>
-      <w:proofErr w:type="spellStart"/>
-      <w:proofErr w:type="gramStart"/>
-      <w:r>
-        <w:t>customer.subscription</w:t>
-      </w:r>
-      <w:proofErr w:type="gramEnd"/>
-      <w:r>
-        <w:t>.updated</w:t>
-      </w:r>
-      <w:proofErr w:type="spellEnd"/>
-      <w:r>
-        <w:t xml:space="preserve">. Palvelin käsittelee nämä tapahtumat ja päivittää tietokantaan tilauksen tilan vastaavasti. Tämä on luotettavampi tapa kuin luottaa pelkkään </w:t>
-      </w:r>
-      <w:proofErr w:type="spellStart"/>
-      <w:r>
-        <w:t>redirect-URLiin</w:t>
-      </w:r>
-      <w:proofErr w:type="spellEnd"/>
-      <w:r>
-        <w:t xml:space="preserve">, koska </w:t>
-      </w:r>
-      <w:proofErr w:type="spellStart"/>
-      <w:r>
-        <w:t>webhook</w:t>
-      </w:r>
-      <w:proofErr w:type="spellEnd"/>
-      <w:r>
-        <w:t xml:space="preserve"> tulee aina </w:t>
-      </w:r>
-      <w:proofErr w:type="spellStart"/>
-      <w:r>
-        <w:t>Stripeltä</w:t>
-      </w:r>
-      <w:proofErr w:type="spellEnd"/>
-      <w:r>
-        <w:t xml:space="preserve"> riippumatta siitä sulkeeko käyttäjä selaimen kesken maksun.</w:t>
-      </w:r>
-    </w:p>
-    <w:p/>
-    <w:p>
-      <w:r>
-        <w:t xml:space="preserve">Testauksessa käytetään </w:t>
-      </w:r>
-      <w:proofErr w:type="spellStart"/>
-      <w:r>
-        <w:t>backend</w:t>
-      </w:r>
-      <w:proofErr w:type="spellEnd"/>
-      <w:r>
-        <w:t xml:space="preserve"> puolella </w:t>
-      </w:r>
-      <w:proofErr w:type="spellStart"/>
-      <w:r>
-        <w:t>Jestiä</w:t>
-      </w:r>
-      <w:proofErr w:type="spellEnd"/>
-      <w:r>
-        <w:t xml:space="preserve"> </w:t>
-      </w:r>
-      <w:proofErr w:type="spellStart"/>
-      <w:r>
-        <w:t>unit</w:t>
-      </w:r>
-      <w:proofErr w:type="spellEnd"/>
-      <w:r>
-        <w:t xml:space="preserve">- ja integraatiotestaukseen. </w:t>
-      </w:r>
-      <w:proofErr w:type="spellStart"/>
-      <w:r>
-        <w:t>Jestin</w:t>
-      </w:r>
-      <w:proofErr w:type="spellEnd"/>
-      <w:r>
-        <w:t xml:space="preserve"> avulla on muodostettu 180 testiä yhteensä, joka kattaa kaikki ohjelmiston kontrollerit ja </w:t>
-      </w:r>
-      <w:proofErr w:type="spellStart"/>
-      <w:r>
-        <w:t>serviceiden</w:t>
-      </w:r>
-      <w:proofErr w:type="spellEnd"/>
-      <w:r>
-        <w:t xml:space="preserve"> (Open AI, OCR, jne.) ja </w:t>
-      </w:r>
-      <w:proofErr w:type="spellStart"/>
-      <w:r>
-        <w:t>middlewarejen</w:t>
-      </w:r>
-      <w:proofErr w:type="spellEnd"/>
-      <w:r>
-        <w:t xml:space="preserve"> </w:t>
-      </w:r>
-      <w:proofErr w:type="spellStart"/>
-      <w:r>
-        <w:t>unit</w:t>
-      </w:r>
-      <w:proofErr w:type="spellEnd"/>
-      <w:r>
-        <w:t xml:space="preserve"> testit.</w:t>
-      </w:r>
-      <w:r>
-        <w:t xml:space="preserve"> Testeissä saavutettiin testikattavuudeksi 89.54 %, lausekattavuudeksi 75.4 % ja haarakattavuudeksi 90.35 %. </w:t>
-      </w:r>
-      <w:r>
-        <w:t xml:space="preserve">Ulkoiset riippuvuudet, kuten tietokantakutsut, </w:t>
-      </w:r>
-      <w:proofErr w:type="spellStart"/>
-      <w:r>
-        <w:t>Stripe</w:t>
-      </w:r>
-      <w:proofErr w:type="spellEnd"/>
-      <w:r>
-        <w:t xml:space="preserve"> ja </w:t>
-      </w:r>
-      <w:proofErr w:type="spellStart"/>
-      <w:r>
-        <w:t>Supabase</w:t>
-      </w:r>
-      <w:proofErr w:type="spellEnd"/>
-      <w:r>
-        <w:t xml:space="preserve">, on korvattu testeissä </w:t>
-      </w:r>
-      <w:proofErr w:type="spellStart"/>
-      <w:r>
-        <w:t>mock</w:t>
-      </w:r>
-      <w:proofErr w:type="spellEnd"/>
-      <w:r>
-        <w:t>-objekteilla, jolloin testit ovat nopeita ja eivät vaadi verkkoyhteyttä.</w:t>
-      </w:r>
-      <w:r>
-        <w:t xml:space="preserve"> Testit </w:t>
-      </w:r>
-      <w:r>
-        <w:t>ajetaan</w:t>
-      </w:r>
-      <w:r>
-        <w:t xml:space="preserve"> myös</w:t>
-      </w:r>
-      <w:r>
-        <w:t xml:space="preserve"> erillisessä </w:t>
-      </w:r>
-      <w:proofErr w:type="spellStart"/>
-      <w:r>
-        <w:t>Docker</w:t>
-      </w:r>
-      <w:proofErr w:type="spellEnd"/>
-      <w:r>
-        <w:t>-testiympäristössä, jossa on oma PostgreSQL-tietokanta, jolloin testit eivät vaikuta tuotanto- tai kehitysympäristön dataan.</w:t>
-      </w:r>
-    </w:p>
-    <w:p>
-      <w:pPr>
-        <w:pStyle w:val="Otsikko2"/>
-      </w:pPr>
-      <w:bookmarkStart w:id="42" w:name="_Toc235780132"/>
-      <w:proofErr w:type="spellStart"/>
-      <w:r>
-        <w:t>Frontend</w:t>
-      </w:r>
-      <w:proofErr w:type="spellEnd"/>
-      <w:r>
-        <w:t>-toteutus</w:t>
-      </w:r>
-      <w:bookmarkEnd w:id="42"/>
-    </w:p>
-    <w:p>
-      <w:r>
-        <w:t>Sovelluskehykseksi</w:t>
-      </w:r>
-      <w:r>
-        <w:t xml:space="preserve"> eli ”</w:t>
-      </w:r>
-      <w:proofErr w:type="spellStart"/>
-      <w:r>
-        <w:t>frameworkiksi</w:t>
-      </w:r>
-      <w:proofErr w:type="spellEnd"/>
-      <w:r>
-        <w:t xml:space="preserve">” valittiin </w:t>
-      </w:r>
-      <w:proofErr w:type="spellStart"/>
-      <w:r>
-        <w:t>frontend</w:t>
-      </w:r>
-      <w:proofErr w:type="spellEnd"/>
-      <w:r>
-        <w:t xml:space="preserve"> puolella Next.js. Next.js </w:t>
-      </w:r>
-      <w:r>
-        <w:t>sovelluskehyksenä</w:t>
-      </w:r>
-      <w:r>
-        <w:t xml:space="preserve"> oli hieman tuntematon itselleni projektin alkuvaiheessa. </w:t>
-      </w:r>
-      <w:proofErr w:type="spellStart"/>
-      <w:r>
-        <w:t>Reactia</w:t>
-      </w:r>
-      <w:proofErr w:type="spellEnd"/>
-      <w:r>
-        <w:t xml:space="preserve"> olen käyttänyt useisiin projekteihin kuitenkin, niin oppimiskaari oli suhteellisen nopea. Mikä teki </w:t>
-      </w:r>
-      <w:proofErr w:type="spellStart"/>
-      <w:r>
-        <w:t>Next.js:stä</w:t>
-      </w:r>
-      <w:proofErr w:type="spellEnd"/>
-      <w:r>
-        <w:t xml:space="preserve"> erityistä oli sen ominaisuus käyttää </w:t>
-      </w:r>
-      <w:proofErr w:type="spellStart"/>
-      <w:r>
-        <w:t>server</w:t>
-      </w:r>
-      <w:proofErr w:type="spellEnd"/>
-      <w:r>
-        <w:t xml:space="preserve">-komponentteja, </w:t>
-      </w:r>
-      <w:proofErr w:type="spellStart"/>
-      <w:r>
-        <w:t>server</w:t>
-      </w:r>
-      <w:proofErr w:type="spellEnd"/>
-      <w:r>
-        <w:t xml:space="preserve"> action tiedostoja sekä </w:t>
-      </w:r>
-      <w:proofErr w:type="spellStart"/>
-      <w:r>
-        <w:t>client</w:t>
-      </w:r>
-      <w:proofErr w:type="spellEnd"/>
-      <w:r>
-        <w:t xml:space="preserve"> komponentteja. Se miten itse ymmärsin esimerkiksi </w:t>
-      </w:r>
-      <w:proofErr w:type="spellStart"/>
-      <w:r>
-        <w:t>server</w:t>
-      </w:r>
-      <w:proofErr w:type="spellEnd"/>
-      <w:r>
-        <w:t xml:space="preserve">-komponentin ja </w:t>
-      </w:r>
-      <w:proofErr w:type="spellStart"/>
-      <w:r>
-        <w:t>client</w:t>
-      </w:r>
-      <w:proofErr w:type="spellEnd"/>
-      <w:r>
-        <w:t xml:space="preserve"> </w:t>
-      </w:r>
-      <w:r>
-        <w:lastRenderedPageBreak/>
-        <w:t xml:space="preserve">komponentin eron </w:t>
-      </w:r>
-      <w:proofErr w:type="spellStart"/>
-      <w:r>
-        <w:t>Next.js:ssä</w:t>
-      </w:r>
-      <w:proofErr w:type="spellEnd"/>
-      <w:r>
-        <w:t xml:space="preserve"> oli, että </w:t>
-      </w:r>
-      <w:proofErr w:type="spellStart"/>
-      <w:r>
-        <w:t>server</w:t>
-      </w:r>
-      <w:proofErr w:type="spellEnd"/>
-      <w:r>
-        <w:t>-komponentti renderöidään valmiiksi jo palvelimella eikä se lähetä komponentin omaa JS-koodia selaimelle, mikä tarkoittaa pienempää ”</w:t>
-      </w:r>
-      <w:proofErr w:type="spellStart"/>
-      <w:r>
-        <w:t>bundlekokoa</w:t>
-      </w:r>
-      <w:proofErr w:type="spellEnd"/>
-      <w:r>
-        <w:t xml:space="preserve">” eli toisin sanoen kevyempää komponenttia. Server komponentissa puolestaan ei ole mahdollista käyttää </w:t>
-      </w:r>
-      <w:proofErr w:type="spellStart"/>
-      <w:r>
-        <w:t>Reactille</w:t>
-      </w:r>
-      <w:proofErr w:type="spellEnd"/>
-      <w:r>
-        <w:t xml:space="preserve"> tuttuja </w:t>
-      </w:r>
-      <w:proofErr w:type="spellStart"/>
-      <w:r>
-        <w:t>useState</w:t>
-      </w:r>
-      <w:proofErr w:type="spellEnd"/>
-      <w:r>
-        <w:t xml:space="preserve">, </w:t>
-      </w:r>
-      <w:proofErr w:type="spellStart"/>
-      <w:r>
-        <w:t>useEffect</w:t>
-      </w:r>
-      <w:proofErr w:type="spellEnd"/>
-      <w:r>
-        <w:t xml:space="preserve">, </w:t>
-      </w:r>
-      <w:proofErr w:type="spellStart"/>
-      <w:r>
-        <w:t>useRef</w:t>
-      </w:r>
-      <w:proofErr w:type="spellEnd"/>
-      <w:r>
-        <w:t xml:space="preserve">, yms. vastaavia toimintoja. Datan haku esimerkiksi palvelimelta on puolestaan kätevää. Voidaan suoraan asettaa komponentti asynkroniseksi ja tehdä ja hakea käytännössä yhdellä rivillä data suoraan muuttujaan </w:t>
-      </w:r>
-      <w:proofErr w:type="spellStart"/>
-      <w:r>
-        <w:t>await</w:t>
-      </w:r>
-      <w:proofErr w:type="spellEnd"/>
-      <w:r>
-        <w:t xml:space="preserve"> avainsanalla sen sijaan että pitäisi käyttää </w:t>
-      </w:r>
-      <w:proofErr w:type="spellStart"/>
-      <w:r>
-        <w:t>useEffect-hookkia</w:t>
-      </w:r>
-      <w:proofErr w:type="spellEnd"/>
-      <w:r>
-        <w:t xml:space="preserve">. </w:t>
-      </w:r>
-    </w:p>
-    <w:p/>
-    <w:p>
-      <w:r>
-        <w:t>Client komponentin saa puolestaan muodostettua käyttämällä ’</w:t>
-      </w:r>
-      <w:proofErr w:type="spellStart"/>
-      <w:r>
-        <w:t>use-client</w:t>
-      </w:r>
-      <w:proofErr w:type="spellEnd"/>
-      <w:r>
-        <w:t xml:space="preserve">’ merkkijonoa tiedostossa. Client komponentti mahdollistaa puolestaan sen, että komponentti lähettää JS-koodin selaimelle. Client komponentissa ensin renderöidään HTML ja sitten ”herätetään HTML eloon” selaimessa lisäämällä interaktiivisuutta sivuun esimerkiksi edellä mainituilla </w:t>
-      </w:r>
-      <w:proofErr w:type="spellStart"/>
-      <w:r>
-        <w:t>useState</w:t>
-      </w:r>
-      <w:proofErr w:type="spellEnd"/>
-      <w:r>
-        <w:t xml:space="preserve">, </w:t>
-      </w:r>
-      <w:proofErr w:type="spellStart"/>
-      <w:r>
-        <w:t>useEffect</w:t>
-      </w:r>
-      <w:proofErr w:type="spellEnd"/>
-      <w:r>
-        <w:t xml:space="preserve"> tai </w:t>
-      </w:r>
-      <w:proofErr w:type="spellStart"/>
-      <w:r>
-        <w:t>useRef</w:t>
-      </w:r>
-      <w:proofErr w:type="spellEnd"/>
-      <w:r>
-        <w:t xml:space="preserve"> toiminnoilla. Jokaista komponenttia ei kuitenkaan automaattisesti voi leimata ”</w:t>
-      </w:r>
-      <w:proofErr w:type="spellStart"/>
-      <w:r>
-        <w:t>use-client</w:t>
-      </w:r>
-      <w:proofErr w:type="spellEnd"/>
-      <w:r>
-        <w:t xml:space="preserve">” merkkijonolla sillä, </w:t>
-      </w:r>
-      <w:proofErr w:type="spellStart"/>
-      <w:r>
-        <w:t>client</w:t>
-      </w:r>
-      <w:proofErr w:type="spellEnd"/>
-      <w:r>
-        <w:t xml:space="preserve"> komponentit ovat raskaampia, koska ne kasvattavat lähetettävän </w:t>
-      </w:r>
-      <w:proofErr w:type="spellStart"/>
-      <w:r>
-        <w:t>JavaScripti-bundlen</w:t>
-      </w:r>
-      <w:proofErr w:type="spellEnd"/>
-      <w:r>
-        <w:t xml:space="preserve"> kokoa ja vaatii ”</w:t>
-      </w:r>
-      <w:proofErr w:type="spellStart"/>
-      <w:r>
-        <w:t>hydratoinnin</w:t>
-      </w:r>
-      <w:proofErr w:type="spellEnd"/>
-      <w:r>
-        <w:t xml:space="preserve">”, mikä lisää selaimen suoritustaakkaa verrattuna </w:t>
-      </w:r>
-      <w:proofErr w:type="spellStart"/>
-      <w:r>
-        <w:t>server</w:t>
-      </w:r>
-      <w:proofErr w:type="spellEnd"/>
-      <w:r>
-        <w:t xml:space="preserve"> komponentteihin. Tässä tuleekin tilanne, jossa joutui tarkkaan miettimään sivun ja ohjelmiston arkkitehtuuria. Mitkä komponentit oltava </w:t>
-      </w:r>
-      <w:proofErr w:type="spellStart"/>
-      <w:r>
-        <w:t>client</w:t>
-      </w:r>
-      <w:proofErr w:type="spellEnd"/>
-      <w:r>
-        <w:t xml:space="preserve">-komponentteja ja mitkä taas </w:t>
-      </w:r>
-      <w:proofErr w:type="spellStart"/>
-      <w:r>
-        <w:t>server-komponetteja</w:t>
-      </w:r>
-      <w:proofErr w:type="spellEnd"/>
-      <w:r>
-        <w:t>. Myös täytyi muistaa, että jos ”</w:t>
-      </w:r>
-      <w:proofErr w:type="spellStart"/>
-      <w:r>
-        <w:t>parent</w:t>
-      </w:r>
-      <w:proofErr w:type="spellEnd"/>
-      <w:r>
-        <w:t xml:space="preserve"> komponentti” on </w:t>
-      </w:r>
-      <w:proofErr w:type="spellStart"/>
-      <w:r>
-        <w:t>client</w:t>
-      </w:r>
-      <w:proofErr w:type="spellEnd"/>
-      <w:r>
-        <w:t xml:space="preserve">-komponentti, niin sen </w:t>
-      </w:r>
-      <w:proofErr w:type="spellStart"/>
-      <w:r>
-        <w:t>child</w:t>
-      </w:r>
-      <w:proofErr w:type="spellEnd"/>
-      <w:r>
-        <w:t xml:space="preserve"> komponentti on myös aina </w:t>
-      </w:r>
-      <w:proofErr w:type="spellStart"/>
-      <w:r>
-        <w:t>client</w:t>
-      </w:r>
-      <w:proofErr w:type="spellEnd"/>
-      <w:r>
-        <w:t xml:space="preserve">-komponentti. Eli miettien tätä hierarkiaa, </w:t>
-      </w:r>
-      <w:proofErr w:type="spellStart"/>
-      <w:r>
-        <w:t>server</w:t>
-      </w:r>
-      <w:proofErr w:type="spellEnd"/>
-      <w:r>
-        <w:t xml:space="preserve">-komponenttien on oltava ylempänä hierarkiassa puussa. </w:t>
-      </w:r>
-    </w:p>
-    <w:p/>
-    <w:p>
-      <w:r>
-        <w:t>Next.js oli myös rakenteeltaan erittäin looginen ja kaikki tiedostot ja komponentit pysyivät järkevästi organisoituina. (main) kansion sisään tulivat suurin osa sovelluksen reiteistä (/</w:t>
-      </w:r>
-      <w:proofErr w:type="spellStart"/>
-      <w:r>
-        <w:t>upload</w:t>
-      </w:r>
-      <w:proofErr w:type="spellEnd"/>
-      <w:r>
-        <w:t>, /</w:t>
-      </w:r>
-      <w:proofErr w:type="spellStart"/>
-      <w:r>
-        <w:t>dashboard</w:t>
-      </w:r>
-      <w:proofErr w:type="spellEnd"/>
-      <w:r>
-        <w:t>, /</w:t>
-      </w:r>
-      <w:proofErr w:type="spellStart"/>
-      <w:r>
-        <w:t>receipts</w:t>
-      </w:r>
-      <w:proofErr w:type="spellEnd"/>
-      <w:r>
-        <w:t>, tms.). Yksi pääsivu koostuu aina yhdestä kansiosta kuten /</w:t>
-      </w:r>
-      <w:proofErr w:type="spellStart"/>
-      <w:r>
-        <w:t>receipts</w:t>
-      </w:r>
-      <w:proofErr w:type="spellEnd"/>
-      <w:r>
-        <w:t xml:space="preserve">. Kansion sai aina organisoidusti jaoteltua </w:t>
-      </w:r>
-      <w:proofErr w:type="spellStart"/>
-      <w:r>
-        <w:t>Page.tsx</w:t>
-      </w:r>
-      <w:proofErr w:type="spellEnd"/>
-      <w:r>
-        <w:t xml:space="preserve">, komponentteihin sekä </w:t>
-      </w:r>
-      <w:proofErr w:type="spellStart"/>
-      <w:r>
-        <w:t>action.ts</w:t>
-      </w:r>
-      <w:proofErr w:type="spellEnd"/>
-      <w:r>
-        <w:t xml:space="preserve"> tiedostoihin. </w:t>
-      </w:r>
-      <w:proofErr w:type="spellStart"/>
-      <w:r>
-        <w:t>Page.tsx</w:t>
-      </w:r>
-      <w:proofErr w:type="spellEnd"/>
-      <w:r>
-        <w:t xml:space="preserve"> on käytännössä se reitin ydinosa sekä tässä ”hierarkia puussa” se ylin komponentti. Yleensä muodostetaan </w:t>
-      </w:r>
-      <w:proofErr w:type="spellStart"/>
-      <w:r>
-        <w:t>server</w:t>
-      </w:r>
-      <w:proofErr w:type="spellEnd"/>
-      <w:r>
-        <w:t xml:space="preserve"> komponenttina ja </w:t>
-      </w:r>
-      <w:proofErr w:type="spellStart"/>
-      <w:r>
-        <w:t>importataan</w:t>
-      </w:r>
-      <w:proofErr w:type="spellEnd"/>
-      <w:r>
-        <w:t xml:space="preserve"> mahdolliset kentät palvelimelta ja tietokannasta antaen nämä ”propseina” </w:t>
-      </w:r>
-      <w:proofErr w:type="spellStart"/>
-      <w:r>
-        <w:t>child</w:t>
-      </w:r>
-      <w:proofErr w:type="spellEnd"/>
-      <w:r>
-        <w:t xml:space="preserve"> komponenteille. </w:t>
-      </w:r>
-      <w:proofErr w:type="spellStart"/>
-      <w:r>
-        <w:t>Action.ts</w:t>
-      </w:r>
-      <w:proofErr w:type="spellEnd"/>
-      <w:r>
-        <w:t xml:space="preserve"> tiedostot sisältävät puolestaan kaikki </w:t>
-      </w:r>
-      <w:proofErr w:type="spellStart"/>
-      <w:r>
-        <w:t>backend</w:t>
-      </w:r>
-      <w:proofErr w:type="spellEnd"/>
-      <w:r>
-        <w:t xml:space="preserve"> ”</w:t>
-      </w:r>
-      <w:proofErr w:type="spellStart"/>
-      <w:r>
-        <w:t>fetch</w:t>
-      </w:r>
-      <w:proofErr w:type="spellEnd"/>
-      <w:r>
-        <w:t xml:space="preserve"> pyynnöt”, joissa tehdään http-metodeilla eli GET, POST, PUT ja DELETE pyyntöjä </w:t>
-      </w:r>
-      <w:proofErr w:type="spellStart"/>
-      <w:r>
-        <w:t>backendin</w:t>
-      </w:r>
-      <w:proofErr w:type="spellEnd"/>
-      <w:r>
-        <w:t xml:space="preserve"> </w:t>
-      </w:r>
-      <w:proofErr w:type="spellStart"/>
-      <w:r>
-        <w:t>routteihin</w:t>
-      </w:r>
-      <w:proofErr w:type="spellEnd"/>
-      <w:r>
-        <w:t xml:space="preserve">. </w:t>
-      </w:r>
-      <w:proofErr w:type="spellStart"/>
-      <w:r>
-        <w:t>Action.ts</w:t>
-      </w:r>
-      <w:proofErr w:type="spellEnd"/>
-      <w:r>
-        <w:t xml:space="preserve"> tiedostoissa funktiot säilyvät organisoituina sekä </w:t>
+        <w:t xml:space="preserve">Next.js oli myös rakenteeltaan erittäin looginen ja kaikki tiedostot ja komponentit pysyivät järkevästi organisoituina. (main) kansion sisään tulivat suurin osa sovelluksen reiteistä (/upload, /dashboard, /receipts, tms.). Yksi pääsivu koostuu aina yhdestä kansiosta kuten /receipts. Kansion sai aina organisoidusti jaoteltua Page.tsx, komponentteihin sekä action.ts tiedostoihin. Page.tsx on käytännössä se reitin ydinosa sekä tässä ”hierarkia puussa” se ylin komponentti. Yleensä muodostetaan server komponenttina ja importataan mahdolliset kentät palvelimelta ja tietokannasta antaen nämä ”propseina” child komponenteille. Action.ts tiedostot sisältävät puolestaan kaikki backend ”fetch pyynnöt”, joissa tehdään http-metodeilla eli GET, POST, PUT ja DELETE pyyntöjä backendin routteihin. Action.ts tiedostoissa funktiot säilyvät organisoituina sekä </w:t>
       </w:r>
       <w:r>
         <w:lastRenderedPageBreak/>
         <w:t>mahdollistaa myös niiden uudelleenkäytön ohjelmistossa sen sijaan, että ne olisi suoraan toteutettu komponentteihin.</w:t>
       </w:r>
     </w:p>
+    <w:p/>
     <w:p>
       <w:pPr>
         <w:pStyle w:val="Otsikko2"/>
       </w:pPr>
+      <w:r>
+        <w:t>Mobiilisovelluksen toteutus</w:t>
+      </w:r>
+    </w:p>
+    <w:p>
+      <w:r>
+        <w:t>Mobiilisovellus toteutettiin React Nativella Expo SDK 57 -alustalla. React Native mahdollistaa natiivien iOS- ja Android-sovellusten kehittämisen yhdellä TypeScript-koodipohjalla, mikä oli luonteva valinta projektiin, sillä koko ohjelmisto oli jo kirjoitettu TypeScriptillä. Expo puolestaan abstrahoi natiivit työkalut ja tarjoaa valmiit kirjastot kameran, gallerian ja tiedostojärjestelmän käyttöön ilman, että tarvitsee kirjoittaa natiivikoodia Swiftillä tai Kotlinilla.</w:t>
+      </w:r>
+    </w:p>
+    <w:p/>
+    <w:p>
+      <w:r>
+        <w:t>Tyylikirjastoksi valittiin NativeWind v4, joka tuo Tailwind CSS -syntaksin React Nativeen. Koska web-puolella käytettiin jo Tailwindia, NativeWind mahdollisti yhtenäisen tyylikielen molemmilla alustoilla ja nopeutti kehitystä merkittävästi.</w:t>
+      </w:r>
+    </w:p>
+    <w:p/>
+    <w:p>
+      <w:r>
+        <w:t>Mobiilisovelluksen navigaatio rakennettiin React Navigation -kirjastolla käyttäen Stack- ja Bottom Tab -navigaattoreita. Autentikoitunut käyttäjä näkee välilehtinavigaation, jonka kautta pääsee kuitteihin, lataussivulle, raportteihin, AI-assistenttiin ja profiiliin. Autentikoimaton käyttäjä ohjataan kirjautumis- tai rekisteröitymisnäkymään.</w:t>
+      </w:r>
+    </w:p>
+    <w:p/>
+    <w:p>
+      <w:r>
+        <w:t xml:space="preserve">Koska React Nativessa ei ole selaimen evästetukea, autentikointi toteutettiin eri tavalla kuin web-puolella. JWT-token tallennetaan </w:t>
+      </w:r>
+      <w:proofErr w:type="gramStart"/>
+      <w:r>
+        <w:t>expo-secure-store -kirjaston</w:t>
+      </w:r>
+      <w:proofErr w:type="gramEnd"/>
+      <w:r>
+        <w:t xml:space="preserve"> avulla laitteen suojattuun tallennustilaan, josta se luetaan jokaisen API-kutsun yhteydessä. Token lähetetään palvelimelle Authorization-otsikossa Bearer-skeeman mukaisesti sen sijaan, että se kulkisi evästeessä. Axios-instanssiin konfiguroitiin interceptori, joka lisää tokenin automaattisesti jokaiseen pyyntöön, jolloin yksittäisiin API-kutsuihin ei tarvitse erikseen käsitellä autentikointia.</w:t>
+      </w:r>
+    </w:p>
+    <w:p/>
+    <w:p>
+      <w:r>
+        <w:t xml:space="preserve">Kuittien lataaminen toteutettiin kolmella eri tavalla: kamerakuvauksella expo-camera-kirjaston avulla, galleriasta valitsemalla expo-image-picker-kirjaston avulla sekä tiedostoja selaamalla expo-document-picker-kirjaston avulla. Käyttäjä voi valita useita tiedostoja kerralla, jotka </w:t>
+      </w:r>
+      <w:r>
+        <w:lastRenderedPageBreak/>
+        <w:t>lähetetään palvelimelle FormData-muodossa multipart/</w:t>
+      </w:r>
+      <w:proofErr w:type="gramStart"/>
+      <w:r>
+        <w:t>form-data -sisältötyypillä</w:t>
+      </w:r>
+      <w:proofErr w:type="gramEnd"/>
+      <w:r>
+        <w:t>. Latauksen jälkeen sovellus pollaa palvelimen status-endpointtia kolmen sekunnin välein, kunnes kaikki lähetetyt kuitit on analysoitu. Pollausta hyödynnetään myös kuittilistauksessa, jossa PENDING-tilassa olevat kuitit päivittyvät reaaliaikaisesti analysoinnin valmistuttua.</w:t>
+      </w:r>
+    </w:p>
+    <w:p/>
+    <w:p>
+      <w:r>
+        <w:t xml:space="preserve">Tekoälyassistentin streaming-vastaukset osoittautuivat teknisesti haastaviksi mobiilipuolella. Axios ei tue ReadableStream-rajapintaa React Nativessa, joten streaming toteutettiin fetch-funktiolla ja </w:t>
+      </w:r>
+      <w:proofErr w:type="gramStart"/>
+      <w:r>
+        <w:t>response.body</w:t>
+      </w:r>
+      <w:proofErr w:type="gramEnd"/>
+      <w:r>
+        <w:t>.</w:t>
+      </w:r>
+      <w:proofErr w:type="gramStart"/>
+      <w:r>
+        <w:t>getReader(</w:t>
+      </w:r>
+      <w:proofErr w:type="gramEnd"/>
+      <w:r>
+        <w:t>)-metodilla, joka lukee palvelimen lähettämät tekstikappaleet yksi kerrallaan ja päivittää viestin tilan reaaliaikaisesti ruudulla.</w:t>
+      </w:r>
+    </w:p>
+    <w:p/>
+    <w:p>
+      <w:r>
+        <w:t>Sovelluksen arkkitehtuuri noudattaa custom hooks -mallia, jossa jokaisen näkymän liiketoimintalogiikka on eriytetty omaan hook-tiedostoonsa. Näkymäkomponentit sisältävät ainoastaan JSX-rakenteen ja kutsuvat hookkeja, jotka palauttavat tilan ja käsittelijäfunktiot. Tämä mahdollisti koodin selkeän organisoinnin sekä helpon testattavuuden.</w:t>
+      </w:r>
+    </w:p>
+    <w:p/>
+    <w:p>
+      <w:r>
+        <w:t xml:space="preserve">Stripe-maksuintegraatio toteutettiin mobiilissa </w:t>
+      </w:r>
+      <w:proofErr w:type="gramStart"/>
+      <w:r>
+        <w:t>expo-web-browser -kirjaston</w:t>
+      </w:r>
+      <w:proofErr w:type="gramEnd"/>
+      <w:r>
+        <w:t xml:space="preserve"> openAuthSessionAsync-funktion avulla, joka avaa Stripen checkout-sivun sovelluksen sisäisessä selainistunnossa. Onnistuneen maksun jälkeen Stripe ohjaa käyttäjän takaisin sovellukseen deep linkin avulla aibookkeeper:// -URL-skeemalla.</w:t>
+      </w:r>
+    </w:p>
+    <w:p/>
+    <w:p>
+      <w:pPr>
+        <w:pStyle w:val="Otsikko2"/>
+      </w:pPr>
       <w:bookmarkStart w:id="43" w:name="_Toc235780133"/>
       <w:r>
         <w:t>Kehityshaasteet ja ratkaisut</w:t>
@@ -24166,15 +21700,7 @@
     </w:p>
     <w:p>
       <w:r>
-        <w:t xml:space="preserve">Kehityshaasteita </w:t>
-      </w:r>
-      <w:proofErr w:type="spellStart"/>
-      <w:r>
-        <w:t>devatessa</w:t>
-      </w:r>
-      <w:proofErr w:type="spellEnd"/>
-      <w:r>
-        <w:t xml:space="preserve"> tuli paljon, koska se on osa kehitysprosessia.</w:t>
+        <w:t>Kehityshaasteita devatessa tuli paljon, koska se on osa kehitysprosessia.</w:t>
       </w:r>
       <w:r>
         <w:t xml:space="preserve"> Yksi merkittävimmistä teknisistä haasteista oli kuittianalysoinnin asynkroninen toteutus. Alun perin</w:t>
@@ -24207,99 +21733,19 @@
         <w:t xml:space="preserve"> etenkin</w:t>
       </w:r>
       <w:r>
-        <w:t xml:space="preserve"> </w:t>
-      </w:r>
-      <w:proofErr w:type="spellStart"/>
-      <w:r>
-        <w:t>OpenAI</w:t>
-      </w:r>
-      <w:proofErr w:type="spellEnd"/>
-      <w:r>
-        <w:t xml:space="preserve">-kutsut voivat kestää useita sekunteja. Ratkaisuna otettiin käyttöön </w:t>
-      </w:r>
-      <w:proofErr w:type="spellStart"/>
-      <w:r>
-        <w:t>BullMQ</w:t>
-      </w:r>
-      <w:proofErr w:type="spellEnd"/>
-      <w:r>
-        <w:t xml:space="preserve">-jono Redistä taustajärjestelmänä, jolloin analysointi siirrettiin erilliselle </w:t>
-      </w:r>
-      <w:proofErr w:type="spellStart"/>
-      <w:r>
-        <w:t>worker</w:t>
-      </w:r>
-      <w:proofErr w:type="spellEnd"/>
-      <w:r>
-        <w:t xml:space="preserve">-prosessille. Tämä mahdollisti välittömän vastauksen käyttäjälle ja teki järjestelmästä huomattavasti luotettavamman, sillä epäonnistuneet </w:t>
-      </w:r>
-      <w:proofErr w:type="spellStart"/>
-      <w:r>
-        <w:t>jobat</w:t>
-      </w:r>
-      <w:proofErr w:type="spellEnd"/>
-      <w:r>
-        <w:t xml:space="preserve"> yritetään automaattisesti uudelleen.</w:t>
+        <w:t xml:space="preserve"> OpenAI-kutsut voivat kestää useita sekunteja. Ratkaisuna otettiin käyttöön BullMQ-jono Redistä taustajärjestelmänä, jolloin analysointi siirrettiin erilliselle worker-prosessille. Tämä mahdollisti välittömän vastauksen käyttäjälle ja teki järjestelmästä huomattavasti luotettavamman, sillä epäonnistuneet jobat yritetään automaattisesti uudelleen.</w:t>
       </w:r>
     </w:p>
     <w:p/>
     <w:p>
       <w:r>
-        <w:t>Tekoälyassistentin vastausten suoratoisto (</w:t>
-      </w:r>
-      <w:proofErr w:type="spellStart"/>
-      <w:r>
-        <w:t>streaming</w:t>
-      </w:r>
-      <w:proofErr w:type="spellEnd"/>
-      <w:r>
-        <w:t xml:space="preserve">) osoittautui haastavaksi toteuttaa. Tavallinen </w:t>
-      </w:r>
-      <w:proofErr w:type="spellStart"/>
-      <w:r>
-        <w:t>request-response</w:t>
-      </w:r>
-      <w:proofErr w:type="spellEnd"/>
-      <w:r>
-        <w:t xml:space="preserve"> -malli ei sovellu tilanteeseen, jossa palvelimen pitää lähettää dataa jatkuvana virtana asiakkaalle. Ratkaisuna käytettiin Server-</w:t>
-      </w:r>
-      <w:proofErr w:type="spellStart"/>
-      <w:r>
-        <w:t>Sent</w:t>
-      </w:r>
-      <w:proofErr w:type="spellEnd"/>
-      <w:r>
-        <w:t xml:space="preserve"> </w:t>
-      </w:r>
-      <w:proofErr w:type="spellStart"/>
-      <w:r>
-        <w:t>Events</w:t>
-      </w:r>
-      <w:proofErr w:type="spellEnd"/>
-      <w:r>
-        <w:t xml:space="preserve"> -tekniikkaa, jossa palvelin pitää HTTP-yhteyden auki ja lähettää jokaisen </w:t>
-      </w:r>
-      <w:proofErr w:type="spellStart"/>
-      <w:r>
-        <w:t>OpenAI:lta</w:t>
-      </w:r>
-      <w:proofErr w:type="spellEnd"/>
-      <w:r>
-        <w:t xml:space="preserve"> saapuvan tekstikappaleen välittömästi selaimelle. Tämä loi käyttäjälle luontevan kokemuksen, jossa vastaus ilmestyy ruudulle sana kerrallaan.</w:t>
+        <w:t>Tekoälyassistentin vastausten suoratoisto (streaming) osoittautui haastavaksi toteuttaa. Tavallinen request-response -malli ei sovellu tilanteeseen, jossa palvelimen pitää lähettää dataa jatkuvana virtana asiakkaalle. Ratkaisuna käytettiin Server-Sent Events -tekniikkaa, jossa palvelin pitää HTTP-yhteyden auki ja lähettää jokaisen OpenAI:lta saapuvan tekstikappaleen välittömästi selaimelle. Tämä loi käyttäjälle luontevan kokemuksen, jossa vastaus ilmestyy ruudulle sana kerrallaan.</w:t>
       </w:r>
     </w:p>
     <w:p/>
     <w:p>
       <w:r>
-        <w:t xml:space="preserve">Kirjanpitosovellus käsittelee arkaluonteista taloudellista dataa, joten tietosuojavaatimusten selvittäminen oli aikaa vievää. Erityisen haastavaa oli selvittää </w:t>
-      </w:r>
-      <w:proofErr w:type="spellStart"/>
-      <w:r>
-        <w:t>OpenAI:n</w:t>
-      </w:r>
-      <w:proofErr w:type="spellEnd"/>
-      <w:r>
-        <w:t xml:space="preserve"> datan käsittelykäytännöt ja se, täyttääkö palvelu GDPR:n vaatimukset eurooppalaisten käyttäjien osalta. Tietosuojaselosteen ja käyttöehtojen kirjoittaminen ilman juridista asiantuntemusta oli vaativaa, ja nämä dokumentit vaatisivat jatkossa lakimiehen tarkistuksen.</w:t>
+        <w:t>Kirjanpitosovellus käsittelee arkaluonteista taloudellista dataa, joten tietosuojavaatimusten selvittäminen oli aikaa vievää. Erityisen haastavaa oli selvittää OpenAI:n datan käsittelykäytännöt ja se, täyttääkö palvelu GDPR:n vaatimukset eurooppalaisten käyttäjien osalta. Tietosuojaselosteen ja käyttöehtojen kirjoittaminen ilman juridista asiantuntemusta oli vaativaa, ja nämä dokumentit vaatisivat jatkossa lakimiehen tarkistuksen.</w:t>
       </w:r>
     </w:p>
     <w:p/>
@@ -24311,38 +21757,10 @@
         <w:t>suhteellisen</w:t>
       </w:r>
       <w:r>
-        <w:t xml:space="preserve"> laajaksi yhdelle kehittäjälle. Full-</w:t>
-      </w:r>
-      <w:proofErr w:type="spellStart"/>
-      <w:r>
-        <w:t>stack</w:t>
-      </w:r>
-      <w:proofErr w:type="spellEnd"/>
-      <w:r>
-        <w:t xml:space="preserve"> sovelluksen rakentaminen sisältäen </w:t>
-      </w:r>
-      <w:proofErr w:type="spellStart"/>
-      <w:r>
-        <w:t>frontendin</w:t>
-      </w:r>
-      <w:proofErr w:type="spellEnd"/>
-      <w:r>
-        <w:t xml:space="preserve">, </w:t>
-      </w:r>
-      <w:proofErr w:type="spellStart"/>
-      <w:r>
-        <w:t>backendin</w:t>
-      </w:r>
-      <w:proofErr w:type="spellEnd"/>
-      <w:r>
-        <w:t xml:space="preserve">, tietokannan, ulkoiset integraatiot, testauksen, tietoturvan ja dokumentaation vaati jatkuvaa priorisointia. </w:t>
-      </w:r>
-      <w:r>
-        <w:t xml:space="preserve">Tähän ei selkeää ratkaisua ollut vaan se vaati pitkäjänteisyyttä ja ennen kaikkea ajan priorisointia, jotta projektin sai tehtyä deadlinen </w:t>
-      </w:r>
-      <w:r>
-        <w:lastRenderedPageBreak/>
-        <w:t>mukaisesti. K</w:t>
+        <w:t xml:space="preserve"> laajaksi yhdelle kehittäjälle. Full-stack sovelluksen rakentaminen sisältäen frontendin, backendin, tietokannan, ulkoiset integraatiot, testauksen, tietoturvan ja dokumentaation vaati jatkuvaa priorisointia. </w:t>
+      </w:r>
+      <w:r>
+        <w:t>Tähän ei selkeää ratkaisua ollut vaan se vaati pitkäjänteisyyttä ja ennen kaikkea ajan priorisointia, jotta projektin sai tehtyä deadlinen mukaisesti. K</w:t>
       </w:r>
       <w:r>
         <w:t>äy</w:t>
@@ -24357,15 +21775,7 @@
         <w:t xml:space="preserve"> myös</w:t>
       </w:r>
       <w:r>
-        <w:t xml:space="preserve"> iteratiivista kehitysprosessia GitHub </w:t>
-      </w:r>
-      <w:proofErr w:type="spellStart"/>
-      <w:r>
-        <w:t>Issueiden</w:t>
-      </w:r>
-      <w:proofErr w:type="spellEnd"/>
-      <w:r>
-        <w:t xml:space="preserve"> ja sprinttien avulla, jolloin kehitys eteni hallitusti ominaisuus kerrallaan.</w:t>
+        <w:t xml:space="preserve"> iteratiivista kehitysprosessia GitHub Issueiden ja sprinttien avulla, jolloin kehitys eteni hallitusti ominaisuus kerrallaan.</w:t>
       </w:r>
     </w:p>
     <w:p/>
@@ -24381,37 +21791,13 @@
     </w:p>
     <w:p>
       <w:r>
-        <w:t xml:space="preserve">Ohjelmiston testaus toteutettiin </w:t>
-      </w:r>
-      <w:proofErr w:type="spellStart"/>
-      <w:r>
-        <w:t>backend</w:t>
-      </w:r>
-      <w:proofErr w:type="spellEnd"/>
-      <w:r>
-        <w:t xml:space="preserve">-puolella </w:t>
-      </w:r>
-      <w:proofErr w:type="spellStart"/>
-      <w:r>
-        <w:t>Jest</w:t>
-      </w:r>
-      <w:proofErr w:type="spellEnd"/>
-      <w:r>
-        <w:t xml:space="preserve">-testauskirjastolla. Testit kattavat yhteensä 19 </w:t>
+        <w:t xml:space="preserve">Ohjelmiston testaus toteutettiin backend-puolella Jest-testauskirjastolla. Testit kattavat yhteensä 19 </w:t>
       </w:r>
       <w:r>
         <w:t>testitiedostoa</w:t>
       </w:r>
       <w:r>
-        <w:t xml:space="preserve"> ja 180 yksittäistä testitapausta, jotka kaikki läpäistiin onnistuneesti. Testit ajetaan erillisessä </w:t>
-      </w:r>
-      <w:proofErr w:type="spellStart"/>
-      <w:r>
-        <w:t>Docker</w:t>
-      </w:r>
-      <w:proofErr w:type="spellEnd"/>
-      <w:r>
-        <w:t>-pohjaisessa PostgreSQL-testitietokannassa, jotta tuotantodataan ei kohdistu muutoksia testiajon aikana. Tietokanta alustetaan ennen jokaista testiajoa ja tyhjennetään ajon jälkeen, mikä takaa testien toistettavuuden ja riippumattomuuden toisistaan.</w:t>
+        <w:t xml:space="preserve"> ja 180 yksittäistä testitapausta, jotka kaikki läpäistiin onnistuneesti. Testit ajetaan erillisessä Docker-pohjaisessa PostgreSQL-testitietokannassa, jotta tuotantodataan ei kohdistu muutoksia testiajon aikana. Tietokanta alustetaan ennen jokaista testiajoa ja tyhjennetään ajon jälkeen, mikä takaa testien toistettavuuden ja riippumattomuuden toisistaan.</w:t>
       </w:r>
     </w:p>
     <w:p>
@@ -24497,8 +21883,9 @@
           <w:sz w:val="26"/>
           <w:szCs w:val="26"/>
         </w:rPr>
+        <w:lastRenderedPageBreak/>
         <w:drawing>
-          <wp:inline distT="0" distB="0" distL="0" distR="0" wp14:anchorId="5EF0235C" wp14:editId="115A6A8E">
+          <wp:inline distT="0" distB="0" distL="0" distR="0" wp14:anchorId="5EF0235C" wp14:editId="1AF4638A">
             <wp:extent cx="4263798" cy="4699590"/>
             <wp:effectExtent l="0" t="0" r="3810" b="0"/>
             <wp:docPr id="48120890" name="Kuva 3"/>
@@ -24549,315 +21936,115 @@
     </w:p>
     <w:p>
       <w:r>
-        <w:t>Kokonaisrivikattavuus on 89,2 % ja lausekattavuus 89,54 %. Reittitiedostot (</w:t>
-      </w:r>
-      <w:proofErr w:type="spellStart"/>
-      <w:r>
-        <w:t>routes</w:t>
-      </w:r>
-      <w:proofErr w:type="spellEnd"/>
-      <w:r>
-        <w:t xml:space="preserve">), </w:t>
-      </w:r>
-      <w:proofErr w:type="spellStart"/>
-      <w:r>
-        <w:t>validointiskemat</w:t>
-      </w:r>
-      <w:proofErr w:type="spellEnd"/>
-      <w:r>
-        <w:t xml:space="preserve"> (</w:t>
-      </w:r>
-      <w:proofErr w:type="spellStart"/>
-      <w:r>
-        <w:t>schemas</w:t>
-      </w:r>
-      <w:proofErr w:type="spellEnd"/>
-      <w:r>
-        <w:t xml:space="preserve">) sekä </w:t>
-      </w:r>
-      <w:proofErr w:type="spellStart"/>
-      <w:r>
-        <w:t>middleware</w:t>
-      </w:r>
-      <w:proofErr w:type="spellEnd"/>
-      <w:r>
-        <w:t xml:space="preserve">-kerros saavuttivat 100 % kattavuuden kaikissa </w:t>
+        <w:t>Kokonaisrivikattavuus on 89,2 % ja lausekattavuus 89,54 %. Reittitiedostot (routes), validointiskemat (schemas) sekä middleware-kerros saavuttivat 100 % kattavuuden kaikissa mittareissa. Kontrolleritiedostojen kattavuus vaihtelee välillä 86–100 %, poikkeuksena Cypress-testejä varten tehty testiapuohjain (</w:t>
+      </w:r>
+      <w:proofErr w:type="gramStart"/>
+      <w:r>
+        <w:t>cypress.controller</w:t>
+      </w:r>
+      <w:proofErr w:type="gramEnd"/>
+      <w:r>
+        <w:t>.ts), jota ei ole tarkoitettu tuotantokäyttöön eikä sen testaaminen</w:t>
+      </w:r>
+      <w:r>
+        <w:t xml:space="preserve"> ole oleellista</w:t>
+      </w:r>
+      <w:r>
+        <w:t>. Palvelukerroksen (services) kattavuus on matalampi johtuen siitä, että kolmansien osapuolten rajapintoja (Google Vision API, OpenAI) kutsuvaa koodia ei yksikkötesteissä ajeta oikeasti</w:t>
+      </w:r>
+      <w:r>
+        <w:t>,</w:t>
+      </w:r>
+      <w:r>
+        <w:t xml:space="preserve"> vaan ne </w:t>
+      </w:r>
+      <w:r>
+        <w:t>ovat</w:t>
+      </w:r>
+      <w:r>
+        <w:t xml:space="preserve"> mockattu</w:t>
+      </w:r>
+      <w:r>
+        <w:t xml:space="preserve">, joten </w:t>
+      </w:r>
+      <w:r>
+        <w:t>osa koodihaaran logiikasta jää siten kattavuusmittauksen ulkopuolelle.</w:t>
+      </w:r>
+    </w:p>
+    <w:p/>
+    <w:p>
+      <w:r>
+        <w:t>Haarautumakattavuus (branch coverage) kertoo, kuinka suuri osa koodin haarautumisista on testattu. Haarautuminen tarkoittaa kaikkia kohtia, joissa koodi voi kulkea eri suuntiin</w:t>
+      </w:r>
+      <w:r>
+        <w:t>. T</w:t>
+      </w:r>
+      <w:r>
+        <w:t xml:space="preserve">yypillisesti if/else-rakenteet, switch-lauseet sekä ternary-operaattorit. Käytännön esimerkkinä yksittäinen reitti voi palauttaa useita eri vastauksia tilanteen mukaan: 401 autentikointivirhe jos käyttäjä ei ole kirjautunut, 400 validointivirhe jos pyyntödata on virheellistä, 404 jos haettua </w:t>
       </w:r>
       <w:r>
         <w:lastRenderedPageBreak/>
-        <w:t xml:space="preserve">mittareissa. Kontrolleritiedostojen kattavuus vaihtelee välillä 86–100 %, poikkeuksena </w:t>
-      </w:r>
-      <w:proofErr w:type="spellStart"/>
-      <w:r>
-        <w:t>Cypress</w:t>
-      </w:r>
-      <w:proofErr w:type="spellEnd"/>
-      <w:r>
-        <w:t>-testejä varten tehty testiapuohjain (</w:t>
-      </w:r>
-      <w:proofErr w:type="spellStart"/>
-      <w:proofErr w:type="gramStart"/>
-      <w:r>
-        <w:t>cypress.controller</w:t>
-      </w:r>
-      <w:proofErr w:type="gramEnd"/>
-      <w:r>
-        <w:t>.ts</w:t>
-      </w:r>
-      <w:proofErr w:type="spellEnd"/>
-      <w:r>
-        <w:t>), jota ei ole tarkoitettu tuotantokäyttöön eikä sen testaaminen</w:t>
-      </w:r>
-      <w:r>
-        <w:t xml:space="preserve"> ole oleellista</w:t>
-      </w:r>
-      <w:r>
-        <w:t>. Palvelukerroksen (</w:t>
-      </w:r>
-      <w:proofErr w:type="spellStart"/>
-      <w:r>
-        <w:t>services</w:t>
-      </w:r>
-      <w:proofErr w:type="spellEnd"/>
-      <w:r>
-        <w:t xml:space="preserve">) kattavuus on matalampi johtuen siitä, että kolmansien osapuolten rajapintoja (Google Vision API, </w:t>
-      </w:r>
-      <w:proofErr w:type="spellStart"/>
-      <w:r>
-        <w:t>OpenAI</w:t>
-      </w:r>
-      <w:proofErr w:type="spellEnd"/>
-      <w:r>
-        <w:t>) kutsuvaa koodia ei yksikkötesteissä ajeta oikeasti</w:t>
-      </w:r>
-      <w:r>
-        <w:t>,</w:t>
-      </w:r>
-      <w:r>
-        <w:t xml:space="preserve"> vaan ne </w:t>
-      </w:r>
-      <w:r>
-        <w:t>ovat</w:t>
-      </w:r>
-      <w:r>
-        <w:t xml:space="preserve"> </w:t>
-      </w:r>
-      <w:proofErr w:type="spellStart"/>
-      <w:r>
-        <w:t>mockattu</w:t>
-      </w:r>
-      <w:proofErr w:type="spellEnd"/>
-      <w:r>
-        <w:t xml:space="preserve">, joten </w:t>
-      </w:r>
-      <w:r>
-        <w:t>osa koodihaaran logiikasta jää siten kattavuusmittauksen ulkopuolelle.</w:t>
+        <w:t>resurssia ei löydy, tai 200 onnistumiskoodi sekä varsinainen data onnistuneen kutsun tapauksessa. Jokainen näistä vastausvaihtoehdoista muodostaa oman haaransa, ja korkea haarautumakattavuus edellyttää, että testit kattavat kaikki nämä skenaariot.</w:t>
+      </w:r>
+      <w:r>
+        <w:t xml:space="preserve"> Suurin osa controllereiden funktioista saavuttaa yli </w:t>
+      </w:r>
+      <w:r>
+        <w:t>80 %</w:t>
+      </w:r>
+      <w:r>
+        <w:t xml:space="preserve"> branch coveragen, mikä on suhteellisen hyvä. </w:t>
       </w:r>
     </w:p>
     <w:p/>
     <w:p>
       <w:r>
-        <w:t>Haarautumakattavuus (</w:t>
-      </w:r>
-      <w:proofErr w:type="spellStart"/>
-      <w:r>
-        <w:t>branch</w:t>
-      </w:r>
-      <w:proofErr w:type="spellEnd"/>
-      <w:r>
-        <w:t xml:space="preserve"> </w:t>
-      </w:r>
-      <w:proofErr w:type="spellStart"/>
-      <w:r>
-        <w:t>coverage</w:t>
-      </w:r>
-      <w:proofErr w:type="spellEnd"/>
-      <w:r>
-        <w:t>) kertoo, kuinka suuri osa koodin haarautumisista on testattu. Haarautuminen tarkoittaa kaikkia kohtia, joissa koodi voi kulkea eri suuntiin</w:t>
-      </w:r>
-      <w:r>
-        <w:t>. T</w:t>
-      </w:r>
-      <w:r>
-        <w:t xml:space="preserve">yypillisesti </w:t>
-      </w:r>
-      <w:proofErr w:type="spellStart"/>
-      <w:r>
-        <w:t>if</w:t>
-      </w:r>
-      <w:proofErr w:type="spellEnd"/>
-      <w:r>
-        <w:t>/</w:t>
-      </w:r>
-      <w:proofErr w:type="spellStart"/>
-      <w:r>
-        <w:t>else</w:t>
-      </w:r>
-      <w:proofErr w:type="spellEnd"/>
-      <w:r>
-        <w:t xml:space="preserve">-rakenteet, </w:t>
-      </w:r>
-      <w:proofErr w:type="spellStart"/>
-      <w:r>
-        <w:t>switch</w:t>
-      </w:r>
-      <w:proofErr w:type="spellEnd"/>
-      <w:r>
-        <w:t xml:space="preserve">-lauseet sekä </w:t>
-      </w:r>
-      <w:proofErr w:type="spellStart"/>
-      <w:r>
-        <w:t>ternary</w:t>
-      </w:r>
-      <w:proofErr w:type="spellEnd"/>
-      <w:r>
-        <w:t xml:space="preserve">-operaattorit. Käytännön esimerkkinä yksittäinen reitti voi palauttaa useita eri vastauksia </w:t>
-      </w:r>
-      <w:r>
-        <w:t>tilanteen mukaan</w:t>
-      </w:r>
-      <w:r>
-        <w:t>: 401 autentikointivirhe jos käyttäjä ei ole kirjautunut, 400 validointivirhe jos pyyntödata on virheellistä, 404 jos haettua resurssia ei löydy, tai 200 onnistumiskoodi sekä varsinainen data onnistuneen kutsun tapauksessa. Jokainen näistä vastausvaihtoehdoista muodostaa oman haaransa, ja korkea haarautumakattavuus edellyttää, että testit kattavat kaikki nämä skenaariot.</w:t>
-      </w:r>
-      <w:r>
-        <w:t xml:space="preserve"> Suurin osa </w:t>
-      </w:r>
-      <w:proofErr w:type="spellStart"/>
-      <w:r>
-        <w:t>controllereiden</w:t>
-      </w:r>
-      <w:proofErr w:type="spellEnd"/>
-      <w:r>
-        <w:t xml:space="preserve"> funktioista saavuttaa yli </w:t>
-      </w:r>
-      <w:r>
-        <w:t>80 %</w:t>
-      </w:r>
-      <w:r>
-        <w:t xml:space="preserve"> </w:t>
-      </w:r>
-      <w:proofErr w:type="spellStart"/>
-      <w:r>
-        <w:t>branch</w:t>
-      </w:r>
-      <w:proofErr w:type="spellEnd"/>
-      <w:r>
-        <w:t xml:space="preserve"> </w:t>
-      </w:r>
-      <w:proofErr w:type="spellStart"/>
-      <w:r>
-        <w:t>coveragen</w:t>
-      </w:r>
-      <w:proofErr w:type="spellEnd"/>
-      <w:r>
-        <w:t xml:space="preserve">, mikä on suhteellisen hyvä. </w:t>
+        <w:t xml:space="preserve">Frontend-puolella testaus toteutettiin Cypressillä end-to-end-testeillä, jotka kattavat sovelluksen keskeisimmät käyttäjäpolut: rekisteröitymisen, kirjautumisen, kuittien latauksen ja tarkastelun sekä </w:t>
+      </w:r>
+      <w:r>
+        <w:t>AI assistentin kokeilun</w:t>
+      </w:r>
+      <w:r>
+        <w:t>. End-to-end-testit ajetaan täyttä sovelluspinoa vasten, jolloin frontend, backend ja tietokanta ovat kaikki käynnissä testiajon aikana.</w:t>
+      </w:r>
+    </w:p>
+    <w:p>
+      <w:pPr>
+        <w:pStyle w:val="Otsikko2"/>
+      </w:pPr>
+      <w:bookmarkStart w:id="45" w:name="_Toc235780135"/>
+      <w:r>
+        <w:t>GDPR</w:t>
+      </w:r>
+      <w:bookmarkEnd w:id="45"/>
+    </w:p>
+    <w:p>
+      <w:r>
+        <w:t xml:space="preserve">GDPR eli General Data Protection Regulation on Euroopan Unionin yleinen tietosuoja-asetus. </w:t>
+      </w:r>
+      <w:r>
+        <w:t>Se yhtenäistää tietosuojalakeja ja velvoittaa kaikkia EU-kansalaisten henkilötietoja käsitteleviä organisaatioita. Asetus antaa yksilöille vahvan kontrollin omiin tietoihinsa ja vaatii yrityksiltä läpinäkyvyyttä, turvallisuutta ja vastuullisuutta</w:t>
+      </w:r>
+      <w:r>
+        <w:t xml:space="preserve"> (Euroopan Unioni, 2025)</w:t>
+      </w:r>
+      <w:r>
+        <w:t>.</w:t>
       </w:r>
     </w:p>
     <w:p/>
     <w:p>
-      <w:proofErr w:type="spellStart"/>
-      <w:r>
-        <w:t>Frontend</w:t>
-      </w:r>
-      <w:proofErr w:type="spellEnd"/>
-      <w:r>
-        <w:t xml:space="preserve">-puolella testaus toteutettiin </w:t>
-      </w:r>
-      <w:proofErr w:type="spellStart"/>
-      <w:r>
-        <w:t>Cypressillä</w:t>
-      </w:r>
-      <w:proofErr w:type="spellEnd"/>
-      <w:r>
-        <w:t xml:space="preserve"> </w:t>
-      </w:r>
-      <w:proofErr w:type="spellStart"/>
-      <w:r>
-        <w:t>end</w:t>
-      </w:r>
-      <w:proofErr w:type="spellEnd"/>
-      <w:r>
-        <w:t>-to-</w:t>
-      </w:r>
-      <w:proofErr w:type="spellStart"/>
-      <w:r>
-        <w:t>end</w:t>
-      </w:r>
-      <w:proofErr w:type="spellEnd"/>
-      <w:r>
-        <w:t xml:space="preserve">-testeillä, jotka kattavat sovelluksen keskeisimmät käyttäjäpolut: rekisteröitymisen, kirjautumisen, kuittien latauksen ja tarkastelun sekä </w:t>
-      </w:r>
-      <w:r>
-        <w:t>AI assistentin kokeilun</w:t>
-      </w:r>
-      <w:r>
-        <w:t xml:space="preserve">. </w:t>
-      </w:r>
-      <w:proofErr w:type="spellStart"/>
-      <w:r>
-        <w:t>End</w:t>
-      </w:r>
-      <w:proofErr w:type="spellEnd"/>
-      <w:r>
-        <w:t>-to-</w:t>
-      </w:r>
-      <w:proofErr w:type="spellStart"/>
-      <w:r>
-        <w:t>end</w:t>
-      </w:r>
-      <w:proofErr w:type="spellEnd"/>
-      <w:r>
-        <w:t xml:space="preserve">-testit ajetaan täyttä sovelluspinoa vasten, jolloin </w:t>
-      </w:r>
-      <w:proofErr w:type="spellStart"/>
-      <w:r>
-        <w:t>frontend</w:t>
-      </w:r>
-      <w:proofErr w:type="spellEnd"/>
-      <w:r>
-        <w:t xml:space="preserve">, </w:t>
-      </w:r>
-      <w:proofErr w:type="spellStart"/>
-      <w:r>
-        <w:t>backend</w:t>
-      </w:r>
-      <w:proofErr w:type="spellEnd"/>
-      <w:r>
-        <w:t xml:space="preserve"> ja tietokanta ovat kaikki käynnissä testiajon aikana.</w:t>
-      </w:r>
-    </w:p>
-    <w:p>
-      <w:pPr>
-        <w:pStyle w:val="Otsikko2"/>
-      </w:pPr>
-      <w:bookmarkStart w:id="45" w:name="_Toc235780135"/>
-      <w:r>
-        <w:t>GDPR</w:t>
-      </w:r>
-      <w:bookmarkEnd w:id="45"/>
-    </w:p>
-    <w:p>
-      <w:r>
-        <w:t xml:space="preserve">GDPR eli General Data </w:t>
-      </w:r>
-      <w:proofErr w:type="spellStart"/>
-      <w:r>
-        <w:t>Protection</w:t>
-      </w:r>
-      <w:proofErr w:type="spellEnd"/>
-      <w:r>
-        <w:t xml:space="preserve"> </w:t>
-      </w:r>
-      <w:proofErr w:type="spellStart"/>
-      <w:r>
-        <w:t>Regulation</w:t>
-      </w:r>
-      <w:proofErr w:type="spellEnd"/>
-      <w:r>
-        <w:t xml:space="preserve"> on Euroopan Unionin yleinen tietosuoja-asetus. </w:t>
-      </w:r>
-      <w:r>
-        <w:t>Se yhtenäistää tietosuojalakeja ja velvoittaa kaikkia EU-kansalaisten henkilötietoja käsitteleviä organisaatioita. Asetus antaa yksilöille vahvan kontrollin omiin tietoihinsa ja vaatii yrityksiltä läpinäkyvyyttä, turvallisuutta ja vastuullisuutta</w:t>
+      <w:r>
+        <w:t xml:space="preserve">Koska minun projektini käsitteli jossain määrin henkilötietoja (kuitteja), olivat GDPR käytänteet koko ajan läsnä työskennellessä. GDPR:n mukaan yrityksen ja organisaatioiden on noudatettava GDPR:n periaatteita, joita ovat muun muassa lainmukaisuus, osoitusvelvollisuus sekä riskienhallinta. Lainmukaisuus tarkoittaa, että tietojen käsittelylle on aina oltava peruste kuten sopimus, suostumus tai lakisääteinen velvoite. Osoitusvelvollisuus puolestaan tarkoittaa, että yritysten on </w:t>
+      </w:r>
+      <w:r>
+        <w:t>pystyttävä osoittamaan noudattavansa tietosuojaperiaatteita, mikä vaatii usein dokumentointia.</w:t>
+      </w:r>
+      <w:r>
+        <w:t xml:space="preserve"> Riskienhallinta taas tarkoittaa, että t</w:t>
+      </w:r>
+      <w:r>
+        <w:t>ietoturvan on oltava kunnossa, ja henkilötietojen tietoturvaloukkauksista on ilmoitettava valvontaviranomaiselle ja asianosaisille nopeasti</w:t>
       </w:r>
       <w:r>
         <w:t xml:space="preserve"> (Euroopan Unioni, 2025)</w:t>
@@ -24869,48 +22056,11 @@
     <w:p/>
     <w:p>
       <w:r>
-        <w:t xml:space="preserve">Koska minun projektini käsitteli jossain määrin henkilötietoja (kuitteja), olivat GDPR käytänteet koko ajan läsnä työskennellessä. GDPR:n mukaan yrityksen ja organisaatioiden on noudatettava </w:t>
+        <w:t xml:space="preserve">Sovelluksen kannalta merkittävimmät GDPR-velvoitteet liittyvät tietosuojaselosteen ja käyttöehtojen laatimiseen, käyttäjän oikeuteen poistaa omat tietonsa sekä siihen, että OpenAI-rajapintaan lähetetty data käsitellään Yhdysvalloissa. OpenAI ei käytä rajapintadataa mallien kouluttamiseen oletusarvoisesti, mutta datan siirto EU:n ulkopuolelle on GDPR:n näkökulmasta </w:t>
       </w:r>
       <w:r>
         <w:lastRenderedPageBreak/>
-        <w:t xml:space="preserve">GDPR:n periaatteita, joita ovat muun muassa lainmukaisuus, osoitusvelvollisuus sekä riskienhallinta. Lainmukaisuus tarkoittaa, että tietojen käsittelylle on aina oltava peruste kuten sopimus, suostumus tai lakisääteinen velvoite. Osoitusvelvollisuus puolestaan tarkoittaa, että yritysten on </w:t>
-      </w:r>
-      <w:r>
-        <w:t>pystyttävä osoittamaan noudattavansa tietosuojaperiaatteita, mikä vaatii usein dokumentointia.</w:t>
-      </w:r>
-      <w:r>
-        <w:t xml:space="preserve"> Riskienhallinta taas tarkoittaa, että t</w:t>
-      </w:r>
-      <w:r>
-        <w:t>ietoturvan on oltava kunnossa, ja henkilötietojen tietoturvaloukkauksista on ilmoitettava valvontaviranomaiselle ja asianosaisille nopeasti</w:t>
-      </w:r>
-      <w:r>
-        <w:t xml:space="preserve"> (Euroopan Unioni, 2025)</w:t>
-      </w:r>
-      <w:r>
-        <w:t>.</w:t>
-      </w:r>
-    </w:p>
-    <w:p/>
-    <w:p>
-      <w:r>
-        <w:t xml:space="preserve">Sovelluksen kannalta merkittävimmät GDPR-velvoitteet liittyvät tietosuojaselosteen ja käyttöehtojen laatimiseen, käyttäjän oikeuteen poistaa omat tietonsa sekä siihen, että </w:t>
-      </w:r>
-      <w:proofErr w:type="spellStart"/>
-      <w:r>
-        <w:t>OpenAI</w:t>
-      </w:r>
-      <w:proofErr w:type="spellEnd"/>
-      <w:r>
-        <w:t xml:space="preserve">-rajapintaan lähetetty data käsitellään Yhdysvalloissa. </w:t>
-      </w:r>
-      <w:proofErr w:type="spellStart"/>
-      <w:r>
-        <w:t>OpenAI</w:t>
-      </w:r>
-      <w:proofErr w:type="spellEnd"/>
-      <w:r>
-        <w:t xml:space="preserve"> ei käytä rajapintadataa mallien kouluttamiseen oletusarvoisesti, mutta datan siirto EU:n ulkopuolelle on GDPR:n näkökulmasta huomionarvoinen seikka, joka tulisi käytännön sovelluksessa ratkaista asianmukaisella tiedonsiirtomekanismilla.</w:t>
+        <w:t>huomionarvoinen seikka, joka tulisi käytännön sovelluksessa ratkaista asianmukaisella tiedonsiirtomekanismilla.</w:t>
       </w:r>
     </w:p>
     <w:p>
@@ -24937,13 +22087,8 @@
           <w:numId w:val="16"/>
         </w:numPr>
       </w:pPr>
-      <w:proofErr w:type="spellStart"/>
-      <w:r>
-        <w:t>Broken</w:t>
-      </w:r>
-      <w:proofErr w:type="spellEnd"/>
-      <w:r>
-        <w:t xml:space="preserve"> Access Control (Rikkinäinen pääsynhallinta)</w:t>
+      <w:r>
+        <w:t>Broken Access Control (Rikkinäinen pääsynhallinta)</w:t>
       </w:r>
     </w:p>
     <w:p>
@@ -24966,39 +22111,7 @@
         <w:t>kista</w:t>
       </w:r>
       <w:r>
-        <w:t>. Auditoinnin yhteydessä havaittiin useita IDOR-haavoittuvuuksia (</w:t>
-      </w:r>
-      <w:proofErr w:type="spellStart"/>
-      <w:r>
-        <w:t>Insecure</w:t>
-      </w:r>
-      <w:proofErr w:type="spellEnd"/>
-      <w:r>
-        <w:t xml:space="preserve"> Direct Object </w:t>
-      </w:r>
-      <w:proofErr w:type="spellStart"/>
-      <w:r>
-        <w:t>Reference</w:t>
-      </w:r>
-      <w:proofErr w:type="spellEnd"/>
-      <w:r>
-        <w:t xml:space="preserve">), joissa tietokantakyselyt hyväksyivät käyttäjän antaman </w:t>
-      </w:r>
-      <w:proofErr w:type="spellStart"/>
-      <w:r>
-        <w:t>ID:n</w:t>
-      </w:r>
-      <w:proofErr w:type="spellEnd"/>
-      <w:r>
-        <w:t xml:space="preserve"> ilman omistajuuden tarkistusta. Haavoittuvuudet korjattiin lisäämällä </w:t>
-      </w:r>
-      <w:proofErr w:type="spellStart"/>
-      <w:r>
-        <w:t>user_id</w:t>
-      </w:r>
-      <w:proofErr w:type="spellEnd"/>
-      <w:r>
-        <w:t>: req.user.id -ehto kaikkiin kyselyihin, jotka käsittelevät käyttäjäkohtaista dataa.</w:t>
+        <w:t>. Auditoinnin yhteydessä havaittiin useita IDOR-haavoittuvuuksia (Insecure Direct Object Reference), joissa tietokantakyselyt hyväksyivät käyttäjän antaman ID:n ilman omistajuuden tarkistusta. Haavoittuvuudet korjattiin lisäämällä user_id: req.user.id -ehto kaikkiin kyselyihin, jotka käsittelevät käyttäjäkohtaista dataa.</w:t>
       </w:r>
     </w:p>
     <w:p/>
@@ -25010,67 +22123,13 @@
           <w:numId w:val="16"/>
         </w:numPr>
       </w:pPr>
-      <w:proofErr w:type="spellStart"/>
-      <w:r>
-        <w:t>Cryptographic</w:t>
-      </w:r>
-      <w:proofErr w:type="spellEnd"/>
-      <w:r>
-        <w:t xml:space="preserve"> </w:t>
-      </w:r>
-      <w:proofErr w:type="spellStart"/>
-      <w:r>
-        <w:t>Failures</w:t>
-      </w:r>
-      <w:proofErr w:type="spellEnd"/>
-      <w:r>
-        <w:t xml:space="preserve"> (Salausvirheet)</w:t>
-      </w:r>
-    </w:p>
-    <w:p>
-      <w:r>
-        <w:lastRenderedPageBreak/>
-        <w:t xml:space="preserve">Salasanat </w:t>
-      </w:r>
-      <w:proofErr w:type="spellStart"/>
-      <w:r>
-        <w:t>hashataan</w:t>
-      </w:r>
-      <w:proofErr w:type="spellEnd"/>
-      <w:r>
-        <w:t xml:space="preserve"> </w:t>
-      </w:r>
-      <w:proofErr w:type="spellStart"/>
-      <w:r>
-        <w:t>bcrypt</w:t>
-      </w:r>
-      <w:proofErr w:type="spellEnd"/>
-      <w:r>
-        <w:t>-kirjastolla, JWT-</w:t>
-      </w:r>
-      <w:proofErr w:type="spellStart"/>
-      <w:r>
-        <w:t>token</w:t>
-      </w:r>
-      <w:proofErr w:type="spellEnd"/>
-      <w:r>
-        <w:t xml:space="preserve"> tallennetaan </w:t>
-      </w:r>
-      <w:proofErr w:type="spellStart"/>
-      <w:r>
-        <w:t>httpOnly</w:t>
-      </w:r>
-      <w:proofErr w:type="spellEnd"/>
-      <w:r>
-        <w:t xml:space="preserve">-evästeeseen eikä selaimen </w:t>
-      </w:r>
-      <w:proofErr w:type="spellStart"/>
-      <w:r>
-        <w:t>localStorage</w:t>
-      </w:r>
-      <w:proofErr w:type="spellEnd"/>
-      <w:r>
-        <w:t>-tallennustilaan, ja HTTPS on pakollinen tuotantoympäristössä.</w:t>
+      <w:r>
+        <w:t>Cryptographic Failures (Salausvirheet)</w:t>
+      </w:r>
+    </w:p>
+    <w:p>
+      <w:r>
+        <w:t>Salasanat hashataan bcrypt-kirjastolla, JWT-token tallennetaan httpOnly-evästeeseen eikä selaimen localStorage-tallennustilaan, ja HTTPS on pakollinen tuotantoympäristössä.</w:t>
       </w:r>
     </w:p>
     <w:p/>
@@ -25082,13 +22141,8 @@
           <w:numId w:val="16"/>
         </w:numPr>
       </w:pPr>
-      <w:proofErr w:type="spellStart"/>
-      <w:r>
-        <w:t>Injection</w:t>
-      </w:r>
-      <w:proofErr w:type="spellEnd"/>
-      <w:r>
-        <w:t xml:space="preserve"> (Injektiohyökkäykset)</w:t>
+      <w:r>
+        <w:t>Injection (Injektiohyökkäykset)</w:t>
       </w:r>
     </w:p>
     <w:p>
@@ -25098,13 +22152,8 @@
       <w:r>
         <w:t xml:space="preserve">myös </w:t>
       </w:r>
-      <w:proofErr w:type="spellStart"/>
-      <w:r>
-        <w:t>Zod</w:t>
-      </w:r>
-      <w:proofErr w:type="spellEnd"/>
-      <w:r>
-        <w:t>-skeemoilla ennen käsittelyä.</w:t>
+      <w:r>
+        <w:t>Zod-skeemoilla ennen käsittelyä.</w:t>
       </w:r>
     </w:p>
     <w:p/>
@@ -25116,42 +22165,14 @@
           <w:numId w:val="16"/>
         </w:numPr>
       </w:pPr>
-      <w:proofErr w:type="spellStart"/>
-      <w:r>
-        <w:t>Insecure</w:t>
-      </w:r>
-      <w:proofErr w:type="spellEnd"/>
-      <w:r>
-        <w:t xml:space="preserve"> Design (Epäturvallinen suunnittelu)</w:t>
-      </w:r>
-    </w:p>
-    <w:p>
-      <w:r>
-        <w:t xml:space="preserve">Tilaussuojaus on toteutettu </w:t>
-      </w:r>
-      <w:proofErr w:type="spellStart"/>
-      <w:r>
-        <w:t>requireSubscription-middlewarella</w:t>
-      </w:r>
-      <w:proofErr w:type="spellEnd"/>
-      <w:r>
-        <w:t xml:space="preserve">, joka suojaa kaikki maksulliset ominaisuudet. </w:t>
-      </w:r>
-      <w:proofErr w:type="spellStart"/>
-      <w:r>
-        <w:t>Rate</w:t>
-      </w:r>
-      <w:proofErr w:type="spellEnd"/>
-      <w:r>
-        <w:t xml:space="preserve"> </w:t>
-      </w:r>
-      <w:proofErr w:type="spellStart"/>
-      <w:r>
-        <w:t>limiting</w:t>
-      </w:r>
-      <w:proofErr w:type="spellEnd"/>
-      <w:r>
-        <w:t xml:space="preserve"> on</w:t>
+      <w:r>
+        <w:t>Insecure Design (Epäturvallinen suunnittelu)</w:t>
+      </w:r>
+    </w:p>
+    <w:p>
+      <w:r>
+        <w:lastRenderedPageBreak/>
+        <w:t>Tilaussuojaus on toteutettu requireSubscription-middlewarella, joka suojaa kaikki maksulliset ominaisuudet. Rate limiting on</w:t>
       </w:r>
       <w:r>
         <w:t xml:space="preserve"> myös</w:t>
@@ -25170,62 +22191,17 @@
         </w:numPr>
       </w:pPr>
       <w:r>
-        <w:t xml:space="preserve">Security </w:t>
-      </w:r>
-      <w:proofErr w:type="spellStart"/>
-      <w:r>
-        <w:t>Misconfiguration</w:t>
-      </w:r>
-      <w:proofErr w:type="spellEnd"/>
-      <w:r>
-        <w:t xml:space="preserve"> (Tietoturvakonfiguraatiovirheet)</w:t>
-      </w:r>
-    </w:p>
-    <w:p>
-      <w:r>
-        <w:t xml:space="preserve">Evästeet on konfiguroitu </w:t>
-      </w:r>
-      <w:proofErr w:type="spellStart"/>
-      <w:r>
-        <w:t>httpOnly</w:t>
-      </w:r>
-      <w:proofErr w:type="spellEnd"/>
-      <w:r>
-        <w:t xml:space="preserve">, </w:t>
-      </w:r>
-      <w:proofErr w:type="spellStart"/>
-      <w:r>
-        <w:t>secure</w:t>
-      </w:r>
-      <w:proofErr w:type="spellEnd"/>
-      <w:r>
-        <w:t xml:space="preserve"> ja </w:t>
-      </w:r>
-      <w:proofErr w:type="spellStart"/>
-      <w:r>
-        <w:t>sameSite</w:t>
-      </w:r>
-      <w:proofErr w:type="spellEnd"/>
-      <w:r>
-        <w:t xml:space="preserve">: </w:t>
-      </w:r>
-      <w:proofErr w:type="spellStart"/>
-      <w:r>
-        <w:t>strict</w:t>
-      </w:r>
-      <w:proofErr w:type="spellEnd"/>
-      <w:r>
-        <w:t xml:space="preserve"> -lipuilla. Ympäristömuuttujat on erotettu </w:t>
+        <w:t>Security Misconfiguration (Tietoturvakonfiguraatiovirheet)</w:t>
+      </w:r>
+    </w:p>
+    <w:p>
+      <w:r>
+        <w:t xml:space="preserve">Evästeet on konfiguroitu httpOnly, secure ja sameSite: strict -lipuilla. Ympäristömuuttujat on erotettu </w:t>
       </w:r>
       <w:proofErr w:type="gramStart"/>
       <w:r>
-        <w:t>koodista .</w:t>
-      </w:r>
-      <w:proofErr w:type="spellStart"/>
-      <w:r>
-        <w:t>env</w:t>
-      </w:r>
-      <w:proofErr w:type="spellEnd"/>
+        <w:t>koodista .env</w:t>
+      </w:r>
       <w:proofErr w:type="gramEnd"/>
       <w:r>
         <w:t>-tiedostoon eikä niitä ole tallennettu versionhallintaan.</w:t>
@@ -25240,71 +22216,13 @@
           <w:numId w:val="16"/>
         </w:numPr>
       </w:pPr>
-      <w:proofErr w:type="spellStart"/>
-      <w:r>
-        <w:t>Vulnerable</w:t>
-      </w:r>
-      <w:proofErr w:type="spellEnd"/>
-      <w:r>
-        <w:t xml:space="preserve"> and </w:t>
-      </w:r>
-      <w:proofErr w:type="spellStart"/>
-      <w:r>
-        <w:t>Outdated</w:t>
-      </w:r>
-      <w:proofErr w:type="spellEnd"/>
-      <w:r>
-        <w:t xml:space="preserve"> Components (Haavoittuvat ja vanhentuneet komponentit)</w:t>
-      </w:r>
-    </w:p>
-    <w:p>
-      <w:proofErr w:type="spellStart"/>
-      <w:r>
-        <w:t>npm</w:t>
-      </w:r>
-      <w:proofErr w:type="spellEnd"/>
-      <w:r>
-        <w:t xml:space="preserve"> </w:t>
-      </w:r>
-      <w:proofErr w:type="spellStart"/>
-      <w:r>
-        <w:t>audit</w:t>
-      </w:r>
-      <w:proofErr w:type="spellEnd"/>
-      <w:r>
-        <w:t xml:space="preserve"> suoritettiin sekä </w:t>
-      </w:r>
-      <w:proofErr w:type="spellStart"/>
-      <w:r>
-        <w:t>frontend</w:t>
-      </w:r>
-      <w:proofErr w:type="spellEnd"/>
-      <w:r>
-        <w:t xml:space="preserve">- että </w:t>
-      </w:r>
-      <w:proofErr w:type="spellStart"/>
-      <w:r>
-        <w:t>backend</w:t>
-      </w:r>
-      <w:proofErr w:type="spellEnd"/>
-      <w:r>
-        <w:t xml:space="preserve">-riippuvuuksille. Tuotantoriippuvuuksissa ei havaittu haavoittuvuuksia. Kehitystyökaluissa havaittiin 10 kohtalaisen vakavuuden haavoittuvuutta, jotka sijaitsevat </w:t>
-      </w:r>
-      <w:proofErr w:type="spellStart"/>
-      <w:r>
-        <w:t>better-docs</w:t>
-      </w:r>
-      <w:proofErr w:type="spellEnd"/>
-      <w:r>
-        <w:t xml:space="preserve">-, @prisma/dev- ja </w:t>
-      </w:r>
-      <w:proofErr w:type="spellStart"/>
-      <w:r>
-        <w:t>exceljs</w:t>
-      </w:r>
-      <w:proofErr w:type="spellEnd"/>
-      <w:r>
-        <w:t>-paketeissa. Nämä eivät ole läsnä tuotantoympäristössä.</w:t>
+      <w:r>
+        <w:t>Vulnerable and Outdated Components (Haavoittuvat ja vanhentuneet komponentit)</w:t>
+      </w:r>
+    </w:p>
+    <w:p>
+      <w:r>
+        <w:t>npm audit suoritettiin sekä frontend- että backend-riippuvuuksille. Tuotantoriippuvuuksissa ei havaittu haavoittuvuuksia. Kehitystyökaluissa havaittiin 10 kohtalaisen vakavuuden haavoittuvuutta, jotka sijaitsevat better-docs-, @prisma/dev- ja exceljs-paketeissa. Nämä eivät ole läsnä tuotantoympäristössä.</w:t>
       </w:r>
     </w:p>
     <w:p/>
@@ -25323,63 +22241,12 @@
         <w:rPr>
           <w:lang w:val="en-GB"/>
         </w:rPr>
-        <w:t>Identification and Authentication Failures (</w:t>
-      </w:r>
-      <w:proofErr w:type="spellStart"/>
-      <w:r>
-        <w:rPr>
-          <w:lang w:val="en-GB"/>
-        </w:rPr>
-        <w:t>Tunnistautumisvirheet</w:t>
-      </w:r>
-      <w:proofErr w:type="spellEnd"/>
-      <w:r>
-        <w:rPr>
-          <w:lang w:val="en-GB"/>
-        </w:rPr>
-        <w:t>)</w:t>
-      </w:r>
-    </w:p>
-    <w:p>
-      <w:proofErr w:type="spellStart"/>
-      <w:r>
-        <w:t>Autentikaatio</w:t>
-      </w:r>
-      <w:proofErr w:type="spellEnd"/>
-      <w:r>
-        <w:t xml:space="preserve"> on toteutettu </w:t>
-      </w:r>
-      <w:proofErr w:type="spellStart"/>
-      <w:r>
-        <w:t>Supabasen</w:t>
-      </w:r>
-      <w:proofErr w:type="spellEnd"/>
-      <w:r>
-        <w:t xml:space="preserve"> JWT-tokenin avulla. Salasanat </w:t>
-      </w:r>
-      <w:proofErr w:type="spellStart"/>
-      <w:r>
-        <w:t>hashataan</w:t>
-      </w:r>
-      <w:proofErr w:type="spellEnd"/>
-      <w:r>
-        <w:t xml:space="preserve"> </w:t>
-      </w:r>
-      <w:proofErr w:type="spellStart"/>
-      <w:r>
-        <w:t>bcryptillä</w:t>
-      </w:r>
-      <w:proofErr w:type="spellEnd"/>
-      <w:r>
-        <w:t xml:space="preserve">, sessio mitätöidään uloskirjautumisen yhteydessä ja salasanan palautus käyttää määräaikaisia kertakäyttöisiä </w:t>
-      </w:r>
-      <w:proofErr w:type="spellStart"/>
-      <w:r>
-        <w:t>tokeneita</w:t>
-      </w:r>
-      <w:proofErr w:type="spellEnd"/>
-      <w:r>
-        <w:t>.</w:t>
+        <w:t>Identification and Authentication Failures (Tunnistautumisvirheet)</w:t>
+      </w:r>
+    </w:p>
+    <w:p>
+      <w:r>
+        <w:t>Autentikaatio on toteutettu Supabasen JWT-tokenin avulla. Salasanat hashataan bcryptillä, sessio mitätöidään uloskirjautumisen yhteydessä ja salasanan palautus käyttää määräaikaisia kertakäyttöisiä tokeneita.</w:t>
       </w:r>
     </w:p>
     <w:p/>
@@ -25392,43 +22259,13 @@
         </w:numPr>
       </w:pPr>
       <w:r>
-        <w:t xml:space="preserve">Software and Data </w:t>
-      </w:r>
-      <w:proofErr w:type="spellStart"/>
-      <w:r>
-        <w:t>Integrity</w:t>
-      </w:r>
-      <w:proofErr w:type="spellEnd"/>
-      <w:r>
-        <w:t xml:space="preserve"> </w:t>
-      </w:r>
-      <w:proofErr w:type="spellStart"/>
-      <w:r>
-        <w:t>Failures</w:t>
-      </w:r>
-      <w:proofErr w:type="spellEnd"/>
-      <w:r>
-        <w:t xml:space="preserve"> (Ohjelmiston ja datan eheysongelmat)</w:t>
-      </w:r>
-    </w:p>
-    <w:p>
-      <w:proofErr w:type="spellStart"/>
-      <w:r>
-        <w:t>Stripe</w:t>
-      </w:r>
-      <w:proofErr w:type="spellEnd"/>
-      <w:r>
-        <w:t>-</w:t>
-      </w:r>
-      <w:proofErr w:type="spellStart"/>
-      <w:r>
-        <w:t>webhook</w:t>
-      </w:r>
-      <w:proofErr w:type="spellEnd"/>
-      <w:r>
-        <w:t xml:space="preserve">-tapahtumat verifioidaan allekirjoituksella </w:t>
-      </w:r>
-      <w:proofErr w:type="spellStart"/>
+        <w:t>Software and Data Integrity Failures (Ohjelmiston ja datan eheysongelmat)</w:t>
+      </w:r>
+    </w:p>
+    <w:p>
+      <w:r>
+        <w:t xml:space="preserve">Stripe-webhook-tapahtumat verifioidaan allekirjoituksella </w:t>
+      </w:r>
       <w:proofErr w:type="gramStart"/>
       <w:r>
         <w:t>stripe.webhooks</w:t>
@@ -25439,23 +22276,11 @@
       </w:r>
       <w:proofErr w:type="gramStart"/>
       <w:r>
-        <w:t>constructEvent</w:t>
-      </w:r>
-      <w:proofErr w:type="spellEnd"/>
-      <w:r>
-        <w:t>(</w:t>
+        <w:t>constructEvent(</w:t>
       </w:r>
       <w:proofErr w:type="gramEnd"/>
       <w:r>
-        <w:t xml:space="preserve">) -funktiolla ennen käsittelyä, jolloin väärennetyt </w:t>
-      </w:r>
-      <w:proofErr w:type="spellStart"/>
-      <w:r>
-        <w:t>webhook</w:t>
-      </w:r>
-      <w:proofErr w:type="spellEnd"/>
-      <w:r>
-        <w:t>-kutsut estetään.</w:t>
+        <w:t>) -funktiolla ennen käsittelyä, jolloin väärennetyt webhook-kutsut estetään.</w:t>
       </w:r>
     </w:p>
     <w:p/>
@@ -25468,79 +22293,16 @@
         </w:numPr>
       </w:pPr>
       <w:r>
-        <w:t xml:space="preserve">Security </w:t>
-      </w:r>
-      <w:proofErr w:type="spellStart"/>
-      <w:r>
-        <w:t>Logging</w:t>
-      </w:r>
-      <w:proofErr w:type="spellEnd"/>
-      <w:r>
-        <w:t xml:space="preserve"> and </w:t>
-      </w:r>
-      <w:proofErr w:type="spellStart"/>
-      <w:r>
-        <w:t>Monitoring</w:t>
-      </w:r>
-      <w:proofErr w:type="spellEnd"/>
-      <w:r>
-        <w:t xml:space="preserve"> </w:t>
-      </w:r>
-      <w:proofErr w:type="spellStart"/>
-      <w:r>
-        <w:t>Failures</w:t>
-      </w:r>
-      <w:proofErr w:type="spellEnd"/>
-      <w:r>
-        <w:t xml:space="preserve"> (</w:t>
-      </w:r>
-      <w:proofErr w:type="spellStart"/>
-      <w:r>
-        <w:t>Lokituksen</w:t>
-      </w:r>
-      <w:proofErr w:type="spellEnd"/>
-      <w:r>
-        <w:t xml:space="preserve"> ja monitoroinnin puutteet)</w:t>
-      </w:r>
-    </w:p>
-    <w:p>
-      <w:r>
-        <w:t xml:space="preserve">Winston-kirjastolla toteutettu </w:t>
-      </w:r>
-      <w:proofErr w:type="spellStart"/>
-      <w:r>
-        <w:t>lokitus</w:t>
-      </w:r>
-      <w:proofErr w:type="spellEnd"/>
-      <w:r>
-        <w:t xml:space="preserve"> kattaa </w:t>
-      </w:r>
-      <w:r>
-        <w:t xml:space="preserve">kaikki </w:t>
-      </w:r>
-      <w:proofErr w:type="spellStart"/>
-      <w:r>
-        <w:t>routteihin</w:t>
-      </w:r>
-      <w:proofErr w:type="spellEnd"/>
-      <w:r>
-        <w:t xml:space="preserve"> tulleet pyynnöt sekä onnistumiset (2xx) ja virheet (4xx). Myös kaikki muu </w:t>
-      </w:r>
-      <w:proofErr w:type="spellStart"/>
-      <w:r>
-        <w:t>logataa</w:t>
-      </w:r>
-      <w:proofErr w:type="spellEnd"/>
-      <w:r>
-        <w:t xml:space="preserve"> Winston-kirjaston avulla kuten </w:t>
-      </w:r>
-      <w:proofErr w:type="spellStart"/>
-      <w:r>
-        <w:t>workereiden</w:t>
-      </w:r>
-      <w:proofErr w:type="spellEnd"/>
-      <w:r>
-        <w:t xml:space="preserve"> toiminta.</w:t>
+        <w:t>Security Logging and Monitoring Failures (Lokituksen ja monitoroinnin puutteet)</w:t>
+      </w:r>
+    </w:p>
+    <w:p>
+      <w:r>
+        <w:lastRenderedPageBreak/>
+        <w:t xml:space="preserve">Winston-kirjastolla toteutettu lokitus kattaa </w:t>
+      </w:r>
+      <w:r>
+        <w:t>kaikki routteihin tulleet pyynnöt sekä onnistumiset (2xx) ja virheet (4xx). Myös kaikki muu logataa Winston-kirjaston avulla kuten workereiden toiminta.</w:t>
       </w:r>
     </w:p>
     <w:p/>
@@ -25553,84 +22315,12 @@
         </w:numPr>
       </w:pPr>
       <w:r>
-        <w:t xml:space="preserve"> </w:t>
-      </w:r>
-      <w:proofErr w:type="spellStart"/>
-      <w:r>
-        <w:t>Mishandling</w:t>
-      </w:r>
-      <w:proofErr w:type="spellEnd"/>
-      <w:r>
-        <w:t xml:space="preserve"> of </w:t>
-      </w:r>
-      <w:proofErr w:type="spellStart"/>
-      <w:r>
-        <w:t>Exceptional</w:t>
-      </w:r>
-      <w:proofErr w:type="spellEnd"/>
-      <w:r>
-        <w:t xml:space="preserve"> </w:t>
-      </w:r>
-      <w:proofErr w:type="spellStart"/>
-      <w:r>
-        <w:t>Conditions</w:t>
-      </w:r>
-      <w:proofErr w:type="spellEnd"/>
-      <w:r>
-        <w:t xml:space="preserve"> (Poikkeustilanteiden virheellinen käsittely)</w:t>
-      </w:r>
-    </w:p>
-    <w:p>
-      <w:r>
-        <w:t>Sovelluksessa on käytössä keskitetty virheenkäsittelijä Express-</w:t>
-      </w:r>
-      <w:proofErr w:type="spellStart"/>
-      <w:r>
-        <w:t>middlewarena</w:t>
-      </w:r>
-      <w:proofErr w:type="spellEnd"/>
-      <w:r>
-        <w:t xml:space="preserve">, joka kaappaa kaikki käsittelemättömät virheet ja palauttaa standardoidun virhevastauksen. Kontrollerit käyttävät </w:t>
-      </w:r>
-      <w:proofErr w:type="spellStart"/>
-      <w:r>
-        <w:t>next</w:t>
-      </w:r>
-      <w:proofErr w:type="spellEnd"/>
-      <w:r>
-        <w:t>(</w:t>
-      </w:r>
-      <w:proofErr w:type="spellStart"/>
-      <w:r>
-        <w:t>error</w:t>
-      </w:r>
-      <w:proofErr w:type="spellEnd"/>
-      <w:r>
-        <w:t xml:space="preserve">) -kutsua virheiden välittämiseen, eikä sisäisiä virheviestejä tai </w:t>
-      </w:r>
-      <w:proofErr w:type="spellStart"/>
-      <w:r>
-        <w:t>stack</w:t>
-      </w:r>
-      <w:proofErr w:type="spellEnd"/>
-      <w:r>
-        <w:t xml:space="preserve"> </w:t>
-      </w:r>
-      <w:proofErr w:type="spellStart"/>
-      <w:r>
-        <w:t>traceja</w:t>
-      </w:r>
-      <w:proofErr w:type="spellEnd"/>
-      <w:r>
-        <w:t xml:space="preserve"> palauteta käyttäjälle tuotantoympäristössä. Ulkoisten palveluiden, kuten </w:t>
-      </w:r>
-      <w:proofErr w:type="spellStart"/>
-      <w:r>
-        <w:t>Stripen</w:t>
-      </w:r>
-      <w:proofErr w:type="spellEnd"/>
-      <w:r>
-        <w:t xml:space="preserve"> laskutushistorian, virheet käsitellään erillisesti niin, että yksittäinen epäonnistunut kutsu ei kaada koko pyyntöä.</w:t>
+        <w:t xml:space="preserve"> Mishandling of Exceptional Conditions (Poikkeustilanteiden virheellinen käsittely)</w:t>
+      </w:r>
+    </w:p>
+    <w:p>
+      <w:r>
+        <w:t>Sovelluksessa on käytössä keskitetty virheenkäsittelijä Express-middlewarena, joka kaappaa kaikki käsittelemättömät virheet ja palauttaa standardoidun virhevastauksen. Kontrollerit käyttävät next(error) -kutsua virheiden välittämiseen, eikä sisäisiä virheviestejä tai stack traceja palauteta käyttäjälle tuotantoympäristössä. Ulkoisten palveluiden, kuten Stripen laskutushistorian, virheet käsitellään erillisesti niin, että yksittäinen epäonnistunut kutsu ei kaada koko pyyntöä.</w:t>
       </w:r>
     </w:p>
     <w:p>
@@ -25660,29 +22350,7 @@
     </w:p>
     <w:p>
       <w:r>
-        <w:t>Demonstrointivaihe toteutettiin lataamalla useita erillisiä kuittidatasettejä sovellukseen. Kuitit olivat peräisin ravintola-, kauppa- ja palvelukuiteista</w:t>
-      </w:r>
-      <w:r>
-        <w:t xml:space="preserve">. </w:t>
-      </w:r>
-      <w:r>
-        <w:t xml:space="preserve">Jokainen kuitti ladattiin sovellukseen, jonka jälkeen järjestelmä suoritti automaattisesti OCR-tunnistuksen Google Vision </w:t>
-      </w:r>
-      <w:proofErr w:type="spellStart"/>
-      <w:r>
-        <w:t>API:n</w:t>
-      </w:r>
-      <w:proofErr w:type="spellEnd"/>
-      <w:r>
-        <w:t xml:space="preserve"> avulla ja jäsensi tiedot </w:t>
-      </w:r>
-      <w:proofErr w:type="spellStart"/>
-      <w:r>
-        <w:t>OpenAI</w:t>
-      </w:r>
-      <w:proofErr w:type="spellEnd"/>
-      <w:r>
-        <w:t xml:space="preserve"> GPT-4o-mini -mallilla.</w:t>
+        <w:t>Demonstrointivaihe toteutettiin lataamalla useita erillisiä kuittidatasettejä sovellukseen. Kuitit olivat peräisin ravintola-, kauppa- ja palvelukuiteista. Jokainen kuitti ladattiin sovellukseen, jonka jälkeen järjestelmä suoritti automaattisesti OCR-tunnistuksen Google Vision API:n avulla ja jäsensi tiedot OpenAI GPT-4o-mini -mallilla.</w:t>
       </w:r>
     </w:p>
     <w:p/>
@@ -25694,33 +22362,13 @@
     <w:p/>
     <w:p>
       <w:r>
-        <w:t xml:space="preserve">Ensimmäisessä testissä ladattiin datasetti, joka sisälsi 100 </w:t>
-      </w:r>
-      <w:r>
-        <w:t xml:space="preserve">normaalia </w:t>
-      </w:r>
-      <w:r>
-        <w:t xml:space="preserve">kuittia. Analysointi kesti 7 minuuttia ja 3 sekuntia, eli keskimäärin noin 4 sekuntia per kuitti. Tarkkuudeksi mitattiin 99,9 %, ja ainoat kaksi virhettä </w:t>
-      </w:r>
-      <w:r>
-        <w:t>koostui</w:t>
-      </w:r>
-      <w:r>
-        <w:t xml:space="preserve"> ALV-summan pyöristyseroista yksittäisissä kuiteissa. Kirjanpitäjälle saman datamäärän manuaalinen kirjaaminen veisi arviolta 33–67 minuuttia (20–40 sekuntia per kuitti), minkä lisäksi manuaaliseen työhön liittyy inhimillisten virheiden riski.</w:t>
+        <w:t>Ensimmäisessä testissä ladattiin datasetti, joka sisälsi 100 normaalia kuittia. Analysointi kesti 7 minuuttia ja 3 sekuntia, eli keskimäärin noin 4 sekuntia per kuitti. Tarkkuudeksi mitattiin 99,9 %, ja ainoat kaksi virhettä koostui ALV-summan pyöristyseroista yksittäisissä kuiteissa. Kirjanpitäjälle saman datamäärän manuaalinen kirjaaminen veisi arviolta 33–67 minuuttia (20–40 sekuntia per kuitti), minkä lisäksi manuaaliseen työhön liittyy inhimillisten virheiden riski.</w:t>
       </w:r>
     </w:p>
     <w:p/>
     <w:p>
       <w:r>
-        <w:t xml:space="preserve">Tarkkuuden mittaamiseen kehitettiin erillinen testausmenetelmä. Jokaisesta testidatasetistä muodostettiin JSON-tiedosto, joka sisälsi kuittien oikeat tiedot manuaalisesti tarkistettuna. Tietokantaan analysoitujen kuittien tulokset haettiin automaattisesti </w:t>
-      </w:r>
-      <w:proofErr w:type="spellStart"/>
-      <w:r>
-        <w:t>TypeScript</w:t>
-      </w:r>
-      <w:proofErr w:type="spellEnd"/>
-      <w:r>
-        <w:t>-skriptillä, joka vertasi jokaisen kuitin kenttäarvoja kenttä kerrallaan JSON-tiedoston arvoihin.</w:t>
+        <w:t>Tarkkuuden mittaamiseen kehitettiin erillinen testausmenetelmä. Jokaisesta testidatasetistä muodostettiin JSON-tiedosto, joka sisälsi kuittien oikeat tiedot manuaalisesti tarkistettuna. Tietokantaan analysoitujen kuittien tulokset haettiin automaattisesti TypeScript-skriptillä, joka vertasi jokaisen kuitin kenttäarvoja kenttä kerrallaan JSON-tiedoston arvoihin.</w:t>
       </w:r>
     </w:p>
     <w:p/>
@@ -25750,7 +22398,7 @@
           <w:szCs w:val="26"/>
         </w:rPr>
         <w:drawing>
-          <wp:inline distT="0" distB="0" distL="0" distR="0" wp14:anchorId="1C44D777" wp14:editId="19F7FB99">
+          <wp:inline distT="0" distB="0" distL="0" distR="0" wp14:anchorId="1C44D777" wp14:editId="14E7C81B">
             <wp:extent cx="3259607" cy="2317898"/>
             <wp:effectExtent l="0" t="0" r="4445" b="6350"/>
             <wp:docPr id="20959670" name="Kuva 1"/>
@@ -25832,7 +22480,7 @@
           <w:szCs w:val="26"/>
         </w:rPr>
         <w:drawing>
-          <wp:inline distT="0" distB="0" distL="0" distR="0" wp14:anchorId="7A25090C" wp14:editId="0BCDB479">
+          <wp:inline distT="0" distB="0" distL="0" distR="0" wp14:anchorId="7A25090C" wp14:editId="5AC36432">
             <wp:extent cx="4238431" cy="4742121"/>
             <wp:effectExtent l="0" t="0" r="3810" b="0"/>
             <wp:docPr id="319437413" name="Kuva 2"/>
@@ -25952,25 +22600,7 @@
           <w:sz w:val="22"/>
           <w:szCs w:val="22"/>
         </w:rPr>
-        <w:t xml:space="preserve"> sekä kokeilemaan AI-assistentin </w:t>
-      </w:r>
-      <w:proofErr w:type="spellStart"/>
-      <w:r>
-        <w:rPr>
-          <w:rFonts w:asciiTheme="minorHAnsi" w:hAnsiTheme="minorHAnsi" w:cstheme="minorHAnsi"/>
-          <w:sz w:val="22"/>
-          <w:szCs w:val="22"/>
-        </w:rPr>
-        <w:t>chattia</w:t>
-      </w:r>
-      <w:proofErr w:type="spellEnd"/>
-      <w:r>
-        <w:rPr>
-          <w:rFonts w:asciiTheme="minorHAnsi" w:hAnsiTheme="minorHAnsi" w:cstheme="minorHAnsi"/>
-          <w:sz w:val="22"/>
-          <w:szCs w:val="22"/>
-        </w:rPr>
-        <w:t xml:space="preserve"> ja raporttien generointia. Testin jälkeen testaajilta kerättiin vapaamuotoinen sanallinen palaute</w:t>
+        <w:t xml:space="preserve"> sekä kokeilemaan AI-assistentin chattia ja raporttien generointia. Testin jälkeen testaajilta kerättiin vapaamuotoinen sanallinen palaute</w:t>
       </w:r>
       <w:r>
         <w:rPr>
@@ -26013,25 +22643,7 @@
           <w:sz w:val="22"/>
           <w:szCs w:val="22"/>
         </w:rPr>
-        <w:t xml:space="preserve">Erityisesti kuitin lataamisen ja </w:t>
-      </w:r>
-      <w:proofErr w:type="spellStart"/>
-      <w:r>
-        <w:rPr>
-          <w:rFonts w:asciiTheme="minorHAnsi" w:hAnsiTheme="minorHAnsi" w:cstheme="minorHAnsi"/>
-          <w:sz w:val="22"/>
-          <w:szCs w:val="22"/>
-        </w:rPr>
-        <w:t>AI:n</w:t>
-      </w:r>
-      <w:proofErr w:type="spellEnd"/>
-      <w:r>
-        <w:rPr>
-          <w:rFonts w:asciiTheme="minorHAnsi" w:hAnsiTheme="minorHAnsi" w:cstheme="minorHAnsi"/>
-          <w:sz w:val="22"/>
-          <w:szCs w:val="22"/>
-        </w:rPr>
-        <w:t xml:space="preserve"> tunnistamien tietojen tarkastamisen koettiin olevan intuitiivista ja nopeaa – yksikään testaaja ei tarvinnut erillistä opastusta päästäkseen alkuun. AI-assistentin koettiin tuovan lisäarvoa etenkin tilanteissa, joissa käyttäjä ei ollut varma, mihin kategoriaan tietty kulu kuuluisi</w:t>
+        <w:t>Erityisesti kuitin lataamisen ja AI:n tunnistamien tietojen tarkastamisen koettiin olevan intuitiivista ja nopeaa – yksikään testaaja ei tarvinnut erillistä opastusta päästäkseen alkuun. AI-assistentin koettiin tuovan lisäarvoa etenkin tilanteissa, joissa käyttäjä ei ollut varma, mihin kategoriaan tietty kulu kuuluisi</w:t>
       </w:r>
       <w:r>
         <w:rPr>
@@ -26047,25 +22659,7 @@
           <w:sz w:val="22"/>
           <w:szCs w:val="22"/>
         </w:rPr>
-        <w:t>Kehitettävää nähtiin myös yksittäisen kuitin tarkastelunäkymässä (</w:t>
-      </w:r>
-      <w:proofErr w:type="spellStart"/>
-      <w:r>
-        <w:rPr>
-          <w:rFonts w:asciiTheme="minorHAnsi" w:hAnsiTheme="minorHAnsi" w:cstheme="minorHAnsi"/>
-          <w:sz w:val="22"/>
-          <w:szCs w:val="22"/>
-        </w:rPr>
-        <w:t>receipt</w:t>
-      </w:r>
-      <w:proofErr w:type="spellEnd"/>
-      <w:r>
-        <w:rPr>
-          <w:rFonts w:asciiTheme="minorHAnsi" w:hAnsiTheme="minorHAnsi" w:cstheme="minorHAnsi"/>
-          <w:sz w:val="22"/>
-          <w:szCs w:val="22"/>
-        </w:rPr>
-        <w:t>/id). Nykyisessä toteutuksessa käyttäjä pääsee tarkastelemaan kuitin tarkempia tietoja ja alkuperäistä kuittikuvaa vain klikkaamalla kuitin auki yleisestä kuittilistauksesta, jolloin vertailu OCR:n tunnistamien tietojen ja alkuperäisen kuitin välillä onnistuu. Yksittäiseltä tarkastelusivulta ei kuitenkaan pääse suoraan seuraavaan tai edelliseen kuittiin, vaan käyttäjän on aina palattava takaisin yleisnäkymään ja valittava sieltä seuraava tarkasteltava kuitti erikseen. Testaajat kokivat tämän hidastavan useamman kuitin peräkkäistä läpikäyntiä, ja toivoivat mahdollisuutta selata kuitteja suoraan yksittäisen kuitin näkymästä esimerkiksi "seuraava" ja "edellinen" -painikkeiden avulla.</w:t>
+        <w:t>Kehitettävää nähtiin myös yksittäisen kuitin tarkastelunäkymässä (receipt/id). Nykyisessä toteutuksessa käyttäjä pääsee tarkastelemaan kuitin tarkempia tietoja ja alkuperäistä kuittikuvaa vain klikkaamalla kuitin auki yleisestä kuittilistauksesta, jolloin vertailu OCR:n tunnistamien tietojen ja alkuperäisen kuitin välillä onnistuu. Yksittäiseltä tarkastelusivulta ei kuitenkaan pääse suoraan seuraavaan tai edelliseen kuittiin, vaan käyttäjän on aina palattava takaisin yleisnäkymään ja valittava sieltä seuraava tarkasteltava kuitti erikseen. Testaajat kokivat tämän hidastavan useamman kuitin peräkkäistä läpikäyntiä, ja toivoivat mahdollisuutta selata kuitteja suoraan yksittäisen kuitin näkymästä esimerkiksi "seuraava" ja "edellinen" -painikkeiden avulla.</w:t>
       </w:r>
       <w:r>
         <w:rPr>
@@ -26092,51 +22686,15 @@
           <w:sz w:val="22"/>
           <w:szCs w:val="22"/>
         </w:rPr>
-        <w:t>Testaajat myös korostivat, että olisi kiva, jos heti tiedostonlataus vaiheessa, jossa AI ja OCR analysoi kuitin, näkyisi analysoitu data kuitista eikä vasta ”</w:t>
-      </w:r>
-      <w:proofErr w:type="spellStart"/>
+        <w:t xml:space="preserve">Testaajat myös korostivat, että olisi kiva, jos heti tiedostonlataus vaiheessa, jossa AI ja OCR analysoi kuitin, näkyisi analysoitu data kuitista eikä vasta ”receipts” sivulla. </w:t>
+      </w:r>
       <w:r>
         <w:rPr>
           <w:rFonts w:asciiTheme="minorHAnsi" w:hAnsiTheme="minorHAnsi" w:cstheme="minorHAnsi"/>
           <w:sz w:val="22"/>
           <w:szCs w:val="22"/>
         </w:rPr>
-        <w:t>receipts</w:t>
-      </w:r>
-      <w:proofErr w:type="spellEnd"/>
-      <w:r>
-        <w:rPr>
-          <w:rFonts w:asciiTheme="minorHAnsi" w:hAnsiTheme="minorHAnsi" w:cstheme="minorHAnsi"/>
-          <w:sz w:val="22"/>
-          <w:szCs w:val="22"/>
-        </w:rPr>
-        <w:t xml:space="preserve">” sivulla. </w:t>
-      </w:r>
-      <w:r>
-        <w:rPr>
-          <w:rFonts w:asciiTheme="minorHAnsi" w:hAnsiTheme="minorHAnsi" w:cstheme="minorHAnsi"/>
-          <w:sz w:val="22"/>
-          <w:szCs w:val="22"/>
-        </w:rPr>
-        <w:t xml:space="preserve">Omasta mielestä tämä on hieman vaikea tilanne sillä </w:t>
-      </w:r>
-      <w:proofErr w:type="spellStart"/>
-      <w:r>
-        <w:rPr>
-          <w:rFonts w:asciiTheme="minorHAnsi" w:hAnsiTheme="minorHAnsi" w:cstheme="minorHAnsi"/>
-          <w:sz w:val="22"/>
-          <w:szCs w:val="22"/>
-        </w:rPr>
-        <w:t>upload</w:t>
-      </w:r>
-      <w:proofErr w:type="spellEnd"/>
-      <w:r>
-        <w:rPr>
-          <w:rFonts w:asciiTheme="minorHAnsi" w:hAnsiTheme="minorHAnsi" w:cstheme="minorHAnsi"/>
-          <w:sz w:val="22"/>
-          <w:szCs w:val="22"/>
-        </w:rPr>
-        <w:t xml:space="preserve"> sivun täytyy olla suhteellisen selkeä ja minimaalinen ja analysoitu data tekisi siitä ehkä hieman liian raskaan näköisen. </w:t>
+        <w:t xml:space="preserve">Omasta mielestä tämä on hieman vaikea tilanne sillä upload sivun täytyy olla suhteellisen selkeä ja minimaalinen ja analysoitu data tekisi siitä ehkä hieman liian raskaan näköisen. </w:t>
       </w:r>
     </w:p>
     <w:p>
@@ -26172,15 +22730,7 @@
     </w:p>
     <w:p>
       <w:r>
-        <w:t xml:space="preserve">Tämän tutkimuksen tavoitteena oli suunnitella ja toteuttaa tekoälypohjainen kirjanpitosovellus, joka vähentää pienyrittäjien manuaalisen kirjanpitotyön määrää, sekä arvioida, missä määrin tekoäly soveltuu tähän tarkoitukseen. Design Science </w:t>
-      </w:r>
-      <w:proofErr w:type="spellStart"/>
-      <w:r>
-        <w:t>Research</w:t>
-      </w:r>
-      <w:proofErr w:type="spellEnd"/>
-      <w:r>
-        <w:t xml:space="preserve"> -viitekehys osoittautui tarkoitukseensa hyvin sopivaksi, sillä se ohjasi työtä systemaattisesti ongelman tunnistamisesta aina toimivan artefaktin arviointiin asti, ja Agile-kehitysmalli tuki tätä sykliä käytännön tasolla mahdollistamalla vaatimusten tarkentumisen kehityksen edetessä.</w:t>
+        <w:t>Tämän tutkimuksen tavoitteena oli suunnitella ja toteuttaa tekoälypohjainen kirjanpitosovellus, joka vähentää pienyrittäjien manuaalisen kirjanpitotyön määrää, sekä arvioida, missä määrin tekoäly soveltuu tähän tarkoitukseen. Design Science Research -viitekehys osoittautui tarkoitukseensa hyvin sopivaksi, sillä se ohjasi työtä systemaattisesti ongelman tunnistamisesta aina toimivan artefaktin arviointiin asti, ja Agile-kehitysmalli tuki tätä sykliä käytännön tasolla mahdollistamalla vaatimusten tarkentumisen kehityksen edetessä.</w:t>
       </w:r>
     </w:p>
     <w:p/>
@@ -26262,15 +22812,7 @@
         <w:t>Toiseksi</w:t>
       </w:r>
       <w:r>
-        <w:t xml:space="preserve"> tietosuojaan ja lainsäädäntöön liittyvät kysymykset erityisesti </w:t>
-      </w:r>
-      <w:proofErr w:type="spellStart"/>
-      <w:r>
-        <w:t>OpenAI:n</w:t>
-      </w:r>
-      <w:proofErr w:type="spellEnd"/>
-      <w:r>
-        <w:t xml:space="preserve"> rajapinnan kautta tapahtuva datan siirto EU:n ulkopuolelle jäivät tunnistetuiksi</w:t>
+        <w:t xml:space="preserve"> tietosuojaan ja lainsäädäntöön liittyvät kysymykset erityisesti OpenAI:n rajapinnan kautta tapahtuva datan siirto EU:n ulkopuolelle jäivät tunnistetuiksi</w:t>
       </w:r>
       <w:r>
         <w:t>,</w:t>
@@ -26378,19 +22920,11 @@
           <w:lang w:val="en-GB"/>
         </w:rPr>
       </w:pPr>
-      <w:proofErr w:type="spellStart"/>
       <w:r>
         <w:rPr>
           <w:lang w:val="en-GB"/>
         </w:rPr>
-        <w:t>Pasuksmit</w:t>
-      </w:r>
-      <w:proofErr w:type="spellEnd"/>
-      <w:r>
-        <w:rPr>
-          <w:lang w:val="en-GB"/>
-        </w:rPr>
-        <w:t>. J</w:t>
+        <w:t>Pasuksmit. J</w:t>
       </w:r>
       <w:proofErr w:type="gramStart"/>
       <w:r>
@@ -26446,15 +22980,7 @@
         <w:contextualSpacing w:val="0"/>
       </w:pPr>
       <w:r>
-        <w:t xml:space="preserve">KT </w:t>
-      </w:r>
-      <w:proofErr w:type="spellStart"/>
-      <w:r>
-        <w:t>Counter</w:t>
-      </w:r>
-      <w:proofErr w:type="spellEnd"/>
-      <w:r>
-        <w:t xml:space="preserve"> Oy, ”Kirjanpidon hinta 2026: Mitä pienyrityksen kirjanpito maksaa?”,</w:t>
+        <w:t>KT Counter Oy, ”Kirjanpidon hinta 2026: Mitä pienyrityksen kirjanpito maksaa?”,</w:t>
       </w:r>
       <w:r>
         <w:t xml:space="preserve"> </w:t>
@@ -26487,19 +23013,11 @@
           <w:lang w:val="en-GB"/>
         </w:rPr>
       </w:pPr>
-      <w:proofErr w:type="spellStart"/>
       <w:r>
         <w:rPr>
           <w:lang w:val="en-GB"/>
         </w:rPr>
-        <w:t>Dilmegani</w:t>
-      </w:r>
-      <w:proofErr w:type="spellEnd"/>
-      <w:r>
-        <w:rPr>
-          <w:lang w:val="en-GB"/>
-        </w:rPr>
-        <w:t>. C, Alper. S</w:t>
+        <w:t>Dilmegani. C, Alper. S</w:t>
       </w:r>
       <w:proofErr w:type="gramStart"/>
       <w:r>
@@ -26547,13 +23065,8 @@
         <w:spacing w:before="0"/>
         <w:contextualSpacing w:val="0"/>
       </w:pPr>
-      <w:proofErr w:type="spellStart"/>
-      <w:r>
-        <w:t>Abbadia</w:t>
-      </w:r>
-      <w:proofErr w:type="spellEnd"/>
-      <w:r>
-        <w:t xml:space="preserve">. J, ”Mitä eroa on: Kvalitatiivinen vs. kvantitatiivinen tutkimus?”, </w:t>
+      <w:r>
+        <w:t xml:space="preserve">Abbadia. J, ”Mitä eroa on: Kvalitatiivinen vs. kvantitatiivinen tutkimus?”, </w:t>
       </w:r>
       <w:hyperlink r:id="rId25" w:history="1">
         <w:r>
@@ -26646,24 +23159,11 @@
           <w:lang w:val="en-GB"/>
         </w:rPr>
       </w:pPr>
-      <w:proofErr w:type="spellStart"/>
-      <w:r>
-        <w:t>Kamisetty</w:t>
-      </w:r>
-      <w:proofErr w:type="spellEnd"/>
-      <w:r>
-        <w:t xml:space="preserve">. A, Narsina </w:t>
-      </w:r>
-      <w:r>
-        <w:t xml:space="preserve">D, </w:t>
-      </w:r>
-      <w:proofErr w:type="spellStart"/>
-      <w:r>
-        <w:t>Rodriquez</w:t>
-      </w:r>
-      <w:proofErr w:type="spellEnd"/>
-      <w:r>
-        <w:t xml:space="preserve">. </w:t>
+      <w:r>
+        <w:t xml:space="preserve">Kamisetty. A, Narsina </w:t>
+      </w:r>
+      <w:r>
+        <w:t xml:space="preserve">D, Rodriquez. </w:t>
       </w:r>
       <w:r>
         <w:rPr>
@@ -26905,19 +23405,11 @@
           <w:lang w:val="en-GB"/>
         </w:rPr>
       </w:pPr>
-      <w:proofErr w:type="spellStart"/>
       <w:r>
         <w:rPr>
           <w:lang w:val="en-GB"/>
         </w:rPr>
-        <w:t>jwt</w:t>
-      </w:r>
-      <w:proofErr w:type="spellEnd"/>
-      <w:r>
-        <w:rPr>
-          <w:lang w:val="en-GB"/>
-        </w:rPr>
-        <w:t xml:space="preserve">-documentation, </w:t>
+        <w:t xml:space="preserve">jwt-documentation, </w:t>
       </w:r>
       <w:hyperlink r:id="rId28" w:anchor="difference-decoding-encoding-jwt" w:history="1">
         <w:r>
@@ -26962,19 +23454,11 @@
           <w:lang w:val="en-GB"/>
         </w:rPr>
       </w:pPr>
-      <w:proofErr w:type="spellStart"/>
       <w:r>
         <w:rPr>
           <w:lang w:val="en-GB"/>
         </w:rPr>
-        <w:t>Cloudfare</w:t>
-      </w:r>
-      <w:proofErr w:type="spellEnd"/>
-      <w:r>
-        <w:rPr>
-          <w:lang w:val="en-GB"/>
-        </w:rPr>
-        <w:t xml:space="preserve">, </w:t>
+        <w:t xml:space="preserve">Cloudfare, </w:t>
       </w:r>
       <w:hyperlink r:id="rId29" w:history="1">
         <w:r>
@@ -27059,21 +23543,7 @@
         <w:rPr>
           <w:lang w:val="en-GB"/>
         </w:rPr>
-        <w:t xml:space="preserve">Peffers, K., </w:t>
-      </w:r>
-      <w:proofErr w:type="spellStart"/>
-      <w:r>
-        <w:rPr>
-          <w:lang w:val="en-GB"/>
-        </w:rPr>
-        <w:t>Tuunanen</w:t>
-      </w:r>
-      <w:proofErr w:type="spellEnd"/>
-      <w:r>
-        <w:rPr>
-          <w:lang w:val="en-GB"/>
-        </w:rPr>
-        <w:t>, T., Rothenberger, M. A., &amp; Chatterjee, S. (2007). A Design Science Research Methodology for Information Systems Research. Journal of Management Information Systems, 24(3), 45–77.</w:t>
+        <w:t>Peffers, K., Tuunanen, T., Rothenberger, M. A., &amp; Chatterjee, S. (2007). A Design Science Research Methodology for Information Systems Research. Journal of Management Information Systems, 24(3), 45–77.</w:t>
       </w:r>
     </w:p>
     <w:sectPr>
@@ -27089,7 +23559,7 @@
 </file>
 
 <file path=word/endnotes.xml><?xml version="1.0" encoding="utf-8"?>
-<w:endnotes xmlns:wpc="http://schemas.microsoft.com/office/word/2010/wordprocessingCanvas" xmlns:cx="http://schemas.microsoft.com/office/drawing/2014/chartex" xmlns:cx1="http://schemas.microsoft.com/office/drawing/2015/9/8/chartex" xmlns:cx2="http://schemas.microsoft.com/office/drawing/2015/10/21/chartex" xmlns:cx3="http://schemas.microsoft.com/office/drawing/2016/5/9/chartex" xmlns:cx4="http://schemas.microsoft.com/office/drawing/2016/5/10/chartex" xmlns:cx5="http://schemas.microsoft.com/office/drawing/2016/5/11/chartex" xmlns:cx6="http://schemas.microsoft.com/office/drawing/2016/5/12/chartex" xmlns:cx7="http://schemas.microsoft.com/office/drawing/2016/5/13/chartex" xmlns:cx8="http://schemas.microsoft.com/office/drawing/2016/5/14/chartex" xmlns:mc="http://schemas.openxmlformats.org/markup-compatibility/2006" xmlns:m="http://schemas.openxmlformats.org/officeDocument/2006/math" xmlns:aink="http://schemas.microsoft.com/office/drawing/2016/ink" xmlns:am3d="http://schemas.microsoft.com/office/drawing/2017/model3d" xmlns:oel="http://schemas.microsoft.com/office/2019/extlst" xmlns:r="http://schemas.openxmlformats.org/officeDocument/2006/relationships" xmlns:wp14="http://schemas.microsoft.com/office/word/2010/wordprocessingDrawing" xmlns:wp="http://schemas.openxmlformats.org/drawingml/2006/wordprocessingDrawing" xmlns:wpg="http://schemas.microsoft.com/office/word/2010/wordprocessingGroup" xmlns:wpi="http://schemas.microsoft.com/office/word/2010/wordprocessingInk" xmlns:wps="http://schemas.microsoft.com/office/word/2010/wordprocessingShape" xmlns:o="urn:schemas-microsoft-com:office:office" xmlns:v="urn:schemas-microsoft-com:vml" xmlns:w10="urn:schemas-microsoft-com:office:word" xmlns:w="http://schemas.openxmlformats.org/wordprocessingml/2006/main" xmlns:w14="http://schemas.microsoft.com/office/word/2010/wordml" xmlns:w15="http://schemas.microsoft.com/office/word/2012/wordml" xmlns:w16cei="http://schemas.microsoft.com/office/word/2026/wordml/cei" xmlns:w16cex="http://schemas.microsoft.com/office/word/2018/wordml/cex" xmlns:w16cid="http://schemas.microsoft.com/office/word/2016/wordml/cid" xmlns:w16="http://schemas.microsoft.com/office/word/2018/wordml" xmlns:w16sdtdh="http://schemas.microsoft.com/office/word/2020/wordml/sdtdatahash" xmlns:w16sdtfl="http://schemas.microsoft.com/office/word/2024/wordml/sdtformatlock" xmlns:w16se="http://schemas.microsoft.com/office/word/2015/wordml/symex" xmlns:w16du="http://schemas.microsoft.com/office/word/2023/wordml/word16du" xmlns:wne="http://schemas.microsoft.com/office/word/2006/wordml" mc:Ignorable="w14 w15 w16se w16cid w16 w16cex w16sdtdh w16sdtfl w16du wp14">
+<w:endnotes xmlns:wpc="http://schemas.microsoft.com/office/word/2010/wordprocessingCanvas" xmlns:cx="http://schemas.microsoft.com/office/drawing/2014/chartex" xmlns:cx1="http://schemas.microsoft.com/office/drawing/2015/9/8/chartex" xmlns:cx2="http://schemas.microsoft.com/office/drawing/2015/10/21/chartex" xmlns:cx3="http://schemas.microsoft.com/office/drawing/2016/5/9/chartex" xmlns:cx4="http://schemas.microsoft.com/office/drawing/2016/5/10/chartex" xmlns:cx5="http://schemas.microsoft.com/office/drawing/2016/5/11/chartex" xmlns:cx6="http://schemas.microsoft.com/office/drawing/2016/5/12/chartex" xmlns:cx7="http://schemas.microsoft.com/office/drawing/2016/5/13/chartex" xmlns:cx8="http://schemas.microsoft.com/office/drawing/2016/5/14/chartex" xmlns:mc="http://schemas.openxmlformats.org/markup-compatibility/2006" xmlns:m="http://schemas.openxmlformats.org/officeDocument/2006/math" xmlns:aink="http://schemas.microsoft.com/office/drawing/2016/ink" xmlns:am3d="http://schemas.microsoft.com/office/drawing/2017/model3d" xmlns:oel="http://schemas.microsoft.com/office/2019/extlst" xmlns:r="http://schemas.openxmlformats.org/officeDocument/2006/relationships" xmlns:wp14="http://schemas.microsoft.com/office/word/2010/wordprocessingDrawing" xmlns:wp="http://schemas.openxmlformats.org/drawingml/2006/wordprocessingDrawing" xmlns:wpg="http://schemas.microsoft.com/office/word/2010/wordprocessingGroup" xmlns:wpi="http://schemas.microsoft.com/office/word/2010/wordprocessingInk" xmlns:wps="http://schemas.microsoft.com/office/word/2010/wordprocessingShape" xmlns:o="urn:schemas-microsoft-com:office:office" xmlns:v="urn:schemas-microsoft-com:vml" xmlns:w10="urn:schemas-microsoft-com:office:word" xmlns:w="http://schemas.openxmlformats.org/wordprocessingml/2006/main" xmlns:w14="http://schemas.microsoft.com/office/word/2010/wordml" xmlns:w15="http://schemas.microsoft.com/office/word/2012/wordml" xmlns:w16cex="http://schemas.microsoft.com/office/word/2018/wordml/cex" xmlns:w16cid="http://schemas.microsoft.com/office/word/2016/wordml/cid" xmlns:w16="http://schemas.microsoft.com/office/word/2018/wordml" xmlns:w16sdtdh="http://schemas.microsoft.com/office/word/2020/wordml/sdtdatahash" xmlns:w16sdtfl="http://schemas.microsoft.com/office/word/2024/wordml/sdtformatlock" xmlns:w16se="http://schemas.microsoft.com/office/word/2015/wordml/symex" xmlns:w16du="http://schemas.microsoft.com/office/word/2023/wordml/word16du" xmlns:wne="http://schemas.microsoft.com/office/word/2006/wordml" mc:Ignorable="w14 w15 w16se w16cid w16 w16cex w16sdtdh w16sdtfl w16du wp14">
   <w:endnote w:type="separator" w:id="-1">
     <w:p>
       <w:pPr>
@@ -27114,7 +23584,7 @@
 </file>
 
 <file path=word/footnotes.xml><?xml version="1.0" encoding="utf-8"?>
-<w:footnotes xmlns:wpc="http://schemas.microsoft.com/office/word/2010/wordprocessingCanvas" xmlns:cx="http://schemas.microsoft.com/office/drawing/2014/chartex" xmlns:cx1="http://schemas.microsoft.com/office/drawing/2015/9/8/chartex" xmlns:cx2="http://schemas.microsoft.com/office/drawing/2015/10/21/chartex" xmlns:cx3="http://schemas.microsoft.com/office/drawing/2016/5/9/chartex" xmlns:cx4="http://schemas.microsoft.com/office/drawing/2016/5/10/chartex" xmlns:cx5="http://schemas.microsoft.com/office/drawing/2016/5/11/chartex" xmlns:cx6="http://schemas.microsoft.com/office/drawing/2016/5/12/chartex" xmlns:cx7="http://schemas.microsoft.com/office/drawing/2016/5/13/chartex" xmlns:cx8="http://schemas.microsoft.com/office/drawing/2016/5/14/chartex" xmlns:mc="http://schemas.openxmlformats.org/markup-compatibility/2006" xmlns:m="http://schemas.openxmlformats.org/officeDocument/2006/math" xmlns:aink="http://schemas.microsoft.com/office/drawing/2016/ink" xmlns:am3d="http://schemas.microsoft.com/office/drawing/2017/model3d" xmlns:oel="http://schemas.microsoft.com/office/2019/extlst" xmlns:r="http://schemas.openxmlformats.org/officeDocument/2006/relationships" xmlns:wp14="http://schemas.microsoft.com/office/word/2010/wordprocessingDrawing" xmlns:wp="http://schemas.openxmlformats.org/drawingml/2006/wordprocessingDrawing" xmlns:wpg="http://schemas.microsoft.com/office/word/2010/wordprocessingGroup" xmlns:wpi="http://schemas.microsoft.com/office/word/2010/wordprocessingInk" xmlns:wps="http://schemas.microsoft.com/office/word/2010/wordprocessingShape" xmlns:o="urn:schemas-microsoft-com:office:office" xmlns:v="urn:schemas-microsoft-com:vml" xmlns:w10="urn:schemas-microsoft-com:office:word" xmlns:w="http://schemas.openxmlformats.org/wordprocessingml/2006/main" xmlns:w14="http://schemas.microsoft.com/office/word/2010/wordml" xmlns:w15="http://schemas.microsoft.com/office/word/2012/wordml" xmlns:w16cei="http://schemas.microsoft.com/office/word/2026/wordml/cei" xmlns:w16cex="http://schemas.microsoft.com/office/word/2018/wordml/cex" xmlns:w16cid="http://schemas.microsoft.com/office/word/2016/wordml/cid" xmlns:w16="http://schemas.microsoft.com/office/word/2018/wordml" xmlns:w16sdtdh="http://schemas.microsoft.com/office/word/2020/wordml/sdtdatahash" xmlns:w16sdtfl="http://schemas.microsoft.com/office/word/2024/wordml/sdtformatlock" xmlns:w16se="http://schemas.microsoft.com/office/word/2015/wordml/symex" xmlns:w16du="http://schemas.microsoft.com/office/word/2023/wordml/word16du" xmlns:wne="http://schemas.microsoft.com/office/word/2006/wordml" mc:Ignorable="w14 w15 w16se w16cid w16 w16cex w16sdtdh w16sdtfl w16du wp14">
+<w:footnotes xmlns:wpc="http://schemas.microsoft.com/office/word/2010/wordprocessingCanvas" xmlns:cx="http://schemas.microsoft.com/office/drawing/2014/chartex" xmlns:cx1="http://schemas.microsoft.com/office/drawing/2015/9/8/chartex" xmlns:cx2="http://schemas.microsoft.com/office/drawing/2015/10/21/chartex" xmlns:cx3="http://schemas.microsoft.com/office/drawing/2016/5/9/chartex" xmlns:cx4="http://schemas.microsoft.com/office/drawing/2016/5/10/chartex" xmlns:cx5="http://schemas.microsoft.com/office/drawing/2016/5/11/chartex" xmlns:cx6="http://schemas.microsoft.com/office/drawing/2016/5/12/chartex" xmlns:cx7="http://schemas.microsoft.com/office/drawing/2016/5/13/chartex" xmlns:cx8="http://schemas.microsoft.com/office/drawing/2016/5/14/chartex" xmlns:mc="http://schemas.openxmlformats.org/markup-compatibility/2006" xmlns:m="http://schemas.openxmlformats.org/officeDocument/2006/math" xmlns:aink="http://schemas.microsoft.com/office/drawing/2016/ink" xmlns:am3d="http://schemas.microsoft.com/office/drawing/2017/model3d" xmlns:oel="http://schemas.microsoft.com/office/2019/extlst" xmlns:r="http://schemas.openxmlformats.org/officeDocument/2006/relationships" xmlns:wp14="http://schemas.microsoft.com/office/word/2010/wordprocessingDrawing" xmlns:wp="http://schemas.openxmlformats.org/drawingml/2006/wordprocessingDrawing" xmlns:wpg="http://schemas.microsoft.com/office/word/2010/wordprocessingGroup" xmlns:wpi="http://schemas.microsoft.com/office/word/2010/wordprocessingInk" xmlns:wps="http://schemas.microsoft.com/office/word/2010/wordprocessingShape" xmlns:o="urn:schemas-microsoft-com:office:office" xmlns:v="urn:schemas-microsoft-com:vml" xmlns:w10="urn:schemas-microsoft-com:office:word" xmlns:w="http://schemas.openxmlformats.org/wordprocessingml/2006/main" xmlns:w14="http://schemas.microsoft.com/office/word/2010/wordml" xmlns:w15="http://schemas.microsoft.com/office/word/2012/wordml" xmlns:w16cex="http://schemas.microsoft.com/office/word/2018/wordml/cex" xmlns:w16cid="http://schemas.microsoft.com/office/word/2016/wordml/cid" xmlns:w16="http://schemas.microsoft.com/office/word/2018/wordml" xmlns:w16sdtdh="http://schemas.microsoft.com/office/word/2020/wordml/sdtdatahash" xmlns:w16sdtfl="http://schemas.microsoft.com/office/word/2024/wordml/sdtformatlock" xmlns:w16se="http://schemas.microsoft.com/office/word/2015/wordml/symex" xmlns:w16du="http://schemas.microsoft.com/office/word/2023/wordml/word16du" xmlns:wne="http://schemas.microsoft.com/office/word/2006/wordml" mc:Ignorable="w14 w15 w16se w16cid w16 w16cex w16sdtdh w16sdtfl w16du wp14">
   <w:footnote w:type="separator" w:id="-1">
     <w:p>
       <w:pPr>
@@ -27139,7 +23609,7 @@
 </file>
 
 <file path=word/header1.xml><?xml version="1.0" encoding="utf-8"?>
-<w:hdr xmlns:wpc="http://schemas.microsoft.com/office/word/2010/wordprocessingCanvas" xmlns:cx="http://schemas.microsoft.com/office/drawing/2014/chartex" xmlns:cx1="http://schemas.microsoft.com/office/drawing/2015/9/8/chartex" xmlns:cx2="http://schemas.microsoft.com/office/drawing/2015/10/21/chartex" xmlns:cx3="http://schemas.microsoft.com/office/drawing/2016/5/9/chartex" xmlns:cx4="http://schemas.microsoft.com/office/drawing/2016/5/10/chartex" xmlns:cx5="http://schemas.microsoft.com/office/drawing/2016/5/11/chartex" xmlns:cx6="http://schemas.microsoft.com/office/drawing/2016/5/12/chartex" xmlns:cx7="http://schemas.microsoft.com/office/drawing/2016/5/13/chartex" xmlns:cx8="http://schemas.microsoft.com/office/drawing/2016/5/14/chartex" xmlns:mc="http://schemas.openxmlformats.org/markup-compatibility/2006" xmlns:m="http://schemas.openxmlformats.org/officeDocument/2006/math" xmlns:aink="http://schemas.microsoft.com/office/drawing/2016/ink" xmlns:am3d="http://schemas.microsoft.com/office/drawing/2017/model3d" xmlns:oel="http://schemas.microsoft.com/office/2019/extlst" xmlns:r="http://schemas.openxmlformats.org/officeDocument/2006/relationships" xmlns:wp14="http://schemas.microsoft.com/office/word/2010/wordprocessingDrawing" xmlns:wp="http://schemas.openxmlformats.org/drawingml/2006/wordprocessingDrawing" xmlns:wpg="http://schemas.microsoft.com/office/word/2010/wordprocessingGroup" xmlns:wpi="http://schemas.microsoft.com/office/word/2010/wordprocessingInk" xmlns:wps="http://schemas.microsoft.com/office/word/2010/wordprocessingShape" xmlns:o="urn:schemas-microsoft-com:office:office" xmlns:v="urn:schemas-microsoft-com:vml" xmlns:w10="urn:schemas-microsoft-com:office:word" xmlns:w="http://schemas.openxmlformats.org/wordprocessingml/2006/main" xmlns:w14="http://schemas.microsoft.com/office/word/2010/wordml" xmlns:w15="http://schemas.microsoft.com/office/word/2012/wordml" xmlns:w16cei="http://schemas.microsoft.com/office/word/2026/wordml/cei" xmlns:w16cex="http://schemas.microsoft.com/office/word/2018/wordml/cex" xmlns:w16cid="http://schemas.microsoft.com/office/word/2016/wordml/cid" xmlns:w16="http://schemas.microsoft.com/office/word/2018/wordml" xmlns:w16sdtdh="http://schemas.microsoft.com/office/word/2020/wordml/sdtdatahash" xmlns:w16sdtfl="http://schemas.microsoft.com/office/word/2024/wordml/sdtformatlock" xmlns:w16se="http://schemas.microsoft.com/office/word/2015/wordml/symex" xmlns:w16du="http://schemas.microsoft.com/office/word/2023/wordml/word16du" xmlns:wne="http://schemas.microsoft.com/office/word/2006/wordml" mc:Ignorable="w14 w15 w16se w16cid w16 w16cex w16sdtdh w16sdtfl w16du wp14">
+<w:hdr xmlns:wpc="http://schemas.microsoft.com/office/word/2010/wordprocessingCanvas" xmlns:cx="http://schemas.microsoft.com/office/drawing/2014/chartex" xmlns:cx1="http://schemas.microsoft.com/office/drawing/2015/9/8/chartex" xmlns:cx2="http://schemas.microsoft.com/office/drawing/2015/10/21/chartex" xmlns:cx3="http://schemas.microsoft.com/office/drawing/2016/5/9/chartex" xmlns:cx4="http://schemas.microsoft.com/office/drawing/2016/5/10/chartex" xmlns:cx5="http://schemas.microsoft.com/office/drawing/2016/5/11/chartex" xmlns:cx6="http://schemas.microsoft.com/office/drawing/2016/5/12/chartex" xmlns:cx7="http://schemas.microsoft.com/office/drawing/2016/5/13/chartex" xmlns:cx8="http://schemas.microsoft.com/office/drawing/2016/5/14/chartex" xmlns:mc="http://schemas.openxmlformats.org/markup-compatibility/2006" xmlns:m="http://schemas.openxmlformats.org/officeDocument/2006/math" xmlns:aink="http://schemas.microsoft.com/office/drawing/2016/ink" xmlns:am3d="http://schemas.microsoft.com/office/drawing/2017/model3d" xmlns:oel="http://schemas.microsoft.com/office/2019/extlst" xmlns:r="http://schemas.openxmlformats.org/officeDocument/2006/relationships" xmlns:wp14="http://schemas.microsoft.com/office/word/2010/wordprocessingDrawing" xmlns:wp="http://schemas.openxmlformats.org/drawingml/2006/wordprocessingDrawing" xmlns:wpg="http://schemas.microsoft.com/office/word/2010/wordprocessingGroup" xmlns:wpi="http://schemas.microsoft.com/office/word/2010/wordprocessingInk" xmlns:wps="http://schemas.microsoft.com/office/word/2010/wordprocessingShape" xmlns:o="urn:schemas-microsoft-com:office:office" xmlns:v="urn:schemas-microsoft-com:vml" xmlns:w10="urn:schemas-microsoft-com:office:word" xmlns:w="http://schemas.openxmlformats.org/wordprocessingml/2006/main" xmlns:w14="http://schemas.microsoft.com/office/word/2010/wordml" xmlns:w15="http://schemas.microsoft.com/office/word/2012/wordml" xmlns:w16cex="http://schemas.microsoft.com/office/word/2018/wordml/cex" xmlns:w16cid="http://schemas.microsoft.com/office/word/2016/wordml/cid" xmlns:w16="http://schemas.microsoft.com/office/word/2018/wordml" xmlns:w16sdtdh="http://schemas.microsoft.com/office/word/2020/wordml/sdtdatahash" xmlns:w16sdtfl="http://schemas.microsoft.com/office/word/2024/wordml/sdtformatlock" xmlns:w16se="http://schemas.microsoft.com/office/word/2015/wordml/symex" xmlns:w16du="http://schemas.microsoft.com/office/word/2023/wordml/word16du" xmlns:wne="http://schemas.microsoft.com/office/word/2006/wordml" mc:Ignorable="w14 w15 w16se w16cid w16 w16cex w16sdtdh w16sdtfl w16du wp14">
   <w:p>
     <w:pPr>
       <w:pStyle w:val="Yltunniste"/>
@@ -27169,7 +23639,7 @@
 </file>
 
 <file path=word/header2.xml><?xml version="1.0" encoding="utf-8"?>
-<w:hdr xmlns:wpc="http://schemas.microsoft.com/office/word/2010/wordprocessingCanvas" xmlns:cx="http://schemas.microsoft.com/office/drawing/2014/chartex" xmlns:cx1="http://schemas.microsoft.com/office/drawing/2015/9/8/chartex" xmlns:cx2="http://schemas.microsoft.com/office/drawing/2015/10/21/chartex" xmlns:cx3="http://schemas.microsoft.com/office/drawing/2016/5/9/chartex" xmlns:cx4="http://schemas.microsoft.com/office/drawing/2016/5/10/chartex" xmlns:cx5="http://schemas.microsoft.com/office/drawing/2016/5/11/chartex" xmlns:cx6="http://schemas.microsoft.com/office/drawing/2016/5/12/chartex" xmlns:cx7="http://schemas.microsoft.com/office/drawing/2016/5/13/chartex" xmlns:cx8="http://schemas.microsoft.com/office/drawing/2016/5/14/chartex" xmlns:mc="http://schemas.openxmlformats.org/markup-compatibility/2006" xmlns:m="http://schemas.openxmlformats.org/officeDocument/2006/math" xmlns:aink="http://schemas.microsoft.com/office/drawing/2016/ink" xmlns:am3d="http://schemas.microsoft.com/office/drawing/2017/model3d" xmlns:oel="http://schemas.microsoft.com/office/2019/extlst" xmlns:r="http://schemas.openxmlformats.org/officeDocument/2006/relationships" xmlns:wp14="http://schemas.microsoft.com/office/word/2010/wordprocessingDrawing" xmlns:wp="http://schemas.openxmlformats.org/drawingml/2006/wordprocessingDrawing" xmlns:wpg="http://schemas.microsoft.com/office/word/2010/wordprocessingGroup" xmlns:wpi="http://schemas.microsoft.com/office/word/2010/wordprocessingInk" xmlns:wps="http://schemas.microsoft.com/office/word/2010/wordprocessingShape" xmlns:o="urn:schemas-microsoft-com:office:office" xmlns:v="urn:schemas-microsoft-com:vml" xmlns:w10="urn:schemas-microsoft-com:office:word" xmlns:w="http://schemas.openxmlformats.org/wordprocessingml/2006/main" xmlns:w14="http://schemas.microsoft.com/office/word/2010/wordml" xmlns:w15="http://schemas.microsoft.com/office/word/2012/wordml" xmlns:w16cei="http://schemas.microsoft.com/office/word/2026/wordml/cei" xmlns:w16cex="http://schemas.microsoft.com/office/word/2018/wordml/cex" xmlns:w16cid="http://schemas.microsoft.com/office/word/2016/wordml/cid" xmlns:w16="http://schemas.microsoft.com/office/word/2018/wordml" xmlns:w16sdtdh="http://schemas.microsoft.com/office/word/2020/wordml/sdtdatahash" xmlns:w16sdtfl="http://schemas.microsoft.com/office/word/2024/wordml/sdtformatlock" xmlns:w16se="http://schemas.microsoft.com/office/word/2015/wordml/symex" xmlns:w16du="http://schemas.microsoft.com/office/word/2023/wordml/word16du" xmlns:wne="http://schemas.microsoft.com/office/word/2006/wordml" mc:Ignorable="w14 w15 w16se w16cid w16 w16cex w16sdtdh w16sdtfl w16du wp14">
+<w:hdr xmlns:wpc="http://schemas.microsoft.com/office/word/2010/wordprocessingCanvas" xmlns:cx="http://schemas.microsoft.com/office/drawing/2014/chartex" xmlns:cx1="http://schemas.microsoft.com/office/drawing/2015/9/8/chartex" xmlns:cx2="http://schemas.microsoft.com/office/drawing/2015/10/21/chartex" xmlns:cx3="http://schemas.microsoft.com/office/drawing/2016/5/9/chartex" xmlns:cx4="http://schemas.microsoft.com/office/drawing/2016/5/10/chartex" xmlns:cx5="http://schemas.microsoft.com/office/drawing/2016/5/11/chartex" xmlns:cx6="http://schemas.microsoft.com/office/drawing/2016/5/12/chartex" xmlns:cx7="http://schemas.microsoft.com/office/drawing/2016/5/13/chartex" xmlns:cx8="http://schemas.microsoft.com/office/drawing/2016/5/14/chartex" xmlns:mc="http://schemas.openxmlformats.org/markup-compatibility/2006" xmlns:m="http://schemas.openxmlformats.org/officeDocument/2006/math" xmlns:aink="http://schemas.microsoft.com/office/drawing/2016/ink" xmlns:am3d="http://schemas.microsoft.com/office/drawing/2017/model3d" xmlns:oel="http://schemas.microsoft.com/office/2019/extlst" xmlns:r="http://schemas.openxmlformats.org/officeDocument/2006/relationships" xmlns:wp14="http://schemas.microsoft.com/office/word/2010/wordprocessingDrawing" xmlns:wp="http://schemas.openxmlformats.org/drawingml/2006/wordprocessingDrawing" xmlns:wpg="http://schemas.microsoft.com/office/word/2010/wordprocessingGroup" xmlns:wpi="http://schemas.microsoft.com/office/word/2010/wordprocessingInk" xmlns:wps="http://schemas.microsoft.com/office/word/2010/wordprocessingShape" xmlns:o="urn:schemas-microsoft-com:office:office" xmlns:v="urn:schemas-microsoft-com:vml" xmlns:w10="urn:schemas-microsoft-com:office:word" xmlns:w="http://schemas.openxmlformats.org/wordprocessingml/2006/main" xmlns:w14="http://schemas.microsoft.com/office/word/2010/wordml" xmlns:w15="http://schemas.microsoft.com/office/word/2012/wordml" xmlns:w16cex="http://schemas.microsoft.com/office/word/2018/wordml/cex" xmlns:w16cid="http://schemas.microsoft.com/office/word/2016/wordml/cid" xmlns:w16="http://schemas.microsoft.com/office/word/2018/wordml" xmlns:w16sdtdh="http://schemas.microsoft.com/office/word/2020/wordml/sdtdatahash" xmlns:w16sdtfl="http://schemas.microsoft.com/office/word/2024/wordml/sdtformatlock" xmlns:w16se="http://schemas.microsoft.com/office/word/2015/wordml/symex" xmlns:w16du="http://schemas.microsoft.com/office/word/2023/wordml/word16du" xmlns:wne="http://schemas.microsoft.com/office/word/2006/wordml" mc:Ignorable="w14 w15 w16se w16cid w16 w16cex w16sdtdh w16sdtfl w16du wp14">
   <w:sdt>
     <w:sdtPr>
       <w:id w:val="858696863"/>
@@ -27214,7 +23684,7 @@
 </file>
 
 <file path=word/header3.xml><?xml version="1.0" encoding="utf-8"?>
-<w:hdr xmlns:wpc="http://schemas.microsoft.com/office/word/2010/wordprocessingCanvas" xmlns:cx="http://schemas.microsoft.com/office/drawing/2014/chartex" xmlns:cx1="http://schemas.microsoft.com/office/drawing/2015/9/8/chartex" xmlns:cx2="http://schemas.microsoft.com/office/drawing/2015/10/21/chartex" xmlns:cx3="http://schemas.microsoft.com/office/drawing/2016/5/9/chartex" xmlns:cx4="http://schemas.microsoft.com/office/drawing/2016/5/10/chartex" xmlns:cx5="http://schemas.microsoft.com/office/drawing/2016/5/11/chartex" xmlns:cx6="http://schemas.microsoft.com/office/drawing/2016/5/12/chartex" xmlns:cx7="http://schemas.microsoft.com/office/drawing/2016/5/13/chartex" xmlns:cx8="http://schemas.microsoft.com/office/drawing/2016/5/14/chartex" xmlns:mc="http://schemas.openxmlformats.org/markup-compatibility/2006" xmlns:m="http://schemas.openxmlformats.org/officeDocument/2006/math" xmlns:aink="http://schemas.microsoft.com/office/drawing/2016/ink" xmlns:am3d="http://schemas.microsoft.com/office/drawing/2017/model3d" xmlns:oel="http://schemas.microsoft.com/office/2019/extlst" xmlns:r="http://schemas.openxmlformats.org/officeDocument/2006/relationships" xmlns:wp14="http://schemas.microsoft.com/office/word/2010/wordprocessingDrawing" xmlns:wp="http://schemas.openxmlformats.org/drawingml/2006/wordprocessingDrawing" xmlns:wpg="http://schemas.microsoft.com/office/word/2010/wordprocessingGroup" xmlns:wpi="http://schemas.microsoft.com/office/word/2010/wordprocessingInk" xmlns:wps="http://schemas.microsoft.com/office/word/2010/wordprocessingShape" xmlns:o="urn:schemas-microsoft-com:office:office" xmlns:v="urn:schemas-microsoft-com:vml" xmlns:w10="urn:schemas-microsoft-com:office:word" xmlns:w="http://schemas.openxmlformats.org/wordprocessingml/2006/main" xmlns:w14="http://schemas.microsoft.com/office/word/2010/wordml" xmlns:w15="http://schemas.microsoft.com/office/word/2012/wordml" xmlns:w16cei="http://schemas.microsoft.com/office/word/2026/wordml/cei" xmlns:w16cex="http://schemas.microsoft.com/office/word/2018/wordml/cex" xmlns:w16cid="http://schemas.microsoft.com/office/word/2016/wordml/cid" xmlns:w16="http://schemas.microsoft.com/office/word/2018/wordml" xmlns:w16sdtdh="http://schemas.microsoft.com/office/word/2020/wordml/sdtdatahash" xmlns:w16sdtfl="http://schemas.microsoft.com/office/word/2024/wordml/sdtformatlock" xmlns:w16se="http://schemas.microsoft.com/office/word/2015/wordml/symex" xmlns:w16du="http://schemas.microsoft.com/office/word/2023/wordml/word16du" xmlns:wne="http://schemas.microsoft.com/office/word/2006/wordml" mc:Ignorable="w14 w15 w16se w16cid w16 w16cex w16sdtdh w16sdtfl w16du wp14">
+<w:hdr xmlns:wpc="http://schemas.microsoft.com/office/word/2010/wordprocessingCanvas" xmlns:cx="http://schemas.microsoft.com/office/drawing/2014/chartex" xmlns:cx1="http://schemas.microsoft.com/office/drawing/2015/9/8/chartex" xmlns:cx2="http://schemas.microsoft.com/office/drawing/2015/10/21/chartex" xmlns:cx3="http://schemas.microsoft.com/office/drawing/2016/5/9/chartex" xmlns:cx4="http://schemas.microsoft.com/office/drawing/2016/5/10/chartex" xmlns:cx5="http://schemas.microsoft.com/office/drawing/2016/5/11/chartex" xmlns:cx6="http://schemas.microsoft.com/office/drawing/2016/5/12/chartex" xmlns:cx7="http://schemas.microsoft.com/office/drawing/2016/5/13/chartex" xmlns:cx8="http://schemas.microsoft.com/office/drawing/2016/5/14/chartex" xmlns:mc="http://schemas.openxmlformats.org/markup-compatibility/2006" xmlns:m="http://schemas.openxmlformats.org/officeDocument/2006/math" xmlns:aink="http://schemas.microsoft.com/office/drawing/2016/ink" xmlns:am3d="http://schemas.microsoft.com/office/drawing/2017/model3d" xmlns:oel="http://schemas.microsoft.com/office/2019/extlst" xmlns:r="http://schemas.openxmlformats.org/officeDocument/2006/relationships" xmlns:wp14="http://schemas.microsoft.com/office/word/2010/wordprocessingDrawing" xmlns:wp="http://schemas.openxmlformats.org/drawingml/2006/wordprocessingDrawing" xmlns:wpg="http://schemas.microsoft.com/office/word/2010/wordprocessingGroup" xmlns:wpi="http://schemas.microsoft.com/office/word/2010/wordprocessingInk" xmlns:wps="http://schemas.microsoft.com/office/word/2010/wordprocessingShape" xmlns:o="urn:schemas-microsoft-com:office:office" xmlns:v="urn:schemas-microsoft-com:vml" xmlns:w10="urn:schemas-microsoft-com:office:word" xmlns:w="http://schemas.openxmlformats.org/wordprocessingml/2006/main" xmlns:w14="http://schemas.microsoft.com/office/word/2010/wordml" xmlns:w15="http://schemas.microsoft.com/office/word/2012/wordml" xmlns:w16cex="http://schemas.microsoft.com/office/word/2018/wordml/cex" xmlns:w16cid="http://schemas.microsoft.com/office/word/2016/wordml/cid" xmlns:w16="http://schemas.microsoft.com/office/word/2018/wordml" xmlns:w16sdtdh="http://schemas.microsoft.com/office/word/2020/wordml/sdtdatahash" xmlns:w16sdtfl="http://schemas.microsoft.com/office/word/2024/wordml/sdtformatlock" xmlns:w16se="http://schemas.microsoft.com/office/word/2015/wordml/symex" xmlns:w16du="http://schemas.microsoft.com/office/word/2023/wordml/word16du" xmlns:wne="http://schemas.microsoft.com/office/word/2006/wordml" mc:Ignorable="w14 w15 w16se w16cid w16 w16cex w16sdtdh w16sdtfl w16du wp14">
   <w:sdt>
     <w:sdtPr>
       <w:id w:val="-911164709"/>
@@ -27259,7 +23729,7 @@
 </file>
 
 <file path=word/header4.xml><?xml version="1.0" encoding="utf-8"?>
-<w:hdr xmlns:wpc="http://schemas.microsoft.com/office/word/2010/wordprocessingCanvas" xmlns:cx="http://schemas.microsoft.com/office/drawing/2014/chartex" xmlns:cx1="http://schemas.microsoft.com/office/drawing/2015/9/8/chartex" xmlns:cx2="http://schemas.microsoft.com/office/drawing/2015/10/21/chartex" xmlns:cx3="http://schemas.microsoft.com/office/drawing/2016/5/9/chartex" xmlns:cx4="http://schemas.microsoft.com/office/drawing/2016/5/10/chartex" xmlns:cx5="http://schemas.microsoft.com/office/drawing/2016/5/11/chartex" xmlns:cx6="http://schemas.microsoft.com/office/drawing/2016/5/12/chartex" xmlns:cx7="http://schemas.microsoft.com/office/drawing/2016/5/13/chartex" xmlns:cx8="http://schemas.microsoft.com/office/drawing/2016/5/14/chartex" xmlns:mc="http://schemas.openxmlformats.org/markup-compatibility/2006" xmlns:m="http://schemas.openxmlformats.org/officeDocument/2006/math" xmlns:aink="http://schemas.microsoft.com/office/drawing/2016/ink" xmlns:am3d="http://schemas.microsoft.com/office/drawing/2017/model3d" xmlns:oel="http://schemas.microsoft.com/office/2019/extlst" xmlns:r="http://schemas.openxmlformats.org/officeDocument/2006/relationships" xmlns:wp14="http://schemas.microsoft.com/office/word/2010/wordprocessingDrawing" xmlns:wp="http://schemas.openxmlformats.org/drawingml/2006/wordprocessingDrawing" xmlns:wpg="http://schemas.microsoft.com/office/word/2010/wordprocessingGroup" xmlns:wpi="http://schemas.microsoft.com/office/word/2010/wordprocessingInk" xmlns:wps="http://schemas.microsoft.com/office/word/2010/wordprocessingShape" xmlns:o="urn:schemas-microsoft-com:office:office" xmlns:v="urn:schemas-microsoft-com:vml" xmlns:w10="urn:schemas-microsoft-com:office:word" xmlns:w="http://schemas.openxmlformats.org/wordprocessingml/2006/main" xmlns:w14="http://schemas.microsoft.com/office/word/2010/wordml" xmlns:w15="http://schemas.microsoft.com/office/word/2012/wordml" xmlns:w16cei="http://schemas.microsoft.com/office/word/2026/wordml/cei" xmlns:w16cex="http://schemas.microsoft.com/office/word/2018/wordml/cex" xmlns:w16cid="http://schemas.microsoft.com/office/word/2016/wordml/cid" xmlns:w16="http://schemas.microsoft.com/office/word/2018/wordml" xmlns:w16sdtdh="http://schemas.microsoft.com/office/word/2020/wordml/sdtdatahash" xmlns:w16sdtfl="http://schemas.microsoft.com/office/word/2024/wordml/sdtformatlock" xmlns:w16se="http://schemas.microsoft.com/office/word/2015/wordml/symex" xmlns:w16du="http://schemas.microsoft.com/office/word/2023/wordml/word16du" xmlns:wne="http://schemas.microsoft.com/office/word/2006/wordml" mc:Ignorable="w14 w15 w16se w16cid w16 w16cex w16sdtdh w16sdtfl w16du wp14">
+<w:hdr xmlns:wpc="http://schemas.microsoft.com/office/word/2010/wordprocessingCanvas" xmlns:cx="http://schemas.microsoft.com/office/drawing/2014/chartex" xmlns:cx1="http://schemas.microsoft.com/office/drawing/2015/9/8/chartex" xmlns:cx2="http://schemas.microsoft.com/office/drawing/2015/10/21/chartex" xmlns:cx3="http://schemas.microsoft.com/office/drawing/2016/5/9/chartex" xmlns:cx4="http://schemas.microsoft.com/office/drawing/2016/5/10/chartex" xmlns:cx5="http://schemas.microsoft.com/office/drawing/2016/5/11/chartex" xmlns:cx6="http://schemas.microsoft.com/office/drawing/2016/5/12/chartex" xmlns:cx7="http://schemas.microsoft.com/office/drawing/2016/5/13/chartex" xmlns:cx8="http://schemas.microsoft.com/office/drawing/2016/5/14/chartex" xmlns:mc="http://schemas.openxmlformats.org/markup-compatibility/2006" xmlns:m="http://schemas.openxmlformats.org/officeDocument/2006/math" xmlns:aink="http://schemas.microsoft.com/office/drawing/2016/ink" xmlns:am3d="http://schemas.microsoft.com/office/drawing/2017/model3d" xmlns:oel="http://schemas.microsoft.com/office/2019/extlst" xmlns:r="http://schemas.openxmlformats.org/officeDocument/2006/relationships" xmlns:wp14="http://schemas.microsoft.com/office/word/2010/wordprocessingDrawing" xmlns:wp="http://schemas.openxmlformats.org/drawingml/2006/wordprocessingDrawing" xmlns:wpg="http://schemas.microsoft.com/office/word/2010/wordprocessingGroup" xmlns:wpi="http://schemas.microsoft.com/office/word/2010/wordprocessingInk" xmlns:wps="http://schemas.microsoft.com/office/word/2010/wordprocessingShape" xmlns:o="urn:schemas-microsoft-com:office:office" xmlns:v="urn:schemas-microsoft-com:vml" xmlns:w10="urn:schemas-microsoft-com:office:word" xmlns:w="http://schemas.openxmlformats.org/wordprocessingml/2006/main" xmlns:w14="http://schemas.microsoft.com/office/word/2010/wordml" xmlns:w15="http://schemas.microsoft.com/office/word/2012/wordml" xmlns:w16cex="http://schemas.microsoft.com/office/word/2018/wordml/cex" xmlns:w16cid="http://schemas.microsoft.com/office/word/2016/wordml/cid" xmlns:w16="http://schemas.microsoft.com/office/word/2018/wordml" xmlns:w16sdtdh="http://schemas.microsoft.com/office/word/2020/wordml/sdtdatahash" xmlns:w16sdtfl="http://schemas.microsoft.com/office/word/2024/wordml/sdtformatlock" xmlns:w16se="http://schemas.microsoft.com/office/word/2015/wordml/symex" xmlns:w16du="http://schemas.microsoft.com/office/word/2023/wordml/word16du" xmlns:wne="http://schemas.microsoft.com/office/word/2006/wordml" mc:Ignorable="w14 w15 w16se w16cid w16 w16cex w16sdtdh w16sdtfl w16du wp14">
   <w:p>
     <w:pPr>
       <w:pStyle w:val="Yltunniste"/>
@@ -27269,7 +23739,7 @@
 </file>
 
 <file path=word/header5.xml><?xml version="1.0" encoding="utf-8"?>
-<w:hdr xmlns:wpc="http://schemas.microsoft.com/office/word/2010/wordprocessingCanvas" xmlns:cx="http://schemas.microsoft.com/office/drawing/2014/chartex" xmlns:cx1="http://schemas.microsoft.com/office/drawing/2015/9/8/chartex" xmlns:cx2="http://schemas.microsoft.com/office/drawing/2015/10/21/chartex" xmlns:cx3="http://schemas.microsoft.com/office/drawing/2016/5/9/chartex" xmlns:cx4="http://schemas.microsoft.com/office/drawing/2016/5/10/chartex" xmlns:cx5="http://schemas.microsoft.com/office/drawing/2016/5/11/chartex" xmlns:cx6="http://schemas.microsoft.com/office/drawing/2016/5/12/chartex" xmlns:cx7="http://schemas.microsoft.com/office/drawing/2016/5/13/chartex" xmlns:cx8="http://schemas.microsoft.com/office/drawing/2016/5/14/chartex" xmlns:mc="http://schemas.openxmlformats.org/markup-compatibility/2006" xmlns:m="http://schemas.openxmlformats.org/officeDocument/2006/math" xmlns:aink="http://schemas.microsoft.com/office/drawing/2016/ink" xmlns:am3d="http://schemas.microsoft.com/office/drawing/2017/model3d" xmlns:oel="http://schemas.microsoft.com/office/2019/extlst" xmlns:r="http://schemas.openxmlformats.org/officeDocument/2006/relationships" xmlns:wp14="http://schemas.microsoft.com/office/word/2010/wordprocessingDrawing" xmlns:wp="http://schemas.openxmlformats.org/drawingml/2006/wordprocessingDrawing" xmlns:wpg="http://schemas.microsoft.com/office/word/2010/wordprocessingGroup" xmlns:wpi="http://schemas.microsoft.com/office/word/2010/wordprocessingInk" xmlns:wps="http://schemas.microsoft.com/office/word/2010/wordprocessingShape" xmlns:o="urn:schemas-microsoft-com:office:office" xmlns:v="urn:schemas-microsoft-com:vml" xmlns:w10="urn:schemas-microsoft-com:office:word" xmlns:w="http://schemas.openxmlformats.org/wordprocessingml/2006/main" xmlns:w14="http://schemas.microsoft.com/office/word/2010/wordml" xmlns:w15="http://schemas.microsoft.com/office/word/2012/wordml" xmlns:w16cei="http://schemas.microsoft.com/office/word/2026/wordml/cei" xmlns:w16cex="http://schemas.microsoft.com/office/word/2018/wordml/cex" xmlns:w16cid="http://schemas.microsoft.com/office/word/2016/wordml/cid" xmlns:w16="http://schemas.microsoft.com/office/word/2018/wordml" xmlns:w16sdtdh="http://schemas.microsoft.com/office/word/2020/wordml/sdtdatahash" xmlns:w16sdtfl="http://schemas.microsoft.com/office/word/2024/wordml/sdtformatlock" xmlns:w16se="http://schemas.microsoft.com/office/word/2015/wordml/symex" xmlns:w16du="http://schemas.microsoft.com/office/word/2023/wordml/word16du" xmlns:wne="http://schemas.microsoft.com/office/word/2006/wordml" mc:Ignorable="w14 w15 w16se w16cid w16 w16cex w16sdtdh w16sdtfl w16du wp14">
+<w:hdr xmlns:wpc="http://schemas.microsoft.com/office/word/2010/wordprocessingCanvas" xmlns:cx="http://schemas.microsoft.com/office/drawing/2014/chartex" xmlns:cx1="http://schemas.microsoft.com/office/drawing/2015/9/8/chartex" xmlns:cx2="http://schemas.microsoft.com/office/drawing/2015/10/21/chartex" xmlns:cx3="http://schemas.microsoft.com/office/drawing/2016/5/9/chartex" xmlns:cx4="http://schemas.microsoft.com/office/drawing/2016/5/10/chartex" xmlns:cx5="http://schemas.microsoft.com/office/drawing/2016/5/11/chartex" xmlns:cx6="http://schemas.microsoft.com/office/drawing/2016/5/12/chartex" xmlns:cx7="http://schemas.microsoft.com/office/drawing/2016/5/13/chartex" xmlns:cx8="http://schemas.microsoft.com/office/drawing/2016/5/14/chartex" xmlns:mc="http://schemas.openxmlformats.org/markup-compatibility/2006" xmlns:m="http://schemas.openxmlformats.org/officeDocument/2006/math" xmlns:aink="http://schemas.microsoft.com/office/drawing/2016/ink" xmlns:am3d="http://schemas.microsoft.com/office/drawing/2017/model3d" xmlns:oel="http://schemas.microsoft.com/office/2019/extlst" xmlns:r="http://schemas.openxmlformats.org/officeDocument/2006/relationships" xmlns:wp14="http://schemas.microsoft.com/office/word/2010/wordprocessingDrawing" xmlns:wp="http://schemas.openxmlformats.org/drawingml/2006/wordprocessingDrawing" xmlns:wpg="http://schemas.microsoft.com/office/word/2010/wordprocessingGroup" xmlns:wpi="http://schemas.microsoft.com/office/word/2010/wordprocessingInk" xmlns:wps="http://schemas.microsoft.com/office/word/2010/wordprocessingShape" xmlns:o="urn:schemas-microsoft-com:office:office" xmlns:v="urn:schemas-microsoft-com:vml" xmlns:w10="urn:schemas-microsoft-com:office:word" xmlns:w="http://schemas.openxmlformats.org/wordprocessingml/2006/main" xmlns:w14="http://schemas.microsoft.com/office/word/2010/wordml" xmlns:w15="http://schemas.microsoft.com/office/word/2012/wordml" xmlns:w16cex="http://schemas.microsoft.com/office/word/2018/wordml/cex" xmlns:w16cid="http://schemas.microsoft.com/office/word/2016/wordml/cid" xmlns:w16="http://schemas.microsoft.com/office/word/2018/wordml" xmlns:w16sdtdh="http://schemas.microsoft.com/office/word/2020/wordml/sdtdatahash" xmlns:w16sdtfl="http://schemas.microsoft.com/office/word/2024/wordml/sdtformatlock" xmlns:w16se="http://schemas.microsoft.com/office/word/2015/wordml/symex" xmlns:w16du="http://schemas.microsoft.com/office/word/2023/wordml/word16du" xmlns:wne="http://schemas.microsoft.com/office/word/2006/wordml" mc:Ignorable="w14 w15 w16se w16cid w16 w16cex w16sdtdh w16sdtfl w16du wp14">
   <w:sdt>
     <w:sdtPr>
       <w:id w:val="824475838"/>
@@ -27320,7 +23790,7 @@
 </file>
 
 <file path=word/numbering.xml><?xml version="1.0" encoding="utf-8"?>
-<w:numbering xmlns:wpc="http://schemas.microsoft.com/office/word/2010/wordprocessingCanvas" xmlns:cx="http://schemas.microsoft.com/office/drawing/2014/chartex" xmlns:cx1="http://schemas.microsoft.com/office/drawing/2015/9/8/chartex" xmlns:cx2="http://schemas.microsoft.com/office/drawing/2015/10/21/chartex" xmlns:cx3="http://schemas.microsoft.com/office/drawing/2016/5/9/chartex" xmlns:cx4="http://schemas.microsoft.com/office/drawing/2016/5/10/chartex" xmlns:cx5="http://schemas.microsoft.com/office/drawing/2016/5/11/chartex" xmlns:cx6="http://schemas.microsoft.com/office/drawing/2016/5/12/chartex" xmlns:cx7="http://schemas.microsoft.com/office/drawing/2016/5/13/chartex" xmlns:cx8="http://schemas.microsoft.com/office/drawing/2016/5/14/chartex" xmlns:mc="http://schemas.openxmlformats.org/markup-compatibility/2006" xmlns:m="http://schemas.openxmlformats.org/officeDocument/2006/math" xmlns:aink="http://schemas.microsoft.com/office/drawing/2016/ink" xmlns:am3d="http://schemas.microsoft.com/office/drawing/2017/model3d" xmlns:oel="http://schemas.microsoft.com/office/2019/extlst" xmlns:r="http://schemas.openxmlformats.org/officeDocument/2006/relationships" xmlns:wp14="http://schemas.microsoft.com/office/word/2010/wordprocessingDrawing" xmlns:wp="http://schemas.openxmlformats.org/drawingml/2006/wordprocessingDrawing" xmlns:wpg="http://schemas.microsoft.com/office/word/2010/wordprocessingGroup" xmlns:wpi="http://schemas.microsoft.com/office/word/2010/wordprocessingInk" xmlns:wps="http://schemas.microsoft.com/office/word/2010/wordprocessingShape" xmlns:o="urn:schemas-microsoft-com:office:office" xmlns:v="urn:schemas-microsoft-com:vml" xmlns:w10="urn:schemas-microsoft-com:office:word" xmlns:w="http://schemas.openxmlformats.org/wordprocessingml/2006/main" xmlns:w14="http://schemas.microsoft.com/office/word/2010/wordml" xmlns:w15="http://schemas.microsoft.com/office/word/2012/wordml" xmlns:w16cei="http://schemas.microsoft.com/office/word/2026/wordml/cei" xmlns:w16cex="http://schemas.microsoft.com/office/word/2018/wordml/cex" xmlns:w16cid="http://schemas.microsoft.com/office/word/2016/wordml/cid" xmlns:w16="http://schemas.microsoft.com/office/word/2018/wordml" xmlns:w16sdtdh="http://schemas.microsoft.com/office/word/2020/wordml/sdtdatahash" xmlns:w16sdtfl="http://schemas.microsoft.com/office/word/2024/wordml/sdtformatlock" xmlns:w16se="http://schemas.microsoft.com/office/word/2015/wordml/symex" xmlns:w16du="http://schemas.microsoft.com/office/word/2023/wordml/word16du" xmlns:wne="http://schemas.microsoft.com/office/word/2006/wordml" mc:Ignorable="w14 w15 w16se w16cid w16 w16cex w16sdtdh w16sdtfl w16du wp14">
+<w:numbering xmlns:wpc="http://schemas.microsoft.com/office/word/2010/wordprocessingCanvas" xmlns:cx="http://schemas.microsoft.com/office/drawing/2014/chartex" xmlns:cx1="http://schemas.microsoft.com/office/drawing/2015/9/8/chartex" xmlns:cx2="http://schemas.microsoft.com/office/drawing/2015/10/21/chartex" xmlns:cx3="http://schemas.microsoft.com/office/drawing/2016/5/9/chartex" xmlns:cx4="http://schemas.microsoft.com/office/drawing/2016/5/10/chartex" xmlns:cx5="http://schemas.microsoft.com/office/drawing/2016/5/11/chartex" xmlns:cx6="http://schemas.microsoft.com/office/drawing/2016/5/12/chartex" xmlns:cx7="http://schemas.microsoft.com/office/drawing/2016/5/13/chartex" xmlns:cx8="http://schemas.microsoft.com/office/drawing/2016/5/14/chartex" xmlns:mc="http://schemas.openxmlformats.org/markup-compatibility/2006" xmlns:m="http://schemas.openxmlformats.org/officeDocument/2006/math" xmlns:aink="http://schemas.microsoft.com/office/drawing/2016/ink" xmlns:am3d="http://schemas.microsoft.com/office/drawing/2017/model3d" xmlns:oel="http://schemas.microsoft.com/office/2019/extlst" xmlns:r="http://schemas.openxmlformats.org/officeDocument/2006/relationships" xmlns:wp14="http://schemas.microsoft.com/office/word/2010/wordprocessingDrawing" xmlns:wp="http://schemas.openxmlformats.org/drawingml/2006/wordprocessingDrawing" xmlns:wpg="http://schemas.microsoft.com/office/word/2010/wordprocessingGroup" xmlns:wpi="http://schemas.microsoft.com/office/word/2010/wordprocessingInk" xmlns:wps="http://schemas.microsoft.com/office/word/2010/wordprocessingShape" xmlns:o="urn:schemas-microsoft-com:office:office" xmlns:v="urn:schemas-microsoft-com:vml" xmlns:w10="urn:schemas-microsoft-com:office:word" xmlns:w="http://schemas.openxmlformats.org/wordprocessingml/2006/main" xmlns:w14="http://schemas.microsoft.com/office/word/2010/wordml" xmlns:w15="http://schemas.microsoft.com/office/word/2012/wordml" xmlns:w16cex="http://schemas.microsoft.com/office/word/2018/wordml/cex" xmlns:w16cid="http://schemas.microsoft.com/office/word/2016/wordml/cid" xmlns:w16="http://schemas.microsoft.com/office/word/2018/wordml" xmlns:w16sdtdh="http://schemas.microsoft.com/office/word/2020/wordml/sdtdatahash" xmlns:w16sdtfl="http://schemas.microsoft.com/office/word/2024/wordml/sdtformatlock" xmlns:w16se="http://schemas.microsoft.com/office/word/2015/wordml/symex" xmlns:w16du="http://schemas.microsoft.com/office/word/2023/wordml/word16du" xmlns:wne="http://schemas.microsoft.com/office/word/2006/wordml" mc:Ignorable="w14 w15 w16se w16cid w16 w16cex w16sdtdh w16sdtfl w16du wp14">
   <w:abstractNum w:abstractNumId="0" w15:restartNumberingAfterBreak="0">
     <w:nsid w:val="024F32C7"/>
     <w:multiLevelType w:val="hybridMultilevel"/>
@@ -30649,10 +27119,6 @@
 </file>
 
 <file path=customXml/item1.xml><?xml version="1.0" encoding="utf-8"?>
-<b:Sources xmlns:b="http://schemas.openxmlformats.org/officeDocument/2006/bibliography" xmlns="http://schemas.openxmlformats.org/officeDocument/2006/bibliography" SelectedStyle="\APASixthEditionOfficeOnline.xsl" StyleName="APA" Version="6"/>
-</file>
-
-<file path=customXml/item2.xml><?xml version="1.0" encoding="utf-8"?>
 <ct:contentTypeSchema xmlns:ct="http://schemas.microsoft.com/office/2006/metadata/contentType" xmlns:ma="http://schemas.microsoft.com/office/2006/metadata/properties/metaAttributes" ct:_="" ma:_="" ma:contentTypeName="Document" ma:contentTypeID="0x01010025FAD4460542BA45BD6BFA3801BBC4E4" ma:contentTypeVersion="15" ma:contentTypeDescription="Create a new document." ma:contentTypeScope="" ma:versionID="94839b4fa3e8e789438ad84309564f07">
   <xsd:schema xmlns:xsd="http://www.w3.org/2001/XMLSchema" xmlns:xs="http://www.w3.org/2001/XMLSchema" xmlns:p="http://schemas.microsoft.com/office/2006/metadata/properties" xmlns:ns2="abaa4e83-2b59-4bd8-ac4e-1b9f5ceb6895" xmlns:ns3="7d26d664-4dda-4346-9a57-49cc55cf7a56" targetNamespace="http://schemas.microsoft.com/office/2006/metadata/properties" ma:root="true" ma:fieldsID="ae4ade9ca644a978f032e82c984279d3" ns2:_="" ns3:_="">
     <xsd:import namespace="abaa4e83-2b59-4bd8-ac4e-1b9f5ceb6895"/>
@@ -30911,7 +27377,20 @@
 </ct:contentTypeSchema>
 </file>
 
+<file path=customXml/item2.xml><?xml version="1.0" encoding="utf-8"?>
+<b:Sources xmlns:b="http://schemas.openxmlformats.org/officeDocument/2006/bibliography" xmlns="http://schemas.openxmlformats.org/officeDocument/2006/bibliography" SelectedStyle="\APASixthEditionOfficeOnline.xsl" StyleName="APA" Version="6"/>
+</file>
+
 <file path=customXml/item3.xml><?xml version="1.0" encoding="utf-8"?>
+<?mso-contentType ?>
+<FormTemplates xmlns="http://schemas.microsoft.com/sharepoint/v3/contenttype/forms">
+  <Display>DocumentLibraryForm</Display>
+  <Edit>DocumentLibraryForm</Edit>
+  <New>DocumentLibraryForm</New>
+</FormTemplates>
+</file>
+
+<file path=customXml/item4.xml><?xml version="1.0" encoding="utf-8"?>
 <p:properties xmlns:p="http://schemas.microsoft.com/office/2006/metadata/properties" xmlns:xsi="http://www.w3.org/2001/XMLSchema-instance" xmlns:pc="http://schemas.microsoft.com/office/infopath/2007/PartnerControls">
   <documentManagement>
     <SharedWithUsers xmlns="7d26d664-4dda-4346-9a57-49cc55cf7a56">
@@ -30964,24 +27443,7 @@
 </p:properties>
 </file>
 
-<file path=customXml/item4.xml><?xml version="1.0" encoding="utf-8"?>
-<?mso-contentType ?>
-<FormTemplates xmlns="http://schemas.microsoft.com/sharepoint/v3/contenttype/forms">
-  <Display>DocumentLibraryForm</Display>
-  <Edit>DocumentLibraryForm</Edit>
-  <New>DocumentLibraryForm</New>
-</FormTemplates>
-</file>
-
 <file path=customXml/itemProps1.xml><?xml version="1.0" encoding="utf-8"?>
-<ds:datastoreItem xmlns:ds="http://schemas.openxmlformats.org/officeDocument/2006/customXml" ds:itemID="{420E9C9A-1598-4341-9D1B-44C33B976E52}">
-  <ds:schemaRefs>
-    <ds:schemaRef ds:uri="http://schemas.openxmlformats.org/officeDocument/2006/bibliography"/>
-  </ds:schemaRefs>
-</ds:datastoreItem>
-</file>
-
-<file path=customXml/itemProps2.xml><?xml version="1.0" encoding="utf-8"?>
 <ds:datastoreItem xmlns:ds="http://schemas.openxmlformats.org/officeDocument/2006/customXml" ds:itemID="{670B158A-8849-40B0-93C2-2ED10099A352}">
   <ds:schemaRefs>
     <ds:schemaRef ds:uri="http://schemas.microsoft.com/office/2006/metadata/contentType"/>
@@ -31000,7 +27462,23 @@
 </ds:datastoreItem>
 </file>
 
+<file path=customXml/itemProps2.xml><?xml version="1.0" encoding="utf-8"?>
+<ds:datastoreItem xmlns:ds="http://schemas.openxmlformats.org/officeDocument/2006/customXml" ds:itemID="{420E9C9A-1598-4341-9D1B-44C33B976E52}">
+  <ds:schemaRefs>
+    <ds:schemaRef ds:uri="http://schemas.openxmlformats.org/officeDocument/2006/bibliography"/>
+  </ds:schemaRefs>
+</ds:datastoreItem>
+</file>
+
 <file path=customXml/itemProps3.xml><?xml version="1.0" encoding="utf-8"?>
+<ds:datastoreItem xmlns:ds="http://schemas.openxmlformats.org/officeDocument/2006/customXml" ds:itemID="{1ADD0977-0ADD-4F58-A522-EDB9C59E7961}">
+  <ds:schemaRefs>
+    <ds:schemaRef ds:uri="http://schemas.microsoft.com/sharepoint/v3/contenttype/forms"/>
+  </ds:schemaRefs>
+</ds:datastoreItem>
+</file>
+
+<file path=customXml/itemProps4.xml><?xml version="1.0" encoding="utf-8"?>
 <ds:datastoreItem xmlns:ds="http://schemas.openxmlformats.org/officeDocument/2006/customXml" ds:itemID="{C38452B0-A4A8-46CB-AF96-AD77C1D3D932}">
   <ds:schemaRefs>
     <ds:schemaRef ds:uri="http://schemas.microsoft.com/office/2006/metadata/properties"/>
@@ -31009,12 +27487,4 @@
     <ds:schemaRef ds:uri="abaa4e83-2b59-4bd8-ac4e-1b9f5ceb6895"/>
   </ds:schemaRefs>
 </ds:datastoreItem>
-</file>
-
-<file path=customXml/itemProps4.xml><?xml version="1.0" encoding="utf-8"?>
-<ds:datastoreItem xmlns:ds="http://schemas.openxmlformats.org/officeDocument/2006/customXml" ds:itemID="{1ADD0977-0ADD-4F58-A522-EDB9C59E7961}">
-  <ds:schemaRefs>
-    <ds:schemaRef ds:uri="http://schemas.microsoft.com/sharepoint/v3/contenttype/forms"/>
-  </ds:schemaRefs>
-</ds:datastoreItem>
 </file>